--- a/初稿.docx
+++ b/初稿.docx
@@ -3660,9 +3660,6 @@
     <w:p>
       <w:pPr>
         <w:ind w:firstLineChars="200" w:firstLine="480"/>
-        <w:rPr>
-          <w:rFonts w:hint="eastAsia"/>
-        </w:rPr>
       </w:pPr>
       <w:r>
         <w:rPr>
@@ -3805,9 +3802,6 @@
     <w:p>
       <w:pPr>
         <w:ind w:firstLineChars="200" w:firstLine="480"/>
-        <w:rPr>
-          <w:rFonts w:hint="eastAsia"/>
-        </w:rPr>
       </w:pPr>
       <w:r>
         <w:rPr>
@@ -4022,9 +4016,6 @@
     <w:p>
       <w:pPr>
         <w:ind w:firstLineChars="200" w:firstLine="480"/>
-        <w:rPr>
-          <w:rFonts w:hint="eastAsia"/>
-        </w:rPr>
       </w:pPr>
       <w:r>
         <w:rPr>
@@ -4140,14 +4131,12 @@
         </w:rPr>
         <w:t>标签的检测，但在实际应用中仍面临挑战。例如，</w:t>
       </w:r>
-      <w:proofErr w:type="spellStart"/>
       <w:r>
         <w:rPr>
           <w:rFonts w:hint="eastAsia"/>
         </w:rPr>
         <w:t>BackPos</w:t>
       </w:r>
-      <w:proofErr w:type="spellEnd"/>
       <w:r>
         <w:rPr>
           <w:rFonts w:hint="eastAsia"/>
@@ -4308,35 +4297,7 @@
         <w:rPr>
           <w:rFonts w:hint="eastAsia"/>
         </w:rPr>
-        <w:t>在图书管理中，图像识别技术通过摄像头获取书架上图书的图像，自动分析书脊上的文字、图案以及书籍的位置，并与数据库中的信息进行比对，从而识别出图书是否被摆放在正确的位置。当图书发生错位时，系统能够及时检测并标记，以便管理员进行调整。尽管图像识别技术在图书错位检测中展现了较大的应用潜力，但仍存在一些显著的缺点。首先，处理速度和实时性是一个主要挑战，尤其是在大规模图书馆中，实时检测效率可能不够理想。其次，算法的复杂度较高，开发和维护成本较大，并且对系统的硬件资源要求较高。此外，图像识别技术的环境适应性较差，光照不均、书架高度</w:t>
-      </w:r>
-      <w:proofErr w:type="gramStart"/>
-      <w:r>
-        <w:rPr>
-          <w:rFonts w:hint="eastAsia"/>
-        </w:rPr>
-        <w:t>不</w:t>
-      </w:r>
-      <w:proofErr w:type="gramEnd"/>
-      <w:r>
-        <w:rPr>
-          <w:rFonts w:hint="eastAsia"/>
-        </w:rPr>
-        <w:t>同等因素都会影响识别的准确性。图像识别还依赖于高质量的训练数据，</w:t>
-      </w:r>
-      <w:proofErr w:type="gramStart"/>
-      <w:r>
-        <w:rPr>
-          <w:rFonts w:hint="eastAsia"/>
-        </w:rPr>
-        <w:t>若数据</w:t>
-      </w:r>
-      <w:proofErr w:type="gramEnd"/>
-      <w:r>
-        <w:rPr>
-          <w:rFonts w:hint="eastAsia"/>
-        </w:rPr>
-        <w:t>不足或不够多样化，模型的泛化能力将受到限制。最后，对于书脊设计复杂的图书，识别的准确性也可能受到影响。这些局限性表明，图像识别技术在错位检测中的应用仍需进一步优化。</w:t>
+        <w:t>在图书管理中，图像识别技术通过摄像头获取书架上图书的图像，自动分析书脊上的文字、图案以及书籍的位置，并与数据库中的信息进行比对，从而识别出图书是否被摆放在正确的位置。当图书发生错位时，系统能够及时检测并标记，以便管理员进行调整。尽管图像识别技术在图书错位检测中展现了较大的应用潜力，但仍存在一些显著的缺点。首先，处理速度和实时性是一个主要挑战，尤其是在大规模图书馆中，实时检测效率可能不够理想。其次，算法的复杂度较高，开发和维护成本较大，并且对系统的硬件资源要求较高。此外，图像识别技术的环境适应性较差，光照不均、书架高度不同等因素都会影响识别的准确性。图像识别还依赖于高质量的训练数据，若数据不足或不够多样化，模型的泛化能力将受到限制。最后，对于书脊设计复杂的图书，识别的准确性也可能受到影响。这些局限性表明，图像识别技术在错位检测中的应用仍需进一步优化。</w:t>
       </w:r>
     </w:p>
     <w:p>
@@ -4521,9 +4482,6 @@
     <w:p>
       <w:pPr>
         <w:ind w:firstLineChars="200" w:firstLine="480"/>
-        <w:rPr>
-          <w:rFonts w:hint="eastAsia"/>
-        </w:rPr>
       </w:pPr>
       <w:r>
         <w:rPr>
@@ -4584,27 +4542,97 @@
       </w:r>
     </w:p>
     <w:p>
-      <w:r>
-        <w:rPr>
-          <w:rFonts w:hint="eastAsia"/>
-        </w:rPr>
-        <w:t>本文提出了一种</w:t>
-      </w:r>
-      <w:r>
-        <w:rPr>
-          <w:rFonts w:hint="eastAsia"/>
-        </w:rPr>
-        <w:t>基于图像识别的错位图书检测</w:t>
-      </w:r>
-      <w:r>
-        <w:rPr>
-          <w:rFonts w:hint="eastAsia"/>
-        </w:rPr>
-        <w:t>系统的设计与实现方案，主要研究内容包括：</w:t>
-      </w:r>
-    </w:p>
-    <w:p>
-      <w:pPr>
+      <w:pPr>
+        <w:ind w:firstLineChars="200" w:firstLine="480"/>
+      </w:pPr>
+      <w:r>
+        <w:rPr>
+          <w:rFonts w:hint="eastAsia"/>
+        </w:rPr>
+        <w:t>本文提出了一种基于图像识别的错位图书检测系统的设计与实现方案，主要研究内容</w:t>
+      </w:r>
+      <w:r>
+        <w:rPr>
+          <w:rFonts w:hint="eastAsia"/>
+        </w:rPr>
+        <w:t>为实现图书错位检测功能。</w:t>
+      </w:r>
+    </w:p>
+    <w:p>
+      <w:pPr>
+        <w:ind w:firstLineChars="200" w:firstLine="480"/>
+      </w:pPr>
+      <w:r>
+        <w:rPr>
+          <w:rFonts w:hint="eastAsia"/>
+        </w:rPr>
+        <w:t>首先，使用</w:t>
+      </w:r>
+      <w:r>
+        <w:rPr>
+          <w:rFonts w:hint="eastAsia"/>
+        </w:rPr>
+        <w:t>Python</w:t>
+      </w:r>
+      <w:r>
+        <w:rPr>
+          <w:rFonts w:hint="eastAsia"/>
+        </w:rPr>
+        <w:t>实现错位检测底层逻辑语言的构建；其次，在与</w:t>
+      </w:r>
+      <w:r>
+        <w:rPr>
+          <w:rFonts w:hint="eastAsia"/>
+        </w:rPr>
+        <w:t>MySQL</w:t>
+      </w:r>
+      <w:r>
+        <w:rPr>
+          <w:rFonts w:hint="eastAsia"/>
+        </w:rPr>
+        <w:t>集成开发，构建书籍、人员信息表；最后，通过微信开发者工具完成小程序页面。图书错位</w:t>
+      </w:r>
+      <w:r>
+        <w:rPr>
+          <w:rFonts w:hint="eastAsia"/>
+        </w:rPr>
+        <w:t>检测</w:t>
+      </w:r>
+      <w:r>
+        <w:rPr>
+          <w:rFonts w:hint="eastAsia"/>
+        </w:rPr>
+        <w:t>时，首先</w:t>
+      </w:r>
+      <w:r>
+        <w:rPr>
+          <w:rFonts w:hint="eastAsia"/>
+        </w:rPr>
+        <w:t>通过手机对书架条形码进行扫描，确定了该书架单元格理论上放置的书籍信息；然后拍摄该单元格照片上传，系统会将照片分割到每本书的索书号区域，通过识别并比较索书号来判断是否存在错位图书，若存在则会返回标记出错位图书的图片。</w:t>
+      </w:r>
+    </w:p>
+    <w:p>
+      <w:pPr>
+        <w:ind w:firstLineChars="200" w:firstLine="480"/>
+      </w:pPr>
+      <w:r>
+        <w:rPr>
+          <w:rFonts w:hint="eastAsia"/>
+        </w:rPr>
+        <w:t>与此类似的图书查找功能</w:t>
+      </w:r>
+    </w:p>
+    <w:p>
+      <w:pPr>
+        <w:ind w:firstLineChars="200" w:firstLine="480"/>
+        <w:rPr>
+          <w:rFonts w:hint="eastAsia"/>
+        </w:rPr>
+      </w:pPr>
+    </w:p>
+    <w:p>
+      <w:pPr>
+        <w:ind w:firstLineChars="200" w:firstLine="480"/>
         <w:rPr>
           <w:rFonts w:hint="eastAsia"/>
         </w:rPr>
@@ -4629,9 +4657,7 @@
     </w:p>
     <w:p>
       <w:pPr>
-        <w:rPr>
-          <w:rFonts w:hint="eastAsia"/>
-        </w:rPr>
+        <w:ind w:firstLineChars="200" w:firstLine="480"/>
       </w:pPr>
     </w:p>
     <w:p>
@@ -4656,17 +4682,181 @@
       </w:r>
       <w:bookmarkEnd w:id="4"/>
     </w:p>
+    <w:p>
+      <w:pPr>
+        <w:ind w:firstLineChars="200" w:firstLine="480"/>
+      </w:pPr>
+    </w:p>
+    <w:p>
+      <w:pPr>
+        <w:pStyle w:val="1"/>
+      </w:pPr>
+      <w:bookmarkStart w:id="5" w:name="_Toc175059283"/>
+      <w:r>
+        <w:rPr>
+          <w:rFonts w:hint="eastAsia"/>
+        </w:rPr>
+        <w:lastRenderedPageBreak/>
+        <w:t>第二章</w:t>
+      </w:r>
+      <w:r>
+        <w:rPr>
+          <w:rFonts w:hint="eastAsia"/>
+        </w:rPr>
+        <w:t xml:space="preserve"> </w:t>
+      </w:r>
+      <w:r>
+        <w:rPr>
+          <w:rFonts w:hint="eastAsia"/>
+        </w:rPr>
+        <w:t>深度学习理论基础</w:t>
+      </w:r>
+      <w:bookmarkEnd w:id="5"/>
+    </w:p>
+    <w:p>
+      <w:pPr>
+        <w:pStyle w:val="2"/>
+        <w:rPr>
+          <w:rFonts w:hint="eastAsia"/>
+        </w:rPr>
+      </w:pPr>
+      <w:bookmarkStart w:id="6" w:name="_Toc175059284"/>
+      <w:r>
+        <w:rPr>
+          <w:rFonts w:hint="eastAsia"/>
+        </w:rPr>
+        <w:t xml:space="preserve">2.1 </w:t>
+      </w:r>
+      <w:r>
+        <w:rPr>
+          <w:rFonts w:hint="eastAsia"/>
+        </w:rPr>
+        <w:t>图像分割任务与常用数据集</w:t>
+      </w:r>
+      <w:bookmarkEnd w:id="6"/>
+    </w:p>
     <w:p/>
     <w:p>
       <w:pPr>
+        <w:pStyle w:val="a5"/>
+      </w:pPr>
+      <w:r>
+        <w:rPr>
+          <w:rFonts w:hint="eastAsia"/>
+        </w:rPr>
+        <w:t xml:space="preserve">2.1.1 </w:t>
+      </w:r>
+      <w:r>
+        <w:rPr>
+          <w:rFonts w:hint="eastAsia"/>
+        </w:rPr>
+        <w:t>图像分割任务</w:t>
+      </w:r>
+    </w:p>
+    <w:p/>
+    <w:p>
+      <w:pPr>
+        <w:pStyle w:val="a5"/>
+      </w:pPr>
+      <w:r>
+        <w:rPr>
+          <w:rFonts w:hint="eastAsia"/>
+        </w:rPr>
+        <w:t xml:space="preserve">2.1.2 </w:t>
+      </w:r>
+      <w:r>
+        <w:rPr>
+          <w:rFonts w:hint="eastAsia"/>
+        </w:rPr>
+        <w:t>常用数据集</w:t>
+      </w:r>
+    </w:p>
+    <w:p/>
+    <w:p>
+      <w:pPr>
+        <w:pStyle w:val="2"/>
+        <w:rPr>
+          <w:rFonts w:hint="eastAsia"/>
+        </w:rPr>
+      </w:pPr>
+      <w:bookmarkStart w:id="7" w:name="_Toc175059285"/>
+      <w:r>
+        <w:rPr>
+          <w:rFonts w:hint="eastAsia"/>
+        </w:rPr>
+        <w:t xml:space="preserve">2.2 </w:t>
+      </w:r>
+      <w:r>
+        <w:rPr>
+          <w:rFonts w:hint="eastAsia"/>
+        </w:rPr>
+        <w:t>基于深度学习的图像分割算法简介</w:t>
+      </w:r>
+      <w:bookmarkEnd w:id="7"/>
+    </w:p>
+    <w:p/>
+    <w:p>
+      <w:pPr>
+        <w:pStyle w:val="2"/>
+        <w:rPr>
+          <w:rFonts w:hint="eastAsia"/>
+        </w:rPr>
+      </w:pPr>
+      <w:bookmarkStart w:id="8" w:name="_Toc175059286"/>
+      <w:r>
+        <w:rPr>
+          <w:rFonts w:hint="eastAsia"/>
+        </w:rPr>
+        <w:t xml:space="preserve">2.3 </w:t>
+      </w:r>
+      <w:r>
+        <w:rPr>
+          <w:rFonts w:ascii="黑体" w:hAnsi="黑体" w:hint="eastAsia"/>
+        </w:rPr>
+        <w:t>YOLO</w:t>
+      </w:r>
+      <w:r>
+        <w:rPr>
+          <w:rFonts w:hint="eastAsia"/>
+        </w:rPr>
+        <w:t>算法</w:t>
+      </w:r>
+      <w:bookmarkEnd w:id="8"/>
+    </w:p>
+    <w:p/>
+    <w:p>
+      <w:pPr>
+        <w:pStyle w:val="2"/>
+        <w:rPr>
+          <w:rFonts w:hint="eastAsia"/>
+        </w:rPr>
+      </w:pPr>
+      <w:bookmarkStart w:id="9" w:name="_Toc175059287"/>
+      <w:r>
+        <w:rPr>
+          <w:rFonts w:hint="eastAsia"/>
+        </w:rPr>
+        <w:t xml:space="preserve">2.4 </w:t>
+      </w:r>
+      <w:r>
+        <w:rPr>
+          <w:rFonts w:hint="eastAsia"/>
+        </w:rPr>
+        <w:t>本章小结</w:t>
+      </w:r>
+      <w:bookmarkEnd w:id="9"/>
+    </w:p>
+    <w:p/>
+    <w:p>
+      <w:pPr>
         <w:pStyle w:val="1"/>
       </w:pPr>
-      <w:bookmarkStart w:id="5" w:name="_Toc175059283"/>
-      <w:r>
-        <w:rPr>
-          <w:rFonts w:hint="eastAsia"/>
-        </w:rPr>
-        <w:t>第二章</w:t>
+      <w:bookmarkStart w:id="10" w:name="_Toc175059288"/>
+      <w:r>
+        <w:rPr>
+          <w:rFonts w:hint="eastAsia"/>
+        </w:rPr>
+        <w:t>第三章</w:t>
       </w:r>
       <w:r>
         <w:rPr>
@@ -4678,9 +4868,9 @@
         <w:rPr>
           <w:rFonts w:hint="eastAsia"/>
         </w:rPr>
-        <w:t>深度学习理论基础</w:t>
-      </w:r>
-      <w:bookmarkEnd w:id="5"/>
+        <w:t>数据与实验环境</w:t>
+      </w:r>
+      <w:bookmarkEnd w:id="10"/>
     </w:p>
     <w:p>
       <w:pPr>
@@ -4689,37 +4879,177 @@
           <w:rFonts w:hint="eastAsia"/>
         </w:rPr>
       </w:pPr>
-      <w:bookmarkStart w:id="6" w:name="_Toc175059284"/>
-      <w:r>
-        <w:rPr>
-          <w:rFonts w:hint="eastAsia"/>
-        </w:rPr>
-        <w:t xml:space="preserve">2.1 </w:t>
-      </w:r>
-      <w:r>
-        <w:rPr>
-          <w:rFonts w:hint="eastAsia"/>
-        </w:rPr>
-        <w:t>图像分割任务与常用数据集</w:t>
-      </w:r>
-      <w:bookmarkEnd w:id="6"/>
+      <w:bookmarkStart w:id="11" w:name="_Toc175059289"/>
+      <w:r>
+        <w:rPr>
+          <w:rFonts w:hint="eastAsia"/>
+        </w:rPr>
+        <w:t xml:space="preserve">3.1 </w:t>
+      </w:r>
+      <w:r>
+        <w:rPr>
+          <w:rFonts w:hint="eastAsia"/>
+        </w:rPr>
+        <w:t>数据集的构建</w:t>
+      </w:r>
+      <w:bookmarkEnd w:id="11"/>
     </w:p>
     <w:p/>
     <w:p>
       <w:pPr>
+        <w:pStyle w:val="2"/>
+        <w:rPr>
+          <w:rFonts w:hint="eastAsia"/>
+        </w:rPr>
+      </w:pPr>
+      <w:bookmarkStart w:id="12" w:name="_Toc175059290"/>
+      <w:r>
+        <w:rPr>
+          <w:rFonts w:hint="eastAsia"/>
+        </w:rPr>
+        <w:t xml:space="preserve">3.2 </w:t>
+      </w:r>
+      <w:r>
+        <w:rPr>
+          <w:rFonts w:hint="eastAsia"/>
+        </w:rPr>
+        <w:t>运行环境</w:t>
+      </w:r>
+      <w:bookmarkEnd w:id="12"/>
+    </w:p>
+    <w:p/>
+    <w:p>
+      <w:pPr>
+        <w:pStyle w:val="2"/>
+        <w:rPr>
+          <w:rFonts w:hint="eastAsia"/>
+        </w:rPr>
+      </w:pPr>
+      <w:bookmarkStart w:id="13" w:name="_Toc175059291"/>
+      <w:r>
+        <w:rPr>
+          <w:rFonts w:hint="eastAsia"/>
+        </w:rPr>
+        <w:lastRenderedPageBreak/>
+        <w:t xml:space="preserve">3.3 </w:t>
+      </w:r>
+      <w:r>
+        <w:rPr>
+          <w:rFonts w:hint="eastAsia"/>
+        </w:rPr>
+        <w:t>本章小结</w:t>
+      </w:r>
+      <w:bookmarkEnd w:id="13"/>
+    </w:p>
+    <w:p/>
+    <w:p>
+      <w:pPr>
+        <w:pStyle w:val="1"/>
+      </w:pPr>
+      <w:bookmarkStart w:id="14" w:name="_Toc175059292"/>
+      <w:r>
+        <w:rPr>
+          <w:rFonts w:hint="eastAsia"/>
+        </w:rPr>
+        <w:t>第四章</w:t>
+      </w:r>
+      <w:r>
+        <w:rPr>
+          <w:rFonts w:hint="eastAsia"/>
+        </w:rPr>
+        <w:t xml:space="preserve"> </w:t>
+      </w:r>
+      <w:r>
+        <w:rPr>
+          <w:rFonts w:hint="eastAsia"/>
+        </w:rPr>
+        <w:t>系统设计</w:t>
+      </w:r>
+      <w:bookmarkEnd w:id="14"/>
+    </w:p>
+    <w:p>
+      <w:pPr>
+        <w:pStyle w:val="2"/>
+        <w:rPr>
+          <w:rFonts w:hint="eastAsia"/>
+        </w:rPr>
+      </w:pPr>
+      <w:bookmarkStart w:id="15" w:name="_Toc175059293"/>
+      <w:r>
+        <w:rPr>
+          <w:rFonts w:hint="eastAsia"/>
+        </w:rPr>
+        <w:t xml:space="preserve">4.1 </w:t>
+      </w:r>
+      <w:r>
+        <w:rPr>
+          <w:rFonts w:hint="eastAsia"/>
+        </w:rPr>
+        <w:t>软硬件环境</w:t>
+      </w:r>
+      <w:bookmarkEnd w:id="15"/>
+    </w:p>
+    <w:p/>
+    <w:p>
+      <w:pPr>
+        <w:pStyle w:val="2"/>
+        <w:rPr>
+          <w:rFonts w:hint="eastAsia"/>
+        </w:rPr>
+      </w:pPr>
+      <w:bookmarkStart w:id="16" w:name="_Toc175059294"/>
+      <w:r>
+        <w:rPr>
+          <w:rFonts w:hint="eastAsia"/>
+        </w:rPr>
+        <w:t xml:space="preserve">4.2 </w:t>
+      </w:r>
+      <w:r>
+        <w:rPr>
+          <w:rFonts w:hint="eastAsia"/>
+        </w:rPr>
+        <w:t>软件介绍</w:t>
+      </w:r>
+      <w:bookmarkEnd w:id="16"/>
+    </w:p>
+    <w:p/>
+    <w:p>
+      <w:pPr>
+        <w:pStyle w:val="2"/>
+        <w:rPr>
+          <w:rFonts w:hint="eastAsia"/>
+        </w:rPr>
+      </w:pPr>
+      <w:bookmarkStart w:id="17" w:name="_Toc175059295"/>
+      <w:r>
+        <w:rPr>
+          <w:rFonts w:hint="eastAsia"/>
+        </w:rPr>
+        <w:t xml:space="preserve">4.3 </w:t>
+      </w:r>
+      <w:r>
+        <w:rPr>
+          <w:rFonts w:hint="eastAsia"/>
+        </w:rPr>
+        <w:t>系统功能设计与需求分析</w:t>
+      </w:r>
+      <w:bookmarkEnd w:id="17"/>
+    </w:p>
+    <w:p>
+      <w:pPr>
         <w:pStyle w:val="a5"/>
       </w:pPr>
       <w:r>
         <w:rPr>
           <w:rFonts w:hint="eastAsia"/>
         </w:rPr>
-        <w:t xml:space="preserve">2.1.1 </w:t>
-      </w:r>
-      <w:r>
-        <w:rPr>
-          <w:rFonts w:hint="eastAsia"/>
-        </w:rPr>
-        <w:t>图像分割任务</w:t>
+        <w:t xml:space="preserve">4.3.1 </w:t>
+      </w:r>
+      <w:r>
+        <w:rPr>
+          <w:rFonts w:hint="eastAsia"/>
+        </w:rPr>
+        <w:t>系统需求分析</w:t>
       </w:r>
     </w:p>
     <w:p/>
@@ -4731,66 +5061,122 @@
         <w:rPr>
           <w:rFonts w:hint="eastAsia"/>
         </w:rPr>
-        <w:t xml:space="preserve">2.1.2 </w:t>
-      </w:r>
-      <w:r>
-        <w:rPr>
-          <w:rFonts w:hint="eastAsia"/>
-        </w:rPr>
-        <w:t>常用数据集</w:t>
+        <w:t xml:space="preserve">4.3.2 </w:t>
+      </w:r>
+      <w:r>
+        <w:rPr>
+          <w:rFonts w:hint="eastAsia"/>
+        </w:rPr>
+        <w:t>非功能需求功能介绍</w:t>
       </w:r>
     </w:p>
     <w:p/>
     <w:p>
       <w:pPr>
+        <w:pStyle w:val="a5"/>
+      </w:pPr>
+      <w:r>
+        <w:rPr>
+          <w:rFonts w:hint="eastAsia"/>
+        </w:rPr>
+        <w:t xml:space="preserve">4.3.3 </w:t>
+      </w:r>
+      <w:r>
+        <w:rPr>
+          <w:rFonts w:hint="eastAsia"/>
+        </w:rPr>
+        <w:t>系统功能介绍</w:t>
+      </w:r>
+    </w:p>
+    <w:p/>
+    <w:p>
+      <w:pPr>
+        <w:pStyle w:val="a5"/>
+      </w:pPr>
+      <w:r>
+        <w:rPr>
+          <w:rFonts w:hint="eastAsia"/>
+        </w:rPr>
+        <w:t xml:space="preserve">4.3.4 </w:t>
+      </w:r>
+      <w:r>
+        <w:rPr>
+          <w:rFonts w:hint="eastAsia"/>
+        </w:rPr>
+        <w:t>功能模块设计</w:t>
+      </w:r>
+    </w:p>
+    <w:p/>
+    <w:p>
+      <w:pPr>
         <w:pStyle w:val="2"/>
         <w:rPr>
           <w:rFonts w:hint="eastAsia"/>
         </w:rPr>
       </w:pPr>
-      <w:bookmarkStart w:id="7" w:name="_Toc175059285"/>
-      <w:r>
-        <w:rPr>
-          <w:rFonts w:hint="eastAsia"/>
-        </w:rPr>
-        <w:t xml:space="preserve">2.2 </w:t>
-      </w:r>
-      <w:r>
-        <w:rPr>
-          <w:rFonts w:hint="eastAsia"/>
-        </w:rPr>
-        <w:t>基于深度学习的图像分割算法简介</w:t>
-      </w:r>
-      <w:bookmarkEnd w:id="7"/>
+      <w:bookmarkStart w:id="18" w:name="_Toc175059296"/>
+      <w:r>
+        <w:rPr>
+          <w:rFonts w:hint="eastAsia"/>
+        </w:rPr>
+        <w:t xml:space="preserve">4.4 </w:t>
+      </w:r>
+      <w:r>
+        <w:rPr>
+          <w:rFonts w:hint="eastAsia"/>
+        </w:rPr>
+        <w:t>本章小结</w:t>
+      </w:r>
+      <w:bookmarkEnd w:id="18"/>
     </w:p>
     <w:p/>
     <w:p>
       <w:pPr>
+        <w:pStyle w:val="1"/>
+      </w:pPr>
+      <w:bookmarkStart w:id="19" w:name="_Toc175059297"/>
+      <w:r>
+        <w:rPr>
+          <w:rFonts w:hint="eastAsia"/>
+        </w:rPr>
+        <w:lastRenderedPageBreak/>
+        <w:t>第五章</w:t>
+      </w:r>
+      <w:r>
+        <w:rPr>
+          <w:rFonts w:hint="eastAsia"/>
+        </w:rPr>
+        <w:t xml:space="preserve"> </w:t>
+      </w:r>
+      <w:r>
+        <w:rPr>
+          <w:rFonts w:hint="eastAsia"/>
+        </w:rPr>
+        <w:t>系统实现</w:t>
+      </w:r>
+      <w:bookmarkEnd w:id="19"/>
+    </w:p>
+    <w:p>
+      <w:pPr>
         <w:pStyle w:val="2"/>
         <w:rPr>
           <w:rFonts w:hint="eastAsia"/>
         </w:rPr>
       </w:pPr>
-      <w:bookmarkStart w:id="8" w:name="_Toc175059286"/>
-      <w:r>
-        <w:rPr>
-          <w:rFonts w:hint="eastAsia"/>
-        </w:rPr>
-        <w:t xml:space="preserve">2.3 </w:t>
-      </w:r>
-      <w:r>
-        <w:rPr>
-          <w:rFonts w:ascii="黑体" w:hAnsi="黑体" w:hint="eastAsia"/>
-        </w:rPr>
-        <w:t>YOLO</w:t>
-      </w:r>
-      <w:r>
-        <w:rPr>
-          <w:rFonts w:hint="eastAsia"/>
-        </w:rPr>
-        <w:t>算法</w:t>
-      </w:r>
-      <w:bookmarkEnd w:id="8"/>
+      <w:bookmarkStart w:id="20" w:name="_Toc175059298"/>
+      <w:r>
+        <w:rPr>
+          <w:rFonts w:hint="eastAsia"/>
+        </w:rPr>
+        <w:t xml:space="preserve">5.1 </w:t>
+      </w:r>
+      <w:r>
+        <w:rPr>
+          <w:rFonts w:hint="eastAsia"/>
+        </w:rPr>
+        <w:t>微信小程序介绍</w:t>
+      </w:r>
+      <w:bookmarkEnd w:id="20"/>
     </w:p>
     <w:p/>
     <w:p>
@@ -4800,12 +5186,58 @@
           <w:rFonts w:hint="eastAsia"/>
         </w:rPr>
       </w:pPr>
-      <w:bookmarkStart w:id="9" w:name="_Toc175059287"/>
-      <w:r>
-        <w:rPr>
-          <w:rFonts w:hint="eastAsia"/>
-        </w:rPr>
-        <w:t xml:space="preserve">2.4 </w:t>
+      <w:bookmarkStart w:id="21" w:name="_Toc175059299"/>
+      <w:r>
+        <w:rPr>
+          <w:rFonts w:hint="eastAsia"/>
+        </w:rPr>
+        <w:t xml:space="preserve">5.2 </w:t>
+      </w:r>
+      <w:r>
+        <w:rPr>
+          <w:rFonts w:hint="eastAsia"/>
+        </w:rPr>
+        <w:t>系统原理及功能介绍</w:t>
+      </w:r>
+      <w:bookmarkEnd w:id="21"/>
+    </w:p>
+    <w:p/>
+    <w:p>
+      <w:pPr>
+        <w:pStyle w:val="2"/>
+        <w:rPr>
+          <w:rFonts w:hint="eastAsia"/>
+        </w:rPr>
+      </w:pPr>
+      <w:bookmarkStart w:id="22" w:name="_Toc175059300"/>
+      <w:r>
+        <w:rPr>
+          <w:rFonts w:hint="eastAsia"/>
+        </w:rPr>
+        <w:t xml:space="preserve">5.3 </w:t>
+      </w:r>
+      <w:r>
+        <w:rPr>
+          <w:rFonts w:hint="eastAsia"/>
+        </w:rPr>
+        <w:t>核心代码及实例演示</w:t>
+      </w:r>
+      <w:bookmarkEnd w:id="22"/>
+    </w:p>
+    <w:p/>
+    <w:p>
+      <w:pPr>
+        <w:pStyle w:val="2"/>
+        <w:rPr>
+          <w:rFonts w:hint="eastAsia"/>
+        </w:rPr>
+      </w:pPr>
+      <w:bookmarkStart w:id="23" w:name="_Toc175059301"/>
+      <w:r>
+        <w:rPr>
+          <w:rFonts w:hint="eastAsia"/>
+        </w:rPr>
+        <w:t xml:space="preserve">5.4 </w:t>
       </w:r>
       <w:r>
         <w:rPr>
@@ -4813,19 +5245,19 @@
         </w:rPr>
         <w:t>本章小结</w:t>
       </w:r>
-      <w:bookmarkEnd w:id="9"/>
+      <w:bookmarkEnd w:id="23"/>
     </w:p>
     <w:p/>
     <w:p>
       <w:pPr>
         <w:pStyle w:val="1"/>
       </w:pPr>
-      <w:bookmarkStart w:id="10" w:name="_Toc175059288"/>
-      <w:r>
-        <w:rPr>
-          <w:rFonts w:hint="eastAsia"/>
-        </w:rPr>
-        <w:t>第三章</w:t>
+      <w:bookmarkStart w:id="24" w:name="_Toc175059302"/>
+      <w:r>
+        <w:rPr>
+          <w:rFonts w:hint="eastAsia"/>
+        </w:rPr>
+        <w:t>第六章</w:t>
       </w:r>
       <w:r>
         <w:rPr>
@@ -4837,10 +5269,28 @@
         <w:rPr>
           <w:rFonts w:hint="eastAsia"/>
         </w:rPr>
-        <w:t>数据与实验环境</w:t>
-      </w:r>
-      <w:bookmarkEnd w:id="10"/>
-    </w:p>
+        <w:t>总结与展望</w:t>
+      </w:r>
+      <w:bookmarkEnd w:id="24"/>
+    </w:p>
+    <w:p>
+      <w:pPr>
+        <w:pStyle w:val="a5"/>
+      </w:pPr>
+      <w:r>
+        <w:rPr>
+          <w:rFonts w:hint="eastAsia"/>
+        </w:rPr>
+        <w:t xml:space="preserve">6.1 </w:t>
+      </w:r>
+      <w:r>
+        <w:rPr>
+          <w:rFonts w:hint="eastAsia"/>
+        </w:rPr>
+        <w:t>总结</w:t>
+      </w:r>
+    </w:p>
+    <w:p/>
     <w:p>
       <w:pPr>
         <w:pStyle w:val="2"/>
@@ -4848,464 +5298,46 @@
           <w:rFonts w:hint="eastAsia"/>
         </w:rPr>
       </w:pPr>
-      <w:bookmarkStart w:id="11" w:name="_Toc175059289"/>
-      <w:r>
-        <w:rPr>
-          <w:rFonts w:hint="eastAsia"/>
-        </w:rPr>
-        <w:t xml:space="preserve">3.1 </w:t>
-      </w:r>
-      <w:r>
-        <w:rPr>
-          <w:rFonts w:hint="eastAsia"/>
-        </w:rPr>
-        <w:t>数据集的构建</w:t>
-      </w:r>
-      <w:bookmarkEnd w:id="11"/>
+      <w:bookmarkStart w:id="25" w:name="_Toc175059303"/>
+      <w:r>
+        <w:rPr>
+          <w:rFonts w:hint="eastAsia"/>
+        </w:rPr>
+        <w:t xml:space="preserve">6.2 </w:t>
+      </w:r>
+      <w:r>
+        <w:rPr>
+          <w:rFonts w:hint="eastAsia"/>
+        </w:rPr>
+        <w:t>展望</w:t>
+      </w:r>
+      <w:bookmarkEnd w:id="25"/>
     </w:p>
     <w:p/>
     <w:p>
       <w:pPr>
-        <w:pStyle w:val="2"/>
-        <w:rPr>
-          <w:rFonts w:hint="eastAsia"/>
-        </w:rPr>
-      </w:pPr>
-      <w:bookmarkStart w:id="12" w:name="_Toc175059290"/>
-      <w:r>
-        <w:rPr>
-          <w:rFonts w:hint="eastAsia"/>
-        </w:rPr>
-        <w:t xml:space="preserve">3.2 </w:t>
-      </w:r>
-      <w:r>
-        <w:rPr>
-          <w:rFonts w:hint="eastAsia"/>
-        </w:rPr>
-        <w:t>运行环境</w:t>
-      </w:r>
-      <w:bookmarkEnd w:id="12"/>
+        <w:pStyle w:val="1"/>
+      </w:pPr>
+      <w:bookmarkStart w:id="26" w:name="_Toc175059304"/>
+      <w:r>
+        <w:rPr>
+          <w:rFonts w:hint="eastAsia"/>
+        </w:rPr>
+        <w:t>参考文献</w:t>
+      </w:r>
+      <w:bookmarkEnd w:id="26"/>
     </w:p>
     <w:p/>
     <w:p>
       <w:pPr>
-        <w:pStyle w:val="2"/>
-        <w:rPr>
-          <w:rFonts w:hint="eastAsia"/>
-        </w:rPr>
-      </w:pPr>
-      <w:bookmarkStart w:id="13" w:name="_Toc175059291"/>
-      <w:r>
-        <w:rPr>
-          <w:rFonts w:hint="eastAsia"/>
-        </w:rPr>
-        <w:t xml:space="preserve">3.3 </w:t>
-      </w:r>
-      <w:r>
-        <w:rPr>
-          <w:rFonts w:hint="eastAsia"/>
-        </w:rPr>
-        <w:t>本章小结</w:t>
-      </w:r>
-      <w:bookmarkEnd w:id="13"/>
-    </w:p>
-    <w:p/>
-    <w:p>
-      <w:pPr>
         <w:pStyle w:val="1"/>
       </w:pPr>
-      <w:bookmarkStart w:id="14" w:name="_Toc175059292"/>
+      <w:bookmarkStart w:id="27" w:name="_Toc175059305"/>
       <w:r>
         <w:rPr>
           <w:rFonts w:hint="eastAsia"/>
         </w:rPr>
         <w:lastRenderedPageBreak/>
-        <w:t>第四章</w:t>
-      </w:r>
-      <w:r>
-        <w:rPr>
-          <w:rFonts w:hint="eastAsia"/>
-        </w:rPr>
-        <w:t xml:space="preserve"> </w:t>
-      </w:r>
-      <w:r>
-        <w:rPr>
-          <w:rFonts w:hint="eastAsia"/>
-        </w:rPr>
-        <w:t>系统设计</w:t>
-      </w:r>
-      <w:bookmarkEnd w:id="14"/>
-    </w:p>
-    <w:p>
-      <w:pPr>
-        <w:pStyle w:val="2"/>
-        <w:rPr>
-          <w:rFonts w:hint="eastAsia"/>
-        </w:rPr>
-      </w:pPr>
-      <w:bookmarkStart w:id="15" w:name="_Toc175059293"/>
-      <w:r>
-        <w:rPr>
-          <w:rFonts w:hint="eastAsia"/>
-        </w:rPr>
-        <w:t xml:space="preserve">4.1 </w:t>
-      </w:r>
-      <w:r>
-        <w:rPr>
-          <w:rFonts w:hint="eastAsia"/>
-        </w:rPr>
-        <w:t>软硬件环境</w:t>
-      </w:r>
-      <w:bookmarkEnd w:id="15"/>
-    </w:p>
-    <w:p/>
-    <w:p>
-      <w:pPr>
-        <w:pStyle w:val="2"/>
-        <w:rPr>
-          <w:rFonts w:hint="eastAsia"/>
-        </w:rPr>
-      </w:pPr>
-      <w:bookmarkStart w:id="16" w:name="_Toc175059294"/>
-      <w:r>
-        <w:rPr>
-          <w:rFonts w:hint="eastAsia"/>
-        </w:rPr>
-        <w:t xml:space="preserve">4.2 </w:t>
-      </w:r>
-      <w:r>
-        <w:rPr>
-          <w:rFonts w:hint="eastAsia"/>
-        </w:rPr>
-        <w:t>软件介绍</w:t>
-      </w:r>
-      <w:bookmarkEnd w:id="16"/>
-    </w:p>
-    <w:p/>
-    <w:p>
-      <w:pPr>
-        <w:pStyle w:val="2"/>
-        <w:rPr>
-          <w:rFonts w:hint="eastAsia"/>
-        </w:rPr>
-      </w:pPr>
-      <w:bookmarkStart w:id="17" w:name="_Toc175059295"/>
-      <w:r>
-        <w:rPr>
-          <w:rFonts w:hint="eastAsia"/>
-        </w:rPr>
-        <w:t xml:space="preserve">4.3 </w:t>
-      </w:r>
-      <w:r>
-        <w:rPr>
-          <w:rFonts w:hint="eastAsia"/>
-        </w:rPr>
-        <w:t>系统功能设计与需求分析</w:t>
-      </w:r>
-      <w:bookmarkEnd w:id="17"/>
-    </w:p>
-    <w:p>
-      <w:pPr>
-        <w:pStyle w:val="a5"/>
-      </w:pPr>
-      <w:r>
-        <w:rPr>
-          <w:rFonts w:hint="eastAsia"/>
-        </w:rPr>
-        <w:t xml:space="preserve">4.3.1 </w:t>
-      </w:r>
-      <w:r>
-        <w:rPr>
-          <w:rFonts w:hint="eastAsia"/>
-        </w:rPr>
-        <w:t>系统需求分析</w:t>
-      </w:r>
-    </w:p>
-    <w:p/>
-    <w:p>
-      <w:pPr>
-        <w:pStyle w:val="a5"/>
-      </w:pPr>
-      <w:r>
-        <w:rPr>
-          <w:rFonts w:hint="eastAsia"/>
-        </w:rPr>
-        <w:t xml:space="preserve">4.3.2 </w:t>
-      </w:r>
-      <w:r>
-        <w:rPr>
-          <w:rFonts w:hint="eastAsia"/>
-        </w:rPr>
-        <w:t>非功能需求功能介绍</w:t>
-      </w:r>
-    </w:p>
-    <w:p/>
-    <w:p>
-      <w:pPr>
-        <w:pStyle w:val="a5"/>
-      </w:pPr>
-      <w:r>
-        <w:rPr>
-          <w:rFonts w:hint="eastAsia"/>
-        </w:rPr>
-        <w:t xml:space="preserve">4.3.3 </w:t>
-      </w:r>
-      <w:r>
-        <w:rPr>
-          <w:rFonts w:hint="eastAsia"/>
-        </w:rPr>
-        <w:t>系统功能介绍</w:t>
-      </w:r>
-    </w:p>
-    <w:p/>
-    <w:p>
-      <w:pPr>
-        <w:pStyle w:val="a5"/>
-      </w:pPr>
-      <w:r>
-        <w:rPr>
-          <w:rFonts w:hint="eastAsia"/>
-        </w:rPr>
-        <w:t xml:space="preserve">4.3.4 </w:t>
-      </w:r>
-      <w:r>
-        <w:rPr>
-          <w:rFonts w:hint="eastAsia"/>
-        </w:rPr>
-        <w:t>功能模块设计</w:t>
-      </w:r>
-    </w:p>
-    <w:p/>
-    <w:p>
-      <w:pPr>
-        <w:pStyle w:val="2"/>
-        <w:rPr>
-          <w:rFonts w:hint="eastAsia"/>
-        </w:rPr>
-      </w:pPr>
-      <w:bookmarkStart w:id="18" w:name="_Toc175059296"/>
-      <w:r>
-        <w:rPr>
-          <w:rFonts w:hint="eastAsia"/>
-        </w:rPr>
-        <w:t xml:space="preserve">4.4 </w:t>
-      </w:r>
-      <w:r>
-        <w:rPr>
-          <w:rFonts w:hint="eastAsia"/>
-        </w:rPr>
-        <w:t>本章小结</w:t>
-      </w:r>
-      <w:bookmarkEnd w:id="18"/>
-    </w:p>
-    <w:p/>
-    <w:p>
-      <w:pPr>
-        <w:pStyle w:val="1"/>
-      </w:pPr>
-      <w:bookmarkStart w:id="19" w:name="_Toc175059297"/>
-      <w:r>
-        <w:rPr>
-          <w:rFonts w:hint="eastAsia"/>
-        </w:rPr>
-        <w:t>第五章</w:t>
-      </w:r>
-      <w:r>
-        <w:rPr>
-          <w:rFonts w:hint="eastAsia"/>
-        </w:rPr>
-        <w:t xml:space="preserve"> </w:t>
-      </w:r>
-      <w:r>
-        <w:rPr>
-          <w:rFonts w:hint="eastAsia"/>
-        </w:rPr>
-        <w:t>系统实现</w:t>
-      </w:r>
-      <w:bookmarkEnd w:id="19"/>
-    </w:p>
-    <w:p>
-      <w:pPr>
-        <w:pStyle w:val="2"/>
-        <w:rPr>
-          <w:rFonts w:hint="eastAsia"/>
-        </w:rPr>
-      </w:pPr>
-      <w:bookmarkStart w:id="20" w:name="_Toc175059298"/>
-      <w:r>
-        <w:rPr>
-          <w:rFonts w:hint="eastAsia"/>
-        </w:rPr>
-        <w:t xml:space="preserve">5.1 </w:t>
-      </w:r>
-      <w:r>
-        <w:rPr>
-          <w:rFonts w:hint="eastAsia"/>
-        </w:rPr>
-        <w:t>微信小程序介绍</w:t>
-      </w:r>
-      <w:bookmarkEnd w:id="20"/>
-    </w:p>
-    <w:p/>
-    <w:p>
-      <w:pPr>
-        <w:pStyle w:val="2"/>
-        <w:rPr>
-          <w:rFonts w:hint="eastAsia"/>
-        </w:rPr>
-      </w:pPr>
-      <w:bookmarkStart w:id="21" w:name="_Toc175059299"/>
-      <w:r>
-        <w:rPr>
-          <w:rFonts w:hint="eastAsia"/>
-        </w:rPr>
-        <w:lastRenderedPageBreak/>
-        <w:t xml:space="preserve">5.2 </w:t>
-      </w:r>
-      <w:r>
-        <w:rPr>
-          <w:rFonts w:hint="eastAsia"/>
-        </w:rPr>
-        <w:t>系统原理及功能介绍</w:t>
-      </w:r>
-      <w:bookmarkEnd w:id="21"/>
-    </w:p>
-    <w:p/>
-    <w:p>
-      <w:pPr>
-        <w:pStyle w:val="2"/>
-        <w:rPr>
-          <w:rFonts w:hint="eastAsia"/>
-        </w:rPr>
-      </w:pPr>
-      <w:bookmarkStart w:id="22" w:name="_Toc175059300"/>
-      <w:r>
-        <w:rPr>
-          <w:rFonts w:hint="eastAsia"/>
-        </w:rPr>
-        <w:t xml:space="preserve">5.3 </w:t>
-      </w:r>
-      <w:r>
-        <w:rPr>
-          <w:rFonts w:hint="eastAsia"/>
-        </w:rPr>
-        <w:t>核心代码及实例演示</w:t>
-      </w:r>
-      <w:bookmarkEnd w:id="22"/>
-    </w:p>
-    <w:p/>
-    <w:p>
-      <w:pPr>
-        <w:pStyle w:val="2"/>
-        <w:rPr>
-          <w:rFonts w:hint="eastAsia"/>
-        </w:rPr>
-      </w:pPr>
-      <w:bookmarkStart w:id="23" w:name="_Toc175059301"/>
-      <w:r>
-        <w:rPr>
-          <w:rFonts w:hint="eastAsia"/>
-        </w:rPr>
-        <w:t xml:space="preserve">5.4 </w:t>
-      </w:r>
-      <w:r>
-        <w:rPr>
-          <w:rFonts w:hint="eastAsia"/>
-        </w:rPr>
-        <w:t>本章小结</w:t>
-      </w:r>
-      <w:bookmarkEnd w:id="23"/>
-    </w:p>
-    <w:p/>
-    <w:p>
-      <w:pPr>
-        <w:pStyle w:val="1"/>
-      </w:pPr>
-      <w:bookmarkStart w:id="24" w:name="_Toc175059302"/>
-      <w:r>
-        <w:rPr>
-          <w:rFonts w:hint="eastAsia"/>
-        </w:rPr>
-        <w:t>第六章</w:t>
-      </w:r>
-      <w:r>
-        <w:rPr>
-          <w:rFonts w:hint="eastAsia"/>
-        </w:rPr>
-        <w:t xml:space="preserve"> </w:t>
-      </w:r>
-      <w:r>
-        <w:rPr>
-          <w:rFonts w:hint="eastAsia"/>
-        </w:rPr>
-        <w:t>总结与展望</w:t>
-      </w:r>
-      <w:bookmarkEnd w:id="24"/>
-    </w:p>
-    <w:p>
-      <w:pPr>
-        <w:pStyle w:val="a5"/>
-      </w:pPr>
-      <w:r>
-        <w:rPr>
-          <w:rFonts w:hint="eastAsia"/>
-        </w:rPr>
-        <w:t xml:space="preserve">6.1 </w:t>
-      </w:r>
-      <w:r>
-        <w:rPr>
-          <w:rFonts w:hint="eastAsia"/>
-        </w:rPr>
-        <w:t>总结</w:t>
-      </w:r>
-    </w:p>
-    <w:p/>
-    <w:p>
-      <w:pPr>
-        <w:pStyle w:val="2"/>
-        <w:rPr>
-          <w:rFonts w:hint="eastAsia"/>
-        </w:rPr>
-      </w:pPr>
-      <w:bookmarkStart w:id="25" w:name="_Toc175059303"/>
-      <w:r>
-        <w:rPr>
-          <w:rFonts w:hint="eastAsia"/>
-        </w:rPr>
-        <w:t xml:space="preserve">6.2 </w:t>
-      </w:r>
-      <w:r>
-        <w:rPr>
-          <w:rFonts w:hint="eastAsia"/>
-        </w:rPr>
-        <w:t>展望</w:t>
-      </w:r>
-      <w:bookmarkEnd w:id="25"/>
-    </w:p>
-    <w:p/>
-    <w:p>
-      <w:pPr>
-        <w:pStyle w:val="1"/>
-      </w:pPr>
-      <w:bookmarkStart w:id="26" w:name="_Toc175059304"/>
-      <w:r>
-        <w:rPr>
-          <w:rFonts w:hint="eastAsia"/>
-        </w:rPr>
-        <w:t>参考文献</w:t>
-      </w:r>
-      <w:bookmarkEnd w:id="26"/>
-    </w:p>
-    <w:p/>
-    <w:p>
-      <w:pPr>
-        <w:pStyle w:val="1"/>
-      </w:pPr>
-      <w:bookmarkStart w:id="27" w:name="_Toc175059305"/>
-      <w:r>
-        <w:rPr>
-          <w:rFonts w:hint="eastAsia"/>
-        </w:rPr>
         <w:t>致谢</w:t>
       </w:r>
       <w:bookmarkEnd w:id="27"/>
@@ -5830,6 +5862,7 @@
   <w:style w:type="character" w:default="1" w:styleId="a0">
     <w:name w:val="Default Paragraph Font"/>
     <w:uiPriority w:val="1"/>
+    <w:semiHidden/>
     <w:unhideWhenUsed/>
   </w:style>
   <w:style w:type="table" w:default="1" w:styleId="a1">

--- a/初稿.docx
+++ b/初稿.docx
@@ -69,6 +69,21 @@
         <w:t>CBAM</w:t>
       </w:r>
       <w:r>
+        <w:rPr>
+          <w:rFonts w:hint="eastAsia"/>
+        </w:rPr>
+        <w:t>（</w:t>
+      </w:r>
+      <w:r>
+        <w:t>Convolutional Block Attention Module</w:t>
+      </w:r>
+      <w:r>
+        <w:rPr>
+          <w:rFonts w:hint="eastAsia"/>
+        </w:rPr>
+        <w:t>）注意力机制</w:t>
+      </w:r>
+      <w:r>
         <w:t>的</w:t>
       </w:r>
       <w:r>
@@ -81,16 +96,61 @@
         <w:t>v8</w:t>
       </w:r>
       <w:r>
+        <w:rPr>
+          <w:rFonts w:hint="eastAsia"/>
+        </w:rPr>
+        <w:t>（</w:t>
+      </w:r>
+      <w:r>
+        <w:t>You Only Look Once version 8</w:t>
+      </w:r>
+      <w:r>
+        <w:rPr>
+          <w:rFonts w:hint="eastAsia"/>
+        </w:rPr>
+        <w:t>）</w:t>
+      </w:r>
+      <w:r>
         <w:t>算法进行书脊图像分割，配合</w:t>
       </w:r>
       <w:r>
         <w:t>HSV</w:t>
       </w:r>
       <w:r>
+        <w:rPr>
+          <w:rFonts w:hint="eastAsia"/>
+        </w:rPr>
+        <w:t>（</w:t>
+      </w:r>
+      <w:r>
+        <w:t>Hue, Saturation, Value</w:t>
+      </w:r>
+      <w:r>
+        <w:rPr>
+          <w:rFonts w:hint="eastAsia"/>
+        </w:rPr>
+        <w:t>）</w:t>
+      </w:r>
+      <w:r>
         <w:t>算法分割书标区域，并通过</w:t>
       </w:r>
       <w:r>
         <w:t>OCR</w:t>
+      </w:r>
+      <w:r>
+        <w:rPr>
+          <w:rFonts w:hint="eastAsia"/>
+        </w:rPr>
+        <w:t>（</w:t>
+      </w:r>
+      <w:r>
+        <w:t>Optical Character Recognition</w:t>
+      </w:r>
+      <w:r>
+        <w:rPr>
+          <w:rFonts w:hint="eastAsia"/>
+        </w:rPr>
+        <w:t>）</w:t>
       </w:r>
       <w:r>
         <w:t>光学字符识别技术对索书号和书名进行识别。为提高系统的可用性，本研究将其开发为微信小程序。实验结果表明，所提出的算法在书脊分割任务中的准确率达到</w:t>
@@ -238,7 +298,7 @@
           <w:r>
             <w:fldChar w:fldCharType="separate"/>
           </w:r>
-          <w:hyperlink w:anchor="_Toc175059278" w:history="1">
+          <w:hyperlink w:anchor="_Toc175923657" w:history="1">
             <w:r>
               <w:rPr>
                 <w:rStyle w:val="a7"/>
@@ -292,7 +352,7 @@
                 <w:noProof/>
                 <w:webHidden/>
               </w:rPr>
-              <w:instrText>PAGEREF _Toc175059278 \h</w:instrText>
+              <w:instrText>PAGEREF _Toc175923657 \h</w:instrText>
             </w:r>
             <w:r>
               <w:rPr>
@@ -311,7 +371,6 @@
             </w:r>
             <w:r>
               <w:rPr>
-                <w:rFonts w:hint="eastAsia"/>
                 <w:noProof/>
                 <w:webHidden/>
               </w:rPr>
@@ -347,7 +406,7 @@
               <w:sz w:val="21"/>
             </w:rPr>
           </w:pPr>
-          <w:hyperlink w:anchor="_Toc175059279" w:history="1">
+          <w:hyperlink w:anchor="_Toc175923658" w:history="1">
             <w:r>
               <w:rPr>
                 <w:rStyle w:val="a7"/>
@@ -393,7 +452,7 @@
                 <w:noProof/>
                 <w:webHidden/>
               </w:rPr>
-              <w:instrText>PAGEREF _Toc175059279 \h</w:instrText>
+              <w:instrText>PAGEREF _Toc175923658 \h</w:instrText>
             </w:r>
             <w:r>
               <w:rPr>
@@ -412,7 +471,6 @@
             </w:r>
             <w:r>
               <w:rPr>
-                <w:rFonts w:hint="eastAsia"/>
                 <w:noProof/>
                 <w:webHidden/>
               </w:rPr>
@@ -448,7 +506,7 @@
               <w:sz w:val="21"/>
             </w:rPr>
           </w:pPr>
-          <w:hyperlink w:anchor="_Toc175059280" w:history="1">
+          <w:hyperlink w:anchor="_Toc175923659" w:history="1">
             <w:r>
               <w:rPr>
                 <w:rStyle w:val="a7"/>
@@ -494,7 +552,7 @@
                 <w:noProof/>
                 <w:webHidden/>
               </w:rPr>
-              <w:instrText>PAGEREF _Toc175059280 \h</w:instrText>
+              <w:instrText>PAGEREF _Toc175923659 \h</w:instrText>
             </w:r>
             <w:r>
               <w:rPr>
@@ -513,7 +571,6 @@
             </w:r>
             <w:r>
               <w:rPr>
-                <w:rFonts w:hint="eastAsia"/>
                 <w:noProof/>
                 <w:webHidden/>
               </w:rPr>
@@ -549,7 +606,7 @@
               <w:sz w:val="21"/>
             </w:rPr>
           </w:pPr>
-          <w:hyperlink w:anchor="_Toc175059281" w:history="1">
+          <w:hyperlink w:anchor="_Toc175923660" w:history="1">
             <w:r>
               <w:rPr>
                 <w:rStyle w:val="a7"/>
@@ -595,7 +652,7 @@
                 <w:noProof/>
                 <w:webHidden/>
               </w:rPr>
-              <w:instrText>PAGEREF _Toc175059281 \h</w:instrText>
+              <w:instrText>PAGEREF _Toc175923660 \h</w:instrText>
             </w:r>
             <w:r>
               <w:rPr>
@@ -614,7 +671,6 @@
             </w:r>
             <w:r>
               <w:rPr>
-                <w:rFonts w:hint="eastAsia"/>
                 <w:noProof/>
                 <w:webHidden/>
               </w:rPr>
@@ -650,7 +706,7 @@
               <w:sz w:val="21"/>
             </w:rPr>
           </w:pPr>
-          <w:hyperlink w:anchor="_Toc175059282" w:history="1">
+          <w:hyperlink w:anchor="_Toc175923661" w:history="1">
             <w:r>
               <w:rPr>
                 <w:rStyle w:val="a7"/>
@@ -665,7 +721,23 @@
                 <w:rFonts w:hint="eastAsia"/>
                 <w:noProof/>
               </w:rPr>
-              <w:t>论文组织结构</w:t>
+              <w:t>论文组</w:t>
+            </w:r>
+            <w:r>
+              <w:rPr>
+                <w:rStyle w:val="a7"/>
+                <w:rFonts w:hint="eastAsia"/>
+                <w:noProof/>
+              </w:rPr>
+              <w:t>织</w:t>
+            </w:r>
+            <w:r>
+              <w:rPr>
+                <w:rStyle w:val="a7"/>
+                <w:rFonts w:hint="eastAsia"/>
+                <w:noProof/>
+              </w:rPr>
+              <w:t>结构</w:t>
             </w:r>
             <w:r>
               <w:rPr>
@@ -696,7 +768,7 @@
                 <w:noProof/>
                 <w:webHidden/>
               </w:rPr>
-              <w:instrText>PAGEREF _Toc175059282 \h</w:instrText>
+              <w:instrText>PAGEREF _Toc175923661 \h</w:instrText>
             </w:r>
             <w:r>
               <w:rPr>
@@ -715,7 +787,6 @@
             </w:r>
             <w:r>
               <w:rPr>
-                <w:rFonts w:hint="eastAsia"/>
                 <w:noProof/>
                 <w:webHidden/>
               </w:rPr>
@@ -726,7 +797,7 @@
                 <w:noProof/>
                 <w:webHidden/>
               </w:rPr>
-              <w:t>4</w:t>
+              <w:t>6</w:t>
             </w:r>
             <w:r>
               <w:rPr>
@@ -750,7 +821,7 @@
               <w:sz w:val="21"/>
             </w:rPr>
           </w:pPr>
-          <w:hyperlink w:anchor="_Toc175059283" w:history="1">
+          <w:hyperlink w:anchor="_Toc175923662" w:history="1">
             <w:r>
               <w:rPr>
                 <w:rStyle w:val="a7"/>
@@ -804,7 +875,7 @@
                 <w:noProof/>
                 <w:webHidden/>
               </w:rPr>
-              <w:instrText>PAGEREF _Toc175059283 \h</w:instrText>
+              <w:instrText>PAGEREF _Toc175923662 \h</w:instrText>
             </w:r>
             <w:r>
               <w:rPr>
@@ -823,7 +894,6 @@
             </w:r>
             <w:r>
               <w:rPr>
-                <w:rFonts w:hint="eastAsia"/>
                 <w:noProof/>
                 <w:webHidden/>
               </w:rPr>
@@ -834,7 +904,7 @@
                 <w:noProof/>
                 <w:webHidden/>
               </w:rPr>
-              <w:t>4</w:t>
+              <w:t>6</w:t>
             </w:r>
             <w:r>
               <w:rPr>
@@ -859,7 +929,7 @@
               <w:sz w:val="21"/>
             </w:rPr>
           </w:pPr>
-          <w:hyperlink w:anchor="_Toc175059284" w:history="1">
+          <w:hyperlink w:anchor="_Toc175923663" w:history="1">
             <w:r>
               <w:rPr>
                 <w:rStyle w:val="a7"/>
@@ -905,7 +975,7 @@
                 <w:noProof/>
                 <w:webHidden/>
               </w:rPr>
-              <w:instrText>PAGEREF _Toc175059284 \h</w:instrText>
+              <w:instrText>PAGEREF _Toc175923663 \h</w:instrText>
             </w:r>
             <w:r>
               <w:rPr>
@@ -924,7 +994,6 @@
             </w:r>
             <w:r>
               <w:rPr>
-                <w:rFonts w:hint="eastAsia"/>
                 <w:noProof/>
                 <w:webHidden/>
               </w:rPr>
@@ -935,7 +1004,7 @@
                 <w:noProof/>
                 <w:webHidden/>
               </w:rPr>
-              <w:t>4</w:t>
+              <w:t>6</w:t>
             </w:r>
             <w:r>
               <w:rPr>
@@ -960,7 +1029,7 @@
               <w:sz w:val="21"/>
             </w:rPr>
           </w:pPr>
-          <w:hyperlink w:anchor="_Toc175059285" w:history="1">
+          <w:hyperlink w:anchor="_Toc175923664" w:history="1">
             <w:r>
               <w:rPr>
                 <w:rStyle w:val="a7"/>
@@ -1006,7 +1075,7 @@
                 <w:noProof/>
                 <w:webHidden/>
               </w:rPr>
-              <w:instrText>PAGEREF _Toc175059285 \h</w:instrText>
+              <w:instrText>PAGEREF _Toc175923664 \h</w:instrText>
             </w:r>
             <w:r>
               <w:rPr>
@@ -1025,7 +1094,6 @@
             </w:r>
             <w:r>
               <w:rPr>
-                <w:rFonts w:hint="eastAsia"/>
                 <w:noProof/>
                 <w:webHidden/>
               </w:rPr>
@@ -1036,7 +1104,7 @@
                 <w:noProof/>
                 <w:webHidden/>
               </w:rPr>
-              <w:t>4</w:t>
+              <w:t>6</w:t>
             </w:r>
             <w:r>
               <w:rPr>
@@ -1061,7 +1129,7 @@
               <w:sz w:val="21"/>
             </w:rPr>
           </w:pPr>
-          <w:hyperlink w:anchor="_Toc175059286" w:history="1">
+          <w:hyperlink w:anchor="_Toc175923665" w:history="1">
             <w:r>
               <w:rPr>
                 <w:rStyle w:val="a7"/>
@@ -1084,7 +1152,7 @@
                 <w:rFonts w:hint="eastAsia"/>
                 <w:noProof/>
               </w:rPr>
-              <w:t>算法</w:t>
+              <w:t>算法与注意力机制</w:t>
             </w:r>
             <w:r>
               <w:rPr>
@@ -1115,7 +1183,7 @@
                 <w:noProof/>
                 <w:webHidden/>
               </w:rPr>
-              <w:instrText>PAGEREF _Toc175059286 \h</w:instrText>
+              <w:instrText>PAGEREF _Toc175923665 \h</w:instrText>
             </w:r>
             <w:r>
               <w:rPr>
@@ -1134,7 +1202,6 @@
             </w:r>
             <w:r>
               <w:rPr>
-                <w:rFonts w:hint="eastAsia"/>
                 <w:noProof/>
                 <w:webHidden/>
               </w:rPr>
@@ -1145,7 +1212,7 @@
                 <w:noProof/>
                 <w:webHidden/>
               </w:rPr>
-              <w:t>5</w:t>
+              <w:t>6</w:t>
             </w:r>
             <w:r>
               <w:rPr>
@@ -1170,7 +1237,7 @@
               <w:sz w:val="21"/>
             </w:rPr>
           </w:pPr>
-          <w:hyperlink w:anchor="_Toc175059287" w:history="1">
+          <w:hyperlink w:anchor="_Toc175923666" w:history="1">
             <w:r>
               <w:rPr>
                 <w:rStyle w:val="a7"/>
@@ -1216,7 +1283,7 @@
                 <w:noProof/>
                 <w:webHidden/>
               </w:rPr>
-              <w:instrText>PAGEREF _Toc175059287 \h</w:instrText>
+              <w:instrText>PAGEREF _Toc175923666 \h</w:instrText>
             </w:r>
             <w:r>
               <w:rPr>
@@ -1235,7 +1302,6 @@
             </w:r>
             <w:r>
               <w:rPr>
-                <w:rFonts w:hint="eastAsia"/>
                 <w:noProof/>
                 <w:webHidden/>
               </w:rPr>
@@ -1246,7 +1312,7 @@
                 <w:noProof/>
                 <w:webHidden/>
               </w:rPr>
-              <w:t>5</w:t>
+              <w:t>6</w:t>
             </w:r>
             <w:r>
               <w:rPr>
@@ -1270,7 +1336,7 @@
               <w:sz w:val="21"/>
             </w:rPr>
           </w:pPr>
-          <w:hyperlink w:anchor="_Toc175059288" w:history="1">
+          <w:hyperlink w:anchor="_Toc175923667" w:history="1">
             <w:r>
               <w:rPr>
                 <w:rStyle w:val="a7"/>
@@ -1324,7 +1390,7 @@
                 <w:noProof/>
                 <w:webHidden/>
               </w:rPr>
-              <w:instrText>PAGEREF _Toc175059288 \h</w:instrText>
+              <w:instrText>PAGEREF _Toc175923667 \h</w:instrText>
             </w:r>
             <w:r>
               <w:rPr>
@@ -1343,7 +1409,6 @@
             </w:r>
             <w:r>
               <w:rPr>
-                <w:rFonts w:hint="eastAsia"/>
                 <w:noProof/>
                 <w:webHidden/>
               </w:rPr>
@@ -1354,7 +1419,7 @@
                 <w:noProof/>
                 <w:webHidden/>
               </w:rPr>
-              <w:t>5</w:t>
+              <w:t>6</w:t>
             </w:r>
             <w:r>
               <w:rPr>
@@ -1379,7 +1444,7 @@
               <w:sz w:val="21"/>
             </w:rPr>
           </w:pPr>
-          <w:hyperlink w:anchor="_Toc175059289" w:history="1">
+          <w:hyperlink w:anchor="_Toc175923668" w:history="1">
             <w:r>
               <w:rPr>
                 <w:rStyle w:val="a7"/>
@@ -1425,7 +1490,7 @@
                 <w:noProof/>
                 <w:webHidden/>
               </w:rPr>
-              <w:instrText>PAGEREF _Toc175059289 \h</w:instrText>
+              <w:instrText>PAGEREF _Toc175923668 \h</w:instrText>
             </w:r>
             <w:r>
               <w:rPr>
@@ -1444,7 +1509,6 @@
             </w:r>
             <w:r>
               <w:rPr>
-                <w:rFonts w:hint="eastAsia"/>
                 <w:noProof/>
                 <w:webHidden/>
               </w:rPr>
@@ -1455,7 +1519,7 @@
                 <w:noProof/>
                 <w:webHidden/>
               </w:rPr>
-              <w:t>5</w:t>
+              <w:t>6</w:t>
             </w:r>
             <w:r>
               <w:rPr>
@@ -1480,7 +1544,7 @@
               <w:sz w:val="21"/>
             </w:rPr>
           </w:pPr>
-          <w:hyperlink w:anchor="_Toc175059290" w:history="1">
+          <w:hyperlink w:anchor="_Toc175923669" w:history="1">
             <w:r>
               <w:rPr>
                 <w:rStyle w:val="a7"/>
@@ -1495,7 +1559,7 @@
                 <w:rFonts w:hint="eastAsia"/>
                 <w:noProof/>
               </w:rPr>
-              <w:t>运行环境</w:t>
+              <w:t>软硬件环境</w:t>
             </w:r>
             <w:r>
               <w:rPr>
@@ -1526,7 +1590,7 @@
                 <w:noProof/>
                 <w:webHidden/>
               </w:rPr>
-              <w:instrText>PAGEREF _Toc175059290 \h</w:instrText>
+              <w:instrText>PAGEREF _Toc175923669 \h</w:instrText>
             </w:r>
             <w:r>
               <w:rPr>
@@ -1545,7 +1609,6 @@
             </w:r>
             <w:r>
               <w:rPr>
-                <w:rFonts w:hint="eastAsia"/>
                 <w:noProof/>
                 <w:webHidden/>
               </w:rPr>
@@ -1556,7 +1619,7 @@
                 <w:noProof/>
                 <w:webHidden/>
               </w:rPr>
-              <w:t>5</w:t>
+              <w:t>7</w:t>
             </w:r>
             <w:r>
               <w:rPr>
@@ -1581,7 +1644,7 @@
               <w:sz w:val="21"/>
             </w:rPr>
           </w:pPr>
-          <w:hyperlink w:anchor="_Toc175059291" w:history="1">
+          <w:hyperlink w:anchor="_Toc175923670" w:history="1">
             <w:r>
               <w:rPr>
                 <w:rStyle w:val="a7"/>
@@ -1596,7 +1659,7 @@
                 <w:rFonts w:hint="eastAsia"/>
                 <w:noProof/>
               </w:rPr>
-              <w:t>本章小结</w:t>
+              <w:t>运行环境</w:t>
             </w:r>
             <w:r>
               <w:rPr>
@@ -1627,7 +1690,7 @@
                 <w:noProof/>
                 <w:webHidden/>
               </w:rPr>
-              <w:instrText>PAGEREF _Toc175059291 \h</w:instrText>
+              <w:instrText>PAGEREF _Toc175923670 \h</w:instrText>
             </w:r>
             <w:r>
               <w:rPr>
@@ -1646,7 +1709,6 @@
             </w:r>
             <w:r>
               <w:rPr>
-                <w:rFonts w:hint="eastAsia"/>
                 <w:noProof/>
                 <w:webHidden/>
               </w:rPr>
@@ -1657,115 +1719,7 @@
                 <w:noProof/>
                 <w:webHidden/>
               </w:rPr>
-              <w:t>5</w:t>
-            </w:r>
-            <w:r>
-              <w:rPr>
-                <w:rFonts w:hint="eastAsia"/>
-                <w:noProof/>
-                <w:webHidden/>
-              </w:rPr>
-              <w:fldChar w:fldCharType="end"/>
-            </w:r>
-          </w:hyperlink>
-        </w:p>
-        <w:p>
-          <w:pPr>
-            <w:pStyle w:val="TOC1"/>
-            <w:tabs>
-              <w:tab w:val="right" w:leader="dot" w:pos="8296"/>
-            </w:tabs>
-            <w:rPr>
-              <w:rFonts w:asciiTheme="minorHAnsi" w:eastAsiaTheme="minorEastAsia" w:hAnsiTheme="minorHAnsi" w:hint="eastAsia"/>
-              <w:noProof/>
-              <w:sz w:val="21"/>
-            </w:rPr>
-          </w:pPr>
-          <w:hyperlink w:anchor="_Toc175059292" w:history="1">
-            <w:r>
-              <w:rPr>
-                <w:rStyle w:val="a7"/>
-                <w:rFonts w:hint="eastAsia"/>
-                <w:noProof/>
-              </w:rPr>
-              <w:t>第四章</w:t>
-            </w:r>
-            <w:r>
-              <w:rPr>
-                <w:rStyle w:val="a7"/>
-                <w:rFonts w:hint="eastAsia"/>
-                <w:noProof/>
-              </w:rPr>
-              <w:t xml:space="preserve"> </w:t>
-            </w:r>
-            <w:r>
-              <w:rPr>
-                <w:rStyle w:val="a7"/>
-                <w:rFonts w:hint="eastAsia"/>
-                <w:noProof/>
-              </w:rPr>
-              <w:t>系统设计</w:t>
-            </w:r>
-            <w:r>
-              <w:rPr>
-                <w:rFonts w:hint="eastAsia"/>
-                <w:noProof/>
-                <w:webHidden/>
-              </w:rPr>
-              <w:tab/>
-            </w:r>
-            <w:r>
-              <w:rPr>
-                <w:rFonts w:hint="eastAsia"/>
-                <w:noProof/>
-                <w:webHidden/>
-              </w:rPr>
-              <w:fldChar w:fldCharType="begin"/>
-            </w:r>
-            <w:r>
-              <w:rPr>
-                <w:rFonts w:hint="eastAsia"/>
-                <w:noProof/>
-                <w:webHidden/>
-              </w:rPr>
-              <w:instrText xml:space="preserve"> </w:instrText>
-            </w:r>
-            <w:r>
-              <w:rPr>
-                <w:noProof/>
-                <w:webHidden/>
-              </w:rPr>
-              <w:instrText>PAGEREF _Toc175059292 \h</w:instrText>
-            </w:r>
-            <w:r>
-              <w:rPr>
-                <w:rFonts w:hint="eastAsia"/>
-                <w:noProof/>
-                <w:webHidden/>
-              </w:rPr>
-              <w:instrText xml:space="preserve"> </w:instrText>
-            </w:r>
-            <w:r>
-              <w:rPr>
-                <w:rFonts w:hint="eastAsia"/>
-                <w:noProof/>
-                <w:webHidden/>
-              </w:rPr>
-            </w:r>
-            <w:r>
-              <w:rPr>
-                <w:rFonts w:hint="eastAsia"/>
-                <w:noProof/>
-                <w:webHidden/>
-              </w:rPr>
-              <w:fldChar w:fldCharType="separate"/>
-            </w:r>
-            <w:r>
-              <w:rPr>
-                <w:noProof/>
-                <w:webHidden/>
-              </w:rPr>
-              <w:t>5</w:t>
+              <w:t>7</w:t>
             </w:r>
             <w:r>
               <w:rPr>
@@ -1790,14 +1744,14 @@
               <w:sz w:val="21"/>
             </w:rPr>
           </w:pPr>
-          <w:hyperlink w:anchor="_Toc175059293" w:history="1">
+          <w:hyperlink w:anchor="_Toc175923671" w:history="1">
             <w:r>
               <w:rPr>
                 <w:rStyle w:val="a7"/>
                 <w:rFonts w:hint="eastAsia"/>
                 <w:noProof/>
               </w:rPr>
-              <w:t xml:space="preserve">4.1 </w:t>
+              <w:t xml:space="preserve">3.4 </w:t>
             </w:r>
             <w:r>
               <w:rPr>
@@ -1805,7 +1759,7 @@
                 <w:rFonts w:hint="eastAsia"/>
                 <w:noProof/>
               </w:rPr>
-              <w:t>软硬件环境</w:t>
+              <w:t>本章小结</w:t>
             </w:r>
             <w:r>
               <w:rPr>
@@ -1836,7 +1790,7 @@
                 <w:noProof/>
                 <w:webHidden/>
               </w:rPr>
-              <w:instrText>PAGEREF _Toc175059293 \h</w:instrText>
+              <w:instrText>PAGEREF _Toc175923671 \h</w:instrText>
             </w:r>
             <w:r>
               <w:rPr>
@@ -1855,7 +1809,6 @@
             </w:r>
             <w:r>
               <w:rPr>
-                <w:rFonts w:hint="eastAsia"/>
                 <w:noProof/>
                 <w:webHidden/>
               </w:rPr>
@@ -1866,7 +1819,114 @@
                 <w:noProof/>
                 <w:webHidden/>
               </w:rPr>
-              <w:t>5</w:t>
+              <w:t>7</w:t>
+            </w:r>
+            <w:r>
+              <w:rPr>
+                <w:rFonts w:hint="eastAsia"/>
+                <w:noProof/>
+                <w:webHidden/>
+              </w:rPr>
+              <w:fldChar w:fldCharType="end"/>
+            </w:r>
+          </w:hyperlink>
+        </w:p>
+        <w:p>
+          <w:pPr>
+            <w:pStyle w:val="TOC1"/>
+            <w:tabs>
+              <w:tab w:val="right" w:leader="dot" w:pos="8296"/>
+            </w:tabs>
+            <w:rPr>
+              <w:rFonts w:asciiTheme="minorHAnsi" w:eastAsiaTheme="minorEastAsia" w:hAnsiTheme="minorHAnsi" w:hint="eastAsia"/>
+              <w:noProof/>
+              <w:sz w:val="21"/>
+            </w:rPr>
+          </w:pPr>
+          <w:hyperlink w:anchor="_Toc175923672" w:history="1">
+            <w:r>
+              <w:rPr>
+                <w:rStyle w:val="a7"/>
+                <w:rFonts w:hint="eastAsia"/>
+                <w:noProof/>
+              </w:rPr>
+              <w:t>第四章</w:t>
+            </w:r>
+            <w:r>
+              <w:rPr>
+                <w:rStyle w:val="a7"/>
+                <w:rFonts w:hint="eastAsia"/>
+                <w:noProof/>
+              </w:rPr>
+              <w:t xml:space="preserve"> </w:t>
+            </w:r>
+            <w:r>
+              <w:rPr>
+                <w:rStyle w:val="a7"/>
+                <w:rFonts w:hint="eastAsia"/>
+                <w:noProof/>
+              </w:rPr>
+              <w:t>系统设计</w:t>
+            </w:r>
+            <w:r>
+              <w:rPr>
+                <w:rFonts w:hint="eastAsia"/>
+                <w:noProof/>
+                <w:webHidden/>
+              </w:rPr>
+              <w:tab/>
+            </w:r>
+            <w:r>
+              <w:rPr>
+                <w:rFonts w:hint="eastAsia"/>
+                <w:noProof/>
+                <w:webHidden/>
+              </w:rPr>
+              <w:fldChar w:fldCharType="begin"/>
+            </w:r>
+            <w:r>
+              <w:rPr>
+                <w:rFonts w:hint="eastAsia"/>
+                <w:noProof/>
+                <w:webHidden/>
+              </w:rPr>
+              <w:instrText xml:space="preserve"> </w:instrText>
+            </w:r>
+            <w:r>
+              <w:rPr>
+                <w:noProof/>
+                <w:webHidden/>
+              </w:rPr>
+              <w:instrText>PAGEREF _Toc175923672 \h</w:instrText>
+            </w:r>
+            <w:r>
+              <w:rPr>
+                <w:rFonts w:hint="eastAsia"/>
+                <w:noProof/>
+                <w:webHidden/>
+              </w:rPr>
+              <w:instrText xml:space="preserve"> </w:instrText>
+            </w:r>
+            <w:r>
+              <w:rPr>
+                <w:rFonts w:hint="eastAsia"/>
+                <w:noProof/>
+                <w:webHidden/>
+              </w:rPr>
+            </w:r>
+            <w:r>
+              <w:rPr>
+                <w:noProof/>
+                <w:webHidden/>
+              </w:rPr>
+              <w:fldChar w:fldCharType="separate"/>
+            </w:r>
+            <w:r>
+              <w:rPr>
+                <w:noProof/>
+                <w:webHidden/>
+              </w:rPr>
+              <w:t>7</w:t>
             </w:r>
             <w:r>
               <w:rPr>
@@ -1891,14 +1951,14 @@
               <w:sz w:val="21"/>
             </w:rPr>
           </w:pPr>
-          <w:hyperlink w:anchor="_Toc175059294" w:history="1">
+          <w:hyperlink w:anchor="_Toc175923673" w:history="1">
             <w:r>
               <w:rPr>
                 <w:rStyle w:val="a7"/>
                 <w:rFonts w:hint="eastAsia"/>
                 <w:noProof/>
               </w:rPr>
-              <w:t xml:space="preserve">4.2 </w:t>
+              <w:t xml:space="preserve">4.1 </w:t>
             </w:r>
             <w:r>
               <w:rPr>
@@ -1937,7 +1997,7 @@
                 <w:noProof/>
                 <w:webHidden/>
               </w:rPr>
-              <w:instrText>PAGEREF _Toc175059294 \h</w:instrText>
+              <w:instrText>PAGEREF _Toc175923673 \h</w:instrText>
             </w:r>
             <w:r>
               <w:rPr>
@@ -1956,7 +2016,6 @@
             </w:r>
             <w:r>
               <w:rPr>
-                <w:rFonts w:hint="eastAsia"/>
                 <w:noProof/>
                 <w:webHidden/>
               </w:rPr>
@@ -1967,7 +2026,7 @@
                 <w:noProof/>
                 <w:webHidden/>
               </w:rPr>
-              <w:t>5</w:t>
+              <w:t>7</w:t>
             </w:r>
             <w:r>
               <w:rPr>
@@ -1992,14 +2051,14 @@
               <w:sz w:val="21"/>
             </w:rPr>
           </w:pPr>
-          <w:hyperlink w:anchor="_Toc175059295" w:history="1">
+          <w:hyperlink w:anchor="_Toc175923674" w:history="1">
             <w:r>
               <w:rPr>
                 <w:rStyle w:val="a7"/>
                 <w:rFonts w:hint="eastAsia"/>
                 <w:noProof/>
               </w:rPr>
-              <w:t xml:space="preserve">4.3 </w:t>
+              <w:t xml:space="preserve">4.2 </w:t>
             </w:r>
             <w:r>
               <w:rPr>
@@ -2038,7 +2097,7 @@
                 <w:noProof/>
                 <w:webHidden/>
               </w:rPr>
-              <w:instrText>PAGEREF _Toc175059295 \h</w:instrText>
+              <w:instrText>PAGEREF _Toc175923674 \h</w:instrText>
             </w:r>
             <w:r>
               <w:rPr>
@@ -2057,7 +2116,6 @@
             </w:r>
             <w:r>
               <w:rPr>
-                <w:rFonts w:hint="eastAsia"/>
                 <w:noProof/>
                 <w:webHidden/>
               </w:rPr>
@@ -2068,7 +2126,7 @@
                 <w:noProof/>
                 <w:webHidden/>
               </w:rPr>
-              <w:t>6</w:t>
+              <w:t>7</w:t>
             </w:r>
             <w:r>
               <w:rPr>
@@ -2093,14 +2151,14 @@
               <w:sz w:val="21"/>
             </w:rPr>
           </w:pPr>
-          <w:hyperlink w:anchor="_Toc175059296" w:history="1">
+          <w:hyperlink w:anchor="_Toc175923675" w:history="1">
             <w:r>
               <w:rPr>
                 <w:rStyle w:val="a7"/>
                 <w:rFonts w:hint="eastAsia"/>
                 <w:noProof/>
               </w:rPr>
-              <w:t xml:space="preserve">4.4 </w:t>
+              <w:t xml:space="preserve">4.3 </w:t>
             </w:r>
             <w:r>
               <w:rPr>
@@ -2139,7 +2197,7 @@
                 <w:noProof/>
                 <w:webHidden/>
               </w:rPr>
-              <w:instrText>PAGEREF _Toc175059296 \h</w:instrText>
+              <w:instrText>PAGEREF _Toc175923675 \h</w:instrText>
             </w:r>
             <w:r>
               <w:rPr>
@@ -2158,7 +2216,6 @@
             </w:r>
             <w:r>
               <w:rPr>
-                <w:rFonts w:hint="eastAsia"/>
                 <w:noProof/>
                 <w:webHidden/>
               </w:rPr>
@@ -2169,7 +2226,7 @@
                 <w:noProof/>
                 <w:webHidden/>
               </w:rPr>
-              <w:t>6</w:t>
+              <w:t>8</w:t>
             </w:r>
             <w:r>
               <w:rPr>
@@ -2193,7 +2250,7 @@
               <w:sz w:val="21"/>
             </w:rPr>
           </w:pPr>
-          <w:hyperlink w:anchor="_Toc175059297" w:history="1">
+          <w:hyperlink w:anchor="_Toc175923676" w:history="1">
             <w:r>
               <w:rPr>
                 <w:rStyle w:val="a7"/>
@@ -2247,7 +2304,7 @@
                 <w:noProof/>
                 <w:webHidden/>
               </w:rPr>
-              <w:instrText>PAGEREF _Toc175059297 \h</w:instrText>
+              <w:instrText>PAGEREF _Toc175923676 \h</w:instrText>
             </w:r>
             <w:r>
               <w:rPr>
@@ -2266,7 +2323,6 @@
             </w:r>
             <w:r>
               <w:rPr>
-                <w:rFonts w:hint="eastAsia"/>
                 <w:noProof/>
                 <w:webHidden/>
               </w:rPr>
@@ -2277,7 +2333,7 @@
                 <w:noProof/>
                 <w:webHidden/>
               </w:rPr>
-              <w:t>6</w:t>
+              <w:t>8</w:t>
             </w:r>
             <w:r>
               <w:rPr>
@@ -2302,7 +2358,7 @@
               <w:sz w:val="21"/>
             </w:rPr>
           </w:pPr>
-          <w:hyperlink w:anchor="_Toc175059298" w:history="1">
+          <w:hyperlink w:anchor="_Toc175923677" w:history="1">
             <w:r>
               <w:rPr>
                 <w:rStyle w:val="a7"/>
@@ -2348,7 +2404,7 @@
                 <w:noProof/>
                 <w:webHidden/>
               </w:rPr>
-              <w:instrText>PAGEREF _Toc175059298 \h</w:instrText>
+              <w:instrText>PAGEREF _Toc175923677 \h</w:instrText>
             </w:r>
             <w:r>
               <w:rPr>
@@ -2367,7 +2423,6 @@
             </w:r>
             <w:r>
               <w:rPr>
-                <w:rFonts w:hint="eastAsia"/>
                 <w:noProof/>
                 <w:webHidden/>
               </w:rPr>
@@ -2378,7 +2433,7 @@
                 <w:noProof/>
                 <w:webHidden/>
               </w:rPr>
-              <w:t>6</w:t>
+              <w:t>8</w:t>
             </w:r>
             <w:r>
               <w:rPr>
@@ -2403,7 +2458,7 @@
               <w:sz w:val="21"/>
             </w:rPr>
           </w:pPr>
-          <w:hyperlink w:anchor="_Toc175059299" w:history="1">
+          <w:hyperlink w:anchor="_Toc175923678" w:history="1">
             <w:r>
               <w:rPr>
                 <w:rStyle w:val="a7"/>
@@ -2449,7 +2504,7 @@
                 <w:noProof/>
                 <w:webHidden/>
               </w:rPr>
-              <w:instrText>PAGEREF _Toc175059299 \h</w:instrText>
+              <w:instrText>PAGEREF _Toc175923678 \h</w:instrText>
             </w:r>
             <w:r>
               <w:rPr>
@@ -2468,7 +2523,6 @@
             </w:r>
             <w:r>
               <w:rPr>
-                <w:rFonts w:hint="eastAsia"/>
                 <w:noProof/>
                 <w:webHidden/>
               </w:rPr>
@@ -2479,7 +2533,7 @@
                 <w:noProof/>
                 <w:webHidden/>
               </w:rPr>
-              <w:t>6</w:t>
+              <w:t>8</w:t>
             </w:r>
             <w:r>
               <w:rPr>
@@ -2504,7 +2558,7 @@
               <w:sz w:val="21"/>
             </w:rPr>
           </w:pPr>
-          <w:hyperlink w:anchor="_Toc175059300" w:history="1">
+          <w:hyperlink w:anchor="_Toc175923679" w:history="1">
             <w:r>
               <w:rPr>
                 <w:rStyle w:val="a7"/>
@@ -2550,7 +2604,7 @@
                 <w:noProof/>
                 <w:webHidden/>
               </w:rPr>
-              <w:instrText>PAGEREF _Toc175059300 \h</w:instrText>
+              <w:instrText>PAGEREF _Toc175923679 \h</w:instrText>
             </w:r>
             <w:r>
               <w:rPr>
@@ -2569,7 +2623,6 @@
             </w:r>
             <w:r>
               <w:rPr>
-                <w:rFonts w:hint="eastAsia"/>
                 <w:noProof/>
                 <w:webHidden/>
               </w:rPr>
@@ -2580,7 +2633,7 @@
                 <w:noProof/>
                 <w:webHidden/>
               </w:rPr>
-              <w:t>6</w:t>
+              <w:t>8</w:t>
             </w:r>
             <w:r>
               <w:rPr>
@@ -2605,7 +2658,7 @@
               <w:sz w:val="21"/>
             </w:rPr>
           </w:pPr>
-          <w:hyperlink w:anchor="_Toc175059301" w:history="1">
+          <w:hyperlink w:anchor="_Toc175923680" w:history="1">
             <w:r>
               <w:rPr>
                 <w:rStyle w:val="a7"/>
@@ -2651,7 +2704,7 @@
                 <w:noProof/>
                 <w:webHidden/>
               </w:rPr>
-              <w:instrText>PAGEREF _Toc175059301 \h</w:instrText>
+              <w:instrText>PAGEREF _Toc175923680 \h</w:instrText>
             </w:r>
             <w:r>
               <w:rPr>
@@ -2670,7 +2723,6 @@
             </w:r>
             <w:r>
               <w:rPr>
-                <w:rFonts w:hint="eastAsia"/>
                 <w:noProof/>
                 <w:webHidden/>
               </w:rPr>
@@ -2681,7 +2733,7 @@
                 <w:noProof/>
                 <w:webHidden/>
               </w:rPr>
-              <w:t>7</w:t>
+              <w:t>8</w:t>
             </w:r>
             <w:r>
               <w:rPr>
@@ -2705,7 +2757,7 @@
               <w:sz w:val="21"/>
             </w:rPr>
           </w:pPr>
-          <w:hyperlink w:anchor="_Toc175059302" w:history="1">
+          <w:hyperlink w:anchor="_Toc175923681" w:history="1">
             <w:r>
               <w:rPr>
                 <w:rStyle w:val="a7"/>
@@ -2759,7 +2811,7 @@
                 <w:noProof/>
                 <w:webHidden/>
               </w:rPr>
-              <w:instrText>PAGEREF _Toc175059302 \h</w:instrText>
+              <w:instrText>PAGEREF _Toc175923681 \h</w:instrText>
             </w:r>
             <w:r>
               <w:rPr>
@@ -2778,7 +2830,6 @@
             </w:r>
             <w:r>
               <w:rPr>
-                <w:rFonts w:hint="eastAsia"/>
                 <w:noProof/>
                 <w:webHidden/>
               </w:rPr>
@@ -2789,7 +2840,7 @@
                 <w:noProof/>
                 <w:webHidden/>
               </w:rPr>
-              <w:t>7</w:t>
+              <w:t>8</w:t>
             </w:r>
             <w:r>
               <w:rPr>
@@ -2814,13 +2865,113 @@
               <w:sz w:val="21"/>
             </w:rPr>
           </w:pPr>
-          <w:hyperlink w:anchor="_Toc175059303" w:history="1">
+          <w:hyperlink w:anchor="_Toc175923682" w:history="1">
             <w:r>
               <w:rPr>
                 <w:rStyle w:val="a7"/>
                 <w:rFonts w:hint="eastAsia"/>
                 <w:noProof/>
               </w:rPr>
+              <w:t xml:space="preserve">6.1 </w:t>
+            </w:r>
+            <w:r>
+              <w:rPr>
+                <w:rStyle w:val="a7"/>
+                <w:rFonts w:hint="eastAsia"/>
+                <w:noProof/>
+              </w:rPr>
+              <w:t>总结</w:t>
+            </w:r>
+            <w:r>
+              <w:rPr>
+                <w:rFonts w:hint="eastAsia"/>
+                <w:noProof/>
+                <w:webHidden/>
+              </w:rPr>
+              <w:tab/>
+            </w:r>
+            <w:r>
+              <w:rPr>
+                <w:rFonts w:hint="eastAsia"/>
+                <w:noProof/>
+                <w:webHidden/>
+              </w:rPr>
+              <w:fldChar w:fldCharType="begin"/>
+            </w:r>
+            <w:r>
+              <w:rPr>
+                <w:rFonts w:hint="eastAsia"/>
+                <w:noProof/>
+                <w:webHidden/>
+              </w:rPr>
+              <w:instrText xml:space="preserve"> </w:instrText>
+            </w:r>
+            <w:r>
+              <w:rPr>
+                <w:noProof/>
+                <w:webHidden/>
+              </w:rPr>
+              <w:instrText>PAGEREF _Toc175923682 \h</w:instrText>
+            </w:r>
+            <w:r>
+              <w:rPr>
+                <w:rFonts w:hint="eastAsia"/>
+                <w:noProof/>
+                <w:webHidden/>
+              </w:rPr>
+              <w:instrText xml:space="preserve"> </w:instrText>
+            </w:r>
+            <w:r>
+              <w:rPr>
+                <w:rFonts w:hint="eastAsia"/>
+                <w:noProof/>
+                <w:webHidden/>
+              </w:rPr>
+            </w:r>
+            <w:r>
+              <w:rPr>
+                <w:noProof/>
+                <w:webHidden/>
+              </w:rPr>
+              <w:fldChar w:fldCharType="separate"/>
+            </w:r>
+            <w:r>
+              <w:rPr>
+                <w:noProof/>
+                <w:webHidden/>
+              </w:rPr>
+              <w:t>8</w:t>
+            </w:r>
+            <w:r>
+              <w:rPr>
+                <w:rFonts w:hint="eastAsia"/>
+                <w:noProof/>
+                <w:webHidden/>
+              </w:rPr>
+              <w:fldChar w:fldCharType="end"/>
+            </w:r>
+          </w:hyperlink>
+        </w:p>
+        <w:p>
+          <w:pPr>
+            <w:pStyle w:val="TOC2"/>
+            <w:tabs>
+              <w:tab w:val="right" w:leader="dot" w:pos="8296"/>
+            </w:tabs>
+            <w:ind w:left="480"/>
+            <w:rPr>
+              <w:rFonts w:asciiTheme="minorHAnsi" w:eastAsiaTheme="minorEastAsia" w:hAnsiTheme="minorHAnsi" w:hint="eastAsia"/>
+              <w:noProof/>
+              <w:sz w:val="21"/>
+            </w:rPr>
+          </w:pPr>
+          <w:hyperlink w:anchor="_Toc175923683" w:history="1">
+            <w:r>
+              <w:rPr>
+                <w:rStyle w:val="a7"/>
+                <w:rFonts w:hint="eastAsia"/>
+                <w:noProof/>
+              </w:rPr>
               <w:t xml:space="preserve">6.2 </w:t>
             </w:r>
             <w:r>
@@ -2860,7 +3011,7 @@
                 <w:noProof/>
                 <w:webHidden/>
               </w:rPr>
-              <w:instrText>PAGEREF _Toc175059303 \h</w:instrText>
+              <w:instrText>PAGEREF _Toc175923683 \h</w:instrText>
             </w:r>
             <w:r>
               <w:rPr>
@@ -2879,7 +3030,6 @@
             </w:r>
             <w:r>
               <w:rPr>
-                <w:rFonts w:hint="eastAsia"/>
                 <w:noProof/>
                 <w:webHidden/>
               </w:rPr>
@@ -2890,7 +3040,7 @@
                 <w:noProof/>
                 <w:webHidden/>
               </w:rPr>
-              <w:t>7</w:t>
+              <w:t>8</w:t>
             </w:r>
             <w:r>
               <w:rPr>
@@ -2914,7 +3064,7 @@
               <w:sz w:val="21"/>
             </w:rPr>
           </w:pPr>
-          <w:hyperlink w:anchor="_Toc175059304" w:history="1">
+          <w:hyperlink w:anchor="_Toc175923684" w:history="1">
             <w:r>
               <w:rPr>
                 <w:rStyle w:val="a7"/>
@@ -2952,7 +3102,7 @@
                 <w:noProof/>
                 <w:webHidden/>
               </w:rPr>
-              <w:instrText>PAGEREF _Toc175059304 \h</w:instrText>
+              <w:instrText>PAGEREF _Toc175923684 \h</w:instrText>
             </w:r>
             <w:r>
               <w:rPr>
@@ -2971,7 +3121,6 @@
             </w:r>
             <w:r>
               <w:rPr>
-                <w:rFonts w:hint="eastAsia"/>
                 <w:noProof/>
                 <w:webHidden/>
               </w:rPr>
@@ -2982,7 +3131,7 @@
                 <w:noProof/>
                 <w:webHidden/>
               </w:rPr>
-              <w:t>7</w:t>
+              <w:t>9</w:t>
             </w:r>
             <w:r>
               <w:rPr>
@@ -3006,7 +3155,7 @@
               <w:sz w:val="21"/>
             </w:rPr>
           </w:pPr>
-          <w:hyperlink w:anchor="_Toc175059305" w:history="1">
+          <w:hyperlink w:anchor="_Toc175923685" w:history="1">
             <w:r>
               <w:rPr>
                 <w:rStyle w:val="a7"/>
@@ -3044,7 +3193,7 @@
                 <w:noProof/>
                 <w:webHidden/>
               </w:rPr>
-              <w:instrText>PAGEREF _Toc175059305 \h</w:instrText>
+              <w:instrText>PAGEREF _Toc175923685 \h</w:instrText>
             </w:r>
             <w:r>
               <w:rPr>
@@ -3063,7 +3212,6 @@
             </w:r>
             <w:r>
               <w:rPr>
-                <w:rFonts w:hint="eastAsia"/>
                 <w:noProof/>
                 <w:webHidden/>
               </w:rPr>
@@ -3074,7 +3222,7 @@
                 <w:noProof/>
                 <w:webHidden/>
               </w:rPr>
-              <w:t>7</w:t>
+              <w:t>9</w:t>
             </w:r>
             <w:r>
               <w:rPr>
@@ -3111,7 +3259,7 @@
       <w:pPr>
         <w:pStyle w:val="1"/>
       </w:pPr>
-      <w:bookmarkStart w:id="0" w:name="_Toc175059278"/>
+      <w:bookmarkStart w:id="0" w:name="_Toc175923657"/>
       <w:r>
         <w:rPr>
           <w:rFonts w:hint="eastAsia"/>
@@ -3140,7 +3288,7 @@
           <w:rFonts w:hint="eastAsia"/>
         </w:rPr>
       </w:pPr>
-      <w:bookmarkStart w:id="1" w:name="_Toc175059279"/>
+      <w:bookmarkStart w:id="1" w:name="_Toc175923658"/>
       <w:r>
         <w:rPr>
           <w:rFonts w:hint="eastAsia"/>
@@ -3723,7 +3871,7 @@
           <w:rFonts w:hint="eastAsia"/>
         </w:rPr>
       </w:pPr>
-      <w:bookmarkStart w:id="2" w:name="_Toc175059280"/>
+      <w:bookmarkStart w:id="2" w:name="_Toc175923659"/>
       <w:r>
         <w:rPr>
           <w:rFonts w:hint="eastAsia"/>
@@ -4509,7 +4657,7 @@
           <w:rFonts w:hint="eastAsia"/>
         </w:rPr>
       </w:pPr>
-      <w:bookmarkStart w:id="3" w:name="_Toc175059281"/>
+      <w:bookmarkStart w:id="3" w:name="_Toc175923660"/>
       <w:r>
         <w:rPr>
           <w:rFonts w:hint="eastAsia"/>
@@ -4608,7 +4756,25 @@
         <w:rPr>
           <w:rFonts w:hint="eastAsia"/>
         </w:rPr>
-        <w:t>通过手机对书架条形码进行扫描，确定了该书架单元格理论上放置的书籍信息；然后拍摄该单元格照片上传，系统会将照片分割到每本书的索书号区域，通过识别并比较索书号来判断是否存在错位图书，若存在则会返回标记出错位图书的图片。</w:t>
+        <w:t>通过手机对书架条形码进行扫描，确定了该书架单元格理论上放置的书籍信息；然后拍摄该单元格照片上传，系统会将照片分割到每本书的索书号区域，通过识别并比较索书号来判断是否存在错位图书，若存在则会返回标记出错位图书的图片。与此类似的图书查找功能</w:t>
+      </w:r>
+      <w:r>
+        <w:rPr>
+          <w:rFonts w:hint="eastAsia"/>
+        </w:rPr>
+        <w:t>先</w:t>
+      </w:r>
+      <w:r>
+        <w:rPr>
+          <w:rFonts w:hint="eastAsia"/>
+        </w:rPr>
+        <w:t>分割出书脊后识别文字，</w:t>
+      </w:r>
+      <w:r>
+        <w:rPr>
+          <w:rFonts w:hint="eastAsia"/>
+        </w:rPr>
+        <w:t>根据字符匹配度返回标记目标图书的图片。</w:t>
       </w:r>
     </w:p>
     <w:p>
@@ -4619,15 +4785,127 @@
         <w:rPr>
           <w:rFonts w:hint="eastAsia"/>
         </w:rPr>
-        <w:t>与此类似的图书查找功能</w:t>
+        <w:t>本系统由四个模块构成，分别是书脊分割模块、图书管理员模块、学生模块和系统管理员模块。其中书脊分割模块是本系统的技术模块；图书管理员模块、学生模块以及系统管理员模块是本系统的应用模块。</w:t>
+      </w:r>
+      <w:r>
+        <w:rPr>
+          <w:rFonts w:hint="eastAsia"/>
+        </w:rPr>
+        <w:t>首先，使用图书馆数据库获取馆藏图书包含索书号、书名等属性信息；其次，通过训练</w:t>
+      </w:r>
+      <w:r>
+        <w:rPr>
+          <w:rFonts w:hint="eastAsia"/>
+        </w:rPr>
+        <w:t>YOLOv8</w:t>
+      </w:r>
+      <w:r>
+        <w:rPr>
+          <w:rFonts w:hint="eastAsia"/>
+        </w:rPr>
+        <w:t>结合</w:t>
+      </w:r>
+      <w:r>
+        <w:rPr>
+          <w:rFonts w:hint="eastAsia"/>
+        </w:rPr>
+        <w:t>CBAM</w:t>
+      </w:r>
+      <w:r>
+        <w:rPr>
+          <w:rFonts w:hint="eastAsia"/>
+        </w:rPr>
+        <w:t>注意力</w:t>
+      </w:r>
+      <w:r>
+        <w:rPr>
+          <w:rFonts w:hint="eastAsia"/>
+        </w:rPr>
+        <w:t>机制改进后的书脊分割模型用以实现</w:t>
+      </w:r>
+      <w:r>
+        <w:rPr>
+          <w:rFonts w:hint="eastAsia"/>
+        </w:rPr>
+        <w:t>分割</w:t>
+      </w:r>
+      <w:r>
+        <w:rPr>
+          <w:rFonts w:hint="eastAsia"/>
+        </w:rPr>
+        <w:t>照片中</w:t>
+      </w:r>
+      <w:r>
+        <w:rPr>
+          <w:rFonts w:hint="eastAsia"/>
+        </w:rPr>
+        <w:t>的</w:t>
+      </w:r>
+      <w:r>
+        <w:rPr>
+          <w:rFonts w:hint="eastAsia"/>
+        </w:rPr>
+        <w:t>书籍</w:t>
+      </w:r>
+      <w:r>
+        <w:rPr>
+          <w:rFonts w:hint="eastAsia"/>
+        </w:rPr>
+        <w:t>；最后是图书管理员、学生和系统管理员功能的实现。图书管理员整理整理错位图书时，首先，通过扫描书架单元格码，获取该格内书籍的索书号范围；然后，拍摄单元格照片上传，后台系统会将照片分割到每本书的书标区域进行索书号识别，接下来检查索书号是否在预期范围内，且满足前一本书籍的索书号小于等于当前书籍索书号小于等于后一本书籍索书号；最后，若无法同时满足以上两点则系统标记该书籍为错位图书</w:t>
+      </w:r>
+      <w:r>
+        <w:rPr>
+          <w:rFonts w:hint="eastAsia"/>
+        </w:rPr>
+        <w:t>，若该书籍正确摆放则进入下一本图书的检测流程</w:t>
+      </w:r>
+      <w:r>
+        <w:rPr>
+          <w:rFonts w:hint="eastAsia"/>
+        </w:rPr>
+        <w:t>，待所有书籍检测完之后将</w:t>
+      </w:r>
+      <w:r>
+        <w:rPr>
+          <w:rFonts w:hint="eastAsia"/>
+        </w:rPr>
+        <w:t>返回在拍摄的照片中框选出错位图书的图片。学生进行查找目标书籍时，只需拍摄当前书架照片并输入书籍的名称，可以输入部分书名，系统会将目标书</w:t>
+      </w:r>
+      <w:r>
+        <w:rPr>
+          <w:rFonts w:hint="eastAsia"/>
+        </w:rPr>
+        <w:lastRenderedPageBreak/>
+        <w:t>籍框选并返回。系统管理员登录小程序可以选择对高校</w:t>
+      </w:r>
+      <w:r>
+        <w:rPr>
+          <w:rFonts w:hint="eastAsia"/>
+        </w:rPr>
+        <w:t>API</w:t>
+      </w:r>
+      <w:r>
+        <w:rPr>
+          <w:rFonts w:hint="eastAsia"/>
+        </w:rPr>
+        <w:t>信息、人员信息、错位图书信息进行增删改查。图书错位检测小程序系统的总体框架如图</w:t>
+      </w:r>
+      <w:r>
+        <w:rPr>
+          <w:rFonts w:hint="eastAsia"/>
+        </w:rPr>
+        <w:t>1.1</w:t>
+      </w:r>
+      <w:r>
+        <w:rPr>
+          <w:rFonts w:hint="eastAsia"/>
+        </w:rPr>
+        <w:t>所示。</w:t>
       </w:r>
     </w:p>
     <w:p>
       <w:pPr>
         <w:ind w:firstLineChars="200" w:firstLine="480"/>
-        <w:rPr>
-          <w:rFonts w:hint="eastAsia"/>
-        </w:rPr>
       </w:pPr>
     </w:p>
     <w:p>
@@ -4637,6 +4915,111 @@
           <w:rFonts w:hint="eastAsia"/>
         </w:rPr>
       </w:pPr>
+      <w:r>
+        <w:rPr>
+          <w:rFonts w:hint="eastAsia"/>
+        </w:rPr>
+        <w:t>图</w:t>
+      </w:r>
+      <w:r>
+        <w:rPr>
+          <w:rFonts w:hint="eastAsia"/>
+        </w:rPr>
+        <w:t xml:space="preserve">1.1 </w:t>
+      </w:r>
+      <w:r>
+        <w:rPr>
+          <w:rFonts w:hint="eastAsia"/>
+        </w:rPr>
+        <w:t>图书错位检测小程序系统总体框架</w:t>
+      </w:r>
+    </w:p>
+    <w:p>
+      <w:pPr>
+        <w:ind w:firstLineChars="200" w:firstLine="480"/>
+      </w:pPr>
+      <w:r>
+        <w:rPr>
+          <w:rFonts w:hint="eastAsia"/>
+        </w:rPr>
+        <w:t>随着信息化进程的不断发展，</w:t>
+      </w:r>
+      <w:r>
+        <w:rPr>
+          <w:rFonts w:hint="eastAsia"/>
+        </w:rPr>
+        <w:t>虽然图书馆的服务效率和用户体验都有了显著提升，但在处理图书错位问题上仍存在不足。目前的系统难以有效识别并解决图书未被放回原位的情况，这对图书馆的运营效率和服务质量产生了负面影响。</w:t>
+      </w:r>
+    </w:p>
+    <w:p>
+      <w:pPr>
+        <w:ind w:firstLineChars="200" w:firstLine="480"/>
+        <w:rPr>
+          <w:rFonts w:hint="eastAsia"/>
+        </w:rPr>
+      </w:pPr>
+      <w:r>
+        <w:rPr>
+          <w:rFonts w:hint="eastAsia"/>
+        </w:rPr>
+        <w:t>图书摆放错位会导致图书无法通过其标准的索书号被找到，如果长期不进行整理，这些错位的图书就会成为所谓的“死书”，即无法被借阅或查阅的图书。由于图书馆环境的特殊性，图书在借阅和归还过程中难免会发生错位现象。传统的图书管理方式依靠人工逐本查找错位图书，这不仅耗时耗力，而且效率低下。</w:t>
+      </w:r>
+    </w:p>
+    <w:p>
+      <w:pPr>
+        <w:ind w:firstLineChars="200" w:firstLine="480"/>
+        <w:rPr>
+          <w:rFonts w:hint="eastAsia"/>
+        </w:rPr>
+      </w:pPr>
+      <w:r>
+        <w:rPr>
+          <w:rFonts w:hint="eastAsia"/>
+        </w:rPr>
+        <w:t>为了解决这一问题，</w:t>
+      </w:r>
+      <w:r>
+        <w:rPr>
+          <w:rFonts w:hint="eastAsia"/>
+        </w:rPr>
+        <w:t>本文</w:t>
+      </w:r>
+      <w:r>
+        <w:rPr>
+          <w:rFonts w:hint="eastAsia"/>
+        </w:rPr>
+        <w:t>开发了一个智能化系统来辅助图书管理人员整理错位的图书。该系统能显著减轻图书馆工作人员的工作负担，为读者提供更好的</w:t>
+      </w:r>
+      <w:r>
+        <w:rPr>
+          <w:rFonts w:hint="eastAsia"/>
+        </w:rPr>
+        <w:t>借阅</w:t>
+      </w:r>
+      <w:r>
+        <w:rPr>
+          <w:rFonts w:hint="eastAsia"/>
+        </w:rPr>
+        <w:t>体验。</w:t>
+      </w:r>
+      <w:r>
+        <w:rPr>
+          <w:rFonts w:hint="eastAsia"/>
+        </w:rPr>
+        <w:t>该</w:t>
+      </w:r>
+      <w:r>
+        <w:rPr>
+          <w:rFonts w:hint="eastAsia"/>
+        </w:rPr>
+        <w:t>系统可以高效地识别和纠正图书的错位情况，从而确保图书馆资源的有效利用</w:t>
+      </w:r>
+      <w:r>
+        <w:rPr>
+          <w:rFonts w:hint="eastAsia"/>
+        </w:rPr>
+        <w:t>，并且该系统加入了查找目标图书和信息管理功能，提升了借阅者的用户体验以及系统管理员的工作效率。</w:t>
+      </w:r>
     </w:p>
     <w:p>
       <w:pPr>
@@ -4659,6 +5042,236 @@
       <w:pPr>
         <w:ind w:firstLineChars="200" w:firstLine="480"/>
       </w:pPr>
+      <w:r>
+        <w:rPr>
+          <w:rFonts w:hint="eastAsia"/>
+        </w:rPr>
+        <w:t>当前，图书错位检测技术主要依赖于</w:t>
+      </w:r>
+      <w:r>
+        <w:rPr>
+          <w:rFonts w:hint="eastAsia"/>
+        </w:rPr>
+        <w:t>RFID</w:t>
+      </w:r>
+      <w:r>
+        <w:rPr>
+          <w:rFonts w:hint="eastAsia"/>
+        </w:rPr>
+        <w:t>技术和图像识别技术。</w:t>
+      </w:r>
+      <w:r>
+        <w:rPr>
+          <w:rFonts w:hint="eastAsia"/>
+        </w:rPr>
+        <w:t>RFID</w:t>
+      </w:r>
+      <w:r>
+        <w:rPr>
+          <w:rFonts w:hint="eastAsia"/>
+        </w:rPr>
+        <w:t>技术尽管能够实现自动化的图书管理，但因多径效应和热噪声影响，定位精度不足，且实施成本较高，受限于技术条件，其广泛应用受到了一定的制约。另一方面，基于图像识别的错位检测方法虽然在精度和灵活性方面具有优势，但在实际应用中仍存在处理速度较慢、环境适应性差、对训练数据依赖性强等问题。针对这些不足，本研究在图像识别技术的基础上进行了一系列创新尝试，具体包括：</w:t>
+      </w:r>
+    </w:p>
+    <w:p>
+      <w:pPr>
+        <w:ind w:firstLineChars="200" w:firstLine="480"/>
+        <w:rPr>
+          <w:rFonts w:hint="eastAsia"/>
+        </w:rPr>
+      </w:pPr>
+      <w:r>
+        <w:rPr>
+          <w:rFonts w:hint="eastAsia"/>
+        </w:rPr>
+        <w:t>（</w:t>
+      </w:r>
+      <w:r>
+        <w:rPr>
+          <w:rFonts w:hint="eastAsia"/>
+        </w:rPr>
+        <w:t>1</w:t>
+      </w:r>
+      <w:r>
+        <w:rPr>
+          <w:rFonts w:hint="eastAsia"/>
+        </w:rPr>
+        <w:t>）</w:t>
+      </w:r>
+      <w:r>
+        <w:rPr>
+          <w:rFonts w:hint="eastAsia"/>
+        </w:rPr>
+        <w:t>使用</w:t>
+      </w:r>
+      <w:r>
+        <w:rPr>
+          <w:rFonts w:hint="eastAsia"/>
+        </w:rPr>
+        <w:t>YOLOv8</w:t>
+      </w:r>
+      <w:r>
+        <w:rPr>
+          <w:rFonts w:hint="eastAsia"/>
+        </w:rPr>
+        <w:t>结合</w:t>
+      </w:r>
+      <w:r>
+        <w:rPr>
+          <w:rFonts w:hint="eastAsia"/>
+        </w:rPr>
+        <w:t>CBAM</w:t>
+      </w:r>
+      <w:r>
+        <w:rPr>
+          <w:rFonts w:hint="eastAsia"/>
+        </w:rPr>
+        <w:t>注意力机制进行书脊分割：通过将</w:t>
+      </w:r>
+      <w:r>
+        <w:rPr>
+          <w:rFonts w:hint="eastAsia"/>
+        </w:rPr>
+        <w:t>YOLOv8</w:t>
+      </w:r>
+      <w:r>
+        <w:rPr>
+          <w:rFonts w:hint="eastAsia"/>
+        </w:rPr>
+        <w:t>模型与</w:t>
+      </w:r>
+      <w:r>
+        <w:rPr>
+          <w:rFonts w:hint="eastAsia"/>
+        </w:rPr>
+        <w:t>CBAM</w:t>
+      </w:r>
+      <w:r>
+        <w:rPr>
+          <w:rFonts w:hint="eastAsia"/>
+        </w:rPr>
+        <w:t>注意力机制相结合，增强了对复杂背景和低对比度书脊图像的分割能力，显著提高了书脊检测的准确性和鲁棒性。</w:t>
+      </w:r>
+    </w:p>
+    <w:p>
+      <w:pPr>
+        <w:ind w:firstLineChars="200" w:firstLine="480"/>
+        <w:rPr>
+          <w:rFonts w:hint="eastAsia"/>
+        </w:rPr>
+      </w:pPr>
+      <w:r>
+        <w:rPr>
+          <w:rFonts w:hint="eastAsia"/>
+        </w:rPr>
+        <w:t>（</w:t>
+      </w:r>
+      <w:r>
+        <w:rPr>
+          <w:rFonts w:hint="eastAsia"/>
+        </w:rPr>
+        <w:t>2</w:t>
+      </w:r>
+      <w:r>
+        <w:rPr>
+          <w:rFonts w:hint="eastAsia"/>
+        </w:rPr>
+        <w:t>）</w:t>
+      </w:r>
+      <w:r>
+        <w:rPr>
+          <w:rFonts w:hint="eastAsia"/>
+        </w:rPr>
+        <w:t>使用小程序作为载体：为提升使用的便捷性，本研究开发了一款小程序作为图书错位检测的操作平台。该小程序具备实时上传和结果展示功能，界面友好、易于操作，使得图书馆管理人员能够方便地进行检测，提高了系统的实用性。</w:t>
+      </w:r>
+    </w:p>
+    <w:p>
+      <w:pPr>
+        <w:ind w:firstLineChars="200" w:firstLine="480"/>
+      </w:pPr>
+      <w:r>
+        <w:rPr>
+          <w:rFonts w:hint="eastAsia"/>
+        </w:rPr>
+        <w:t>（</w:t>
+      </w:r>
+      <w:r>
+        <w:rPr>
+          <w:rFonts w:hint="eastAsia"/>
+        </w:rPr>
+        <w:t>3</w:t>
+      </w:r>
+      <w:r>
+        <w:rPr>
+          <w:rFonts w:hint="eastAsia"/>
+        </w:rPr>
+        <w:t>）</w:t>
+      </w:r>
+      <w:r>
+        <w:rPr>
+          <w:rFonts w:hint="eastAsia"/>
+        </w:rPr>
+        <w:t>提出单元格思想：引入“每个书架格子作为一个单元的单元格”概念，将书架划分为多个独立的检测单元。此方法提高了检测的精度和效率，使系统能够更快、更精准地识别并处理错位图书。</w:t>
+      </w:r>
+    </w:p>
+    <w:p>
+      <w:pPr>
+        <w:ind w:firstLineChars="200" w:firstLine="480"/>
+        <w:rPr>
+          <w:rFonts w:hint="eastAsia"/>
+        </w:rPr>
+      </w:pPr>
+      <w:r>
+        <w:rPr>
+          <w:rFonts w:hint="eastAsia"/>
+        </w:rPr>
+        <w:lastRenderedPageBreak/>
+        <w:t>（</w:t>
+      </w:r>
+      <w:r>
+        <w:rPr>
+          <w:rFonts w:hint="eastAsia"/>
+        </w:rPr>
+        <w:t>4</w:t>
+      </w:r>
+      <w:r>
+        <w:rPr>
+          <w:rFonts w:hint="eastAsia"/>
+        </w:rPr>
+        <w:t>）</w:t>
+      </w:r>
+      <w:r>
+        <w:rPr>
+          <w:rFonts w:hint="eastAsia"/>
+        </w:rPr>
+        <w:t>基于书名的索书号检索机制：对于部分索书号识别不完整或失败的书籍，系统设计了一种基于书名的检索机制。通过识别书籍的书名，系统自动到数据库中检索对应的索书号，从而补全或校正识别结果。这一方法有效提高了系统的整体识别准确性和可靠性，特别是在书脊上信息不完整或磨损严重的情况下，确保了错位检测的全面性和精度。</w:t>
+      </w:r>
+    </w:p>
+    <w:p>
+      <w:pPr>
+        <w:ind w:firstLineChars="200" w:firstLine="480"/>
+        <w:rPr>
+          <w:rFonts w:hint="eastAsia"/>
+        </w:rPr>
+      </w:pPr>
+      <w:r>
+        <w:rPr>
+          <w:rFonts w:hint="eastAsia"/>
+        </w:rPr>
+        <w:t>综上所述，本研究针对现有图书错位检测技术的不足，基于图像识别方法进行了多方面的创新尝试</w:t>
+      </w:r>
+      <w:r>
+        <w:rPr>
+          <w:rFonts w:hint="eastAsia"/>
+        </w:rPr>
+        <w:t>，</w:t>
+      </w:r>
+      <w:r>
+        <w:rPr>
+          <w:rFonts w:hint="eastAsia"/>
+        </w:rPr>
+        <w:t>为图书馆管理提供了一种更高效、可靠的错位检测方案。这些创新不仅解决了当前技术的主要瓶颈，也为未来智能图书管理系统的开发和应用提供了新的思路和方法。</w:t>
+      </w:r>
     </w:p>
     <w:p>
       <w:pPr>
@@ -4667,7 +5280,7 @@
           <w:rFonts w:hint="eastAsia"/>
         </w:rPr>
       </w:pPr>
-      <w:bookmarkStart w:id="4" w:name="_Toc175059282"/>
+      <w:bookmarkStart w:id="4" w:name="_Toc175923661"/>
       <w:r>
         <w:rPr>
           <w:rFonts w:hint="eastAsia"/>
@@ -4686,12 +5299,165 @@
       <w:pPr>
         <w:ind w:firstLineChars="200" w:firstLine="480"/>
       </w:pPr>
+      <w:r>
+        <w:rPr>
+          <w:rFonts w:hint="eastAsia"/>
+        </w:rPr>
+        <w:t>本文共有六章，具体的组织结构如下：</w:t>
+      </w:r>
+    </w:p>
+    <w:p>
+      <w:pPr>
+        <w:ind w:firstLineChars="200" w:firstLine="480"/>
+      </w:pPr>
+      <w:r>
+        <w:rPr>
+          <w:rFonts w:hint="eastAsia"/>
+        </w:rPr>
+        <w:t>第一章</w:t>
+      </w:r>
+      <w:r>
+        <w:rPr>
+          <w:rFonts w:hint="eastAsia"/>
+        </w:rPr>
+        <w:t>进行</w:t>
+      </w:r>
+      <w:r>
+        <w:rPr>
+          <w:rFonts w:hint="eastAsia"/>
+        </w:rPr>
+        <w:t>背景介绍、现状分析、研究内容。首先，阐述了图书错位现象的背景与影响；然后，根据当前主流的两类解决图书错位问题的方法，基于</w:t>
+      </w:r>
+      <w:r>
+        <w:rPr>
+          <w:rFonts w:hint="eastAsia"/>
+        </w:rPr>
+        <w:t>RFID</w:t>
+      </w:r>
+      <w:r>
+        <w:rPr>
+          <w:rFonts w:hint="eastAsia"/>
+        </w:rPr>
+        <w:t>射频识别技术的错位图书检测和基于图像识别技术的错位图书检测，分别说明了国内外对于解决该问题的贡献以及目前所存在的一些不足之处；最后，介绍说明了本文的研究内容以及创新点。</w:t>
+      </w:r>
+    </w:p>
+    <w:p>
+      <w:pPr>
+        <w:ind w:firstLineChars="200" w:firstLine="480"/>
+      </w:pPr>
+      <w:r>
+        <w:rPr>
+          <w:rFonts w:hint="eastAsia"/>
+        </w:rPr>
+        <w:t>第二章介绍理论基础。首先是图像分割任务的简介以及深度学习常用的一些数据集；其次介绍一些基于深度学习的图像分割算法；最后介绍</w:t>
+      </w:r>
+      <w:r>
+        <w:rPr>
+          <w:rFonts w:hint="eastAsia"/>
+        </w:rPr>
+        <w:t>YOLO</w:t>
+      </w:r>
+      <w:r>
+        <w:rPr>
+          <w:rFonts w:hint="eastAsia"/>
+        </w:rPr>
+        <w:t>算法和注意力机制。本章节介绍了实现错位图书检测功能的理论，尤其是结合</w:t>
+      </w:r>
+      <w:r>
+        <w:rPr>
+          <w:rFonts w:hint="eastAsia"/>
+        </w:rPr>
+        <w:t>YOLO</w:t>
+      </w:r>
+      <w:r>
+        <w:rPr>
+          <w:rFonts w:hint="eastAsia"/>
+        </w:rPr>
+        <w:t>和</w:t>
+      </w:r>
+      <w:r>
+        <w:rPr>
+          <w:rFonts w:hint="eastAsia"/>
+        </w:rPr>
+        <w:t>CBAM</w:t>
+      </w:r>
+      <w:r>
+        <w:rPr>
+          <w:rFonts w:hint="eastAsia"/>
+        </w:rPr>
+        <w:t>的书脊分割模型是该系统的核心之处。</w:t>
+      </w:r>
+    </w:p>
+    <w:p>
+      <w:pPr>
+        <w:ind w:firstLineChars="200" w:firstLine="480"/>
+      </w:pPr>
+      <w:r>
+        <w:rPr>
+          <w:rFonts w:hint="eastAsia"/>
+        </w:rPr>
+        <w:t>第三章</w:t>
+      </w:r>
+      <w:r>
+        <w:rPr>
+          <w:rFonts w:hint="eastAsia"/>
+        </w:rPr>
+        <w:t>是相关配置环境介绍。主要介绍了进行训练模型时所使用数据集的构建过程，开发该系统时所使用的软件以及硬件环境，最后是该系统运行所需的环境配置。</w:t>
+      </w:r>
+    </w:p>
+    <w:p>
+      <w:pPr>
+        <w:ind w:firstLineChars="200" w:firstLine="480"/>
+      </w:pPr>
+      <w:r>
+        <w:rPr>
+          <w:rFonts w:hint="eastAsia"/>
+        </w:rPr>
+        <w:t>第四章为图书错位检测系统的设计详情。首先对该系统进行需求分析</w:t>
+      </w:r>
+      <w:r>
+        <w:rPr>
+          <w:rFonts w:hint="eastAsia"/>
+        </w:rPr>
+        <w:t>，然后介绍其各项功能，最后说明功能模块的设计方法。</w:t>
+      </w:r>
+    </w:p>
+    <w:p>
+      <w:pPr>
+        <w:ind w:firstLineChars="200" w:firstLine="480"/>
+      </w:pPr>
+      <w:r>
+        <w:rPr>
+          <w:rFonts w:hint="eastAsia"/>
+        </w:rPr>
+        <w:t>第五章介绍了系统的实现过程。先是对系统的载体，微信小程序，进行介绍，之后说明了系统实现的各项原理，最后是解释了图书错位检测的核心代码以及实例演示了图书管理员如何通过本系统实现错位图书的检测。</w:t>
+      </w:r>
+    </w:p>
+    <w:p>
+      <w:pPr>
+        <w:ind w:firstLineChars="200" w:firstLine="480"/>
+        <w:rPr>
+          <w:rFonts w:hint="eastAsia"/>
+        </w:rPr>
+      </w:pPr>
+      <w:r>
+        <w:rPr>
+          <w:rFonts w:hint="eastAsia"/>
+        </w:rPr>
+        <w:t>第六章为总结与展望。</w:t>
+      </w:r>
+      <w:r>
+        <w:rPr>
+          <w:rFonts w:hint="eastAsia"/>
+        </w:rPr>
+        <w:t>对图书错位检测小程序之中的不足之处进行总结，指出目前存在的如页面不够美观、检测速度较慢、代码冗余以及图书馆编码较为理想化等问题进行总结。并在展望环节提出了较理想的系统发展方向，并对全文进行总结，对图书馆错位检测功能的发展具有借鉴意义。</w:t>
+      </w:r>
     </w:p>
     <w:p>
       <w:pPr>
         <w:pStyle w:val="1"/>
       </w:pPr>
-      <w:bookmarkStart w:id="5" w:name="_Toc175059283"/>
+      <w:bookmarkStart w:id="5" w:name="_Toc175923662"/>
       <w:r>
         <w:rPr>
           <w:rFonts w:hint="eastAsia"/>
@@ -4720,7 +5486,7 @@
           <w:rFonts w:hint="eastAsia"/>
         </w:rPr>
       </w:pPr>
-      <w:bookmarkStart w:id="6" w:name="_Toc175059284"/>
+      <w:bookmarkStart w:id="6" w:name="_Toc175923663"/>
       <w:r>
         <w:rPr>
           <w:rFonts w:hint="eastAsia"/>
@@ -4779,7 +5545,7 @@
           <w:rFonts w:hint="eastAsia"/>
         </w:rPr>
       </w:pPr>
-      <w:bookmarkStart w:id="7" w:name="_Toc175059285"/>
+      <w:bookmarkStart w:id="7" w:name="_Toc175923664"/>
       <w:r>
         <w:rPr>
           <w:rFonts w:hint="eastAsia"/>
@@ -4798,11 +5564,8 @@
     <w:p>
       <w:pPr>
         <w:pStyle w:val="2"/>
-        <w:rPr>
-          <w:rFonts w:hint="eastAsia"/>
-        </w:rPr>
-      </w:pPr>
-      <w:bookmarkStart w:id="8" w:name="_Toc175059286"/>
+      </w:pPr>
+      <w:bookmarkStart w:id="8" w:name="_Toc175923665"/>
       <w:r>
         <w:rPr>
           <w:rFonts w:hint="eastAsia"/>
@@ -4821,17 +5584,68 @@
         </w:rPr>
         <w:t>算法</w:t>
       </w:r>
+      <w:r>
+        <w:rPr>
+          <w:rFonts w:hint="eastAsia"/>
+        </w:rPr>
+        <w:t>与注意力机制</w:t>
+      </w:r>
       <w:bookmarkEnd w:id="8"/>
     </w:p>
+    <w:p>
+      <w:pPr>
+        <w:rPr>
+          <w:rFonts w:hint="eastAsia"/>
+        </w:rPr>
+      </w:pPr>
+    </w:p>
+    <w:p>
+      <w:pPr>
+        <w:pStyle w:val="a5"/>
+      </w:pPr>
+      <w:r>
+        <w:rPr>
+          <w:rFonts w:hint="eastAsia"/>
+        </w:rPr>
+        <w:t>2.3.1 YOLO</w:t>
+      </w:r>
+      <w:r>
+        <w:rPr>
+          <w:rFonts w:hint="eastAsia"/>
+        </w:rPr>
+        <w:t>算法</w:t>
+      </w:r>
+    </w:p>
     <w:p/>
     <w:p>
       <w:pPr>
+        <w:pStyle w:val="a5"/>
+        <w:rPr>
+          <w:rFonts w:hint="eastAsia"/>
+        </w:rPr>
+      </w:pPr>
+      <w:r>
+        <w:rPr>
+          <w:rFonts w:hint="eastAsia"/>
+        </w:rPr>
+        <w:t xml:space="preserve">2.3.2 </w:t>
+      </w:r>
+      <w:r>
+        <w:rPr>
+          <w:rFonts w:hint="eastAsia"/>
+        </w:rPr>
+        <w:t>注意力机制</w:t>
+      </w:r>
+    </w:p>
+    <w:p/>
+    <w:p>
+      <w:pPr>
         <w:pStyle w:val="2"/>
         <w:rPr>
           <w:rFonts w:hint="eastAsia"/>
         </w:rPr>
       </w:pPr>
-      <w:bookmarkStart w:id="9" w:name="_Toc175059287"/>
+      <w:bookmarkStart w:id="9" w:name="_Toc175923666"/>
       <w:r>
         <w:rPr>
           <w:rFonts w:hint="eastAsia"/>
@@ -4851,7 +5665,7 @@
       <w:pPr>
         <w:pStyle w:val="1"/>
       </w:pPr>
-      <w:bookmarkStart w:id="10" w:name="_Toc175059288"/>
+      <w:bookmarkStart w:id="10" w:name="_Toc175923667"/>
       <w:r>
         <w:rPr>
           <w:rFonts w:hint="eastAsia"/>
@@ -4879,7 +5693,7 @@
           <w:rFonts w:hint="eastAsia"/>
         </w:rPr>
       </w:pPr>
-      <w:bookmarkStart w:id="11" w:name="_Toc175059289"/>
+      <w:bookmarkStart w:id="11" w:name="_Toc175923668"/>
       <w:r>
         <w:rPr>
           <w:rFonts w:hint="eastAsia"/>
@@ -4898,11 +5712,8 @@
     <w:p>
       <w:pPr>
         <w:pStyle w:val="2"/>
-        <w:rPr>
-          <w:rFonts w:hint="eastAsia"/>
-        </w:rPr>
-      </w:pPr>
-      <w:bookmarkStart w:id="12" w:name="_Toc175059290"/>
+      </w:pPr>
+      <w:bookmarkStart w:id="12" w:name="_Toc175923669"/>
       <w:r>
         <w:rPr>
           <w:rFonts w:hint="eastAsia"/>
@@ -4913,9 +5724,88 @@
         <w:rPr>
           <w:rFonts w:hint="eastAsia"/>
         </w:rPr>
+        <w:t>软硬件环境</w:t>
+      </w:r>
+      <w:bookmarkEnd w:id="12"/>
+    </w:p>
+    <w:p>
+      <w:pPr>
+        <w:pStyle w:val="a5"/>
+      </w:pPr>
+      <w:r>
+        <w:rPr>
+          <w:rFonts w:hint="eastAsia"/>
+        </w:rPr>
+        <w:t xml:space="preserve">3.2.1 </w:t>
+      </w:r>
+      <w:r>
+        <w:rPr>
+          <w:rFonts w:hint="eastAsia"/>
+        </w:rPr>
+        <w:t>软件介绍</w:t>
+      </w:r>
+    </w:p>
+    <w:p/>
+    <w:p>
+      <w:pPr>
+        <w:pStyle w:val="a5"/>
+        <w:rPr>
+          <w:rFonts w:hint="eastAsia"/>
+        </w:rPr>
+      </w:pPr>
+      <w:r>
+        <w:rPr>
+          <w:rFonts w:hint="eastAsia"/>
+        </w:rPr>
+        <w:t xml:space="preserve">3.2.2 </w:t>
+      </w:r>
+      <w:r>
+        <w:rPr>
+          <w:rFonts w:hint="eastAsia"/>
+        </w:rPr>
+        <w:t>硬件介绍</w:t>
+      </w:r>
+    </w:p>
+    <w:p>
+      <w:pPr>
+        <w:rPr>
+          <w:rFonts w:hint="eastAsia"/>
+        </w:rPr>
+      </w:pPr>
+    </w:p>
+    <w:p>
+      <w:pPr>
+        <w:pStyle w:val="2"/>
+        <w:rPr>
+          <w:rFonts w:hint="eastAsia"/>
+        </w:rPr>
+      </w:pPr>
+      <w:bookmarkStart w:id="13" w:name="_Toc175923670"/>
+      <w:r>
+        <w:rPr>
+          <w:rFonts w:hint="eastAsia"/>
+        </w:rPr>
+        <w:t>3.</w:t>
+      </w:r>
+      <w:r>
+        <w:rPr>
+          <w:rFonts w:hint="eastAsia"/>
+        </w:rPr>
+        <w:t>3</w:t>
+      </w:r>
+      <w:r>
+        <w:rPr>
+          <w:rFonts w:hint="eastAsia"/>
+        </w:rPr>
+        <w:t xml:space="preserve"> </w:t>
+      </w:r>
+      <w:r>
+        <w:rPr>
+          <w:rFonts w:hint="eastAsia"/>
+        </w:rPr>
         <w:t>运行环境</w:t>
       </w:r>
-      <w:bookmarkEnd w:id="12"/>
+      <w:bookmarkEnd w:id="13"/>
     </w:p>
     <w:p/>
     <w:p>
@@ -4925,13 +5815,24 @@
           <w:rFonts w:hint="eastAsia"/>
         </w:rPr>
       </w:pPr>
-      <w:bookmarkStart w:id="13" w:name="_Toc175059291"/>
-      <w:r>
-        <w:rPr>
-          <w:rFonts w:hint="eastAsia"/>
-        </w:rPr>
-        <w:lastRenderedPageBreak/>
-        <w:t xml:space="preserve">3.3 </w:t>
+      <w:bookmarkStart w:id="14" w:name="_Toc175923671"/>
+      <w:r>
+        <w:rPr>
+          <w:rFonts w:hint="eastAsia"/>
+        </w:rPr>
+        <w:t>3.</w:t>
+      </w:r>
+      <w:r>
+        <w:rPr>
+          <w:rFonts w:hint="eastAsia"/>
+        </w:rPr>
+        <w:t>4</w:t>
+      </w:r>
+      <w:r>
+        <w:rPr>
+          <w:rFonts w:hint="eastAsia"/>
+        </w:rPr>
+        <w:t xml:space="preserve"> </w:t>
       </w:r>
       <w:r>
         <w:rPr>
@@ -4939,14 +5840,14 @@
         </w:rPr>
         <w:t>本章小结</w:t>
       </w:r>
-      <w:bookmarkEnd w:id="13"/>
+      <w:bookmarkEnd w:id="14"/>
     </w:p>
     <w:p/>
     <w:p>
       <w:pPr>
         <w:pStyle w:val="1"/>
       </w:pPr>
-      <w:bookmarkStart w:id="14" w:name="_Toc175059292"/>
+      <w:bookmarkStart w:id="15" w:name="_Toc175923672"/>
       <w:r>
         <w:rPr>
           <w:rFonts w:hint="eastAsia"/>
@@ -4965,7 +5866,7 @@
         </w:rPr>
         <w:t>系统设计</w:t>
       </w:r>
-      <w:bookmarkEnd w:id="14"/>
+      <w:bookmarkEnd w:id="15"/>
     </w:p>
     <w:p>
       <w:pPr>
@@ -4974,365 +5875,392 @@
           <w:rFonts w:hint="eastAsia"/>
         </w:rPr>
       </w:pPr>
-      <w:bookmarkStart w:id="15" w:name="_Toc175059293"/>
-      <w:r>
-        <w:rPr>
-          <w:rFonts w:hint="eastAsia"/>
-        </w:rPr>
-        <w:t xml:space="preserve">4.1 </w:t>
-      </w:r>
-      <w:r>
-        <w:rPr>
-          <w:rFonts w:hint="eastAsia"/>
-        </w:rPr>
-        <w:t>软硬件环境</w:t>
-      </w:r>
-      <w:bookmarkEnd w:id="15"/>
+      <w:bookmarkStart w:id="16" w:name="_Toc175923674"/>
+      <w:r>
+        <w:rPr>
+          <w:rFonts w:hint="eastAsia"/>
+        </w:rPr>
+        <w:t>4.</w:t>
+      </w:r>
+      <w:r>
+        <w:rPr>
+          <w:rFonts w:hint="eastAsia"/>
+        </w:rPr>
+        <w:t>1</w:t>
+      </w:r>
+      <w:r>
+        <w:rPr>
+          <w:rFonts w:hint="eastAsia"/>
+        </w:rPr>
+        <w:t xml:space="preserve"> </w:t>
+      </w:r>
+      <w:r>
+        <w:rPr>
+          <w:rFonts w:hint="eastAsia"/>
+        </w:rPr>
+        <w:t>系统功能设计与需求分析</w:t>
+      </w:r>
+      <w:bookmarkEnd w:id="16"/>
+    </w:p>
+    <w:p>
+      <w:pPr>
+        <w:pStyle w:val="a5"/>
+      </w:pPr>
+      <w:r>
+        <w:rPr>
+          <w:rFonts w:hint="eastAsia"/>
+        </w:rPr>
+        <w:t>4.</w:t>
+      </w:r>
+      <w:r>
+        <w:rPr>
+          <w:rFonts w:hint="eastAsia"/>
+        </w:rPr>
+        <w:t>1</w:t>
+      </w:r>
+      <w:r>
+        <w:rPr>
+          <w:rFonts w:hint="eastAsia"/>
+        </w:rPr>
+        <w:t xml:space="preserve">.1 </w:t>
+      </w:r>
+      <w:r>
+        <w:rPr>
+          <w:rFonts w:hint="eastAsia"/>
+        </w:rPr>
+        <w:t>系统需求分析</w:t>
+      </w:r>
     </w:p>
     <w:p/>
     <w:p>
       <w:pPr>
+        <w:pStyle w:val="a5"/>
+      </w:pPr>
+      <w:r>
+        <w:rPr>
+          <w:rFonts w:hint="eastAsia"/>
+        </w:rPr>
+        <w:t>4.</w:t>
+      </w:r>
+      <w:r>
+        <w:rPr>
+          <w:rFonts w:hint="eastAsia"/>
+        </w:rPr>
+        <w:t>1</w:t>
+      </w:r>
+      <w:r>
+        <w:rPr>
+          <w:rFonts w:hint="eastAsia"/>
+        </w:rPr>
+        <w:t xml:space="preserve">.2 </w:t>
+      </w:r>
+      <w:r>
+        <w:rPr>
+          <w:rFonts w:hint="eastAsia"/>
+        </w:rPr>
+        <w:t>非功能需求功能介绍</w:t>
+      </w:r>
+    </w:p>
+    <w:p/>
+    <w:p>
+      <w:pPr>
+        <w:pStyle w:val="a5"/>
+      </w:pPr>
+      <w:r>
+        <w:rPr>
+          <w:rFonts w:hint="eastAsia"/>
+        </w:rPr>
+        <w:t>4.</w:t>
+      </w:r>
+      <w:r>
+        <w:rPr>
+          <w:rFonts w:hint="eastAsia"/>
+        </w:rPr>
+        <w:t>1</w:t>
+      </w:r>
+      <w:r>
+        <w:rPr>
+          <w:rFonts w:hint="eastAsia"/>
+        </w:rPr>
+        <w:t xml:space="preserve">.3 </w:t>
+      </w:r>
+      <w:r>
+        <w:rPr>
+          <w:rFonts w:hint="eastAsia"/>
+        </w:rPr>
+        <w:t>系统功能介绍</w:t>
+      </w:r>
+    </w:p>
+    <w:p/>
+    <w:p>
+      <w:pPr>
+        <w:pStyle w:val="a5"/>
+      </w:pPr>
+      <w:r>
+        <w:rPr>
+          <w:rFonts w:hint="eastAsia"/>
+        </w:rPr>
+        <w:t>4.</w:t>
+      </w:r>
+      <w:r>
+        <w:rPr>
+          <w:rFonts w:hint="eastAsia"/>
+        </w:rPr>
+        <w:t>1</w:t>
+      </w:r>
+      <w:r>
+        <w:rPr>
+          <w:rFonts w:hint="eastAsia"/>
+        </w:rPr>
+        <w:t xml:space="preserve">.4 </w:t>
+      </w:r>
+      <w:r>
+        <w:rPr>
+          <w:rFonts w:hint="eastAsia"/>
+        </w:rPr>
+        <w:t>功能模块设计</w:t>
+      </w:r>
+    </w:p>
+    <w:p/>
+    <w:p>
+      <w:pPr>
         <w:pStyle w:val="2"/>
         <w:rPr>
           <w:rFonts w:hint="eastAsia"/>
         </w:rPr>
       </w:pPr>
-      <w:bookmarkStart w:id="16" w:name="_Toc175059294"/>
-      <w:r>
-        <w:rPr>
-          <w:rFonts w:hint="eastAsia"/>
-        </w:rPr>
-        <w:t xml:space="preserve">4.2 </w:t>
-      </w:r>
-      <w:r>
-        <w:rPr>
-          <w:rFonts w:hint="eastAsia"/>
-        </w:rPr>
-        <w:t>软件介绍</w:t>
-      </w:r>
-      <w:bookmarkEnd w:id="16"/>
+      <w:bookmarkStart w:id="17" w:name="_Toc175923675"/>
+      <w:r>
+        <w:rPr>
+          <w:rFonts w:hint="eastAsia"/>
+        </w:rPr>
+        <w:t>4.</w:t>
+      </w:r>
+      <w:r>
+        <w:rPr>
+          <w:rFonts w:hint="eastAsia"/>
+        </w:rPr>
+        <w:t>2</w:t>
+      </w:r>
+      <w:r>
+        <w:rPr>
+          <w:rFonts w:hint="eastAsia"/>
+        </w:rPr>
+        <w:t xml:space="preserve"> </w:t>
+      </w:r>
+      <w:r>
+        <w:rPr>
+          <w:rFonts w:hint="eastAsia"/>
+        </w:rPr>
+        <w:t>本章小结</w:t>
+      </w:r>
+      <w:bookmarkEnd w:id="17"/>
     </w:p>
     <w:p/>
     <w:p>
       <w:pPr>
+        <w:pStyle w:val="1"/>
+      </w:pPr>
+      <w:bookmarkStart w:id="18" w:name="_Toc175923676"/>
+      <w:r>
+        <w:rPr>
+          <w:rFonts w:hint="eastAsia"/>
+        </w:rPr>
+        <w:t>第五章</w:t>
+      </w:r>
+      <w:r>
+        <w:rPr>
+          <w:rFonts w:hint="eastAsia"/>
+        </w:rPr>
+        <w:t xml:space="preserve"> </w:t>
+      </w:r>
+      <w:r>
+        <w:rPr>
+          <w:rFonts w:hint="eastAsia"/>
+        </w:rPr>
+        <w:t>系统实现</w:t>
+      </w:r>
+      <w:bookmarkEnd w:id="18"/>
+    </w:p>
+    <w:p>
+      <w:pPr>
         <w:pStyle w:val="2"/>
         <w:rPr>
           <w:rFonts w:hint="eastAsia"/>
         </w:rPr>
       </w:pPr>
-      <w:bookmarkStart w:id="17" w:name="_Toc175059295"/>
-      <w:r>
-        <w:rPr>
-          <w:rFonts w:hint="eastAsia"/>
-        </w:rPr>
-        <w:t xml:space="preserve">4.3 </w:t>
-      </w:r>
-      <w:r>
-        <w:rPr>
-          <w:rFonts w:hint="eastAsia"/>
-        </w:rPr>
-        <w:t>系统功能设计与需求分析</w:t>
-      </w:r>
-      <w:bookmarkEnd w:id="17"/>
-    </w:p>
-    <w:p>
-      <w:pPr>
-        <w:pStyle w:val="a5"/>
-      </w:pPr>
-      <w:r>
-        <w:rPr>
-          <w:rFonts w:hint="eastAsia"/>
-        </w:rPr>
-        <w:t xml:space="preserve">4.3.1 </w:t>
-      </w:r>
-      <w:r>
-        <w:rPr>
-          <w:rFonts w:hint="eastAsia"/>
-        </w:rPr>
-        <w:t>系统需求分析</w:t>
-      </w:r>
+      <w:bookmarkStart w:id="19" w:name="_Toc175923677"/>
+      <w:r>
+        <w:rPr>
+          <w:rFonts w:hint="eastAsia"/>
+        </w:rPr>
+        <w:t xml:space="preserve">5.1 </w:t>
+      </w:r>
+      <w:r>
+        <w:rPr>
+          <w:rFonts w:hint="eastAsia"/>
+        </w:rPr>
+        <w:t>微信小程序介绍</w:t>
+      </w:r>
+      <w:bookmarkEnd w:id="19"/>
     </w:p>
     <w:p/>
     <w:p>
       <w:pPr>
-        <w:pStyle w:val="a5"/>
-      </w:pPr>
-      <w:r>
-        <w:rPr>
-          <w:rFonts w:hint="eastAsia"/>
-        </w:rPr>
-        <w:t xml:space="preserve">4.3.2 </w:t>
-      </w:r>
-      <w:r>
-        <w:rPr>
-          <w:rFonts w:hint="eastAsia"/>
-        </w:rPr>
-        <w:t>非功能需求功能介绍</w:t>
-      </w:r>
+        <w:pStyle w:val="2"/>
+        <w:rPr>
+          <w:rFonts w:hint="eastAsia"/>
+        </w:rPr>
+      </w:pPr>
+      <w:bookmarkStart w:id="20" w:name="_Toc175923678"/>
+      <w:r>
+        <w:rPr>
+          <w:rFonts w:hint="eastAsia"/>
+        </w:rPr>
+        <w:t xml:space="preserve">5.2 </w:t>
+      </w:r>
+      <w:r>
+        <w:rPr>
+          <w:rFonts w:hint="eastAsia"/>
+        </w:rPr>
+        <w:t>系统原理及功能介绍</w:t>
+      </w:r>
+      <w:bookmarkEnd w:id="20"/>
     </w:p>
     <w:p/>
     <w:p>
       <w:pPr>
-        <w:pStyle w:val="a5"/>
-      </w:pPr>
-      <w:r>
-        <w:rPr>
-          <w:rFonts w:hint="eastAsia"/>
-        </w:rPr>
-        <w:t xml:space="preserve">4.3.3 </w:t>
-      </w:r>
-      <w:r>
-        <w:rPr>
-          <w:rFonts w:hint="eastAsia"/>
-        </w:rPr>
-        <w:t>系统功能介绍</w:t>
-      </w:r>
+        <w:pStyle w:val="2"/>
+        <w:rPr>
+          <w:rFonts w:hint="eastAsia"/>
+        </w:rPr>
+      </w:pPr>
+      <w:bookmarkStart w:id="21" w:name="_Toc175923679"/>
+      <w:r>
+        <w:rPr>
+          <w:rFonts w:hint="eastAsia"/>
+        </w:rPr>
+        <w:t xml:space="preserve">5.3 </w:t>
+      </w:r>
+      <w:r>
+        <w:rPr>
+          <w:rFonts w:hint="eastAsia"/>
+        </w:rPr>
+        <w:t>核心代码及实例演示</w:t>
+      </w:r>
+      <w:bookmarkEnd w:id="21"/>
     </w:p>
     <w:p/>
     <w:p>
       <w:pPr>
-        <w:pStyle w:val="a5"/>
-      </w:pPr>
-      <w:r>
-        <w:rPr>
-          <w:rFonts w:hint="eastAsia"/>
-        </w:rPr>
-        <w:t xml:space="preserve">4.3.4 </w:t>
-      </w:r>
-      <w:r>
-        <w:rPr>
-          <w:rFonts w:hint="eastAsia"/>
-        </w:rPr>
-        <w:t>功能模块设计</w:t>
-      </w:r>
+        <w:pStyle w:val="2"/>
+        <w:rPr>
+          <w:rFonts w:hint="eastAsia"/>
+        </w:rPr>
+      </w:pPr>
+      <w:bookmarkStart w:id="22" w:name="_Toc175923680"/>
+      <w:r>
+        <w:rPr>
+          <w:rFonts w:hint="eastAsia"/>
+        </w:rPr>
+        <w:t xml:space="preserve">5.4 </w:t>
+      </w:r>
+      <w:r>
+        <w:rPr>
+          <w:rFonts w:hint="eastAsia"/>
+        </w:rPr>
+        <w:t>本章小结</w:t>
+      </w:r>
+      <w:bookmarkEnd w:id="22"/>
     </w:p>
     <w:p/>
     <w:p>
       <w:pPr>
+        <w:pStyle w:val="1"/>
+      </w:pPr>
+      <w:bookmarkStart w:id="23" w:name="_Toc175923681"/>
+      <w:r>
+        <w:rPr>
+          <w:rFonts w:hint="eastAsia"/>
+        </w:rPr>
+        <w:t>第六章</w:t>
+      </w:r>
+      <w:r>
+        <w:rPr>
+          <w:rFonts w:hint="eastAsia"/>
+        </w:rPr>
+        <w:t xml:space="preserve"> </w:t>
+      </w:r>
+      <w:r>
+        <w:rPr>
+          <w:rFonts w:hint="eastAsia"/>
+        </w:rPr>
+        <w:t>总结与展望</w:t>
+      </w:r>
+      <w:bookmarkEnd w:id="23"/>
+    </w:p>
+    <w:p>
+      <w:pPr>
         <w:pStyle w:val="2"/>
-        <w:rPr>
-          <w:rFonts w:hint="eastAsia"/>
-        </w:rPr>
-      </w:pPr>
-      <w:bookmarkStart w:id="18" w:name="_Toc175059296"/>
-      <w:r>
-        <w:rPr>
-          <w:rFonts w:hint="eastAsia"/>
-        </w:rPr>
-        <w:t xml:space="preserve">4.4 </w:t>
-      </w:r>
-      <w:r>
-        <w:rPr>
-          <w:rFonts w:hint="eastAsia"/>
-        </w:rPr>
-        <w:t>本章小结</w:t>
-      </w:r>
-      <w:bookmarkEnd w:id="18"/>
+      </w:pPr>
+      <w:bookmarkStart w:id="24" w:name="_Toc175923682"/>
+      <w:r>
+        <w:rPr>
+          <w:rFonts w:hint="eastAsia"/>
+        </w:rPr>
+        <w:t xml:space="preserve">6.1 </w:t>
+      </w:r>
+      <w:r>
+        <w:rPr>
+          <w:rFonts w:hint="eastAsia"/>
+        </w:rPr>
+        <w:t>总结</w:t>
+      </w:r>
+      <w:bookmarkEnd w:id="24"/>
     </w:p>
     <w:p/>
     <w:p>
       <w:pPr>
+        <w:pStyle w:val="2"/>
+        <w:rPr>
+          <w:rFonts w:hint="eastAsia"/>
+        </w:rPr>
+      </w:pPr>
+      <w:bookmarkStart w:id="25" w:name="_Toc175923683"/>
+      <w:r>
+        <w:rPr>
+          <w:rFonts w:hint="eastAsia"/>
+        </w:rPr>
+        <w:t xml:space="preserve">6.2 </w:t>
+      </w:r>
+      <w:r>
+        <w:rPr>
+          <w:rFonts w:hint="eastAsia"/>
+        </w:rPr>
+        <w:t>展望</w:t>
+      </w:r>
+      <w:bookmarkEnd w:id="25"/>
+    </w:p>
+    <w:p/>
+    <w:p>
+      <w:pPr>
         <w:pStyle w:val="1"/>
       </w:pPr>
-      <w:bookmarkStart w:id="19" w:name="_Toc175059297"/>
-      <w:r>
-        <w:rPr>
-          <w:rFonts w:hint="eastAsia"/>
-        </w:rPr>
-        <w:lastRenderedPageBreak/>
-        <w:t>第五章</w:t>
-      </w:r>
-      <w:r>
-        <w:rPr>
-          <w:rFonts w:hint="eastAsia"/>
-        </w:rPr>
-        <w:t xml:space="preserve"> </w:t>
-      </w:r>
-      <w:r>
-        <w:rPr>
-          <w:rFonts w:hint="eastAsia"/>
-        </w:rPr>
-        <w:t>系统实现</w:t>
-      </w:r>
-      <w:bookmarkEnd w:id="19"/>
-    </w:p>
-    <w:p>
-      <w:pPr>
-        <w:pStyle w:val="2"/>
-        <w:rPr>
-          <w:rFonts w:hint="eastAsia"/>
-        </w:rPr>
-      </w:pPr>
-      <w:bookmarkStart w:id="20" w:name="_Toc175059298"/>
-      <w:r>
-        <w:rPr>
-          <w:rFonts w:hint="eastAsia"/>
-        </w:rPr>
-        <w:t xml:space="preserve">5.1 </w:t>
-      </w:r>
-      <w:r>
-        <w:rPr>
-          <w:rFonts w:hint="eastAsia"/>
-        </w:rPr>
-        <w:t>微信小程序介绍</w:t>
-      </w:r>
-      <w:bookmarkEnd w:id="20"/>
+      <w:bookmarkStart w:id="26" w:name="_Toc175923684"/>
+      <w:r>
+        <w:rPr>
+          <w:rFonts w:hint="eastAsia"/>
+        </w:rPr>
+        <w:t>参考文献</w:t>
+      </w:r>
+      <w:bookmarkEnd w:id="26"/>
     </w:p>
     <w:p/>
     <w:p>
       <w:pPr>
-        <w:pStyle w:val="2"/>
-        <w:rPr>
-          <w:rFonts w:hint="eastAsia"/>
-        </w:rPr>
-      </w:pPr>
-      <w:bookmarkStart w:id="21" w:name="_Toc175059299"/>
-      <w:r>
-        <w:rPr>
-          <w:rFonts w:hint="eastAsia"/>
-        </w:rPr>
-        <w:t xml:space="preserve">5.2 </w:t>
-      </w:r>
-      <w:r>
-        <w:rPr>
-          <w:rFonts w:hint="eastAsia"/>
-        </w:rPr>
-        <w:t>系统原理及功能介绍</w:t>
-      </w:r>
-      <w:bookmarkEnd w:id="21"/>
-    </w:p>
-    <w:p/>
-    <w:p>
-      <w:pPr>
-        <w:pStyle w:val="2"/>
-        <w:rPr>
-          <w:rFonts w:hint="eastAsia"/>
-        </w:rPr>
-      </w:pPr>
-      <w:bookmarkStart w:id="22" w:name="_Toc175059300"/>
-      <w:r>
-        <w:rPr>
-          <w:rFonts w:hint="eastAsia"/>
-        </w:rPr>
-        <w:t xml:space="preserve">5.3 </w:t>
-      </w:r>
-      <w:r>
-        <w:rPr>
-          <w:rFonts w:hint="eastAsia"/>
-        </w:rPr>
-        <w:t>核心代码及实例演示</w:t>
-      </w:r>
-      <w:bookmarkEnd w:id="22"/>
-    </w:p>
-    <w:p/>
-    <w:p>
-      <w:pPr>
-        <w:pStyle w:val="2"/>
-        <w:rPr>
-          <w:rFonts w:hint="eastAsia"/>
-        </w:rPr>
-      </w:pPr>
-      <w:bookmarkStart w:id="23" w:name="_Toc175059301"/>
-      <w:r>
-        <w:rPr>
-          <w:rFonts w:hint="eastAsia"/>
-        </w:rPr>
-        <w:t xml:space="preserve">5.4 </w:t>
-      </w:r>
-      <w:r>
-        <w:rPr>
-          <w:rFonts w:hint="eastAsia"/>
-        </w:rPr>
-        <w:t>本章小结</w:t>
-      </w:r>
-      <w:bookmarkEnd w:id="23"/>
-    </w:p>
-    <w:p/>
-    <w:p>
-      <w:pPr>
         <w:pStyle w:val="1"/>
       </w:pPr>
-      <w:bookmarkStart w:id="24" w:name="_Toc175059302"/>
-      <w:r>
-        <w:rPr>
-          <w:rFonts w:hint="eastAsia"/>
-        </w:rPr>
-        <w:t>第六章</w:t>
-      </w:r>
-      <w:r>
-        <w:rPr>
-          <w:rFonts w:hint="eastAsia"/>
-        </w:rPr>
-        <w:t xml:space="preserve"> </w:t>
-      </w:r>
-      <w:r>
-        <w:rPr>
-          <w:rFonts w:hint="eastAsia"/>
-        </w:rPr>
-        <w:t>总结与展望</w:t>
-      </w:r>
-      <w:bookmarkEnd w:id="24"/>
-    </w:p>
-    <w:p>
-      <w:pPr>
-        <w:pStyle w:val="a5"/>
-      </w:pPr>
-      <w:r>
-        <w:rPr>
-          <w:rFonts w:hint="eastAsia"/>
-        </w:rPr>
-        <w:t xml:space="preserve">6.1 </w:t>
-      </w:r>
-      <w:r>
-        <w:rPr>
-          <w:rFonts w:hint="eastAsia"/>
-        </w:rPr>
-        <w:t>总结</w:t>
-      </w:r>
-    </w:p>
-    <w:p/>
-    <w:p>
-      <w:pPr>
-        <w:pStyle w:val="2"/>
-        <w:rPr>
-          <w:rFonts w:hint="eastAsia"/>
-        </w:rPr>
-      </w:pPr>
-      <w:bookmarkStart w:id="25" w:name="_Toc175059303"/>
-      <w:r>
-        <w:rPr>
-          <w:rFonts w:hint="eastAsia"/>
-        </w:rPr>
-        <w:t xml:space="preserve">6.2 </w:t>
-      </w:r>
-      <w:r>
-        <w:rPr>
-          <w:rFonts w:hint="eastAsia"/>
-        </w:rPr>
-        <w:t>展望</w:t>
-      </w:r>
-      <w:bookmarkEnd w:id="25"/>
-    </w:p>
-    <w:p/>
-    <w:p>
-      <w:pPr>
-        <w:pStyle w:val="1"/>
-      </w:pPr>
-      <w:bookmarkStart w:id="26" w:name="_Toc175059304"/>
-      <w:r>
-        <w:rPr>
-          <w:rFonts w:hint="eastAsia"/>
-        </w:rPr>
-        <w:t>参考文献</w:t>
-      </w:r>
-      <w:bookmarkEnd w:id="26"/>
-    </w:p>
-    <w:p/>
-    <w:p>
-      <w:pPr>
-        <w:pStyle w:val="1"/>
-      </w:pPr>
-      <w:bookmarkStart w:id="27" w:name="_Toc175059305"/>
+      <w:bookmarkStart w:id="27" w:name="_Toc175923685"/>
       <w:r>
         <w:rPr>
           <w:rFonts w:hint="eastAsia"/>
@@ -5862,7 +6790,6 @@
   <w:style w:type="character" w:default="1" w:styleId="a0">
     <w:name w:val="Default Paragraph Font"/>
     <w:uiPriority w:val="1"/>
-    <w:semiHidden/>
     <w:unhideWhenUsed/>
   </w:style>
   <w:style w:type="table" w:default="1" w:styleId="a1">
@@ -6088,6 +7015,18 @@
       <w:rFonts w:ascii="Times New Roman" w:eastAsia="宋体" w:hAnsi="Times New Roman"/>
       <w:sz w:val="18"/>
       <w:szCs w:val="18"/>
+    </w:rPr>
+  </w:style>
+  <w:style w:type="character" w:styleId="ac">
+    <w:name w:val="Unresolved Mention"/>
+    <w:basedOn w:val="a0"/>
+    <w:uiPriority w:val="99"/>
+    <w:semiHidden/>
+    <w:unhideWhenUsed/>
+    <w:rsid w:val="00E64633"/>
+    <w:rPr>
+      <w:color w:val="605E5C"/>
+      <w:shd w:val="clear" w:color="auto" w:fill="E1DFDD"/>
     </w:rPr>
   </w:style>
 </w:styles>

--- a/初稿.docx
+++ b/初稿.docx
@@ -60,8 +60,30 @@
         <w:rPr>
           <w:rFonts w:hint="eastAsia"/>
         </w:rPr>
-        <w:t>就会产生同一书架格子内的索书号顺序错误的乱架问题和其他格子中的书籍放在该格子里的错架问题</w:t>
-      </w:r>
+        <w:t>就会产生同一书架格子内的索书号顺序错误的</w:t>
+      </w:r>
+      <w:proofErr w:type="gramStart"/>
+      <w:r>
+        <w:rPr>
+          <w:rFonts w:hint="eastAsia"/>
+        </w:rPr>
+        <w:t>乱架问题</w:t>
+      </w:r>
+      <w:proofErr w:type="gramEnd"/>
+      <w:r>
+        <w:rPr>
+          <w:rFonts w:hint="eastAsia"/>
+        </w:rPr>
+        <w:t>和其他格子中的书籍放在该格子里</w:t>
+      </w:r>
+      <w:proofErr w:type="gramStart"/>
+      <w:r>
+        <w:rPr>
+          <w:rFonts w:hint="eastAsia"/>
+        </w:rPr>
+        <w:t>的错架问题</w:t>
+      </w:r>
+      <w:proofErr w:type="gramEnd"/>
       <w:r>
         <w:t>。这类问题严重影响了图书馆的管理效率，目前主要依靠人工纠错，工作量巨大。本研究提出了一种基于图像识别的错位图书检测系统，旨在减少人工纠错的工作量。该系统采用了结合</w:t>
       </w:r>
@@ -132,7 +154,15 @@
         <w:t>）</w:t>
       </w:r>
       <w:r>
-        <w:t>算法分割书标区域，并通过</w:t>
+        <w:t>算法</w:t>
+      </w:r>
+      <w:proofErr w:type="gramStart"/>
+      <w:r>
+        <w:t>分割书</w:t>
+      </w:r>
+      <w:proofErr w:type="gramEnd"/>
+      <w:r>
+        <w:t>标区域，并通过</w:t>
       </w:r>
       <w:r>
         <w:t>OCR</w:t>
@@ -153,7 +183,15 @@
         <w:t>）</w:t>
       </w:r>
       <w:r>
-        <w:t>光学字符识别技术对索书号和书名进行识别。为提高系统的可用性，本研究将其开发为微信小程序。实验结果表明，所提出的算法在书脊分割任务中的准确率达到</w:t>
+        <w:t>光学字符识别技术对索书号和书名进行识别。为提高系统的可用性，本研究将其开发</w:t>
+      </w:r>
+      <w:proofErr w:type="gramStart"/>
+      <w:r>
+        <w:t>为微信小</w:t>
+      </w:r>
+      <w:proofErr w:type="gramEnd"/>
+      <w:r>
+        <w:t>程序。实验结果表明，所提出的算法在书脊分割任务中的准确率达到</w:t>
       </w:r>
       <w:r>
         <w:t>95.8%</w:t>
@@ -186,7 +224,21 @@
         <w:rPr>
           <w:rFonts w:ascii="黑体" w:eastAsia="黑体" w:hAnsi="黑体" w:hint="eastAsia"/>
         </w:rPr>
-        <w:t>图像分割；CBAM；YOLOv8；微信小程序</w:t>
+        <w:t>图像分割；CBAM；YOLOv8；</w:t>
+      </w:r>
+      <w:proofErr w:type="gramStart"/>
+      <w:r>
+        <w:rPr>
+          <w:rFonts w:ascii="黑体" w:eastAsia="黑体" w:hAnsi="黑体" w:hint="eastAsia"/>
+        </w:rPr>
+        <w:t>微信小</w:t>
+      </w:r>
+      <w:proofErr w:type="gramEnd"/>
+      <w:r>
+        <w:rPr>
+          <w:rFonts w:ascii="黑体" w:eastAsia="黑体" w:hAnsi="黑体" w:hint="eastAsia"/>
+        </w:rPr>
+        <w:t>程序</w:t>
       </w:r>
     </w:p>
     <w:p>
@@ -298,7 +350,7 @@
           <w:r>
             <w:fldChar w:fldCharType="separate"/>
           </w:r>
-          <w:hyperlink w:anchor="_Toc175923657" w:history="1">
+          <w:hyperlink w:anchor="_Toc175927018" w:history="1">
             <w:r>
               <w:rPr>
                 <w:rStyle w:val="a7"/>
@@ -352,7 +404,7 @@
                 <w:noProof/>
                 <w:webHidden/>
               </w:rPr>
-              <w:instrText>PAGEREF _Toc175923657 \h</w:instrText>
+              <w:instrText>PAGEREF _Toc175927018 \h</w:instrText>
             </w:r>
             <w:r>
               <w:rPr>
@@ -371,6 +423,7 @@
             </w:r>
             <w:r>
               <w:rPr>
+                <w:rFonts w:hint="eastAsia"/>
                 <w:noProof/>
                 <w:webHidden/>
               </w:rPr>
@@ -406,7 +459,7 @@
               <w:sz w:val="21"/>
             </w:rPr>
           </w:pPr>
-          <w:hyperlink w:anchor="_Toc175923658" w:history="1">
+          <w:hyperlink w:anchor="_Toc175927019" w:history="1">
             <w:r>
               <w:rPr>
                 <w:rStyle w:val="a7"/>
@@ -452,7 +505,7 @@
                 <w:noProof/>
                 <w:webHidden/>
               </w:rPr>
-              <w:instrText>PAGEREF _Toc175923658 \h</w:instrText>
+              <w:instrText>PAGEREF _Toc175927019 \h</w:instrText>
             </w:r>
             <w:r>
               <w:rPr>
@@ -471,6 +524,7 @@
             </w:r>
             <w:r>
               <w:rPr>
+                <w:rFonts w:hint="eastAsia"/>
                 <w:noProof/>
                 <w:webHidden/>
               </w:rPr>
@@ -506,7 +560,7 @@
               <w:sz w:val="21"/>
             </w:rPr>
           </w:pPr>
-          <w:hyperlink w:anchor="_Toc175923659" w:history="1">
+          <w:hyperlink w:anchor="_Toc175927020" w:history="1">
             <w:r>
               <w:rPr>
                 <w:rStyle w:val="a7"/>
@@ -552,7 +606,7 @@
                 <w:noProof/>
                 <w:webHidden/>
               </w:rPr>
-              <w:instrText>PAGEREF _Toc175923659 \h</w:instrText>
+              <w:instrText>PAGEREF _Toc175927020 \h</w:instrText>
             </w:r>
             <w:r>
               <w:rPr>
@@ -571,6 +625,7 @@
             </w:r>
             <w:r>
               <w:rPr>
+                <w:rFonts w:hint="eastAsia"/>
                 <w:noProof/>
                 <w:webHidden/>
               </w:rPr>
@@ -606,7 +661,7 @@
               <w:sz w:val="21"/>
             </w:rPr>
           </w:pPr>
-          <w:hyperlink w:anchor="_Toc175923660" w:history="1">
+          <w:hyperlink w:anchor="_Toc175927021" w:history="1">
             <w:r>
               <w:rPr>
                 <w:rStyle w:val="a7"/>
@@ -652,7 +707,7 @@
                 <w:noProof/>
                 <w:webHidden/>
               </w:rPr>
-              <w:instrText>PAGEREF _Toc175923660 \h</w:instrText>
+              <w:instrText>PAGEREF _Toc175927021 \h</w:instrText>
             </w:r>
             <w:r>
               <w:rPr>
@@ -671,6 +726,7 @@
             </w:r>
             <w:r>
               <w:rPr>
+                <w:rFonts w:hint="eastAsia"/>
                 <w:noProof/>
                 <w:webHidden/>
               </w:rPr>
@@ -706,7 +762,7 @@
               <w:sz w:val="21"/>
             </w:rPr>
           </w:pPr>
-          <w:hyperlink w:anchor="_Toc175923661" w:history="1">
+          <w:hyperlink w:anchor="_Toc175927022" w:history="1">
             <w:r>
               <w:rPr>
                 <w:rStyle w:val="a7"/>
@@ -721,23 +777,7 @@
                 <w:rFonts w:hint="eastAsia"/>
                 <w:noProof/>
               </w:rPr>
-              <w:t>论文组</w:t>
-            </w:r>
-            <w:r>
-              <w:rPr>
-                <w:rStyle w:val="a7"/>
-                <w:rFonts w:hint="eastAsia"/>
-                <w:noProof/>
-              </w:rPr>
-              <w:t>织</w:t>
-            </w:r>
-            <w:r>
-              <w:rPr>
-                <w:rStyle w:val="a7"/>
-                <w:rFonts w:hint="eastAsia"/>
-                <w:noProof/>
-              </w:rPr>
-              <w:t>结构</w:t>
+              <w:t>论文组织结构</w:t>
             </w:r>
             <w:r>
               <w:rPr>
@@ -768,7 +808,7 @@
                 <w:noProof/>
                 <w:webHidden/>
               </w:rPr>
-              <w:instrText>PAGEREF _Toc175923661 \h</w:instrText>
+              <w:instrText>PAGEREF _Toc175927022 \h</w:instrText>
             </w:r>
             <w:r>
               <w:rPr>
@@ -787,6 +827,7 @@
             </w:r>
             <w:r>
               <w:rPr>
+                <w:rFonts w:hint="eastAsia"/>
                 <w:noProof/>
                 <w:webHidden/>
               </w:rPr>
@@ -797,7 +838,7 @@
                 <w:noProof/>
                 <w:webHidden/>
               </w:rPr>
-              <w:t>6</w:t>
+              <w:t>4</w:t>
             </w:r>
             <w:r>
               <w:rPr>
@@ -821,7 +862,7 @@
               <w:sz w:val="21"/>
             </w:rPr>
           </w:pPr>
-          <w:hyperlink w:anchor="_Toc175923662" w:history="1">
+          <w:hyperlink w:anchor="_Toc175927023" w:history="1">
             <w:r>
               <w:rPr>
                 <w:rStyle w:val="a7"/>
@@ -875,7 +916,7 @@
                 <w:noProof/>
                 <w:webHidden/>
               </w:rPr>
-              <w:instrText>PAGEREF _Toc175923662 \h</w:instrText>
+              <w:instrText>PAGEREF _Toc175927023 \h</w:instrText>
             </w:r>
             <w:r>
               <w:rPr>
@@ -894,6 +935,7 @@
             </w:r>
             <w:r>
               <w:rPr>
+                <w:rFonts w:hint="eastAsia"/>
                 <w:noProof/>
                 <w:webHidden/>
               </w:rPr>
@@ -904,7 +946,7 @@
                 <w:noProof/>
                 <w:webHidden/>
               </w:rPr>
-              <w:t>6</w:t>
+              <w:t>4</w:t>
             </w:r>
             <w:r>
               <w:rPr>
@@ -929,7 +971,7 @@
               <w:sz w:val="21"/>
             </w:rPr>
           </w:pPr>
-          <w:hyperlink w:anchor="_Toc175923663" w:history="1">
+          <w:hyperlink w:anchor="_Toc175927024" w:history="1">
             <w:r>
               <w:rPr>
                 <w:rStyle w:val="a7"/>
@@ -975,7 +1017,7 @@
                 <w:noProof/>
                 <w:webHidden/>
               </w:rPr>
-              <w:instrText>PAGEREF _Toc175923663 \h</w:instrText>
+              <w:instrText>PAGEREF _Toc175927024 \h</w:instrText>
             </w:r>
             <w:r>
               <w:rPr>
@@ -994,6 +1036,7 @@
             </w:r>
             <w:r>
               <w:rPr>
+                <w:rFonts w:hint="eastAsia"/>
                 <w:noProof/>
                 <w:webHidden/>
               </w:rPr>
@@ -1004,7 +1047,7 @@
                 <w:noProof/>
                 <w:webHidden/>
               </w:rPr>
-              <w:t>6</w:t>
+              <w:t>4</w:t>
             </w:r>
             <w:r>
               <w:rPr>
@@ -1029,7 +1072,7 @@
               <w:sz w:val="21"/>
             </w:rPr>
           </w:pPr>
-          <w:hyperlink w:anchor="_Toc175923664" w:history="1">
+          <w:hyperlink w:anchor="_Toc175927025" w:history="1">
             <w:r>
               <w:rPr>
                 <w:rStyle w:val="a7"/>
@@ -1075,7 +1118,7 @@
                 <w:noProof/>
                 <w:webHidden/>
               </w:rPr>
-              <w:instrText>PAGEREF _Toc175923664 \h</w:instrText>
+              <w:instrText>PAGEREF _Toc175927025 \h</w:instrText>
             </w:r>
             <w:r>
               <w:rPr>
@@ -1094,6 +1137,7 @@
             </w:r>
             <w:r>
               <w:rPr>
+                <w:rFonts w:hint="eastAsia"/>
                 <w:noProof/>
                 <w:webHidden/>
               </w:rPr>
@@ -1104,7 +1148,7 @@
                 <w:noProof/>
                 <w:webHidden/>
               </w:rPr>
-              <w:t>6</w:t>
+              <w:t>4</w:t>
             </w:r>
             <w:r>
               <w:rPr>
@@ -1129,7 +1173,7 @@
               <w:sz w:val="21"/>
             </w:rPr>
           </w:pPr>
-          <w:hyperlink w:anchor="_Toc175923665" w:history="1">
+          <w:hyperlink w:anchor="_Toc175927026" w:history="1">
             <w:r>
               <w:rPr>
                 <w:rStyle w:val="a7"/>
@@ -1183,7 +1227,7 @@
                 <w:noProof/>
                 <w:webHidden/>
               </w:rPr>
-              <w:instrText>PAGEREF _Toc175923665 \h</w:instrText>
+              <w:instrText>PAGEREF _Toc175927026 \h</w:instrText>
             </w:r>
             <w:r>
               <w:rPr>
@@ -1202,6 +1246,7 @@
             </w:r>
             <w:r>
               <w:rPr>
+                <w:rFonts w:hint="eastAsia"/>
                 <w:noProof/>
                 <w:webHidden/>
               </w:rPr>
@@ -1212,7 +1257,7 @@
                 <w:noProof/>
                 <w:webHidden/>
               </w:rPr>
-              <w:t>6</w:t>
+              <w:t>4</w:t>
             </w:r>
             <w:r>
               <w:rPr>
@@ -1237,7 +1282,7 @@
               <w:sz w:val="21"/>
             </w:rPr>
           </w:pPr>
-          <w:hyperlink w:anchor="_Toc175923666" w:history="1">
+          <w:hyperlink w:anchor="_Toc175927027" w:history="1">
             <w:r>
               <w:rPr>
                 <w:rStyle w:val="a7"/>
@@ -1283,7 +1328,7 @@
                 <w:noProof/>
                 <w:webHidden/>
               </w:rPr>
-              <w:instrText>PAGEREF _Toc175923666 \h</w:instrText>
+              <w:instrText>PAGEREF _Toc175927027 \h</w:instrText>
             </w:r>
             <w:r>
               <w:rPr>
@@ -1302,6 +1347,7 @@
             </w:r>
             <w:r>
               <w:rPr>
+                <w:rFonts w:hint="eastAsia"/>
                 <w:noProof/>
                 <w:webHidden/>
               </w:rPr>
@@ -1312,7 +1358,7 @@
                 <w:noProof/>
                 <w:webHidden/>
               </w:rPr>
-              <w:t>6</w:t>
+              <w:t>4</w:t>
             </w:r>
             <w:r>
               <w:rPr>
@@ -1336,7 +1382,7 @@
               <w:sz w:val="21"/>
             </w:rPr>
           </w:pPr>
-          <w:hyperlink w:anchor="_Toc175923667" w:history="1">
+          <w:hyperlink w:anchor="_Toc175927028" w:history="1">
             <w:r>
               <w:rPr>
                 <w:rStyle w:val="a7"/>
@@ -1390,7 +1436,7 @@
                 <w:noProof/>
                 <w:webHidden/>
               </w:rPr>
-              <w:instrText>PAGEREF _Toc175923667 \h</w:instrText>
+              <w:instrText>PAGEREF _Toc175927028 \h</w:instrText>
             </w:r>
             <w:r>
               <w:rPr>
@@ -1409,6 +1455,7 @@
             </w:r>
             <w:r>
               <w:rPr>
+                <w:rFonts w:hint="eastAsia"/>
                 <w:noProof/>
                 <w:webHidden/>
               </w:rPr>
@@ -1419,7 +1466,7 @@
                 <w:noProof/>
                 <w:webHidden/>
               </w:rPr>
-              <w:t>6</w:t>
+              <w:t>5</w:t>
             </w:r>
             <w:r>
               <w:rPr>
@@ -1444,7 +1491,7 @@
               <w:sz w:val="21"/>
             </w:rPr>
           </w:pPr>
-          <w:hyperlink w:anchor="_Toc175923668" w:history="1">
+          <w:hyperlink w:anchor="_Toc175927029" w:history="1">
             <w:r>
               <w:rPr>
                 <w:rStyle w:val="a7"/>
@@ -1490,7 +1537,7 @@
                 <w:noProof/>
                 <w:webHidden/>
               </w:rPr>
-              <w:instrText>PAGEREF _Toc175923668 \h</w:instrText>
+              <w:instrText>PAGEREF _Toc175927029 \h</w:instrText>
             </w:r>
             <w:r>
               <w:rPr>
@@ -1509,6 +1556,7 @@
             </w:r>
             <w:r>
               <w:rPr>
+                <w:rFonts w:hint="eastAsia"/>
                 <w:noProof/>
                 <w:webHidden/>
               </w:rPr>
@@ -1519,7 +1567,7 @@
                 <w:noProof/>
                 <w:webHidden/>
               </w:rPr>
-              <w:t>6</w:t>
+              <w:t>5</w:t>
             </w:r>
             <w:r>
               <w:rPr>
@@ -1544,14 +1592,14 @@
               <w:sz w:val="21"/>
             </w:rPr>
           </w:pPr>
-          <w:hyperlink w:anchor="_Toc175923669" w:history="1">
+          <w:hyperlink w:anchor="_Toc175927030" w:history="1">
             <w:r>
               <w:rPr>
                 <w:rStyle w:val="a7"/>
                 <w:rFonts w:hint="eastAsia"/>
                 <w:noProof/>
               </w:rPr>
-              <w:t xml:space="preserve">3.2 </w:t>
+              <w:t xml:space="preserve">3.2. </w:t>
             </w:r>
             <w:r>
               <w:rPr>
@@ -1559,7 +1607,7 @@
                 <w:rFonts w:hint="eastAsia"/>
                 <w:noProof/>
               </w:rPr>
-              <w:t>软硬件环境</w:t>
+              <w:t>软件介绍</w:t>
             </w:r>
             <w:r>
               <w:rPr>
@@ -1590,7 +1638,7 @@
                 <w:noProof/>
                 <w:webHidden/>
               </w:rPr>
-              <w:instrText>PAGEREF _Toc175923669 \h</w:instrText>
+              <w:instrText>PAGEREF _Toc175927030 \h</w:instrText>
             </w:r>
             <w:r>
               <w:rPr>
@@ -1609,6 +1657,7 @@
             </w:r>
             <w:r>
               <w:rPr>
+                <w:rFonts w:hint="eastAsia"/>
                 <w:noProof/>
                 <w:webHidden/>
               </w:rPr>
@@ -1619,7 +1668,7 @@
                 <w:noProof/>
                 <w:webHidden/>
               </w:rPr>
-              <w:t>7</w:t>
+              <w:t>5</w:t>
             </w:r>
             <w:r>
               <w:rPr>
@@ -1644,7 +1693,7 @@
               <w:sz w:val="21"/>
             </w:rPr>
           </w:pPr>
-          <w:hyperlink w:anchor="_Toc175923670" w:history="1">
+          <w:hyperlink w:anchor="_Toc175927031" w:history="1">
             <w:r>
               <w:rPr>
                 <w:rStyle w:val="a7"/>
@@ -1690,7 +1739,7 @@
                 <w:noProof/>
                 <w:webHidden/>
               </w:rPr>
-              <w:instrText>PAGEREF _Toc175923670 \h</w:instrText>
+              <w:instrText>PAGEREF _Toc175927031 \h</w:instrText>
             </w:r>
             <w:r>
               <w:rPr>
@@ -1709,6 +1758,7 @@
             </w:r>
             <w:r>
               <w:rPr>
+                <w:rFonts w:hint="eastAsia"/>
                 <w:noProof/>
                 <w:webHidden/>
               </w:rPr>
@@ -1719,7 +1769,7 @@
                 <w:noProof/>
                 <w:webHidden/>
               </w:rPr>
-              <w:t>7</w:t>
+              <w:t>5</w:t>
             </w:r>
             <w:r>
               <w:rPr>
@@ -1744,7 +1794,7 @@
               <w:sz w:val="21"/>
             </w:rPr>
           </w:pPr>
-          <w:hyperlink w:anchor="_Toc175923671" w:history="1">
+          <w:hyperlink w:anchor="_Toc175927032" w:history="1">
             <w:r>
               <w:rPr>
                 <w:rStyle w:val="a7"/>
@@ -1790,7 +1840,7 @@
                 <w:noProof/>
                 <w:webHidden/>
               </w:rPr>
-              <w:instrText>PAGEREF _Toc175923671 \h</w:instrText>
+              <w:instrText>PAGEREF _Toc175927032 \h</w:instrText>
             </w:r>
             <w:r>
               <w:rPr>
@@ -1809,6 +1859,7 @@
             </w:r>
             <w:r>
               <w:rPr>
+                <w:rFonts w:hint="eastAsia"/>
                 <w:noProof/>
                 <w:webHidden/>
               </w:rPr>
@@ -1819,7 +1870,7 @@
                 <w:noProof/>
                 <w:webHidden/>
               </w:rPr>
-              <w:t>7</w:t>
+              <w:t>5</w:t>
             </w:r>
             <w:r>
               <w:rPr>
@@ -1843,7 +1894,7 @@
               <w:sz w:val="21"/>
             </w:rPr>
           </w:pPr>
-          <w:hyperlink w:anchor="_Toc175923672" w:history="1">
+          <w:hyperlink w:anchor="_Toc175927033" w:history="1">
             <w:r>
               <w:rPr>
                 <w:rStyle w:val="a7"/>
@@ -1897,7 +1948,7 @@
                 <w:noProof/>
                 <w:webHidden/>
               </w:rPr>
-              <w:instrText>PAGEREF _Toc175923672 \h</w:instrText>
+              <w:instrText>PAGEREF _Toc175927033 \h</w:instrText>
             </w:r>
             <w:r>
               <w:rPr>
@@ -1916,6 +1967,7 @@
             </w:r>
             <w:r>
               <w:rPr>
+                <w:rFonts w:hint="eastAsia"/>
                 <w:noProof/>
                 <w:webHidden/>
               </w:rPr>
@@ -1926,7 +1978,7 @@
                 <w:noProof/>
                 <w:webHidden/>
               </w:rPr>
-              <w:t>7</w:t>
+              <w:t>5</w:t>
             </w:r>
             <w:r>
               <w:rPr>
@@ -1951,7 +2003,7 @@
               <w:sz w:val="21"/>
             </w:rPr>
           </w:pPr>
-          <w:hyperlink w:anchor="_Toc175923673" w:history="1">
+          <w:hyperlink w:anchor="_Toc175927034" w:history="1">
             <w:r>
               <w:rPr>
                 <w:rStyle w:val="a7"/>
@@ -1966,7 +2018,7 @@
                 <w:rFonts w:hint="eastAsia"/>
                 <w:noProof/>
               </w:rPr>
-              <w:t>软件介绍</w:t>
+              <w:t>系统功能设计与需求分析</w:t>
             </w:r>
             <w:r>
               <w:rPr>
@@ -1997,7 +2049,7 @@
                 <w:noProof/>
                 <w:webHidden/>
               </w:rPr>
-              <w:instrText>PAGEREF _Toc175923673 \h</w:instrText>
+              <w:instrText>PAGEREF _Toc175927034 \h</w:instrText>
             </w:r>
             <w:r>
               <w:rPr>
@@ -2016,6 +2068,7 @@
             </w:r>
             <w:r>
               <w:rPr>
+                <w:rFonts w:hint="eastAsia"/>
                 <w:noProof/>
                 <w:webHidden/>
               </w:rPr>
@@ -2026,7 +2079,7 @@
                 <w:noProof/>
                 <w:webHidden/>
               </w:rPr>
-              <w:t>7</w:t>
+              <w:t>5</w:t>
             </w:r>
             <w:r>
               <w:rPr>
@@ -2051,7 +2104,7 @@
               <w:sz w:val="21"/>
             </w:rPr>
           </w:pPr>
-          <w:hyperlink w:anchor="_Toc175923674" w:history="1">
+          <w:hyperlink w:anchor="_Toc175927035" w:history="1">
             <w:r>
               <w:rPr>
                 <w:rStyle w:val="a7"/>
@@ -2066,7 +2119,7 @@
                 <w:rFonts w:hint="eastAsia"/>
                 <w:noProof/>
               </w:rPr>
-              <w:t>系统功能设计与需求分析</w:t>
+              <w:t>本章小结</w:t>
             </w:r>
             <w:r>
               <w:rPr>
@@ -2097,7 +2150,7 @@
                 <w:noProof/>
                 <w:webHidden/>
               </w:rPr>
-              <w:instrText>PAGEREF _Toc175923674 \h</w:instrText>
+              <w:instrText>PAGEREF _Toc175927035 \h</w:instrText>
             </w:r>
             <w:r>
               <w:rPr>
@@ -2116,6 +2169,7 @@
             </w:r>
             <w:r>
               <w:rPr>
+                <w:rFonts w:hint="eastAsia"/>
                 <w:noProof/>
                 <w:webHidden/>
               </w:rPr>
@@ -2126,7 +2180,115 @@
                 <w:noProof/>
                 <w:webHidden/>
               </w:rPr>
-              <w:t>7</w:t>
+              <w:t>6</w:t>
+            </w:r>
+            <w:r>
+              <w:rPr>
+                <w:rFonts w:hint="eastAsia"/>
+                <w:noProof/>
+                <w:webHidden/>
+              </w:rPr>
+              <w:fldChar w:fldCharType="end"/>
+            </w:r>
+          </w:hyperlink>
+        </w:p>
+        <w:p>
+          <w:pPr>
+            <w:pStyle w:val="TOC1"/>
+            <w:tabs>
+              <w:tab w:val="right" w:leader="dot" w:pos="8296"/>
+            </w:tabs>
+            <w:rPr>
+              <w:rFonts w:asciiTheme="minorHAnsi" w:eastAsiaTheme="minorEastAsia" w:hAnsiTheme="minorHAnsi" w:hint="eastAsia"/>
+              <w:noProof/>
+              <w:sz w:val="21"/>
+            </w:rPr>
+          </w:pPr>
+          <w:hyperlink w:anchor="_Toc175927036" w:history="1">
+            <w:r>
+              <w:rPr>
+                <w:rStyle w:val="a7"/>
+                <w:rFonts w:hint="eastAsia"/>
+                <w:noProof/>
+              </w:rPr>
+              <w:t>第五章</w:t>
+            </w:r>
+            <w:r>
+              <w:rPr>
+                <w:rStyle w:val="a7"/>
+                <w:rFonts w:hint="eastAsia"/>
+                <w:noProof/>
+              </w:rPr>
+              <w:t xml:space="preserve"> </w:t>
+            </w:r>
+            <w:r>
+              <w:rPr>
+                <w:rStyle w:val="a7"/>
+                <w:rFonts w:hint="eastAsia"/>
+                <w:noProof/>
+              </w:rPr>
+              <w:t>系统实现</w:t>
+            </w:r>
+            <w:r>
+              <w:rPr>
+                <w:rFonts w:hint="eastAsia"/>
+                <w:noProof/>
+                <w:webHidden/>
+              </w:rPr>
+              <w:tab/>
+            </w:r>
+            <w:r>
+              <w:rPr>
+                <w:rFonts w:hint="eastAsia"/>
+                <w:noProof/>
+                <w:webHidden/>
+              </w:rPr>
+              <w:fldChar w:fldCharType="begin"/>
+            </w:r>
+            <w:r>
+              <w:rPr>
+                <w:rFonts w:hint="eastAsia"/>
+                <w:noProof/>
+                <w:webHidden/>
+              </w:rPr>
+              <w:instrText xml:space="preserve"> </w:instrText>
+            </w:r>
+            <w:r>
+              <w:rPr>
+                <w:noProof/>
+                <w:webHidden/>
+              </w:rPr>
+              <w:instrText>PAGEREF _Toc175927036 \h</w:instrText>
+            </w:r>
+            <w:r>
+              <w:rPr>
+                <w:rFonts w:hint="eastAsia"/>
+                <w:noProof/>
+                <w:webHidden/>
+              </w:rPr>
+              <w:instrText xml:space="preserve"> </w:instrText>
+            </w:r>
+            <w:r>
+              <w:rPr>
+                <w:rFonts w:hint="eastAsia"/>
+                <w:noProof/>
+                <w:webHidden/>
+              </w:rPr>
+            </w:r>
+            <w:r>
+              <w:rPr>
+                <w:rFonts w:hint="eastAsia"/>
+                <w:noProof/>
+                <w:webHidden/>
+              </w:rPr>
+              <w:fldChar w:fldCharType="separate"/>
+            </w:r>
+            <w:r>
+              <w:rPr>
+                <w:noProof/>
+                <w:webHidden/>
+              </w:rPr>
+              <w:t>6</w:t>
             </w:r>
             <w:r>
               <w:rPr>
@@ -2151,14 +2313,14 @@
               <w:sz w:val="21"/>
             </w:rPr>
           </w:pPr>
-          <w:hyperlink w:anchor="_Toc175923675" w:history="1">
+          <w:hyperlink w:anchor="_Toc175927037" w:history="1">
             <w:r>
               <w:rPr>
                 <w:rStyle w:val="a7"/>
                 <w:rFonts w:hint="eastAsia"/>
                 <w:noProof/>
               </w:rPr>
-              <w:t xml:space="preserve">4.3 </w:t>
+              <w:t xml:space="preserve">5.1 </w:t>
             </w:r>
             <w:r>
               <w:rPr>
@@ -2166,7 +2328,7 @@
                 <w:rFonts w:hint="eastAsia"/>
                 <w:noProof/>
               </w:rPr>
-              <w:t>本章小结</w:t>
+              <w:t>微信小程序介绍</w:t>
             </w:r>
             <w:r>
               <w:rPr>
@@ -2197,7 +2359,7 @@
                 <w:noProof/>
                 <w:webHidden/>
               </w:rPr>
-              <w:instrText>PAGEREF _Toc175923675 \h</w:instrText>
+              <w:instrText>PAGEREF _Toc175927037 \h</w:instrText>
             </w:r>
             <w:r>
               <w:rPr>
@@ -2216,6 +2378,7 @@
             </w:r>
             <w:r>
               <w:rPr>
+                <w:rFonts w:hint="eastAsia"/>
                 <w:noProof/>
                 <w:webHidden/>
               </w:rPr>
@@ -2226,114 +2389,7 @@
                 <w:noProof/>
                 <w:webHidden/>
               </w:rPr>
-              <w:t>8</w:t>
-            </w:r>
-            <w:r>
-              <w:rPr>
-                <w:rFonts w:hint="eastAsia"/>
-                <w:noProof/>
-                <w:webHidden/>
-              </w:rPr>
-              <w:fldChar w:fldCharType="end"/>
-            </w:r>
-          </w:hyperlink>
-        </w:p>
-        <w:p>
-          <w:pPr>
-            <w:pStyle w:val="TOC1"/>
-            <w:tabs>
-              <w:tab w:val="right" w:leader="dot" w:pos="8296"/>
-            </w:tabs>
-            <w:rPr>
-              <w:rFonts w:asciiTheme="minorHAnsi" w:eastAsiaTheme="minorEastAsia" w:hAnsiTheme="minorHAnsi" w:hint="eastAsia"/>
-              <w:noProof/>
-              <w:sz w:val="21"/>
-            </w:rPr>
-          </w:pPr>
-          <w:hyperlink w:anchor="_Toc175923676" w:history="1">
-            <w:r>
-              <w:rPr>
-                <w:rStyle w:val="a7"/>
-                <w:rFonts w:hint="eastAsia"/>
-                <w:noProof/>
-              </w:rPr>
-              <w:t>第五章</w:t>
-            </w:r>
-            <w:r>
-              <w:rPr>
-                <w:rStyle w:val="a7"/>
-                <w:rFonts w:hint="eastAsia"/>
-                <w:noProof/>
-              </w:rPr>
-              <w:t xml:space="preserve"> </w:t>
-            </w:r>
-            <w:r>
-              <w:rPr>
-                <w:rStyle w:val="a7"/>
-                <w:rFonts w:hint="eastAsia"/>
-                <w:noProof/>
-              </w:rPr>
-              <w:t>系统实现</w:t>
-            </w:r>
-            <w:r>
-              <w:rPr>
-                <w:rFonts w:hint="eastAsia"/>
-                <w:noProof/>
-                <w:webHidden/>
-              </w:rPr>
-              <w:tab/>
-            </w:r>
-            <w:r>
-              <w:rPr>
-                <w:rFonts w:hint="eastAsia"/>
-                <w:noProof/>
-                <w:webHidden/>
-              </w:rPr>
-              <w:fldChar w:fldCharType="begin"/>
-            </w:r>
-            <w:r>
-              <w:rPr>
-                <w:rFonts w:hint="eastAsia"/>
-                <w:noProof/>
-                <w:webHidden/>
-              </w:rPr>
-              <w:instrText xml:space="preserve"> </w:instrText>
-            </w:r>
-            <w:r>
-              <w:rPr>
-                <w:noProof/>
-                <w:webHidden/>
-              </w:rPr>
-              <w:instrText>PAGEREF _Toc175923676 \h</w:instrText>
-            </w:r>
-            <w:r>
-              <w:rPr>
-                <w:rFonts w:hint="eastAsia"/>
-                <w:noProof/>
-                <w:webHidden/>
-              </w:rPr>
-              <w:instrText xml:space="preserve"> </w:instrText>
-            </w:r>
-            <w:r>
-              <w:rPr>
-                <w:rFonts w:hint="eastAsia"/>
-                <w:noProof/>
-                <w:webHidden/>
-              </w:rPr>
-            </w:r>
-            <w:r>
-              <w:rPr>
-                <w:noProof/>
-                <w:webHidden/>
-              </w:rPr>
-              <w:fldChar w:fldCharType="separate"/>
-            </w:r>
-            <w:r>
-              <w:rPr>
-                <w:noProof/>
-                <w:webHidden/>
-              </w:rPr>
-              <w:t>8</w:t>
+              <w:t>6</w:t>
             </w:r>
             <w:r>
               <w:rPr>
@@ -2358,14 +2414,14 @@
               <w:sz w:val="21"/>
             </w:rPr>
           </w:pPr>
-          <w:hyperlink w:anchor="_Toc175923677" w:history="1">
+          <w:hyperlink w:anchor="_Toc175927038" w:history="1">
             <w:r>
               <w:rPr>
                 <w:rStyle w:val="a7"/>
                 <w:rFonts w:hint="eastAsia"/>
                 <w:noProof/>
               </w:rPr>
-              <w:t xml:space="preserve">5.1 </w:t>
+              <w:t xml:space="preserve">5.2 </w:t>
             </w:r>
             <w:r>
               <w:rPr>
@@ -2373,7 +2429,7 @@
                 <w:rFonts w:hint="eastAsia"/>
                 <w:noProof/>
               </w:rPr>
-              <w:t>微信小程序介绍</w:t>
+              <w:t>系统原理及功能介绍</w:t>
             </w:r>
             <w:r>
               <w:rPr>
@@ -2404,7 +2460,7 @@
                 <w:noProof/>
                 <w:webHidden/>
               </w:rPr>
-              <w:instrText>PAGEREF _Toc175923677 \h</w:instrText>
+              <w:instrText>PAGEREF _Toc175927038 \h</w:instrText>
             </w:r>
             <w:r>
               <w:rPr>
@@ -2423,6 +2479,7 @@
             </w:r>
             <w:r>
               <w:rPr>
+                <w:rFonts w:hint="eastAsia"/>
                 <w:noProof/>
                 <w:webHidden/>
               </w:rPr>
@@ -2433,7 +2490,7 @@
                 <w:noProof/>
                 <w:webHidden/>
               </w:rPr>
-              <w:t>8</w:t>
+              <w:t>6</w:t>
             </w:r>
             <w:r>
               <w:rPr>
@@ -2458,14 +2515,14 @@
               <w:sz w:val="21"/>
             </w:rPr>
           </w:pPr>
-          <w:hyperlink w:anchor="_Toc175923678" w:history="1">
+          <w:hyperlink w:anchor="_Toc175927039" w:history="1">
             <w:r>
               <w:rPr>
                 <w:rStyle w:val="a7"/>
                 <w:rFonts w:hint="eastAsia"/>
                 <w:noProof/>
               </w:rPr>
-              <w:t xml:space="preserve">5.2 </w:t>
+              <w:t xml:space="preserve">5.3 </w:t>
             </w:r>
             <w:r>
               <w:rPr>
@@ -2473,7 +2530,7 @@
                 <w:rFonts w:hint="eastAsia"/>
                 <w:noProof/>
               </w:rPr>
-              <w:t>系统原理及功能介绍</w:t>
+              <w:t>核心代码及实例演示</w:t>
             </w:r>
             <w:r>
               <w:rPr>
@@ -2504,7 +2561,7 @@
                 <w:noProof/>
                 <w:webHidden/>
               </w:rPr>
-              <w:instrText>PAGEREF _Toc175923678 \h</w:instrText>
+              <w:instrText>PAGEREF _Toc175927039 \h</w:instrText>
             </w:r>
             <w:r>
               <w:rPr>
@@ -2523,6 +2580,7 @@
             </w:r>
             <w:r>
               <w:rPr>
+                <w:rFonts w:hint="eastAsia"/>
                 <w:noProof/>
                 <w:webHidden/>
               </w:rPr>
@@ -2533,7 +2591,7 @@
                 <w:noProof/>
                 <w:webHidden/>
               </w:rPr>
-              <w:t>8</w:t>
+              <w:t>6</w:t>
             </w:r>
             <w:r>
               <w:rPr>
@@ -2558,14 +2616,14 @@
               <w:sz w:val="21"/>
             </w:rPr>
           </w:pPr>
-          <w:hyperlink w:anchor="_Toc175923679" w:history="1">
+          <w:hyperlink w:anchor="_Toc175927040" w:history="1">
             <w:r>
               <w:rPr>
                 <w:rStyle w:val="a7"/>
                 <w:rFonts w:hint="eastAsia"/>
                 <w:noProof/>
               </w:rPr>
-              <w:t xml:space="preserve">5.3 </w:t>
+              <w:t xml:space="preserve">5.4 </w:t>
             </w:r>
             <w:r>
               <w:rPr>
@@ -2573,7 +2631,7 @@
                 <w:rFonts w:hint="eastAsia"/>
                 <w:noProof/>
               </w:rPr>
-              <w:t>核心代码及实例演示</w:t>
+              <w:t>本章小结</w:t>
             </w:r>
             <w:r>
               <w:rPr>
@@ -2604,7 +2662,7 @@
                 <w:noProof/>
                 <w:webHidden/>
               </w:rPr>
-              <w:instrText>PAGEREF _Toc175923679 \h</w:instrText>
+              <w:instrText>PAGEREF _Toc175927040 \h</w:instrText>
             </w:r>
             <w:r>
               <w:rPr>
@@ -2623,6 +2681,7 @@
             </w:r>
             <w:r>
               <w:rPr>
+                <w:rFonts w:hint="eastAsia"/>
                 <w:noProof/>
                 <w:webHidden/>
               </w:rPr>
@@ -2633,7 +2692,115 @@
                 <w:noProof/>
                 <w:webHidden/>
               </w:rPr>
-              <w:t>8</w:t>
+              <w:t>6</w:t>
+            </w:r>
+            <w:r>
+              <w:rPr>
+                <w:rFonts w:hint="eastAsia"/>
+                <w:noProof/>
+                <w:webHidden/>
+              </w:rPr>
+              <w:fldChar w:fldCharType="end"/>
+            </w:r>
+          </w:hyperlink>
+        </w:p>
+        <w:p>
+          <w:pPr>
+            <w:pStyle w:val="TOC1"/>
+            <w:tabs>
+              <w:tab w:val="right" w:leader="dot" w:pos="8296"/>
+            </w:tabs>
+            <w:rPr>
+              <w:rFonts w:asciiTheme="minorHAnsi" w:eastAsiaTheme="minorEastAsia" w:hAnsiTheme="minorHAnsi" w:hint="eastAsia"/>
+              <w:noProof/>
+              <w:sz w:val="21"/>
+            </w:rPr>
+          </w:pPr>
+          <w:hyperlink w:anchor="_Toc175927041" w:history="1">
+            <w:r>
+              <w:rPr>
+                <w:rStyle w:val="a7"/>
+                <w:rFonts w:hint="eastAsia"/>
+                <w:noProof/>
+              </w:rPr>
+              <w:t>第六章</w:t>
+            </w:r>
+            <w:r>
+              <w:rPr>
+                <w:rStyle w:val="a7"/>
+                <w:rFonts w:hint="eastAsia"/>
+                <w:noProof/>
+              </w:rPr>
+              <w:t xml:space="preserve"> </w:t>
+            </w:r>
+            <w:r>
+              <w:rPr>
+                <w:rStyle w:val="a7"/>
+                <w:rFonts w:hint="eastAsia"/>
+                <w:noProof/>
+              </w:rPr>
+              <w:t>总结与展望</w:t>
+            </w:r>
+            <w:r>
+              <w:rPr>
+                <w:rFonts w:hint="eastAsia"/>
+                <w:noProof/>
+                <w:webHidden/>
+              </w:rPr>
+              <w:tab/>
+            </w:r>
+            <w:r>
+              <w:rPr>
+                <w:rFonts w:hint="eastAsia"/>
+                <w:noProof/>
+                <w:webHidden/>
+              </w:rPr>
+              <w:fldChar w:fldCharType="begin"/>
+            </w:r>
+            <w:r>
+              <w:rPr>
+                <w:rFonts w:hint="eastAsia"/>
+                <w:noProof/>
+                <w:webHidden/>
+              </w:rPr>
+              <w:instrText xml:space="preserve"> </w:instrText>
+            </w:r>
+            <w:r>
+              <w:rPr>
+                <w:noProof/>
+                <w:webHidden/>
+              </w:rPr>
+              <w:instrText>PAGEREF _Toc175927041 \h</w:instrText>
+            </w:r>
+            <w:r>
+              <w:rPr>
+                <w:rFonts w:hint="eastAsia"/>
+                <w:noProof/>
+                <w:webHidden/>
+              </w:rPr>
+              <w:instrText xml:space="preserve"> </w:instrText>
+            </w:r>
+            <w:r>
+              <w:rPr>
+                <w:rFonts w:hint="eastAsia"/>
+                <w:noProof/>
+                <w:webHidden/>
+              </w:rPr>
+            </w:r>
+            <w:r>
+              <w:rPr>
+                <w:rFonts w:hint="eastAsia"/>
+                <w:noProof/>
+                <w:webHidden/>
+              </w:rPr>
+              <w:fldChar w:fldCharType="separate"/>
+            </w:r>
+            <w:r>
+              <w:rPr>
+                <w:noProof/>
+                <w:webHidden/>
+              </w:rPr>
+              <w:t>6</w:t>
             </w:r>
             <w:r>
               <w:rPr>
@@ -2658,14 +2825,14 @@
               <w:sz w:val="21"/>
             </w:rPr>
           </w:pPr>
-          <w:hyperlink w:anchor="_Toc175923680" w:history="1">
+          <w:hyperlink w:anchor="_Toc175927042" w:history="1">
             <w:r>
               <w:rPr>
                 <w:rStyle w:val="a7"/>
                 <w:rFonts w:hint="eastAsia"/>
                 <w:noProof/>
               </w:rPr>
-              <w:t xml:space="preserve">5.4 </w:t>
+              <w:t xml:space="preserve">6.1 </w:t>
             </w:r>
             <w:r>
               <w:rPr>
@@ -2673,7 +2840,7 @@
                 <w:rFonts w:hint="eastAsia"/>
                 <w:noProof/>
               </w:rPr>
-              <w:t>本章小结</w:t>
+              <w:t>总结</w:t>
             </w:r>
             <w:r>
               <w:rPr>
@@ -2704,7 +2871,7 @@
                 <w:noProof/>
                 <w:webHidden/>
               </w:rPr>
-              <w:instrText>PAGEREF _Toc175923680 \h</w:instrText>
+              <w:instrText>PAGEREF _Toc175927042 \h</w:instrText>
             </w:r>
             <w:r>
               <w:rPr>
@@ -2723,6 +2890,7 @@
             </w:r>
             <w:r>
               <w:rPr>
+                <w:rFonts w:hint="eastAsia"/>
                 <w:noProof/>
                 <w:webHidden/>
               </w:rPr>
@@ -2733,114 +2901,7 @@
                 <w:noProof/>
                 <w:webHidden/>
               </w:rPr>
-              <w:t>8</w:t>
-            </w:r>
-            <w:r>
-              <w:rPr>
-                <w:rFonts w:hint="eastAsia"/>
-                <w:noProof/>
-                <w:webHidden/>
-              </w:rPr>
-              <w:fldChar w:fldCharType="end"/>
-            </w:r>
-          </w:hyperlink>
-        </w:p>
-        <w:p>
-          <w:pPr>
-            <w:pStyle w:val="TOC1"/>
-            <w:tabs>
-              <w:tab w:val="right" w:leader="dot" w:pos="8296"/>
-            </w:tabs>
-            <w:rPr>
-              <w:rFonts w:asciiTheme="minorHAnsi" w:eastAsiaTheme="minorEastAsia" w:hAnsiTheme="minorHAnsi" w:hint="eastAsia"/>
-              <w:noProof/>
-              <w:sz w:val="21"/>
-            </w:rPr>
-          </w:pPr>
-          <w:hyperlink w:anchor="_Toc175923681" w:history="1">
-            <w:r>
-              <w:rPr>
-                <w:rStyle w:val="a7"/>
-                <w:rFonts w:hint="eastAsia"/>
-                <w:noProof/>
-              </w:rPr>
-              <w:t>第六章</w:t>
-            </w:r>
-            <w:r>
-              <w:rPr>
-                <w:rStyle w:val="a7"/>
-                <w:rFonts w:hint="eastAsia"/>
-                <w:noProof/>
-              </w:rPr>
-              <w:t xml:space="preserve"> </w:t>
-            </w:r>
-            <w:r>
-              <w:rPr>
-                <w:rStyle w:val="a7"/>
-                <w:rFonts w:hint="eastAsia"/>
-                <w:noProof/>
-              </w:rPr>
-              <w:t>总结与展望</w:t>
-            </w:r>
-            <w:r>
-              <w:rPr>
-                <w:rFonts w:hint="eastAsia"/>
-                <w:noProof/>
-                <w:webHidden/>
-              </w:rPr>
-              <w:tab/>
-            </w:r>
-            <w:r>
-              <w:rPr>
-                <w:rFonts w:hint="eastAsia"/>
-                <w:noProof/>
-                <w:webHidden/>
-              </w:rPr>
-              <w:fldChar w:fldCharType="begin"/>
-            </w:r>
-            <w:r>
-              <w:rPr>
-                <w:rFonts w:hint="eastAsia"/>
-                <w:noProof/>
-                <w:webHidden/>
-              </w:rPr>
-              <w:instrText xml:space="preserve"> </w:instrText>
-            </w:r>
-            <w:r>
-              <w:rPr>
-                <w:noProof/>
-                <w:webHidden/>
-              </w:rPr>
-              <w:instrText>PAGEREF _Toc175923681 \h</w:instrText>
-            </w:r>
-            <w:r>
-              <w:rPr>
-                <w:rFonts w:hint="eastAsia"/>
-                <w:noProof/>
-                <w:webHidden/>
-              </w:rPr>
-              <w:instrText xml:space="preserve"> </w:instrText>
-            </w:r>
-            <w:r>
-              <w:rPr>
-                <w:rFonts w:hint="eastAsia"/>
-                <w:noProof/>
-                <w:webHidden/>
-              </w:rPr>
-            </w:r>
-            <w:r>
-              <w:rPr>
-                <w:noProof/>
-                <w:webHidden/>
-              </w:rPr>
-              <w:fldChar w:fldCharType="separate"/>
-            </w:r>
-            <w:r>
-              <w:rPr>
-                <w:noProof/>
-                <w:webHidden/>
-              </w:rPr>
-              <w:t>8</w:t>
+              <w:t>6</w:t>
             </w:r>
             <w:r>
               <w:rPr>
@@ -2865,14 +2926,14 @@
               <w:sz w:val="21"/>
             </w:rPr>
           </w:pPr>
-          <w:hyperlink w:anchor="_Toc175923682" w:history="1">
+          <w:hyperlink w:anchor="_Toc175927043" w:history="1">
             <w:r>
               <w:rPr>
                 <w:rStyle w:val="a7"/>
                 <w:rFonts w:hint="eastAsia"/>
                 <w:noProof/>
               </w:rPr>
-              <w:t xml:space="preserve">6.1 </w:t>
+              <w:t xml:space="preserve">6.2 </w:t>
             </w:r>
             <w:r>
               <w:rPr>
@@ -2880,7 +2941,7 @@
                 <w:rFonts w:hint="eastAsia"/>
                 <w:noProof/>
               </w:rPr>
-              <w:t>总结</w:t>
+              <w:t>展望</w:t>
             </w:r>
             <w:r>
               <w:rPr>
@@ -2911,7 +2972,7 @@
                 <w:noProof/>
                 <w:webHidden/>
               </w:rPr>
-              <w:instrText>PAGEREF _Toc175923682 \h</w:instrText>
+              <w:instrText>PAGEREF _Toc175927043 \h</w:instrText>
             </w:r>
             <w:r>
               <w:rPr>
@@ -2930,6 +2991,7 @@
             </w:r>
             <w:r>
               <w:rPr>
+                <w:rFonts w:hint="eastAsia"/>
                 <w:noProof/>
                 <w:webHidden/>
               </w:rPr>
@@ -2940,107 +3002,7 @@
                 <w:noProof/>
                 <w:webHidden/>
               </w:rPr>
-              <w:t>8</w:t>
-            </w:r>
-            <w:r>
-              <w:rPr>
-                <w:rFonts w:hint="eastAsia"/>
-                <w:noProof/>
-                <w:webHidden/>
-              </w:rPr>
-              <w:fldChar w:fldCharType="end"/>
-            </w:r>
-          </w:hyperlink>
-        </w:p>
-        <w:p>
-          <w:pPr>
-            <w:pStyle w:val="TOC2"/>
-            <w:tabs>
-              <w:tab w:val="right" w:leader="dot" w:pos="8296"/>
-            </w:tabs>
-            <w:ind w:left="480"/>
-            <w:rPr>
-              <w:rFonts w:asciiTheme="minorHAnsi" w:eastAsiaTheme="minorEastAsia" w:hAnsiTheme="minorHAnsi" w:hint="eastAsia"/>
-              <w:noProof/>
-              <w:sz w:val="21"/>
-            </w:rPr>
-          </w:pPr>
-          <w:hyperlink w:anchor="_Toc175923683" w:history="1">
-            <w:r>
-              <w:rPr>
-                <w:rStyle w:val="a7"/>
-                <w:rFonts w:hint="eastAsia"/>
-                <w:noProof/>
-              </w:rPr>
-              <w:t xml:space="preserve">6.2 </w:t>
-            </w:r>
-            <w:r>
-              <w:rPr>
-                <w:rStyle w:val="a7"/>
-                <w:rFonts w:hint="eastAsia"/>
-                <w:noProof/>
-              </w:rPr>
-              <w:t>展望</w:t>
-            </w:r>
-            <w:r>
-              <w:rPr>
-                <w:rFonts w:hint="eastAsia"/>
-                <w:noProof/>
-                <w:webHidden/>
-              </w:rPr>
-              <w:tab/>
-            </w:r>
-            <w:r>
-              <w:rPr>
-                <w:rFonts w:hint="eastAsia"/>
-                <w:noProof/>
-                <w:webHidden/>
-              </w:rPr>
-              <w:fldChar w:fldCharType="begin"/>
-            </w:r>
-            <w:r>
-              <w:rPr>
-                <w:rFonts w:hint="eastAsia"/>
-                <w:noProof/>
-                <w:webHidden/>
-              </w:rPr>
-              <w:instrText xml:space="preserve"> </w:instrText>
-            </w:r>
-            <w:r>
-              <w:rPr>
-                <w:noProof/>
-                <w:webHidden/>
-              </w:rPr>
-              <w:instrText>PAGEREF _Toc175923683 \h</w:instrText>
-            </w:r>
-            <w:r>
-              <w:rPr>
-                <w:rFonts w:hint="eastAsia"/>
-                <w:noProof/>
-                <w:webHidden/>
-              </w:rPr>
-              <w:instrText xml:space="preserve"> </w:instrText>
-            </w:r>
-            <w:r>
-              <w:rPr>
-                <w:rFonts w:hint="eastAsia"/>
-                <w:noProof/>
-                <w:webHidden/>
-              </w:rPr>
-            </w:r>
-            <w:r>
-              <w:rPr>
-                <w:noProof/>
-                <w:webHidden/>
-              </w:rPr>
-              <w:fldChar w:fldCharType="separate"/>
-            </w:r>
-            <w:r>
-              <w:rPr>
-                <w:noProof/>
-                <w:webHidden/>
-              </w:rPr>
-              <w:t>8</w:t>
+              <w:t>6</w:t>
             </w:r>
             <w:r>
               <w:rPr>
@@ -3064,7 +3026,7 @@
               <w:sz w:val="21"/>
             </w:rPr>
           </w:pPr>
-          <w:hyperlink w:anchor="_Toc175923684" w:history="1">
+          <w:hyperlink w:anchor="_Toc175927044" w:history="1">
             <w:r>
               <w:rPr>
                 <w:rStyle w:val="a7"/>
@@ -3102,7 +3064,7 @@
                 <w:noProof/>
                 <w:webHidden/>
               </w:rPr>
-              <w:instrText>PAGEREF _Toc175923684 \h</w:instrText>
+              <w:instrText>PAGEREF _Toc175927044 \h</w:instrText>
             </w:r>
             <w:r>
               <w:rPr>
@@ -3121,6 +3083,7 @@
             </w:r>
             <w:r>
               <w:rPr>
+                <w:rFonts w:hint="eastAsia"/>
                 <w:noProof/>
                 <w:webHidden/>
               </w:rPr>
@@ -3131,7 +3094,7 @@
                 <w:noProof/>
                 <w:webHidden/>
               </w:rPr>
-              <w:t>9</w:t>
+              <w:t>7</w:t>
             </w:r>
             <w:r>
               <w:rPr>
@@ -3155,7 +3118,7 @@
               <w:sz w:val="21"/>
             </w:rPr>
           </w:pPr>
-          <w:hyperlink w:anchor="_Toc175923685" w:history="1">
+          <w:hyperlink w:anchor="_Toc175927045" w:history="1">
             <w:r>
               <w:rPr>
                 <w:rStyle w:val="a7"/>
@@ -3193,7 +3156,7 @@
                 <w:noProof/>
                 <w:webHidden/>
               </w:rPr>
-              <w:instrText>PAGEREF _Toc175923685 \h</w:instrText>
+              <w:instrText>PAGEREF _Toc175927045 \h</w:instrText>
             </w:r>
             <w:r>
               <w:rPr>
@@ -3212,6 +3175,7 @@
             </w:r>
             <w:r>
               <w:rPr>
+                <w:rFonts w:hint="eastAsia"/>
                 <w:noProof/>
                 <w:webHidden/>
               </w:rPr>
@@ -3222,7 +3186,7 @@
                 <w:noProof/>
                 <w:webHidden/>
               </w:rPr>
-              <w:t>9</w:t>
+              <w:t>7</w:t>
             </w:r>
             <w:r>
               <w:rPr>
@@ -3259,7 +3223,7 @@
       <w:pPr>
         <w:pStyle w:val="1"/>
       </w:pPr>
-      <w:bookmarkStart w:id="0" w:name="_Toc175923657"/>
+      <w:bookmarkStart w:id="0" w:name="_Toc175927018"/>
       <w:r>
         <w:rPr>
           <w:rFonts w:hint="eastAsia"/>
@@ -3288,7 +3252,7 @@
           <w:rFonts w:hint="eastAsia"/>
         </w:rPr>
       </w:pPr>
-      <w:bookmarkStart w:id="1" w:name="_Toc175923658"/>
+      <w:bookmarkStart w:id="1" w:name="_Toc175927019"/>
       <w:r>
         <w:rPr>
           <w:rFonts w:hint="eastAsia"/>
@@ -3477,7 +3441,21 @@
         <w:rPr>
           <w:rFonts w:hint="eastAsia"/>
         </w:rPr>
-        <w:t>著者号是图书馆分类系统中用于标识书籍作者的编号，通常作为索书号的一部分。它用于区分同一分类下不同作者的书籍，使图书在书架上按照作者的顺序排列。在中图法中，著者号通常由作者姓名的首字母或拼音首字母，以及数字组合而成。</w:t>
+        <w:t>著者号是图书馆分类系统中用于标识书籍作者的编号，通常作为索书号的一部分。它用于区分同一分类下不同作者的书籍，使图书在书架上按照作者</w:t>
+      </w:r>
+      <w:proofErr w:type="gramStart"/>
+      <w:r>
+        <w:rPr>
+          <w:rFonts w:hint="eastAsia"/>
+        </w:rPr>
+        <w:t>的顺序排列</w:t>
+      </w:r>
+      <w:proofErr w:type="gramEnd"/>
+      <w:r>
+        <w:rPr>
+          <w:rFonts w:hint="eastAsia"/>
+        </w:rPr>
+        <w:t>。在中图法中，著者号通常由作者姓名的首字母或拼音首字母，以及数字组合而成。</w:t>
       </w:r>
       <w:r>
         <w:rPr>
@@ -3563,7 +3541,21 @@
         <w:rPr>
           <w:rFonts w:hint="eastAsia"/>
         </w:rPr>
-        <w:t>是分类号，表示某一文学类书籍</w:t>
+        <w:t>是分类号，表示某</w:t>
+      </w:r>
+      <w:proofErr w:type="gramStart"/>
+      <w:r>
+        <w:rPr>
+          <w:rFonts w:hint="eastAsia"/>
+        </w:rPr>
+        <w:t>一文学</w:t>
+      </w:r>
+      <w:proofErr w:type="gramEnd"/>
+      <w:r>
+        <w:rPr>
+          <w:rFonts w:hint="eastAsia"/>
+        </w:rPr>
+        <w:t>类书籍</w:t>
       </w:r>
       <w:r>
         <w:rPr>
@@ -3742,7 +3734,21 @@
         <w:rPr>
           <w:rFonts w:hint="eastAsia"/>
         </w:rPr>
-        <w:t>图书错位问题分为两种，分别是同一书架格子内的书籍没有按照索书号的顺序正确摆放的乱架问题，以及本应属于</w:t>
+        <w:t>图书错位问题分为两种，分别是同一书架格子内的书籍没有按照索书号的顺序正确摆放</w:t>
+      </w:r>
+      <w:proofErr w:type="gramStart"/>
+      <w:r>
+        <w:rPr>
+          <w:rFonts w:hint="eastAsia"/>
+        </w:rPr>
+        <w:t>的乱架问题</w:t>
+      </w:r>
+      <w:proofErr w:type="gramEnd"/>
+      <w:r>
+        <w:rPr>
+          <w:rFonts w:hint="eastAsia"/>
+        </w:rPr>
+        <w:t>，以及本应属于</w:t>
       </w:r>
       <w:r>
         <w:rPr>
@@ -3766,13 +3772,41 @@
         <w:rPr>
           <w:rFonts w:hint="eastAsia"/>
         </w:rPr>
-        <w:t>格子中的错架问题，</w:t>
-      </w:r>
-      <w:r>
-        <w:rPr>
-          <w:rFonts w:hint="eastAsia"/>
-        </w:rPr>
-        <w:t>据调查，全球错架率约为</w:t>
+        <w:t>格子中</w:t>
+      </w:r>
+      <w:proofErr w:type="gramStart"/>
+      <w:r>
+        <w:rPr>
+          <w:rFonts w:hint="eastAsia"/>
+        </w:rPr>
+        <w:t>的错架问题</w:t>
+      </w:r>
+      <w:proofErr w:type="gramEnd"/>
+      <w:r>
+        <w:rPr>
+          <w:rFonts w:hint="eastAsia"/>
+        </w:rPr>
+        <w:t>，</w:t>
+      </w:r>
+      <w:r>
+        <w:rPr>
+          <w:rFonts w:hint="eastAsia"/>
+        </w:rPr>
+        <w:t>据调查，全球</w:t>
+      </w:r>
+      <w:proofErr w:type="gramStart"/>
+      <w:r>
+        <w:rPr>
+          <w:rFonts w:hint="eastAsia"/>
+        </w:rPr>
+        <w:t>错架率</w:t>
+      </w:r>
+      <w:proofErr w:type="gramEnd"/>
+      <w:r>
+        <w:rPr>
+          <w:rFonts w:hint="eastAsia"/>
+        </w:rPr>
+        <w:t>约为</w:t>
       </w:r>
       <w:r>
         <w:rPr>
@@ -3802,7 +3836,14 @@
         <w:rPr>
           <w:rFonts w:hint="eastAsia"/>
         </w:rPr>
-        <w:t>内所有图书逐一查看，耗费心神且耗时低效。</w:t>
+        <w:t>内所有图书逐</w:t>
+      </w:r>
+      <w:r>
+        <w:rPr>
+          <w:rFonts w:hint="eastAsia"/>
+        </w:rPr>
+        <w:lastRenderedPageBreak/>
+        <w:t>一查看，耗费心神且耗时低效。</w:t>
       </w:r>
     </w:p>
     <w:p>
@@ -3843,7 +3884,21 @@
         <w:rPr>
           <w:rFonts w:hint="eastAsia"/>
         </w:rPr>
-        <w:t>使用，将其开发为微信小程序</w:t>
+        <w:t>使用，将其开发</w:t>
+      </w:r>
+      <w:proofErr w:type="gramStart"/>
+      <w:r>
+        <w:rPr>
+          <w:rFonts w:hint="eastAsia"/>
+        </w:rPr>
+        <w:t>为微信小</w:t>
+      </w:r>
+      <w:proofErr w:type="gramEnd"/>
+      <w:r>
+        <w:rPr>
+          <w:rFonts w:hint="eastAsia"/>
+        </w:rPr>
+        <w:t>程序</w:t>
       </w:r>
       <w:r>
         <w:rPr>
@@ -3871,7 +3926,7 @@
           <w:rFonts w:hint="eastAsia"/>
         </w:rPr>
       </w:pPr>
-      <w:bookmarkStart w:id="2" w:name="_Toc175923659"/>
+      <w:bookmarkStart w:id="2" w:name="_Toc175927020"/>
       <w:r>
         <w:rPr>
           <w:rFonts w:hint="eastAsia"/>
@@ -4193,7 +4248,14 @@
         <w:rPr>
           <w:rFonts w:hint="eastAsia"/>
         </w:rPr>
-        <w:t>定位模式及其影响，详细阐述了这两种方式在图书管理中的优劣势。他们的研究为进一步优化</w:t>
+        <w:t>定位</w:t>
+      </w:r>
+      <w:r>
+        <w:rPr>
+          <w:rFonts w:hint="eastAsia"/>
+        </w:rPr>
+        <w:lastRenderedPageBreak/>
+        <w:t>模式及其影响，详细阐述了这两种方式在图书管理中的优劣势。他们的研究为进一步优化</w:t>
       </w:r>
       <w:r>
         <w:rPr>
@@ -4279,12 +4341,14 @@
         </w:rPr>
         <w:t>标签的检测，但在实际应用中仍面临挑战。例如，</w:t>
       </w:r>
+      <w:proofErr w:type="spellStart"/>
       <w:r>
         <w:rPr>
           <w:rFonts w:hint="eastAsia"/>
         </w:rPr>
         <w:t>BackPos</w:t>
       </w:r>
+      <w:proofErr w:type="spellEnd"/>
       <w:r>
         <w:rPr>
           <w:rFonts w:hint="eastAsia"/>
@@ -4313,7 +4377,21 @@
         <w:rPr>
           <w:rFonts w:hint="eastAsia"/>
         </w:rPr>
-        <w:t>提出了一种利用智能管理机器人和多通道相位序列的图书定位方案，该方案通过将多个已知位置的多通道相位序列组合成单个全息图来定位标记的书籍。但由于多通道处理耗时较长，智能机器人的图书检索效率较低，难以满足商业化图书馆</w:t>
+        <w:t>提出了一种利用智能管理机器人和多通道相位序列的图书定位方案，该方案通过将多个已知位置的多通道相位序列组合成单个全息图</w:t>
+      </w:r>
+      <w:proofErr w:type="gramStart"/>
+      <w:r>
+        <w:rPr>
+          <w:rFonts w:hint="eastAsia"/>
+        </w:rPr>
+        <w:t>来定位标记</w:t>
+      </w:r>
+      <w:proofErr w:type="gramEnd"/>
+      <w:r>
+        <w:rPr>
+          <w:rFonts w:hint="eastAsia"/>
+        </w:rPr>
+        <w:t>的书籍。但由于多通道处理耗时较长，智能机器人的图书检索效率较低，难以满足商业化图书馆</w:t>
       </w:r>
       <w:r>
         <w:rPr>
@@ -4445,7 +4523,35 @@
         <w:rPr>
           <w:rFonts w:hint="eastAsia"/>
         </w:rPr>
-        <w:t>在图书管理中，图像识别技术通过摄像头获取书架上图书的图像，自动分析书脊上的文字、图案以及书籍的位置，并与数据库中的信息进行比对，从而识别出图书是否被摆放在正确的位置。当图书发生错位时，系统能够及时检测并标记，以便管理员进行调整。尽管图像识别技术在图书错位检测中展现了较大的应用潜力，但仍存在一些显著的缺点。首先，处理速度和实时性是一个主要挑战，尤其是在大规模图书馆中，实时检测效率可能不够理想。其次，算法的复杂度较高，开发和维护成本较大，并且对系统的硬件资源要求较高。此外，图像识别技术的环境适应性较差，光照不均、书架高度不同等因素都会影响识别的准确性。图像识别还依赖于高质量的训练数据，若数据不足或不够多样化，模型的泛化能力将受到限制。最后，对于书脊设计复杂的图书，识别的准确性也可能受到影响。这些局限性表明，图像识别技术在错位检测中的应用仍需进一步优化。</w:t>
+        <w:t>在图书管理中，图像识别技术通过摄像头获取书架上图书的图像，自动分析书脊上的文字、图案以及书籍的位置，并与数据库中的信息进行比对，从而识别出图书是否被摆放在正确的位置。当图书发生错位时，系统能够及时检测并标记，以便管理员进行调整。尽管图像识别技术在图书错位检测中展现了较大的应用潜力，但仍存在一些显著的缺点。首先，处理速度和实时性是一个主要挑战，尤其是在大规模图书馆中，实时检测效率可能不够理想。其次，算法的复杂度较高，开发和维护成本较大，并且对系统的硬件资源要求较高。此外，图像识别技术的环境适应性较差，光照不均、书架高度</w:t>
+      </w:r>
+      <w:proofErr w:type="gramStart"/>
+      <w:r>
+        <w:rPr>
+          <w:rFonts w:hint="eastAsia"/>
+        </w:rPr>
+        <w:t>不</w:t>
+      </w:r>
+      <w:proofErr w:type="gramEnd"/>
+      <w:r>
+        <w:rPr>
+          <w:rFonts w:hint="eastAsia"/>
+        </w:rPr>
+        <w:t>同等因素都会影响识别的准确性。图像识别还依赖于高质量的训练数据，</w:t>
+      </w:r>
+      <w:proofErr w:type="gramStart"/>
+      <w:r>
+        <w:rPr>
+          <w:rFonts w:hint="eastAsia"/>
+        </w:rPr>
+        <w:t>若数据</w:t>
+      </w:r>
+      <w:proofErr w:type="gramEnd"/>
+      <w:r>
+        <w:rPr>
+          <w:rFonts w:hint="eastAsia"/>
+        </w:rPr>
+        <w:t>不足或不够多样化，模型的泛化能力将受到限制。最后，对于书脊设计复杂的图书，识别的准确性也可能受到影响。这些局限性表明，图像识别技术在错位检测中的应用仍需进一步优化。</w:t>
       </w:r>
     </w:p>
     <w:p>
@@ -4456,6 +4562,7 @@
         <w:rPr>
           <w:rFonts w:hint="eastAsia"/>
         </w:rPr>
+        <w:lastRenderedPageBreak/>
         <w:t>在图像识别技术的错位检测中，国外的</w:t>
       </w:r>
       <w:r>
@@ -4657,7 +4764,7 @@
           <w:rFonts w:hint="eastAsia"/>
         </w:rPr>
       </w:pPr>
-      <w:bookmarkStart w:id="3" w:name="_Toc175923660"/>
+      <w:bookmarkStart w:id="3" w:name="_Toc175927021"/>
       <w:r>
         <w:rPr>
           <w:rFonts w:hint="eastAsia"/>
@@ -4697,6 +4804,7 @@
         <w:rPr>
           <w:rFonts w:hint="eastAsia"/>
         </w:rPr>
+        <w:lastRenderedPageBreak/>
         <w:t>本文提出了一种基于图像识别的错位图书检测系统的设计与实现方案，主要研究内容</w:t>
       </w:r>
       <w:r>
@@ -4738,7 +4846,21 @@
         <w:rPr>
           <w:rFonts w:hint="eastAsia"/>
         </w:rPr>
-        <w:t>集成开发，构建书籍、人员信息表；最后，通过微信开发者工具完成小程序页面。图书错位</w:t>
+        <w:t>集成开发，构建书籍、人员信息表；最后，通过</w:t>
+      </w:r>
+      <w:proofErr w:type="gramStart"/>
+      <w:r>
+        <w:rPr>
+          <w:rFonts w:hint="eastAsia"/>
+        </w:rPr>
+        <w:t>微信开发者工具</w:t>
+      </w:r>
+      <w:proofErr w:type="gramEnd"/>
+      <w:r>
+        <w:rPr>
+          <w:rFonts w:hint="eastAsia"/>
+        </w:rPr>
+        <w:t>完成小程序页面。图书错位</w:t>
       </w:r>
       <w:r>
         <w:rPr>
@@ -4851,7 +4973,21 @@
         <w:rPr>
           <w:rFonts w:hint="eastAsia"/>
         </w:rPr>
-        <w:t>；最后是图书管理员、学生和系统管理员功能的实现。图书管理员整理整理错位图书时，首先，通过扫描书架单元格码，获取该格内书籍的索书号范围；然后，拍摄单元格照片上传，后台系统会将照片分割到每本书的书标区域进行索书号识别，接下来检查索书号是否在预期范围内，且满足前一本书籍的索书号小于等于当前书籍索书号小于等于后一本书籍索书号；最后，若无法同时满足以上两点则系统标记该书籍为错位图书</w:t>
+        <w:t>；最后是图书管理员、学生和系统管理员功能的实现。图书管理员整理整理错位图书时，首先，通过扫描书架单元格码，获取该格内书籍的索书号范围；然后，拍摄单元格照片上传，后台系统会将照片分割到每本书的书</w:t>
+      </w:r>
+      <w:proofErr w:type="gramStart"/>
+      <w:r>
+        <w:rPr>
+          <w:rFonts w:hint="eastAsia"/>
+        </w:rPr>
+        <w:t>标区域</w:t>
+      </w:r>
+      <w:proofErr w:type="gramEnd"/>
+      <w:r>
+        <w:rPr>
+          <w:rFonts w:hint="eastAsia"/>
+        </w:rPr>
+        <w:t>进行索书号识别，接下来检查索书号是否在预期范围内，且满足前一本书籍的索书号小于等于当前书籍索书号小于等于后一本书籍索书号；最后，若无法同时满足以上两点则系统标记该书籍为错位图书</w:t>
       </w:r>
       <w:r>
         <w:rPr>
@@ -4869,69 +5005,242 @@
         <w:rPr>
           <w:rFonts w:hint="eastAsia"/>
         </w:rPr>
-        <w:t>返回在拍摄的照片中框选出错位图书的图片。学生进行查找目标书籍时，只需拍摄当前书架照片并输入书籍的名称，可以输入部分书名，系统会将目标书</w:t>
+        <w:t>返回在拍摄的照片中框选出错位图书的图片。学生进行查找目标书籍时，只需拍摄当前书架照片并输入书籍的名称，可以输入部分书名，系统会将目标书籍</w:t>
+      </w:r>
+      <w:proofErr w:type="gramStart"/>
+      <w:r>
+        <w:rPr>
+          <w:rFonts w:hint="eastAsia"/>
+        </w:rPr>
+        <w:t>框选并</w:t>
+      </w:r>
+      <w:proofErr w:type="gramEnd"/>
+      <w:r>
+        <w:rPr>
+          <w:rFonts w:hint="eastAsia"/>
+        </w:rPr>
+        <w:t>返回。系统管理员登录小程序可以选择对高校</w:t>
+      </w:r>
+      <w:r>
+        <w:rPr>
+          <w:rFonts w:hint="eastAsia"/>
+        </w:rPr>
+        <w:t>API</w:t>
+      </w:r>
+      <w:r>
+        <w:rPr>
+          <w:rFonts w:hint="eastAsia"/>
+        </w:rPr>
+        <w:t>信息、人员信息、错位图书信息进行增删改查。图书错位检测小程序系统的总体框架如图</w:t>
+      </w:r>
+      <w:r>
+        <w:rPr>
+          <w:rFonts w:hint="eastAsia"/>
+        </w:rPr>
+        <w:t>1.1</w:t>
+      </w:r>
+      <w:r>
+        <w:rPr>
+          <w:rFonts w:hint="eastAsia"/>
+        </w:rPr>
+        <w:t>所示。</w:t>
+      </w:r>
+    </w:p>
+    <w:p>
+      <w:pPr>
+        <w:ind w:firstLineChars="200" w:firstLine="480"/>
+      </w:pPr>
+    </w:p>
+    <w:p>
+      <w:pPr>
+        <w:ind w:firstLineChars="200" w:firstLine="480"/>
+      </w:pPr>
+      <w:r>
+        <w:rPr>
+          <w:rFonts w:hint="eastAsia"/>
+        </w:rPr>
+        <w:t>图</w:t>
+      </w:r>
+      <w:r>
+        <w:rPr>
+          <w:rFonts w:hint="eastAsia"/>
+        </w:rPr>
+        <w:t xml:space="preserve">1.1 </w:t>
+      </w:r>
+      <w:r>
+        <w:rPr>
+          <w:rFonts w:hint="eastAsia"/>
+        </w:rPr>
+        <w:t>图书错位检测小程序系统总体框架</w:t>
+      </w:r>
+    </w:p>
+    <w:p>
+      <w:pPr>
+        <w:ind w:firstLineChars="200" w:firstLine="480"/>
+      </w:pPr>
+      <w:r>
+        <w:rPr>
+          <w:rFonts w:hint="eastAsia"/>
+        </w:rPr>
+        <w:t>随着信息化进程的不断发展，</w:t>
+      </w:r>
+      <w:r>
+        <w:rPr>
+          <w:rFonts w:hint="eastAsia"/>
+        </w:rPr>
+        <w:t>虽然图书馆的服务效率和用户体验都有了显著提升，但在处理图书错位问题上仍存在不足。目前的系统难以有效识别并解决图书未被放回原位的情况，这对图书馆的运营效率和服务质量产生了负面影响。</w:t>
+      </w:r>
+    </w:p>
+    <w:p>
+      <w:pPr>
+        <w:ind w:firstLineChars="200" w:firstLine="480"/>
+      </w:pPr>
+      <w:r>
+        <w:rPr>
+          <w:rFonts w:hint="eastAsia"/>
+        </w:rPr>
+        <w:t>图书摆放错位会导致图书无法通过其标准的索书号被找到，如果长期不进行整理，这些错位的图书就会成为所谓的“死书”，即无法被借阅或查阅的图书。由于图书馆环境的特殊性，图书在借阅和归还过程中难免会发生错位现象。传统的图书管理方式依靠人工逐本查找错位图书，这不仅耗时耗力，而且效率低下。</w:t>
+      </w:r>
+    </w:p>
+    <w:p>
+      <w:pPr>
+        <w:ind w:firstLineChars="200" w:firstLine="480"/>
+      </w:pPr>
+      <w:r>
+        <w:rPr>
+          <w:rFonts w:hint="eastAsia"/>
+        </w:rPr>
+        <w:t>为了解决这一问题，本文开发了一个智能化系统来辅助图书管理人员整理错</w:t>
       </w:r>
       <w:r>
         <w:rPr>
           <w:rFonts w:hint="eastAsia"/>
         </w:rPr>
         <w:lastRenderedPageBreak/>
-        <w:t>籍框选并返回。系统管理员登录小程序可以选择对高校</w:t>
-      </w:r>
-      <w:r>
-        <w:rPr>
-          <w:rFonts w:hint="eastAsia"/>
-        </w:rPr>
-        <w:t>API</w:t>
-      </w:r>
-      <w:r>
-        <w:rPr>
-          <w:rFonts w:hint="eastAsia"/>
-        </w:rPr>
-        <w:t>信息、人员信息、错位图书信息进行增删改查。图书错位检测小程序系统的总体框架如图</w:t>
-      </w:r>
-      <w:r>
-        <w:rPr>
-          <w:rFonts w:hint="eastAsia"/>
-        </w:rPr>
-        <w:t>1.1</w:t>
-      </w:r>
-      <w:r>
-        <w:rPr>
-          <w:rFonts w:hint="eastAsia"/>
-        </w:rPr>
-        <w:t>所示。</w:t>
+        <w:t>位的图书。该系统能显著减轻图书馆工作人员的工作负担，为读者提供更好的借阅体验。该系统可以高效地识别和纠正图书的错位情况，从而确保图书馆资源的有效利用，并且该系统加入了查找目标图书和信息管理功能，提升了借阅者的用户体验以及系统管理员的工作效率。</w:t>
+      </w:r>
+    </w:p>
+    <w:p>
+      <w:pPr>
+        <w:pStyle w:val="a3"/>
+      </w:pPr>
+      <w:r>
+        <w:rPr>
+          <w:rFonts w:hint="eastAsia"/>
+        </w:rPr>
+        <w:t xml:space="preserve">1.3.2 </w:t>
+      </w:r>
+      <w:r>
+        <w:rPr>
+          <w:rFonts w:hint="eastAsia"/>
+        </w:rPr>
+        <w:t>创新点</w:t>
       </w:r>
     </w:p>
     <w:p>
       <w:pPr>
         <w:ind w:firstLineChars="200" w:firstLine="480"/>
       </w:pPr>
+      <w:r>
+        <w:rPr>
+          <w:rFonts w:hint="eastAsia"/>
+        </w:rPr>
+        <w:t>当前，图书错位检测技术主要依赖于</w:t>
+      </w:r>
+      <w:r>
+        <w:rPr>
+          <w:rFonts w:hint="eastAsia"/>
+        </w:rPr>
+        <w:t>RFID</w:t>
+      </w:r>
+      <w:r>
+        <w:rPr>
+          <w:rFonts w:hint="eastAsia"/>
+        </w:rPr>
+        <w:t>技术和图像识别技术。</w:t>
+      </w:r>
+      <w:r>
+        <w:rPr>
+          <w:rFonts w:hint="eastAsia"/>
+        </w:rPr>
+        <w:t>RFID</w:t>
+      </w:r>
+      <w:r>
+        <w:rPr>
+          <w:rFonts w:hint="eastAsia"/>
+        </w:rPr>
+        <w:t>技术尽管能够实现自动化的图书管理，但因多径效应和热噪声影响，定位精度不足，且实施成本较高，受限于技术条件，其广泛应用受到了一定的制约。另一方面，基于图像识别的错位检测方法虽然在精度和灵活性方面具有优势，但在实际应用中仍存在处理速度较慢、环境适应性差、对训练数据依赖性强等问题。针对这些不足，本研究在图像识别技术的基础上进行了一系列创新尝试，具体包括：</w:t>
+      </w:r>
     </w:p>
     <w:p>
       <w:pPr>
         <w:ind w:firstLineChars="200" w:firstLine="480"/>
-        <w:rPr>
-          <w:rFonts w:hint="eastAsia"/>
-        </w:rPr>
-      </w:pPr>
-      <w:r>
-        <w:rPr>
-          <w:rFonts w:hint="eastAsia"/>
-        </w:rPr>
-        <w:t>图</w:t>
-      </w:r>
-      <w:r>
-        <w:rPr>
-          <w:rFonts w:hint="eastAsia"/>
-        </w:rPr>
-        <w:t xml:space="preserve">1.1 </w:t>
-      </w:r>
-      <w:r>
-        <w:rPr>
-          <w:rFonts w:hint="eastAsia"/>
-        </w:rPr>
-        <w:t>图书错位检测小程序系统总体框架</w:t>
+      </w:pPr>
+      <w:r>
+        <w:rPr>
+          <w:rFonts w:hint="eastAsia"/>
+        </w:rPr>
+        <w:t>（</w:t>
+      </w:r>
+      <w:r>
+        <w:rPr>
+          <w:rFonts w:hint="eastAsia"/>
+        </w:rPr>
+        <w:t>1</w:t>
+      </w:r>
+      <w:r>
+        <w:rPr>
+          <w:rFonts w:hint="eastAsia"/>
+        </w:rPr>
+        <w:t>）使用</w:t>
+      </w:r>
+      <w:r>
+        <w:rPr>
+          <w:rFonts w:hint="eastAsia"/>
+        </w:rPr>
+        <w:t>YOLOv8</w:t>
+      </w:r>
+      <w:r>
+        <w:rPr>
+          <w:rFonts w:hint="eastAsia"/>
+        </w:rPr>
+        <w:t>结合</w:t>
+      </w:r>
+      <w:r>
+        <w:rPr>
+          <w:rFonts w:hint="eastAsia"/>
+        </w:rPr>
+        <w:t>CBAM</w:t>
+      </w:r>
+      <w:r>
+        <w:rPr>
+          <w:rFonts w:hint="eastAsia"/>
+        </w:rPr>
+        <w:t>注意力机制进行书脊分割：通过将</w:t>
+      </w:r>
+      <w:r>
+        <w:rPr>
+          <w:rFonts w:hint="eastAsia"/>
+        </w:rPr>
+        <w:t>YOLOv8</w:t>
+      </w:r>
+      <w:r>
+        <w:rPr>
+          <w:rFonts w:hint="eastAsia"/>
+        </w:rPr>
+        <w:t>模型与</w:t>
+      </w:r>
+      <w:r>
+        <w:rPr>
+          <w:rFonts w:hint="eastAsia"/>
+        </w:rPr>
+        <w:t>CBAM</w:t>
+      </w:r>
+      <w:r>
+        <w:rPr>
+          <w:rFonts w:hint="eastAsia"/>
+        </w:rPr>
+        <w:t>注意力机制相结合，增强了对复杂背景和低对比度书脊图像的分割能力，显著提高了书脊检测的准确性和鲁棒性。</w:t>
       </w:r>
     </w:p>
     <w:p>
@@ -4942,100 +5251,85 @@
         <w:rPr>
           <w:rFonts w:hint="eastAsia"/>
         </w:rPr>
-        <w:t>随着信息化进程的不断发展，</w:t>
-      </w:r>
-      <w:r>
-        <w:rPr>
-          <w:rFonts w:hint="eastAsia"/>
-        </w:rPr>
-        <w:t>虽然图书馆的服务效率和用户体验都有了显著提升，但在处理图书错位问题上仍存在不足。目前的系统难以有效识别并解决图书未被放回原位的情况，这对图书馆的运营效率和服务质量产生了负面影响。</w:t>
+        <w:t>（</w:t>
+      </w:r>
+      <w:r>
+        <w:rPr>
+          <w:rFonts w:hint="eastAsia"/>
+        </w:rPr>
+        <w:t>2</w:t>
+      </w:r>
+      <w:r>
+        <w:rPr>
+          <w:rFonts w:hint="eastAsia"/>
+        </w:rPr>
+        <w:t>）使用小程序作为载体：为提升使用的便捷性，本研究开发了一款小程序作为图书错位检测的操作平台。该小程序具备实时上传和结果展示功能，界面友好、易于操作，使得图书馆管理人员能够方便地进行检测，提高了系统的实用性。</w:t>
       </w:r>
     </w:p>
     <w:p>
       <w:pPr>
         <w:ind w:firstLineChars="200" w:firstLine="480"/>
-        <w:rPr>
-          <w:rFonts w:hint="eastAsia"/>
-        </w:rPr>
-      </w:pPr>
-      <w:r>
-        <w:rPr>
-          <w:rFonts w:hint="eastAsia"/>
-        </w:rPr>
-        <w:t>图书摆放错位会导致图书无法通过其标准的索书号被找到，如果长期不进行整理，这些错位的图书就会成为所谓的“死书”，即无法被借阅或查阅的图书。由于图书馆环境的特殊性，图书在借阅和归还过程中难免会发生错位现象。传统的图书管理方式依靠人工逐本查找错位图书，这不仅耗时耗力，而且效率低下。</w:t>
+      </w:pPr>
+      <w:r>
+        <w:rPr>
+          <w:rFonts w:hint="eastAsia"/>
+        </w:rPr>
+        <w:t>（</w:t>
+      </w:r>
+      <w:r>
+        <w:rPr>
+          <w:rFonts w:hint="eastAsia"/>
+        </w:rPr>
+        <w:t>3</w:t>
+      </w:r>
+      <w:r>
+        <w:rPr>
+          <w:rFonts w:hint="eastAsia"/>
+        </w:rPr>
+        <w:t>）提出单元格思想：引入“每个书架格子作为一个单元的单元格”概念，将书架划分为</w:t>
+      </w:r>
+      <w:proofErr w:type="gramStart"/>
+      <w:r>
+        <w:rPr>
+          <w:rFonts w:hint="eastAsia"/>
+        </w:rPr>
+        <w:t>多个独立的</w:t>
+      </w:r>
+      <w:proofErr w:type="gramEnd"/>
+      <w:r>
+        <w:rPr>
+          <w:rFonts w:hint="eastAsia"/>
+        </w:rPr>
+        <w:t>检测单元。此方法提高了检测的精度和效率，使系统能够更快、更精准地识别并处理错位图书。</w:t>
       </w:r>
     </w:p>
     <w:p>
       <w:pPr>
         <w:ind w:firstLineChars="200" w:firstLine="480"/>
-        <w:rPr>
-          <w:rFonts w:hint="eastAsia"/>
-        </w:rPr>
-      </w:pPr>
-      <w:r>
-        <w:rPr>
-          <w:rFonts w:hint="eastAsia"/>
-        </w:rPr>
-        <w:t>为了解决这一问题，</w:t>
-      </w:r>
-      <w:r>
-        <w:rPr>
-          <w:rFonts w:hint="eastAsia"/>
-        </w:rPr>
-        <w:t>本文</w:t>
-      </w:r>
-      <w:r>
-        <w:rPr>
-          <w:rFonts w:hint="eastAsia"/>
-        </w:rPr>
-        <w:t>开发了一个智能化系统来辅助图书管理人员整理错位的图书。该系统能显著减轻图书馆工作人员的工作负担，为读者提供更好的</w:t>
-      </w:r>
-      <w:r>
-        <w:rPr>
-          <w:rFonts w:hint="eastAsia"/>
-        </w:rPr>
-        <w:t>借阅</w:t>
-      </w:r>
-      <w:r>
-        <w:rPr>
-          <w:rFonts w:hint="eastAsia"/>
-        </w:rPr>
-        <w:t>体验。</w:t>
-      </w:r>
-      <w:r>
-        <w:rPr>
-          <w:rFonts w:hint="eastAsia"/>
-        </w:rPr>
-        <w:t>该</w:t>
-      </w:r>
-      <w:r>
-        <w:rPr>
-          <w:rFonts w:hint="eastAsia"/>
-        </w:rPr>
-        <w:t>系统可以高效地识别和纠正图书的错位情况，从而确保图书馆资源的有效利用</w:t>
-      </w:r>
-      <w:r>
-        <w:rPr>
-          <w:rFonts w:hint="eastAsia"/>
-        </w:rPr>
-        <w:t>，并且该系统加入了查找目标图书和信息管理功能，提升了借阅者的用户体验以及系统管理员的工作效率。</w:t>
-      </w:r>
-    </w:p>
-    <w:p>
-      <w:pPr>
-        <w:pStyle w:val="a3"/>
-      </w:pPr>
-      <w:r>
-        <w:rPr>
-          <w:rFonts w:hint="eastAsia"/>
-        </w:rPr>
-        <w:t xml:space="preserve">1.3.2 </w:t>
-      </w:r>
-      <w:r>
-        <w:rPr>
-          <w:rFonts w:hint="eastAsia"/>
-        </w:rPr>
-        <w:t>创新点</w:t>
+      </w:pPr>
+      <w:r>
+        <w:rPr>
+          <w:rFonts w:hint="eastAsia"/>
+        </w:rPr>
+        <w:t>（</w:t>
+      </w:r>
+      <w:r>
+        <w:rPr>
+          <w:rFonts w:hint="eastAsia"/>
+        </w:rPr>
+        <w:t>4</w:t>
+      </w:r>
+      <w:r>
+        <w:rPr>
+          <w:rFonts w:hint="eastAsia"/>
+        </w:rPr>
+        <w:t>）</w:t>
+      </w:r>
+      <w:r>
+        <w:rPr>
+          <w:rFonts w:hint="eastAsia"/>
+        </w:rPr>
+        <w:t>基于书名的索书号检索机制：对于部分索书号识别不完整或失败的书籍，系统设计了一种基于书名的检索机制。通过识别书籍的书名，系统自动到数据库中检索对应的索书号，从而补全或校正识别结果。这一方法有效提高了系统的整体识别准确性和可靠性，特别是在书脊上信息不完整或磨损严重的情况下，确保了错位检测的全面性和精度。</w:t>
       </w:r>
     </w:p>
     <w:p>
@@ -5046,7 +5340,90 @@
         <w:rPr>
           <w:rFonts w:hint="eastAsia"/>
         </w:rPr>
-        <w:t>当前，图书错位检测技术主要依赖于</w:t>
+        <w:t>综上所述，本研究针对现有图书错位检测技术的不足，基于图像识别方法进行了多方面的创新尝试</w:t>
+      </w:r>
+      <w:r>
+        <w:rPr>
+          <w:rFonts w:hint="eastAsia"/>
+        </w:rPr>
+        <w:t>，</w:t>
+      </w:r>
+      <w:r>
+        <w:rPr>
+          <w:rFonts w:hint="eastAsia"/>
+        </w:rPr>
+        <w:t>为图书馆管理提供了一种更高效、可靠的错位检测方案。这些创新不仅解决了当前技术的主要瓶颈，也为未来智能</w:t>
+      </w:r>
+      <w:proofErr w:type="gramStart"/>
+      <w:r>
+        <w:rPr>
+          <w:rFonts w:hint="eastAsia"/>
+        </w:rPr>
+        <w:t>图书管理系统</w:t>
+      </w:r>
+      <w:proofErr w:type="gramEnd"/>
+      <w:r>
+        <w:rPr>
+          <w:rFonts w:hint="eastAsia"/>
+        </w:rPr>
+        <w:t>的开发和应用提供了新的思路和方法。</w:t>
+      </w:r>
+    </w:p>
+    <w:p>
+      <w:pPr>
+        <w:pStyle w:val="2"/>
+        <w:rPr>
+          <w:rFonts w:hint="eastAsia"/>
+        </w:rPr>
+      </w:pPr>
+      <w:bookmarkStart w:id="4" w:name="_Toc175927022"/>
+      <w:r>
+        <w:rPr>
+          <w:rFonts w:hint="eastAsia"/>
+        </w:rPr>
+        <w:lastRenderedPageBreak/>
+        <w:t xml:space="preserve">1.4 </w:t>
+      </w:r>
+      <w:r>
+        <w:rPr>
+          <w:rFonts w:hint="eastAsia"/>
+        </w:rPr>
+        <w:t>论文组织结构</w:t>
+      </w:r>
+      <w:bookmarkEnd w:id="4"/>
+    </w:p>
+    <w:p>
+      <w:pPr>
+        <w:ind w:firstLineChars="200" w:firstLine="480"/>
+      </w:pPr>
+      <w:r>
+        <w:rPr>
+          <w:rFonts w:hint="eastAsia"/>
+        </w:rPr>
+        <w:t>本文共有六章，具体的组织结构如下：</w:t>
+      </w:r>
+    </w:p>
+    <w:p>
+      <w:pPr>
+        <w:ind w:firstLineChars="200" w:firstLine="480"/>
+      </w:pPr>
+      <w:r>
+        <w:rPr>
+          <w:rFonts w:hint="eastAsia"/>
+        </w:rPr>
+        <w:t>第一章</w:t>
+      </w:r>
+      <w:r>
+        <w:rPr>
+          <w:rFonts w:hint="eastAsia"/>
+        </w:rPr>
+        <w:t>进行</w:t>
+      </w:r>
+      <w:r>
+        <w:rPr>
+          <w:rFonts w:hint="eastAsia"/>
+        </w:rPr>
+        <w:t>背景介绍、现状分析、研究内容。首先，阐述了图书错位现象的背景与影响；然后，根据当前主流的两类解决图书错位问题的方法，基于</w:t>
       </w:r>
       <w:r>
         <w:rPr>
@@ -5058,28 +5435,659 @@
         <w:rPr>
           <w:rFonts w:hint="eastAsia"/>
         </w:rPr>
-        <w:t>技术和图像识别技术。</w:t>
-      </w:r>
-      <w:r>
-        <w:rPr>
-          <w:rFonts w:hint="eastAsia"/>
-        </w:rPr>
-        <w:t>RFID</w:t>
-      </w:r>
-      <w:r>
-        <w:rPr>
-          <w:rFonts w:hint="eastAsia"/>
-        </w:rPr>
-        <w:t>技术尽管能够实现自动化的图书管理，但因多径效应和热噪声影响，定位精度不足，且实施成本较高，受限于技术条件，其广泛应用受到了一定的制约。另一方面，基于图像识别的错位检测方法虽然在精度和灵活性方面具有优势，但在实际应用中仍存在处理速度较慢、环境适应性差、对训练数据依赖性强等问题。针对这些不足，本研究在图像识别技术的基础上进行了一系列创新尝试，具体包括：</w:t>
+        <w:t>射频识别技术的错位图书检测和基于图像识别技术的错位图书检测，分别说明了国内外对于解决该问题的贡献以及目前所存在的一些不足之处；最后，介绍说明了本文的研究内容以及创新点。</w:t>
       </w:r>
     </w:p>
     <w:p>
       <w:pPr>
         <w:ind w:firstLineChars="200" w:firstLine="480"/>
-        <w:rPr>
-          <w:rFonts w:hint="eastAsia"/>
-        </w:rPr>
-      </w:pPr>
+      </w:pPr>
+      <w:r>
+        <w:rPr>
+          <w:rFonts w:hint="eastAsia"/>
+        </w:rPr>
+        <w:t>第二章介绍理论基础。首先是图像分割任务的简介以及深度学习常用的一些数据集；其次介绍一些基于深度学习的图像分割算法；最后介绍</w:t>
+      </w:r>
+      <w:r>
+        <w:rPr>
+          <w:rFonts w:hint="eastAsia"/>
+        </w:rPr>
+        <w:t>YOLO</w:t>
+      </w:r>
+      <w:r>
+        <w:rPr>
+          <w:rFonts w:hint="eastAsia"/>
+        </w:rPr>
+        <w:t>算法和注意力机制。本章节介绍了实现错位图书检测功能的理论，尤其是结合</w:t>
+      </w:r>
+      <w:r>
+        <w:rPr>
+          <w:rFonts w:hint="eastAsia"/>
+        </w:rPr>
+        <w:t>YOLO</w:t>
+      </w:r>
+      <w:r>
+        <w:rPr>
+          <w:rFonts w:hint="eastAsia"/>
+        </w:rPr>
+        <w:t>和</w:t>
+      </w:r>
+      <w:r>
+        <w:rPr>
+          <w:rFonts w:hint="eastAsia"/>
+        </w:rPr>
+        <w:t>CBAM</w:t>
+      </w:r>
+      <w:r>
+        <w:rPr>
+          <w:rFonts w:hint="eastAsia"/>
+        </w:rPr>
+        <w:t>的书脊分割模型是该系统的核心之处。</w:t>
+      </w:r>
+    </w:p>
+    <w:p>
+      <w:pPr>
+        <w:ind w:firstLineChars="200" w:firstLine="480"/>
+      </w:pPr>
+      <w:r>
+        <w:rPr>
+          <w:rFonts w:hint="eastAsia"/>
+        </w:rPr>
+        <w:t>第三章</w:t>
+      </w:r>
+      <w:r>
+        <w:rPr>
+          <w:rFonts w:hint="eastAsia"/>
+        </w:rPr>
+        <w:t>是相关配置环境介绍。主要介绍了进行训练模型时所使用数据集的构建过程，开发该系统时所使用的软件以及硬件环境。</w:t>
+      </w:r>
+    </w:p>
+    <w:p>
+      <w:pPr>
+        <w:ind w:firstLineChars="200" w:firstLine="480"/>
+      </w:pPr>
+      <w:r>
+        <w:rPr>
+          <w:rFonts w:hint="eastAsia"/>
+        </w:rPr>
+        <w:t>第四章为图书错位检测系统的设计详情。首先对该系统进行需求分析</w:t>
+      </w:r>
+      <w:r>
+        <w:rPr>
+          <w:rFonts w:hint="eastAsia"/>
+        </w:rPr>
+        <w:t>，然后介绍其各项功能，最后说明功能模块的设计方法。</w:t>
+      </w:r>
+    </w:p>
+    <w:p>
+      <w:pPr>
+        <w:ind w:firstLineChars="200" w:firstLine="480"/>
+      </w:pPr>
+      <w:r>
+        <w:rPr>
+          <w:rFonts w:hint="eastAsia"/>
+        </w:rPr>
+        <w:t>第五章介绍了系统的实现过程。先是对系统的载体，</w:t>
+      </w:r>
+      <w:proofErr w:type="gramStart"/>
+      <w:r>
+        <w:rPr>
+          <w:rFonts w:hint="eastAsia"/>
+        </w:rPr>
+        <w:t>微信小</w:t>
+      </w:r>
+      <w:proofErr w:type="gramEnd"/>
+      <w:r>
+        <w:rPr>
+          <w:rFonts w:hint="eastAsia"/>
+        </w:rPr>
+        <w:t>程序，进行介绍，之后说明了系统实现的各项原理，最后是解释了图书错位检测的核心代码以及实例演示了图书管理员如何通过本系统实现错位图书的检测。</w:t>
+      </w:r>
+    </w:p>
+    <w:p>
+      <w:pPr>
+        <w:ind w:firstLineChars="200" w:firstLine="480"/>
+      </w:pPr>
+      <w:r>
+        <w:rPr>
+          <w:rFonts w:hint="eastAsia"/>
+        </w:rPr>
+        <w:t>第六章为总结与展望。</w:t>
+      </w:r>
+      <w:r>
+        <w:rPr>
+          <w:rFonts w:hint="eastAsia"/>
+        </w:rPr>
+        <w:t>对图书错位检测小程序之中的不足之处进行总结，指出目前存在的如页面不够美观、检测速度较慢、代码冗余以及图书馆编码较为理想化等问题进行总结。并在展望环节提出了较理想的系统发展方向，并对全文进行总结，对图书馆错位检测功能的发展具有借鉴意义。</w:t>
+      </w:r>
+    </w:p>
+    <w:p>
+      <w:pPr>
+        <w:pStyle w:val="1"/>
+      </w:pPr>
+      <w:bookmarkStart w:id="5" w:name="_Toc175927023"/>
+      <w:r>
+        <w:rPr>
+          <w:rFonts w:hint="eastAsia"/>
+        </w:rPr>
+        <w:t>第二章</w:t>
+      </w:r>
+      <w:r>
+        <w:rPr>
+          <w:rFonts w:hint="eastAsia"/>
+        </w:rPr>
+        <w:t xml:space="preserve"> </w:t>
+      </w:r>
+      <w:r>
+        <w:rPr>
+          <w:rFonts w:hint="eastAsia"/>
+        </w:rPr>
+        <w:t>深度</w:t>
+      </w:r>
+      <w:proofErr w:type="gramStart"/>
+      <w:r>
+        <w:rPr>
+          <w:rFonts w:hint="eastAsia"/>
+        </w:rPr>
+        <w:t>学习理论</w:t>
+      </w:r>
+      <w:proofErr w:type="gramEnd"/>
+      <w:r>
+        <w:rPr>
+          <w:rFonts w:hint="eastAsia"/>
+        </w:rPr>
+        <w:t>基础</w:t>
+      </w:r>
+      <w:bookmarkEnd w:id="5"/>
+    </w:p>
+    <w:p>
+      <w:pPr>
+        <w:ind w:firstLineChars="200" w:firstLine="480"/>
+      </w:pPr>
+      <w:r>
+        <w:rPr>
+          <w:rFonts w:hint="eastAsia"/>
+        </w:rPr>
+        <w:t>本章主要介绍了</w:t>
+      </w:r>
+      <w:r>
+        <w:rPr>
+          <w:rFonts w:hint="eastAsia"/>
+        </w:rPr>
+        <w:t>YOLO</w:t>
+      </w:r>
+      <w:r>
+        <w:rPr>
+          <w:rFonts w:hint="eastAsia"/>
+        </w:rPr>
+        <w:t>算法及注意力机制基础理论知识，以及对图像识别、书脊目标数据集制作方法和格式进行说明。</w:t>
+      </w:r>
+    </w:p>
+    <w:p>
+      <w:pPr>
+        <w:pStyle w:val="2"/>
+        <w:rPr>
+          <w:rFonts w:hint="eastAsia"/>
+        </w:rPr>
+      </w:pPr>
+      <w:bookmarkStart w:id="6" w:name="_Toc175927024"/>
+      <w:r>
+        <w:rPr>
+          <w:rFonts w:hint="eastAsia"/>
+        </w:rPr>
+        <w:t xml:space="preserve">2.1 </w:t>
+      </w:r>
+      <w:r>
+        <w:rPr>
+          <w:rFonts w:hint="eastAsia"/>
+        </w:rPr>
+        <w:t>图像</w:t>
+      </w:r>
+      <w:r>
+        <w:rPr>
+          <w:rFonts w:hint="eastAsia"/>
+        </w:rPr>
+        <w:t>识别</w:t>
+      </w:r>
+      <w:r>
+        <w:rPr>
+          <w:rFonts w:hint="eastAsia"/>
+        </w:rPr>
+        <w:t>与常用数据集</w:t>
+      </w:r>
+      <w:bookmarkEnd w:id="6"/>
+    </w:p>
+    <w:p>
+      <w:pPr>
+        <w:pStyle w:val="a5"/>
+      </w:pPr>
+      <w:r>
+        <w:rPr>
+          <w:rFonts w:hint="eastAsia"/>
+        </w:rPr>
+        <w:t xml:space="preserve">2.1.1 </w:t>
+      </w:r>
+      <w:r>
+        <w:rPr>
+          <w:rFonts w:hint="eastAsia"/>
+        </w:rPr>
+        <w:t>图像</w:t>
+      </w:r>
+      <w:r>
+        <w:rPr>
+          <w:rFonts w:hint="eastAsia"/>
+        </w:rPr>
+        <w:t>识别</w:t>
+      </w:r>
+    </w:p>
+    <w:p>
+      <w:pPr>
+        <w:ind w:firstLineChars="200" w:firstLine="480"/>
+      </w:pPr>
+      <w:r>
+        <w:rPr>
+          <w:rFonts w:hint="eastAsia"/>
+        </w:rPr>
+        <w:t>图像识别技术是一种利用计算机视觉和人工智能算法对数字图像中的目标物体进行分析和识别的技术，旨在模拟人类视觉系统的功能，从大量图像或视频数据中自动提取有用信息，完成对象检测、识别、分类等任务。在图书错位检测中，图像识别技术主要用于对书架上的图书进行定位和比对，以便自动识别错位书籍。</w:t>
+      </w:r>
+    </w:p>
+    <w:p>
+      <w:pPr>
+        <w:ind w:firstLineChars="200" w:firstLine="480"/>
+      </w:pPr>
+      <w:r>
+        <w:rPr>
+          <w:noProof/>
+        </w:rPr>
+        <w:drawing>
+          <wp:anchor distT="0" distB="0" distL="114300" distR="114300" simplePos="0" relativeHeight="251658240" behindDoc="0" locked="0" layoutInCell="1" allowOverlap="1" wp14:anchorId="2965E08F" wp14:editId="0325807D">
+            <wp:simplePos x="0" y="0"/>
+            <wp:positionH relativeFrom="margin">
+              <wp:align>left</wp:align>
+            </wp:positionH>
+            <wp:positionV relativeFrom="paragraph">
+              <wp:posOffset>1312545</wp:posOffset>
+            </wp:positionV>
+            <wp:extent cx="5354955" cy="1694815"/>
+            <wp:effectExtent l="0" t="0" r="0" b="635"/>
+            <wp:wrapTopAndBottom/>
+            <wp:docPr id="1525263274" name="图片 1"/>
+            <wp:cNvGraphicFramePr>
+              <a:graphicFrameLocks xmlns:a="http://schemas.openxmlformats.org/drawingml/2006/main" noChangeAspect="1"/>
+            </wp:cNvGraphicFramePr>
+            <a:graphic xmlns:a="http://schemas.openxmlformats.org/drawingml/2006/main">
+              <a:graphicData uri="http://schemas.openxmlformats.org/drawingml/2006/picture">
+                <pic:pic xmlns:pic="http://schemas.openxmlformats.org/drawingml/2006/picture">
+                  <pic:nvPicPr>
+                    <pic:cNvPr id="1525263274" name=""/>
+                    <pic:cNvPicPr/>
+                  </pic:nvPicPr>
+                  <pic:blipFill>
+                    <a:blip r:embed="rId7" cstate="print">
+                      <a:extLst>
+                        <a:ext uri="{28A0092B-C50C-407E-A947-70E740481C1C}">
+                          <a14:useLocalDpi xmlns:a14="http://schemas.microsoft.com/office/drawing/2010/main" val="0"/>
+                        </a:ext>
+                      </a:extLst>
+                    </a:blip>
+                    <a:stretch>
+                      <a:fillRect/>
+                    </a:stretch>
+                  </pic:blipFill>
+                  <pic:spPr>
+                    <a:xfrm>
+                      <a:off x="0" y="0"/>
+                      <a:ext cx="5388695" cy="1705620"/>
+                    </a:xfrm>
+                    <a:prstGeom prst="rect">
+                      <a:avLst/>
+                    </a:prstGeom>
+                  </pic:spPr>
+                </pic:pic>
+              </a:graphicData>
+            </a:graphic>
+            <wp14:sizeRelH relativeFrom="margin">
+              <wp14:pctWidth>0</wp14:pctWidth>
+            </wp14:sizeRelH>
+            <wp14:sizeRelV relativeFrom="margin">
+              <wp14:pctHeight>0</wp14:pctHeight>
+            </wp14:sizeRelV>
+          </wp:anchor>
+        </w:drawing>
+      </w:r>
+      <w:r>
+        <w:rPr>
+          <w:rFonts w:hint="eastAsia"/>
+        </w:rPr>
+        <w:t>首先，需要通过摄像头或其他设备获取书架图像，然后对这些图像进行一系列预处理操作。这些操作包括将彩色图像转化为灰度图像以降低计算复杂度，使用滤波器去除图像噪声，调整对比度增强</w:t>
+      </w:r>
+      <w:proofErr w:type="gramStart"/>
+      <w:r>
+        <w:rPr>
+          <w:rFonts w:hint="eastAsia"/>
+        </w:rPr>
+        <w:t>目标区域</w:t>
+      </w:r>
+      <w:proofErr w:type="gramEnd"/>
+      <w:r>
+        <w:rPr>
+          <w:rFonts w:hint="eastAsia"/>
+        </w:rPr>
+        <w:t>的清晰度，以及通过几何变换如旋转、缩放和裁剪来优化图像的输入格式。通过这些步骤，可以提高后续识别的准确性和效率。</w:t>
+      </w:r>
+    </w:p>
+    <w:p>
+      <w:pPr>
+        <w:ind w:firstLineChars="200" w:firstLine="480"/>
+      </w:pPr>
+      <w:r>
+        <w:rPr>
+          <w:rFonts w:hint="eastAsia"/>
+        </w:rPr>
+        <w:t>在图像预处理之后，系统需要提取图像的关键特征。传统方法利用边缘检测、</w:t>
+      </w:r>
+      <w:r>
+        <w:rPr>
+          <w:rFonts w:hint="eastAsia"/>
+        </w:rPr>
+        <w:t>SIFT</w:t>
+      </w:r>
+      <w:r>
+        <w:rPr>
+          <w:rFonts w:hint="eastAsia"/>
+        </w:rPr>
+        <w:t>（尺度不变特征变换）、</w:t>
+      </w:r>
+      <w:r>
+        <w:rPr>
+          <w:rFonts w:hint="eastAsia"/>
+        </w:rPr>
+        <w:t>HOG</w:t>
+      </w:r>
+      <w:r>
+        <w:rPr>
+          <w:rFonts w:hint="eastAsia"/>
+        </w:rPr>
+        <w:t>（方向梯度直方图）等算法来提取图像中的特征点，而现代的深度</w:t>
+      </w:r>
+      <w:proofErr w:type="gramStart"/>
+      <w:r>
+        <w:rPr>
+          <w:rFonts w:hint="eastAsia"/>
+        </w:rPr>
+        <w:t>学习方法</w:t>
+      </w:r>
+      <w:proofErr w:type="gramEnd"/>
+      <w:r>
+        <w:rPr>
+          <w:rFonts w:hint="eastAsia"/>
+        </w:rPr>
+        <w:t>通常依赖卷积神经网络（</w:t>
+      </w:r>
+      <w:r>
+        <w:rPr>
+          <w:rFonts w:hint="eastAsia"/>
+        </w:rPr>
+        <w:t>CNN</w:t>
+      </w:r>
+      <w:r>
+        <w:rPr>
+          <w:rFonts w:hint="eastAsia"/>
+        </w:rPr>
+        <w:t>）自动学习图像的深层特征，以减少手动设计特征的局限性。这种方法能够更好地捕捉复杂图像中的细节，特别适合处理书脊上的复杂信息。</w:t>
+      </w:r>
+    </w:p>
+    <w:p>
+      <w:pPr>
+        <w:ind w:firstLineChars="200" w:firstLine="480"/>
+      </w:pPr>
+      <w:r>
+        <w:rPr>
+          <w:rFonts w:hint="eastAsia"/>
+        </w:rPr>
+        <w:t>随后，基于特征提取的结果，系统利用深度学习模型（如</w:t>
+      </w:r>
+      <w:r>
+        <w:rPr>
+          <w:rFonts w:hint="eastAsia"/>
+        </w:rPr>
+        <w:t>YOLO</w:t>
+      </w:r>
+      <w:r>
+        <w:rPr>
+          <w:rFonts w:hint="eastAsia"/>
+        </w:rPr>
+        <w:t>、</w:t>
+      </w:r>
+      <w:r>
+        <w:rPr>
+          <w:rFonts w:hint="eastAsia"/>
+        </w:rPr>
+        <w:t>Faster R-CNN</w:t>
+      </w:r>
+      <w:r>
+        <w:rPr>
+          <w:rFonts w:hint="eastAsia"/>
+        </w:rPr>
+        <w:t>等）进行目标检测和分类。在图书错位检测的场景中，这一步主要包括识别书脊区域和从中提取索书号等信息。卷积神经网络通过对图像区域进行逐步扫描来预测每个区域的类别和位置，并识别图书的具体信息。</w:t>
+      </w:r>
+    </w:p>
+    <w:p>
+      <w:pPr>
+        <w:ind w:firstLineChars="200" w:firstLine="480"/>
+      </w:pPr>
+      <w:r>
+        <w:rPr>
+          <w:rFonts w:hint="eastAsia"/>
+        </w:rPr>
+        <w:t>在识别出书脊信息之后，系统将</w:t>
+      </w:r>
+      <w:r>
+        <w:rPr>
+          <w:rFonts w:hint="eastAsia"/>
+        </w:rPr>
+        <w:t>分割出书</w:t>
+      </w:r>
+      <w:proofErr w:type="gramStart"/>
+      <w:r>
+        <w:rPr>
+          <w:rFonts w:hint="eastAsia"/>
+        </w:rPr>
+        <w:t>标区域</w:t>
+      </w:r>
+      <w:proofErr w:type="gramEnd"/>
+      <w:r>
+        <w:rPr>
+          <w:rFonts w:hint="eastAsia"/>
+        </w:rPr>
+        <w:t>识别索书号</w:t>
+      </w:r>
+      <w:r>
+        <w:rPr>
+          <w:rFonts w:hint="eastAsia"/>
+        </w:rPr>
+        <w:t>，以检测是否存在图书错位的情况。一旦发现错位，系统会自动</w:t>
+      </w:r>
+      <w:r>
+        <w:rPr>
+          <w:rFonts w:hint="eastAsia"/>
+        </w:rPr>
+        <w:t>标注出错位图书并返回</w:t>
+      </w:r>
+      <w:r>
+        <w:rPr>
+          <w:rFonts w:hint="eastAsia"/>
+        </w:rPr>
+        <w:t>。此外，为了提高识别的准确性，还采用数据增强技术，通过旋转、缩放、调节亮度等方式扩展训练数据集，从而提升模型在不同光照条件和拍摄角度下的鲁棒性。</w:t>
+      </w:r>
+    </w:p>
+    <w:p>
+      <w:pPr>
+        <w:ind w:firstLineChars="200" w:firstLine="480"/>
+      </w:pPr>
+      <w:r>
+        <w:rPr>
+          <w:rFonts w:hint="eastAsia"/>
+        </w:rPr>
+        <w:t>图像识别技术在图书错位检测中的应用主要体现在几个方面。首先是自动化的书脊检测与识别，通过摄像头捕捉书架图像并利用深度学习模型（如</w:t>
+      </w:r>
+      <w:r>
+        <w:rPr>
+          <w:rFonts w:hint="eastAsia"/>
+        </w:rPr>
+        <w:t>YOLOv8</w:t>
+      </w:r>
+      <w:r>
+        <w:rPr>
+          <w:rFonts w:hint="eastAsia"/>
+        </w:rPr>
+        <w:t>）进行书脊检测，并结合</w:t>
+      </w:r>
+      <w:r>
+        <w:rPr>
+          <w:rFonts w:hint="eastAsia"/>
+        </w:rPr>
+        <w:t>CBAM</w:t>
+      </w:r>
+      <w:r>
+        <w:rPr>
+          <w:rFonts w:hint="eastAsia"/>
+        </w:rPr>
+        <w:t>注意力机制以增强复杂背景中的分割能力。其次，通过光学字符识别（</w:t>
+      </w:r>
+      <w:r>
+        <w:rPr>
+          <w:rFonts w:hint="eastAsia"/>
+        </w:rPr>
+        <w:t>OCR</w:t>
+      </w:r>
+      <w:r>
+        <w:rPr>
+          <w:rFonts w:hint="eastAsia"/>
+        </w:rPr>
+        <w:t>）技术从书脊图像中提取索书号，并与数据库中的正确信息进行匹配。此外，还设计了一种基于书名的检索机制，当索书号识别不完整或失败时，通过书名在数据库中检索对应的索书号，确保检测结果的全面性。</w:t>
+      </w:r>
+    </w:p>
+    <w:p>
+      <w:pPr>
+        <w:ind w:firstLineChars="200" w:firstLine="480"/>
+      </w:pPr>
+      <w:r>
+        <w:rPr>
+          <w:rFonts w:hint="eastAsia"/>
+        </w:rPr>
+        <w:t>虽然图像识别技术具有自动化程度高、灵活性强等优势，但在实际应用中仍面临一些挑战。光照变化、遮挡和图像噪声等环境因素会影响识别的准确性，同时，系统的高效运行依赖于大量高质量的训练数据和较高的计算资源。因此，需要通过不断优化算法和改进技术来提升其适应性和实用性。</w:t>
+      </w:r>
+    </w:p>
+    <w:p>
+      <w:pPr>
+        <w:ind w:firstLineChars="200" w:firstLine="480"/>
+      </w:pPr>
+      <w:r>
+        <w:rPr>
+          <w:rFonts w:hint="eastAsia"/>
+        </w:rPr>
+        <w:t>总体而言，图像识别技术在图书错位检测中展现了显著的应用潜力，但仍需在环境适应性和数据依赖性方面进行进一步的优化和改进。</w:t>
+      </w:r>
+    </w:p>
+    <w:p>
+      <w:pPr>
+        <w:pStyle w:val="a5"/>
+      </w:pPr>
+      <w:r>
+        <w:rPr>
+          <w:rFonts w:hint="eastAsia"/>
+        </w:rPr>
+        <w:t xml:space="preserve">2.1.2 </w:t>
+      </w:r>
+      <w:r>
+        <w:rPr>
+          <w:rFonts w:hint="eastAsia"/>
+        </w:rPr>
+        <w:t>常用数据集</w:t>
+      </w:r>
+    </w:p>
+    <w:p>
+      <w:pPr>
+        <w:ind w:firstLineChars="200" w:firstLine="480"/>
+        <w:rPr>
+          <w:rFonts w:hint="eastAsia"/>
+        </w:rPr>
+      </w:pPr>
+      <w:r>
+        <w:rPr>
+          <w:rFonts w:hint="eastAsia"/>
+        </w:rPr>
+        <w:t>深度学习的研究和应用依赖于大量高质量的数据集，这些数据集在不同任务中提供了标准化的测试环境，以便研究者能够有效地训练和评估模型。在计算机视觉领域，</w:t>
+      </w:r>
+      <w:r>
+        <w:rPr>
+          <w:rFonts w:hint="eastAsia"/>
+        </w:rPr>
+        <w:t>ImageNet</w:t>
+      </w:r>
+      <w:r>
+        <w:rPr>
+          <w:rFonts w:hint="eastAsia"/>
+        </w:rPr>
+        <w:t>是最具代表性的数据集之一，包含了超过</w:t>
+      </w:r>
+      <w:r>
+        <w:rPr>
+          <w:rFonts w:hint="eastAsia"/>
+        </w:rPr>
+        <w:t>1400</w:t>
+      </w:r>
+      <w:r>
+        <w:rPr>
+          <w:rFonts w:hint="eastAsia"/>
+        </w:rPr>
+        <w:t>万张图像和</w:t>
+      </w:r>
+      <w:r>
+        <w:rPr>
+          <w:rFonts w:hint="eastAsia"/>
+        </w:rPr>
+        <w:t>2.2</w:t>
+      </w:r>
+      <w:r>
+        <w:rPr>
+          <w:rFonts w:hint="eastAsia"/>
+        </w:rPr>
+        <w:t>万个类别。该数据</w:t>
+      </w:r>
+      <w:proofErr w:type="gramStart"/>
+      <w:r>
+        <w:rPr>
+          <w:rFonts w:hint="eastAsia"/>
+        </w:rPr>
+        <w:t>集推动</w:t>
+      </w:r>
+      <w:proofErr w:type="gramEnd"/>
+      <w:r>
+        <w:rPr>
+          <w:rFonts w:hint="eastAsia"/>
+        </w:rPr>
+        <w:t>了深度学习技术，尤其是卷积神经网络（</w:t>
+      </w:r>
+      <w:r>
+        <w:rPr>
+          <w:rFonts w:hint="eastAsia"/>
+        </w:rPr>
+        <w:t>CNN</w:t>
+      </w:r>
+      <w:r>
+        <w:rPr>
+          <w:rFonts w:hint="eastAsia"/>
+        </w:rPr>
+        <w:t>）的快速发展，是用于图像分类、对象检测和图像分割的标准数据集。</w:t>
+      </w:r>
+      <w:r>
+        <w:rPr>
+          <w:rFonts w:hint="eastAsia"/>
+        </w:rPr>
+        <w:t>COCO</w:t>
+      </w:r>
       <w:r>
         <w:rPr>
           <w:rFonts w:hint="eastAsia"/>
@@ -5090,81 +6098,1333 @@
         <w:rPr>
           <w:rFonts w:hint="eastAsia"/>
         </w:rPr>
+        <w:t>Common Objects in Context</w:t>
+      </w:r>
+      <w:r>
+        <w:rPr>
+          <w:rFonts w:hint="eastAsia"/>
+        </w:rPr>
+        <w:t>）数据集则是另一个重要的基准，主要用于对象检测、分割和图像标注任务。</w:t>
+      </w:r>
+      <w:r>
+        <w:rPr>
+          <w:rFonts w:hint="eastAsia"/>
+        </w:rPr>
+        <w:t>COCO</w:t>
+      </w:r>
+      <w:r>
+        <w:rPr>
+          <w:rFonts w:hint="eastAsia"/>
+        </w:rPr>
+        <w:t>数据</w:t>
+      </w:r>
+      <w:proofErr w:type="gramStart"/>
+      <w:r>
+        <w:rPr>
+          <w:rFonts w:hint="eastAsia"/>
+        </w:rPr>
+        <w:t>集具有</w:t>
+      </w:r>
+      <w:proofErr w:type="gramEnd"/>
+      <w:r>
+        <w:rPr>
+          <w:rFonts w:hint="eastAsia"/>
+        </w:rPr>
+        <w:t>丰富的标注信息，包含</w:t>
+      </w:r>
+      <w:r>
+        <w:rPr>
+          <w:rFonts w:hint="eastAsia"/>
+        </w:rPr>
+        <w:t>80</w:t>
+      </w:r>
+      <w:r>
+        <w:rPr>
+          <w:rFonts w:hint="eastAsia"/>
+        </w:rPr>
+        <w:t>个类别的目标，适合评估算法在复杂场景下的表现。</w:t>
+      </w:r>
+    </w:p>
+    <w:p>
+      <w:pPr>
+        <w:ind w:firstLineChars="200" w:firstLine="480"/>
+        <w:rPr>
+          <w:rFonts w:hint="eastAsia"/>
+        </w:rPr>
+      </w:pPr>
+      <w:r>
+        <w:rPr>
+          <w:rFonts w:hint="eastAsia"/>
+        </w:rPr>
+        <w:t>此外，</w:t>
+      </w:r>
+      <w:r>
+        <w:rPr>
+          <w:rFonts w:hint="eastAsia"/>
+        </w:rPr>
+        <w:t>MNIST</w:t>
+      </w:r>
+      <w:r>
+        <w:rPr>
+          <w:rFonts w:hint="eastAsia"/>
+        </w:rPr>
+        <w:t>数据集是深度学习领域的入门数据集，用于手写数字识别，包含</w:t>
+      </w:r>
+      <w:r>
+        <w:rPr>
+          <w:rFonts w:hint="eastAsia"/>
+        </w:rPr>
+        <w:t>70,000</w:t>
+      </w:r>
+      <w:r>
+        <w:rPr>
+          <w:rFonts w:hint="eastAsia"/>
+        </w:rPr>
+        <w:t>个</w:t>
+      </w:r>
+      <w:r>
+        <w:rPr>
+          <w:rFonts w:hint="eastAsia"/>
+        </w:rPr>
+        <w:t>28x28</w:t>
+      </w:r>
+      <w:r>
+        <w:rPr>
+          <w:rFonts w:hint="eastAsia"/>
+        </w:rPr>
+        <w:t>像素的灰度图像，是用于初学者学习和测试基本算法的理想选择。类似地，</w:t>
+      </w:r>
+      <w:r>
+        <w:rPr>
+          <w:rFonts w:hint="eastAsia"/>
+        </w:rPr>
+        <w:t>CIFAR-10</w:t>
+      </w:r>
+      <w:r>
+        <w:rPr>
+          <w:rFonts w:hint="eastAsia"/>
+        </w:rPr>
+        <w:t>和</w:t>
+      </w:r>
+      <w:r>
+        <w:rPr>
+          <w:rFonts w:hint="eastAsia"/>
+        </w:rPr>
+        <w:t>CIFAR-100</w:t>
+      </w:r>
+      <w:r>
+        <w:rPr>
+          <w:rFonts w:hint="eastAsia"/>
+        </w:rPr>
+        <w:t>数据集提供了</w:t>
+      </w:r>
+      <w:r>
+        <w:rPr>
+          <w:rFonts w:hint="eastAsia"/>
+        </w:rPr>
+        <w:t>60,000</w:t>
+      </w:r>
+      <w:r>
+        <w:rPr>
+          <w:rFonts w:hint="eastAsia"/>
+        </w:rPr>
+        <w:t>张</w:t>
+      </w:r>
+      <w:r>
+        <w:rPr>
+          <w:rFonts w:hint="eastAsia"/>
+        </w:rPr>
+        <w:t>32x32</w:t>
+      </w:r>
+      <w:r>
+        <w:rPr>
+          <w:rFonts w:hint="eastAsia"/>
+        </w:rPr>
+        <w:t>像素的彩色图像，分别用于</w:t>
+      </w:r>
+      <w:r>
+        <w:rPr>
+          <w:rFonts w:hint="eastAsia"/>
+        </w:rPr>
+        <w:t>10</w:t>
+      </w:r>
+      <w:r>
+        <w:rPr>
+          <w:rFonts w:hint="eastAsia"/>
+        </w:rPr>
+        <w:t>类和</w:t>
+      </w:r>
+      <w:r>
+        <w:rPr>
+          <w:rFonts w:hint="eastAsia"/>
+        </w:rPr>
+        <w:t>100</w:t>
+      </w:r>
+      <w:r>
+        <w:rPr>
+          <w:rFonts w:hint="eastAsia"/>
+        </w:rPr>
+        <w:t>类的分类任务，适合用于研究小规模图像分类任务和测试算法在多类别场景中的表现。</w:t>
+      </w:r>
+    </w:p>
+    <w:p>
+      <w:pPr>
+        <w:ind w:firstLineChars="200" w:firstLine="480"/>
+        <w:rPr>
+          <w:rFonts w:hint="eastAsia"/>
+        </w:rPr>
+      </w:pPr>
+      <w:r>
+        <w:rPr>
+          <w:rFonts w:hint="eastAsia"/>
+        </w:rPr>
+        <w:t>在自然语言处理领域，</w:t>
+      </w:r>
+      <w:r>
+        <w:rPr>
+          <w:rFonts w:hint="eastAsia"/>
+        </w:rPr>
+        <w:t>GLUE</w:t>
+      </w:r>
+      <w:r>
+        <w:rPr>
+          <w:rFonts w:hint="eastAsia"/>
+        </w:rPr>
+        <w:t>（</w:t>
+      </w:r>
+      <w:r>
+        <w:rPr>
+          <w:rFonts w:hint="eastAsia"/>
+        </w:rPr>
+        <w:t>General Language Understanding Evaluation</w:t>
+      </w:r>
+      <w:r>
+        <w:rPr>
+          <w:rFonts w:hint="eastAsia"/>
+        </w:rPr>
+        <w:t>）是一个广泛使用的基准数据集集合，用于评估语言模型在多种理解任务（如文本分类、问答、句子相似性等）上的性能。而在语音识别领域，</w:t>
+      </w:r>
+      <w:proofErr w:type="spellStart"/>
+      <w:r>
+        <w:rPr>
+          <w:rFonts w:hint="eastAsia"/>
+        </w:rPr>
+        <w:t>LibriSpeech</w:t>
+      </w:r>
+      <w:proofErr w:type="spellEnd"/>
+      <w:r>
+        <w:rPr>
+          <w:rFonts w:hint="eastAsia"/>
+        </w:rPr>
+        <w:t>数据集包含了</w:t>
+      </w:r>
+      <w:r>
+        <w:rPr>
+          <w:rFonts w:hint="eastAsia"/>
+        </w:rPr>
+        <w:t>1000</w:t>
+      </w:r>
+      <w:r>
+        <w:rPr>
+          <w:rFonts w:hint="eastAsia"/>
+        </w:rPr>
+        <w:t>小时的英语有声读物录音，标准化的特性使其成为训练和评估语音识别模型的重要资源。</w:t>
+      </w:r>
+    </w:p>
+    <w:p>
+      <w:pPr>
+        <w:ind w:firstLineChars="200" w:firstLine="480"/>
+        <w:rPr>
+          <w:rFonts w:hint="eastAsia"/>
+        </w:rPr>
+      </w:pPr>
+      <w:r>
+        <w:rPr>
+          <w:rFonts w:hint="eastAsia"/>
+        </w:rPr>
+        <w:t>然而，在图书书脊标注任务中，公开的数据集相对较少。为了解决这一问题，本文采用了</w:t>
+      </w:r>
+      <w:r>
+        <w:rPr>
+          <w:rFonts w:hint="eastAsia"/>
+        </w:rPr>
+        <w:t>“</w:t>
+      </w:r>
+      <w:r>
+        <w:rPr>
+          <w:rFonts w:hint="eastAsia"/>
+        </w:rPr>
+        <w:t>A Mountain-Shaped Network for Semantic Segmentation of Book Spines on-Shelves</w:t>
+      </w:r>
+      <w:r>
+        <w:rPr>
+          <w:rFonts w:hint="eastAsia"/>
+        </w:rPr>
+        <w:t>”</w:t>
+      </w:r>
+      <w:r>
+        <w:rPr>
+          <w:rFonts w:hint="eastAsia"/>
+        </w:rPr>
+        <w:t>一文中提出的训练数据集，该数据集专门针对书脊的语义分割任务，提供了大量高质量的标注图像。同时，本文还结合了在校内图书馆实地拍摄的书架照片，进一步扩展了数据集的多样性和规模。这种结合使用的策略不仅增强了数据集的代表性，也提高了模型在不同光照条件、书架结构和书籍摆放方式下的适应性和鲁棒性。</w:t>
+      </w:r>
+    </w:p>
+    <w:p>
+      <w:pPr>
+        <w:ind w:firstLineChars="200" w:firstLine="480"/>
+        <w:rPr>
+          <w:rFonts w:hint="eastAsia"/>
+        </w:rPr>
+      </w:pPr>
+      <w:r>
+        <w:rPr>
+          <w:rFonts w:hint="eastAsia"/>
+        </w:rPr>
+        <w:t>通过这种方式，本研究充分利用现有的研究资源，并结合实地数据，构建了一个更为全面和有效的数据集，为深度学习模型在图书错位检测任务中的应用提供了坚实的数据基础。这种多样化的数据集策略确保了模型能够在实际应用场景中更好地进行推广和使用。</w:t>
+      </w:r>
+    </w:p>
+    <w:p>
+      <w:pPr>
+        <w:pStyle w:val="2"/>
+        <w:rPr>
+          <w:rFonts w:hint="eastAsia"/>
+        </w:rPr>
+      </w:pPr>
+      <w:bookmarkStart w:id="7" w:name="_Toc175927025"/>
+      <w:r>
+        <w:rPr>
+          <w:rFonts w:hint="eastAsia"/>
+        </w:rPr>
+        <w:lastRenderedPageBreak/>
+        <w:t xml:space="preserve">2.2 </w:t>
+      </w:r>
+      <w:r>
+        <w:rPr>
+          <w:rFonts w:hint="eastAsia"/>
+        </w:rPr>
+        <w:t>基于深度学习的图像分割算法简介</w:t>
+      </w:r>
+      <w:bookmarkEnd w:id="7"/>
+    </w:p>
+    <w:p>
+      <w:pPr>
+        <w:ind w:firstLineChars="200" w:firstLine="480"/>
+        <w:rPr>
+          <w:rFonts w:hint="eastAsia"/>
+        </w:rPr>
+      </w:pPr>
+      <w:r>
+        <w:rPr>
+          <w:rFonts w:hint="eastAsia"/>
+        </w:rPr>
+        <w:t>在书脊分割任务中，基于深度学习的图像分割算法发挥了重要作用。图像分割是将图像划分为多个区域或对象类别的任务，对于书脊分割来说，目标是准确识别和分割书架上每本书的书脊区域，这样可以进一步提取书籍信息，如书名和</w:t>
+      </w:r>
+      <w:proofErr w:type="gramStart"/>
+      <w:r>
+        <w:rPr>
+          <w:rFonts w:hint="eastAsia"/>
+        </w:rPr>
+        <w:t>索书号</w:t>
+      </w:r>
+      <w:proofErr w:type="gramEnd"/>
+      <w:r>
+        <w:rPr>
+          <w:rFonts w:hint="eastAsia"/>
+        </w:rPr>
+        <w:t>。常用的基于深度学习的图像分割算法主要有全卷积神经网络（</w:t>
+      </w:r>
+      <w:r>
+        <w:rPr>
+          <w:rFonts w:hint="eastAsia"/>
+        </w:rPr>
+        <w:t>FCN</w:t>
+      </w:r>
+      <w:r>
+        <w:rPr>
+          <w:rFonts w:hint="eastAsia"/>
+        </w:rPr>
+        <w:t>）、</w:t>
+      </w:r>
+      <w:r>
+        <w:rPr>
+          <w:rFonts w:hint="eastAsia"/>
+        </w:rPr>
+        <w:t>U-Net</w:t>
+      </w:r>
+      <w:r>
+        <w:rPr>
+          <w:rFonts w:hint="eastAsia"/>
+        </w:rPr>
+        <w:t>、</w:t>
+      </w:r>
+      <w:r>
+        <w:rPr>
+          <w:rFonts w:hint="eastAsia"/>
+        </w:rPr>
+        <w:t>Mask R-CNN</w:t>
+      </w:r>
+      <w:r>
+        <w:rPr>
+          <w:rFonts w:hint="eastAsia"/>
+        </w:rPr>
+        <w:t>以及最新的</w:t>
+      </w:r>
+      <w:r>
+        <w:rPr>
+          <w:rFonts w:hint="eastAsia"/>
+        </w:rPr>
+        <w:t>Transformer</w:t>
+      </w:r>
+      <w:r>
+        <w:rPr>
+          <w:rFonts w:hint="eastAsia"/>
+        </w:rPr>
+        <w:t>架构。</w:t>
+      </w:r>
+    </w:p>
+    <w:p>
+      <w:pPr>
+        <w:ind w:firstLineChars="200" w:firstLine="480"/>
+        <w:rPr>
+          <w:rFonts w:hint="eastAsia"/>
+        </w:rPr>
+      </w:pPr>
+      <w:r>
+        <w:rPr>
+          <w:rFonts w:hint="eastAsia"/>
+        </w:rPr>
+        <w:t>首先，全卷积神经网络（</w:t>
+      </w:r>
+      <w:r>
+        <w:rPr>
+          <w:rFonts w:hint="eastAsia"/>
+        </w:rPr>
+        <w:t>FCN</w:t>
+      </w:r>
+      <w:r>
+        <w:rPr>
+          <w:rFonts w:hint="eastAsia"/>
+        </w:rPr>
+        <w:t>）是最早将卷积神经网络（</w:t>
+      </w:r>
+      <w:r>
+        <w:rPr>
+          <w:rFonts w:hint="eastAsia"/>
+        </w:rPr>
+        <w:t>CNN</w:t>
+      </w:r>
+      <w:r>
+        <w:rPr>
+          <w:rFonts w:hint="eastAsia"/>
+        </w:rPr>
+        <w:t>）成功应用于图像分割任务的算法之一。</w:t>
+      </w:r>
+      <w:r>
+        <w:rPr>
+          <w:rFonts w:hint="eastAsia"/>
+        </w:rPr>
+        <w:t>FCN</w:t>
+      </w:r>
+      <w:r>
+        <w:rPr>
+          <w:rFonts w:hint="eastAsia"/>
+        </w:rPr>
+        <w:t>将传统的全连接层替换为卷积层，使得网络能够接受任意大小的输入图像，并输出与输入图像尺寸相同的像素级别预测。对于书脊分割任务，</w:t>
+      </w:r>
+      <w:r>
+        <w:rPr>
+          <w:rFonts w:hint="eastAsia"/>
+        </w:rPr>
+        <w:t>FCN</w:t>
+      </w:r>
+      <w:r>
+        <w:rPr>
+          <w:rFonts w:hint="eastAsia"/>
+        </w:rPr>
+        <w:t>能够识别图像中每个像素是否属于书脊区域，并生成一个二进制的掩码，表示书脊的精确位置。然而，由于</w:t>
+      </w:r>
+      <w:r>
+        <w:rPr>
+          <w:rFonts w:hint="eastAsia"/>
+        </w:rPr>
+        <w:t>FCN</w:t>
+      </w:r>
+      <w:r>
+        <w:rPr>
+          <w:rFonts w:hint="eastAsia"/>
+        </w:rPr>
+        <w:t>在图像边界和细节处理上的能力有限，其分割结果有时会出现边缘模糊的问题。</w:t>
+      </w:r>
+    </w:p>
+    <w:p>
+      <w:pPr>
+        <w:ind w:firstLineChars="200" w:firstLine="480"/>
+        <w:rPr>
+          <w:rFonts w:hint="eastAsia"/>
+        </w:rPr>
+      </w:pPr>
+      <w:r>
+        <w:rPr>
+          <w:rFonts w:hint="eastAsia"/>
+        </w:rPr>
+        <w:t>为了解决边界模糊的问题，</w:t>
+      </w:r>
+      <w:r>
+        <w:rPr>
+          <w:rFonts w:hint="eastAsia"/>
+        </w:rPr>
+        <w:t>U-Net</w:t>
+      </w:r>
+      <w:r>
+        <w:rPr>
+          <w:rFonts w:hint="eastAsia"/>
+        </w:rPr>
+        <w:t>算法被提出，最初是为医学图像分割设计的，但它的架构特别适合小样本训练和精细化的分割任务。</w:t>
+      </w:r>
+      <w:r>
+        <w:rPr>
+          <w:rFonts w:hint="eastAsia"/>
+        </w:rPr>
+        <w:t>U-Net</w:t>
+      </w:r>
+      <w:r>
+        <w:rPr>
+          <w:rFonts w:hint="eastAsia"/>
+        </w:rPr>
+        <w:t>采用了“编码器</w:t>
+      </w:r>
+      <w:r>
+        <w:rPr>
+          <w:rFonts w:hint="eastAsia"/>
+        </w:rPr>
+        <w:t>-</w:t>
+      </w:r>
+      <w:r>
+        <w:rPr>
+          <w:rFonts w:hint="eastAsia"/>
+        </w:rPr>
+        <w:t>解码器”结构，编码器部分</w:t>
+      </w:r>
+      <w:proofErr w:type="gramStart"/>
+      <w:r>
+        <w:rPr>
+          <w:rFonts w:hint="eastAsia"/>
+        </w:rPr>
+        <w:t>逐步下</w:t>
+      </w:r>
+      <w:proofErr w:type="gramEnd"/>
+      <w:r>
+        <w:rPr>
+          <w:rFonts w:hint="eastAsia"/>
+        </w:rPr>
+        <w:t>采样图像特征，而解码器部分通过逐步上采样恢复图像分辨率，并利用跳跃连接（</w:t>
+      </w:r>
+      <w:r>
+        <w:rPr>
+          <w:rFonts w:hint="eastAsia"/>
+        </w:rPr>
+        <w:t>skip connections</w:t>
+      </w:r>
+      <w:r>
+        <w:rPr>
+          <w:rFonts w:hint="eastAsia"/>
+        </w:rPr>
+        <w:t>）将编码器阶段的特征与解码器阶段的特征融合。这种结构不仅提高了模型对图像细节的捕捉能力，而且在书脊分割任务中能够更准确地分割出复杂的书脊边缘。</w:t>
+      </w:r>
+    </w:p>
+    <w:p>
+      <w:pPr>
+        <w:ind w:firstLineChars="200" w:firstLine="480"/>
+        <w:rPr>
+          <w:rFonts w:hint="eastAsia"/>
+        </w:rPr>
+      </w:pPr>
+      <w:r>
+        <w:rPr>
+          <w:rFonts w:hint="eastAsia"/>
+        </w:rPr>
+        <w:t>Mask R-CNN</w:t>
+      </w:r>
+      <w:r>
+        <w:rPr>
+          <w:rFonts w:hint="eastAsia"/>
+        </w:rPr>
+        <w:t>是一种用于实例分割的算法，即在目标检测的基础上同时进行</w:t>
+      </w:r>
+      <w:proofErr w:type="gramStart"/>
+      <w:r>
+        <w:rPr>
+          <w:rFonts w:hint="eastAsia"/>
+        </w:rPr>
+        <w:t>像素级</w:t>
+      </w:r>
+      <w:proofErr w:type="gramEnd"/>
+      <w:r>
+        <w:rPr>
+          <w:rFonts w:hint="eastAsia"/>
+        </w:rPr>
+        <w:t>的分割。它通过将区域卷积神经网络（</w:t>
+      </w:r>
+      <w:r>
+        <w:rPr>
+          <w:rFonts w:hint="eastAsia"/>
+        </w:rPr>
+        <w:t>R-CNN</w:t>
+      </w:r>
+      <w:r>
+        <w:rPr>
+          <w:rFonts w:hint="eastAsia"/>
+        </w:rPr>
+        <w:t>）的框架扩展为</w:t>
+      </w:r>
+      <w:proofErr w:type="gramStart"/>
+      <w:r>
+        <w:rPr>
+          <w:rFonts w:hint="eastAsia"/>
+        </w:rPr>
+        <w:t>多任务损失函数</w:t>
+      </w:r>
+      <w:proofErr w:type="gramEnd"/>
+      <w:r>
+        <w:rPr>
+          <w:rFonts w:hint="eastAsia"/>
+        </w:rPr>
+        <w:t>，结合边界框回归、类别分类和</w:t>
+      </w:r>
+      <w:proofErr w:type="gramStart"/>
+      <w:r>
+        <w:rPr>
+          <w:rFonts w:hint="eastAsia"/>
+        </w:rPr>
+        <w:t>像素级掩码</w:t>
+      </w:r>
+      <w:proofErr w:type="gramEnd"/>
+      <w:r>
+        <w:rPr>
+          <w:rFonts w:hint="eastAsia"/>
+        </w:rPr>
+        <w:t>预测。对于书脊分割任务，</w:t>
+      </w:r>
+      <w:r>
+        <w:rPr>
+          <w:rFonts w:hint="eastAsia"/>
+        </w:rPr>
+        <w:t>Mask R-CNN</w:t>
+      </w:r>
+      <w:r>
+        <w:rPr>
+          <w:rFonts w:hint="eastAsia"/>
+        </w:rPr>
+        <w:t>能够在检测书脊的同时生成每个书脊区域的掩码，因此它非常适合分割复杂场景中多个重叠的书脊。然而，</w:t>
+      </w:r>
+      <w:r>
+        <w:rPr>
+          <w:rFonts w:hint="eastAsia"/>
+        </w:rPr>
+        <w:t>Mask R-CNN</w:t>
+      </w:r>
+      <w:r>
+        <w:rPr>
+          <w:rFonts w:hint="eastAsia"/>
+        </w:rPr>
+        <w:t>的计算开销较大，需要较高的硬件支持。</w:t>
+      </w:r>
+    </w:p>
+    <w:p>
+      <w:pPr>
+        <w:ind w:firstLineChars="200" w:firstLine="480"/>
+        <w:rPr>
+          <w:rFonts w:hint="eastAsia"/>
+        </w:rPr>
+      </w:pPr>
+      <w:r>
+        <w:rPr>
+          <w:rFonts w:hint="eastAsia"/>
+        </w:rPr>
+        <w:t>近年来，基于</w:t>
+      </w:r>
+      <w:r>
+        <w:rPr>
+          <w:rFonts w:hint="eastAsia"/>
+        </w:rPr>
+        <w:t>Transformer</w:t>
+      </w:r>
+      <w:r>
+        <w:rPr>
+          <w:rFonts w:hint="eastAsia"/>
+        </w:rPr>
+        <w:t>架构的图像分割方法也逐渐被应用到书脊分割任务中。像</w:t>
+      </w:r>
+      <w:proofErr w:type="spellStart"/>
+      <w:r>
+        <w:rPr>
+          <w:rFonts w:hint="eastAsia"/>
+        </w:rPr>
+        <w:t>Segmenter</w:t>
+      </w:r>
+      <w:proofErr w:type="spellEnd"/>
+      <w:r>
+        <w:rPr>
+          <w:rFonts w:hint="eastAsia"/>
+        </w:rPr>
+        <w:t>、</w:t>
+      </w:r>
+      <w:r>
+        <w:rPr>
+          <w:rFonts w:hint="eastAsia"/>
+        </w:rPr>
+        <w:t>Swin Transformer</w:t>
+      </w:r>
+      <w:r>
+        <w:rPr>
+          <w:rFonts w:hint="eastAsia"/>
+        </w:rPr>
+        <w:t>等方法利用自注意力机制捕捉图像中远距离依赖关系，能够更好地处理复杂背景下的书脊分割问题。这些方法具有较强的全局信息捕捉能力，尤其在处理大型图书馆书架上排列不规则、光照不均匀的书脊时表现出色。</w:t>
+      </w:r>
+    </w:p>
+    <w:p>
+      <w:pPr>
+        <w:ind w:firstLineChars="200" w:firstLine="480"/>
+        <w:rPr>
+          <w:rFonts w:hint="eastAsia"/>
+        </w:rPr>
+      </w:pPr>
+      <w:r>
+        <w:rPr>
+          <w:rFonts w:hint="eastAsia"/>
+        </w:rPr>
+        <w:t>在本研究中，采用了</w:t>
+      </w:r>
+      <w:r>
+        <w:rPr>
+          <w:rFonts w:hint="eastAsia"/>
+        </w:rPr>
+        <w:t>YOLOv8</w:t>
+      </w:r>
+      <w:r>
+        <w:rPr>
+          <w:rFonts w:hint="eastAsia"/>
+        </w:rPr>
+        <w:t>结合</w:t>
+      </w:r>
+      <w:r>
+        <w:rPr>
+          <w:rFonts w:hint="eastAsia"/>
+        </w:rPr>
+        <w:t>CBAM</w:t>
+      </w:r>
+      <w:r>
+        <w:rPr>
+          <w:rFonts w:hint="eastAsia"/>
+        </w:rPr>
+        <w:t>注意力机制来进行书脊分割。</w:t>
+      </w:r>
+      <w:r>
+        <w:rPr>
+          <w:rFonts w:hint="eastAsia"/>
+        </w:rPr>
+        <w:t>YOLOv8</w:t>
+      </w:r>
+      <w:r>
+        <w:rPr>
+          <w:rFonts w:hint="eastAsia"/>
+        </w:rPr>
+        <w:t>是一种基于深度学习的实时目标检测算法，其结合了目标检测和分割能力，能够在单次推理中同时检测书脊区域并生成对应的分割掩码。通过引入</w:t>
+      </w:r>
+      <w:r>
+        <w:rPr>
+          <w:rFonts w:hint="eastAsia"/>
+        </w:rPr>
+        <w:t>CBAM</w:t>
+      </w:r>
+      <w:r>
+        <w:rPr>
+          <w:rFonts w:hint="eastAsia"/>
+        </w:rPr>
+        <w:t>（</w:t>
+      </w:r>
+      <w:r>
+        <w:rPr>
+          <w:rFonts w:hint="eastAsia"/>
+        </w:rPr>
+        <w:t>Convolutional Block Attention Module</w:t>
+      </w:r>
+      <w:r>
+        <w:rPr>
+          <w:rFonts w:hint="eastAsia"/>
+        </w:rPr>
+        <w:t>）注意力机制，增强了模型</w:t>
+      </w:r>
+      <w:proofErr w:type="gramStart"/>
+      <w:r>
+        <w:rPr>
+          <w:rFonts w:hint="eastAsia"/>
+        </w:rPr>
+        <w:t>对重要</w:t>
+      </w:r>
+      <w:proofErr w:type="gramEnd"/>
+      <w:r>
+        <w:rPr>
+          <w:rFonts w:hint="eastAsia"/>
+        </w:rPr>
+        <w:lastRenderedPageBreak/>
+        <w:t>特征的关注能力，特别是在背景复杂和光照条件变化较大的场景中提高了分割的准确性和鲁棒性。</w:t>
+      </w:r>
+      <w:r>
+        <w:rPr>
+          <w:rFonts w:hint="eastAsia"/>
+        </w:rPr>
+        <w:t>YOLOv8</w:t>
+      </w:r>
+      <w:r>
+        <w:rPr>
+          <w:rFonts w:hint="eastAsia"/>
+        </w:rPr>
+        <w:t>的高效性和</w:t>
+      </w:r>
+      <w:r>
+        <w:rPr>
+          <w:rFonts w:hint="eastAsia"/>
+        </w:rPr>
+        <w:t>CBAM</w:t>
+      </w:r>
+      <w:r>
+        <w:rPr>
+          <w:rFonts w:hint="eastAsia"/>
+        </w:rPr>
+        <w:t>的注意力机制相结合，使得书脊分割的过程既快又精确，适合在实际场景中应用。</w:t>
+      </w:r>
+    </w:p>
+    <w:p>
+      <w:pPr>
+        <w:ind w:firstLineChars="200" w:firstLine="480"/>
+      </w:pPr>
+      <w:r>
+        <w:rPr>
+          <w:rFonts w:hint="eastAsia"/>
+        </w:rPr>
+        <w:t>综上所述，基于深度学习的图像分割算法在书脊分割任务中各有优势。</w:t>
+      </w:r>
+      <w:r>
+        <w:rPr>
+          <w:rFonts w:hint="eastAsia"/>
+        </w:rPr>
+        <w:t>FCN</w:t>
+      </w:r>
+      <w:r>
+        <w:rPr>
+          <w:rFonts w:hint="eastAsia"/>
+        </w:rPr>
+        <w:t>和</w:t>
+      </w:r>
+      <w:r>
+        <w:rPr>
+          <w:rFonts w:hint="eastAsia"/>
+        </w:rPr>
+        <w:t>U-Net</w:t>
+      </w:r>
+      <w:r>
+        <w:rPr>
+          <w:rFonts w:hint="eastAsia"/>
+        </w:rPr>
+        <w:t>适合初步的</w:t>
+      </w:r>
+      <w:proofErr w:type="gramStart"/>
+      <w:r>
+        <w:rPr>
+          <w:rFonts w:hint="eastAsia"/>
+        </w:rPr>
+        <w:t>像素级分割</w:t>
+      </w:r>
+      <w:proofErr w:type="gramEnd"/>
+      <w:r>
+        <w:rPr>
+          <w:rFonts w:hint="eastAsia"/>
+        </w:rPr>
+        <w:t>，</w:t>
+      </w:r>
+      <w:r>
+        <w:rPr>
+          <w:rFonts w:hint="eastAsia"/>
+        </w:rPr>
+        <w:t>Mask R-CNN</w:t>
+      </w:r>
+      <w:r>
+        <w:rPr>
+          <w:rFonts w:hint="eastAsia"/>
+        </w:rPr>
+        <w:t>提供了更精确的实例分割，而新兴的</w:t>
+      </w:r>
+      <w:r>
+        <w:rPr>
+          <w:rFonts w:hint="eastAsia"/>
+        </w:rPr>
+        <w:t>Transformer</w:t>
+      </w:r>
+      <w:r>
+        <w:rPr>
+          <w:rFonts w:hint="eastAsia"/>
+        </w:rPr>
+        <w:t>方法则展示了更强的全局特征捕捉能力。在本研究中，结合了</w:t>
+      </w:r>
+      <w:r>
+        <w:rPr>
+          <w:rFonts w:hint="eastAsia"/>
+        </w:rPr>
+        <w:t>YOLOv8</w:t>
+      </w:r>
+      <w:r>
+        <w:rPr>
+          <w:rFonts w:hint="eastAsia"/>
+        </w:rPr>
+        <w:t>的实时性和</w:t>
+      </w:r>
+      <w:r>
+        <w:rPr>
+          <w:rFonts w:hint="eastAsia"/>
+        </w:rPr>
+        <w:t>CBAM</w:t>
+      </w:r>
+      <w:r>
+        <w:rPr>
+          <w:rFonts w:hint="eastAsia"/>
+        </w:rPr>
+        <w:t>注意力机制，进一步提升了书脊分割在复杂场景中的性能。</w:t>
+      </w:r>
+    </w:p>
+    <w:p>
+      <w:pPr>
+        <w:pStyle w:val="2"/>
+        <w:rPr>
+          <w:rFonts w:hint="eastAsia"/>
+        </w:rPr>
+      </w:pPr>
+      <w:bookmarkStart w:id="8" w:name="_Toc175927026"/>
+      <w:r>
+        <w:rPr>
+          <w:rFonts w:hint="eastAsia"/>
+        </w:rPr>
+        <w:t xml:space="preserve">2.3 </w:t>
+      </w:r>
+      <w:r>
+        <w:rPr>
+          <w:rFonts w:ascii="黑体" w:hAnsi="黑体" w:hint="eastAsia"/>
+        </w:rPr>
+        <w:t>YOLO</w:t>
+      </w:r>
+      <w:r>
+        <w:rPr>
+          <w:rFonts w:hint="eastAsia"/>
+        </w:rPr>
+        <w:t>算法</w:t>
+      </w:r>
+      <w:r>
+        <w:rPr>
+          <w:rFonts w:hint="eastAsia"/>
+        </w:rPr>
+        <w:t>与注意力机制</w:t>
+      </w:r>
+      <w:bookmarkEnd w:id="8"/>
+    </w:p>
+    <w:p>
+      <w:pPr>
+        <w:pStyle w:val="a5"/>
+      </w:pPr>
+      <w:r>
+        <w:rPr>
+          <w:rFonts w:hint="eastAsia"/>
+        </w:rPr>
+        <w:t>2.3.1 YOLO</w:t>
+      </w:r>
+      <w:r>
+        <w:rPr>
+          <w:rFonts w:hint="eastAsia"/>
+        </w:rPr>
+        <w:t>算法</w:t>
+      </w:r>
+    </w:p>
+    <w:p>
+      <w:pPr>
+        <w:rPr>
+          <w:rFonts w:hint="eastAsia"/>
+        </w:rPr>
+      </w:pPr>
+    </w:p>
+    <w:p>
+      <w:pPr>
+        <w:pStyle w:val="a5"/>
+      </w:pPr>
+      <w:r>
+        <w:rPr>
+          <w:rFonts w:hint="eastAsia"/>
+        </w:rPr>
+        <w:t xml:space="preserve">2.3.2 </w:t>
+      </w:r>
+      <w:r>
+        <w:rPr>
+          <w:rFonts w:hint="eastAsia"/>
+        </w:rPr>
+        <w:t>注意力机制</w:t>
+      </w:r>
+    </w:p>
+    <w:p/>
+    <w:p>
+      <w:pPr>
+        <w:pStyle w:val="2"/>
+        <w:rPr>
+          <w:rFonts w:hint="eastAsia"/>
+        </w:rPr>
+      </w:pPr>
+      <w:bookmarkStart w:id="9" w:name="_Toc175927027"/>
+      <w:r>
+        <w:rPr>
+          <w:rFonts w:hint="eastAsia"/>
+        </w:rPr>
+        <w:t xml:space="preserve">2.4 </w:t>
+      </w:r>
+      <w:r>
+        <w:rPr>
+          <w:rFonts w:hint="eastAsia"/>
+        </w:rPr>
+        <w:t>本章小结</w:t>
+      </w:r>
+      <w:bookmarkEnd w:id="9"/>
+    </w:p>
+    <w:p/>
+    <w:p>
+      <w:pPr>
+        <w:pStyle w:val="1"/>
+      </w:pPr>
+      <w:bookmarkStart w:id="10" w:name="_Toc175927028"/>
+      <w:r>
+        <w:rPr>
+          <w:rFonts w:hint="eastAsia"/>
+        </w:rPr>
+        <w:t>第三章</w:t>
+      </w:r>
+      <w:r>
+        <w:rPr>
+          <w:rFonts w:hint="eastAsia"/>
+        </w:rPr>
+        <w:t xml:space="preserve"> </w:t>
+      </w:r>
+      <w:r>
+        <w:rPr>
+          <w:rFonts w:hint="eastAsia"/>
+        </w:rPr>
+        <w:t>数据与实验环境</w:t>
+      </w:r>
+      <w:bookmarkEnd w:id="10"/>
+    </w:p>
+    <w:p>
+      <w:pPr>
+        <w:pStyle w:val="2"/>
+        <w:rPr>
+          <w:rFonts w:hint="eastAsia"/>
+        </w:rPr>
+      </w:pPr>
+      <w:bookmarkStart w:id="11" w:name="_Toc175927029"/>
+      <w:r>
+        <w:rPr>
+          <w:rFonts w:hint="eastAsia"/>
+        </w:rPr>
+        <w:t xml:space="preserve">3.1 </w:t>
+      </w:r>
+      <w:r>
+        <w:rPr>
+          <w:rFonts w:hint="eastAsia"/>
+        </w:rPr>
+        <w:t>数据集的构建</w:t>
+      </w:r>
+      <w:bookmarkEnd w:id="11"/>
+    </w:p>
+    <w:p/>
+    <w:p>
+      <w:pPr>
+        <w:pStyle w:val="2"/>
+        <w:rPr>
+          <w:rFonts w:hint="eastAsia"/>
+        </w:rPr>
+      </w:pPr>
+      <w:bookmarkStart w:id="12" w:name="_Toc175927030"/>
+      <w:r>
+        <w:rPr>
+          <w:rFonts w:hint="eastAsia"/>
+        </w:rPr>
+        <w:t xml:space="preserve">3.2. </w:t>
+      </w:r>
+      <w:r>
+        <w:rPr>
+          <w:rFonts w:hint="eastAsia"/>
+        </w:rPr>
+        <w:t>软件介绍</w:t>
+      </w:r>
+      <w:bookmarkEnd w:id="12"/>
+    </w:p>
+    <w:p/>
+    <w:p>
+      <w:pPr>
+        <w:pStyle w:val="2"/>
+        <w:rPr>
+          <w:rFonts w:hint="eastAsia"/>
+        </w:rPr>
+      </w:pPr>
+      <w:bookmarkStart w:id="13" w:name="_Toc175927031"/>
+      <w:r>
+        <w:rPr>
+          <w:rFonts w:hint="eastAsia"/>
+        </w:rPr>
+        <w:lastRenderedPageBreak/>
+        <w:t>3.</w:t>
+      </w:r>
+      <w:r>
+        <w:rPr>
+          <w:rFonts w:hint="eastAsia"/>
+        </w:rPr>
+        <w:t>3</w:t>
+      </w:r>
+      <w:r>
+        <w:rPr>
+          <w:rFonts w:hint="eastAsia"/>
+        </w:rPr>
+        <w:t xml:space="preserve"> </w:t>
+      </w:r>
+      <w:r>
+        <w:rPr>
+          <w:rFonts w:hint="eastAsia"/>
+        </w:rPr>
+        <w:t>运行环境</w:t>
+      </w:r>
+      <w:bookmarkEnd w:id="13"/>
+    </w:p>
+    <w:p/>
+    <w:p>
+      <w:pPr>
+        <w:pStyle w:val="2"/>
+        <w:rPr>
+          <w:rFonts w:hint="eastAsia"/>
+        </w:rPr>
+      </w:pPr>
+      <w:bookmarkStart w:id="14" w:name="_Toc175927032"/>
+      <w:r>
+        <w:rPr>
+          <w:rFonts w:hint="eastAsia"/>
+        </w:rPr>
+        <w:t>3.</w:t>
+      </w:r>
+      <w:r>
+        <w:rPr>
+          <w:rFonts w:hint="eastAsia"/>
+        </w:rPr>
+        <w:t>4</w:t>
+      </w:r>
+      <w:r>
+        <w:rPr>
+          <w:rFonts w:hint="eastAsia"/>
+        </w:rPr>
+        <w:t xml:space="preserve"> </w:t>
+      </w:r>
+      <w:r>
+        <w:rPr>
+          <w:rFonts w:hint="eastAsia"/>
+        </w:rPr>
+        <w:t>本章小结</w:t>
+      </w:r>
+      <w:bookmarkEnd w:id="14"/>
+    </w:p>
+    <w:p/>
+    <w:p>
+      <w:pPr>
+        <w:pStyle w:val="1"/>
+      </w:pPr>
+      <w:bookmarkStart w:id="15" w:name="_Toc175927033"/>
+      <w:r>
+        <w:rPr>
+          <w:rFonts w:hint="eastAsia"/>
+        </w:rPr>
+        <w:t>第四章</w:t>
+      </w:r>
+      <w:r>
+        <w:rPr>
+          <w:rFonts w:hint="eastAsia"/>
+        </w:rPr>
+        <w:t xml:space="preserve"> </w:t>
+      </w:r>
+      <w:r>
+        <w:rPr>
+          <w:rFonts w:hint="eastAsia"/>
+        </w:rPr>
+        <w:t>系统设计</w:t>
+      </w:r>
+      <w:bookmarkEnd w:id="15"/>
+    </w:p>
+    <w:p>
+      <w:pPr>
+        <w:pStyle w:val="2"/>
+        <w:rPr>
+          <w:rFonts w:hint="eastAsia"/>
+        </w:rPr>
+      </w:pPr>
+      <w:bookmarkStart w:id="16" w:name="_Toc175927034"/>
+      <w:r>
+        <w:rPr>
+          <w:rFonts w:hint="eastAsia"/>
+        </w:rPr>
+        <w:t>4.</w:t>
+      </w:r>
+      <w:r>
+        <w:rPr>
+          <w:rFonts w:hint="eastAsia"/>
+        </w:rPr>
         <w:t>1</w:t>
       </w:r>
       <w:r>
         <w:rPr>
           <w:rFonts w:hint="eastAsia"/>
         </w:rPr>
-        <w:t>）</w:t>
-      </w:r>
-      <w:r>
-        <w:rPr>
-          <w:rFonts w:hint="eastAsia"/>
-        </w:rPr>
-        <w:t>使用</w:t>
-      </w:r>
-      <w:r>
-        <w:rPr>
-          <w:rFonts w:hint="eastAsia"/>
-        </w:rPr>
-        <w:t>YOLOv8</w:t>
-      </w:r>
-      <w:r>
-        <w:rPr>
-          <w:rFonts w:hint="eastAsia"/>
-        </w:rPr>
-        <w:t>结合</w:t>
-      </w:r>
-      <w:r>
-        <w:rPr>
-          <w:rFonts w:hint="eastAsia"/>
-        </w:rPr>
-        <w:t>CBAM</w:t>
-      </w:r>
-      <w:r>
-        <w:rPr>
-          <w:rFonts w:hint="eastAsia"/>
-        </w:rPr>
-        <w:t>注意力机制进行书脊分割：通过将</w:t>
-      </w:r>
-      <w:r>
-        <w:rPr>
-          <w:rFonts w:hint="eastAsia"/>
-        </w:rPr>
-        <w:t>YOLOv8</w:t>
-      </w:r>
-      <w:r>
-        <w:rPr>
-          <w:rFonts w:hint="eastAsia"/>
-        </w:rPr>
-        <w:t>模型与</w:t>
-      </w:r>
-      <w:r>
-        <w:rPr>
-          <w:rFonts w:hint="eastAsia"/>
-        </w:rPr>
-        <w:t>CBAM</w:t>
-      </w:r>
-      <w:r>
-        <w:rPr>
-          <w:rFonts w:hint="eastAsia"/>
-        </w:rPr>
-        <w:t>注意力机制相结合，增强了对复杂背景和低对比度书脊图像的分割能力，显著提高了书脊检测的准确性和鲁棒性。</w:t>
-      </w:r>
-    </w:p>
-    <w:p>
-      <w:pPr>
-        <w:ind w:firstLineChars="200" w:firstLine="480"/>
-        <w:rPr>
-          <w:rFonts w:hint="eastAsia"/>
-        </w:rPr>
-      </w:pPr>
-      <w:r>
-        <w:rPr>
-          <w:rFonts w:hint="eastAsia"/>
-        </w:rPr>
-        <w:t>（</w:t>
+        <w:t xml:space="preserve"> </w:t>
+      </w:r>
+      <w:r>
+        <w:rPr>
+          <w:rFonts w:hint="eastAsia"/>
+        </w:rPr>
+        <w:t>系统功能设计与需求分析</w:t>
+      </w:r>
+      <w:bookmarkEnd w:id="16"/>
+    </w:p>
+    <w:p>
+      <w:pPr>
+        <w:pStyle w:val="a5"/>
+      </w:pPr>
+      <w:r>
+        <w:rPr>
+          <w:rFonts w:hint="eastAsia"/>
+        </w:rPr>
+        <w:t>4.</w:t>
+      </w:r>
+      <w:r>
+        <w:rPr>
+          <w:rFonts w:hint="eastAsia"/>
+        </w:rPr>
+        <w:t>1</w:t>
+      </w:r>
+      <w:r>
+        <w:rPr>
+          <w:rFonts w:hint="eastAsia"/>
+        </w:rPr>
+        <w:t xml:space="preserve">.1 </w:t>
+      </w:r>
+      <w:r>
+        <w:rPr>
+          <w:rFonts w:hint="eastAsia"/>
+        </w:rPr>
+        <w:t>系统需求分析</w:t>
+      </w:r>
+    </w:p>
+    <w:p/>
+    <w:p>
+      <w:pPr>
+        <w:pStyle w:val="a5"/>
+      </w:pPr>
+      <w:r>
+        <w:rPr>
+          <w:rFonts w:hint="eastAsia"/>
+        </w:rPr>
+        <w:t>4.</w:t>
+      </w:r>
+      <w:r>
+        <w:rPr>
+          <w:rFonts w:hint="eastAsia"/>
+        </w:rPr>
+        <w:t>1</w:t>
+      </w:r>
+      <w:r>
+        <w:rPr>
+          <w:rFonts w:hint="eastAsia"/>
+        </w:rPr>
+        <w:t xml:space="preserve">.2 </w:t>
+      </w:r>
+      <w:r>
+        <w:rPr>
+          <w:rFonts w:hint="eastAsia"/>
+        </w:rPr>
+        <w:t>非功能需求功能介绍</w:t>
+      </w:r>
+    </w:p>
+    <w:p/>
+    <w:p>
+      <w:pPr>
+        <w:pStyle w:val="a5"/>
+      </w:pPr>
+      <w:r>
+        <w:rPr>
+          <w:rFonts w:hint="eastAsia"/>
+        </w:rPr>
+        <w:t>4.</w:t>
+      </w:r>
+      <w:r>
+        <w:rPr>
+          <w:rFonts w:hint="eastAsia"/>
+        </w:rPr>
+        <w:t>1</w:t>
+      </w:r>
+      <w:r>
+        <w:rPr>
+          <w:rFonts w:hint="eastAsia"/>
+        </w:rPr>
+        <w:t xml:space="preserve">.3 </w:t>
+      </w:r>
+      <w:r>
+        <w:rPr>
+          <w:rFonts w:hint="eastAsia"/>
+        </w:rPr>
+        <w:t>系统功能介绍</w:t>
+      </w:r>
+    </w:p>
+    <w:p/>
+    <w:p>
+      <w:pPr>
+        <w:pStyle w:val="a5"/>
+      </w:pPr>
+      <w:r>
+        <w:rPr>
+          <w:rFonts w:hint="eastAsia"/>
+        </w:rPr>
+        <w:t>4.</w:t>
+      </w:r>
+      <w:r>
+        <w:rPr>
+          <w:rFonts w:hint="eastAsia"/>
+        </w:rPr>
+        <w:t>1</w:t>
+      </w:r>
+      <w:r>
+        <w:rPr>
+          <w:rFonts w:hint="eastAsia"/>
+        </w:rPr>
+        <w:t xml:space="preserve">.4 </w:t>
+      </w:r>
+      <w:r>
+        <w:rPr>
+          <w:rFonts w:hint="eastAsia"/>
+        </w:rPr>
+        <w:t>功能模块设计</w:t>
+      </w:r>
+    </w:p>
+    <w:p/>
+    <w:p>
+      <w:pPr>
+        <w:pStyle w:val="2"/>
+        <w:rPr>
+          <w:rFonts w:hint="eastAsia"/>
+        </w:rPr>
+      </w:pPr>
+      <w:bookmarkStart w:id="17" w:name="_Toc175927035"/>
+      <w:r>
+        <w:rPr>
+          <w:rFonts w:hint="eastAsia"/>
+        </w:rPr>
+        <w:t>4.</w:t>
       </w:r>
       <w:r>
         <w:rPr>
@@ -5176,103 +7436,97 @@
         <w:rPr>
           <w:rFonts w:hint="eastAsia"/>
         </w:rPr>
-        <w:t>）</w:t>
-      </w:r>
-      <w:r>
-        <w:rPr>
-          <w:rFonts w:hint="eastAsia"/>
-        </w:rPr>
-        <w:t>使用小程序作为载体：为提升使用的便捷性，本研究开发了一款小程序作为图书错位检测的操作平台。该小程序具备实时上传和结果展示功能，界面友好、易于操作，使得图书馆管理人员能够方便地进行检测，提高了系统的实用性。</w:t>
-      </w:r>
-    </w:p>
-    <w:p>
-      <w:pPr>
-        <w:ind w:firstLineChars="200" w:firstLine="480"/>
-      </w:pPr>
-      <w:r>
-        <w:rPr>
-          <w:rFonts w:hint="eastAsia"/>
-        </w:rPr>
-        <w:t>（</w:t>
-      </w:r>
-      <w:r>
-        <w:rPr>
-          <w:rFonts w:hint="eastAsia"/>
-        </w:rPr>
-        <w:t>3</w:t>
-      </w:r>
-      <w:r>
-        <w:rPr>
-          <w:rFonts w:hint="eastAsia"/>
-        </w:rPr>
-        <w:t>）</w:t>
-      </w:r>
-      <w:r>
-        <w:rPr>
-          <w:rFonts w:hint="eastAsia"/>
-        </w:rPr>
-        <w:t>提出单元格思想：引入“每个书架格子作为一个单元的单元格”概念，将书架划分为多个独立的检测单元。此方法提高了检测的精度和效率，使系统能够更快、更精准地识别并处理错位图书。</w:t>
-      </w:r>
-    </w:p>
-    <w:p>
-      <w:pPr>
-        <w:ind w:firstLineChars="200" w:firstLine="480"/>
-        <w:rPr>
-          <w:rFonts w:hint="eastAsia"/>
-        </w:rPr>
-      </w:pPr>
+        <w:t xml:space="preserve"> </w:t>
+      </w:r>
+      <w:r>
+        <w:rPr>
+          <w:rFonts w:hint="eastAsia"/>
+        </w:rPr>
+        <w:t>本章小结</w:t>
+      </w:r>
+      <w:bookmarkEnd w:id="17"/>
+    </w:p>
+    <w:p/>
+    <w:p>
+      <w:pPr>
+        <w:pStyle w:val="1"/>
+      </w:pPr>
+      <w:bookmarkStart w:id="18" w:name="_Toc175927036"/>
+      <w:r>
+        <w:rPr>
+          <w:rFonts w:hint="eastAsia"/>
+        </w:rPr>
+        <w:t>第五章</w:t>
+      </w:r>
+      <w:r>
+        <w:rPr>
+          <w:rFonts w:hint="eastAsia"/>
+        </w:rPr>
+        <w:t xml:space="preserve"> </w:t>
+      </w:r>
+      <w:r>
+        <w:rPr>
+          <w:rFonts w:hint="eastAsia"/>
+        </w:rPr>
+        <w:t>系统实现</w:t>
+      </w:r>
+      <w:bookmarkEnd w:id="18"/>
+    </w:p>
+    <w:p>
+      <w:pPr>
+        <w:pStyle w:val="2"/>
+        <w:rPr>
+          <w:rFonts w:hint="eastAsia"/>
+        </w:rPr>
+      </w:pPr>
+      <w:bookmarkStart w:id="19" w:name="_Toc175927037"/>
+      <w:r>
+        <w:rPr>
+          <w:rFonts w:hint="eastAsia"/>
+        </w:rPr>
+        <w:t xml:space="preserve">5.1 </w:t>
+      </w:r>
+      <w:proofErr w:type="gramStart"/>
+      <w:r>
+        <w:rPr>
+          <w:rFonts w:hint="eastAsia"/>
+        </w:rPr>
+        <w:t>微信小</w:t>
+      </w:r>
+      <w:proofErr w:type="gramEnd"/>
+      <w:r>
+        <w:rPr>
+          <w:rFonts w:hint="eastAsia"/>
+        </w:rPr>
+        <w:t>程序介绍</w:t>
+      </w:r>
+      <w:bookmarkEnd w:id="19"/>
+    </w:p>
+    <w:p/>
+    <w:p>
+      <w:pPr>
+        <w:pStyle w:val="2"/>
+        <w:rPr>
+          <w:rFonts w:hint="eastAsia"/>
+        </w:rPr>
+      </w:pPr>
+      <w:bookmarkStart w:id="20" w:name="_Toc175927038"/>
       <w:r>
         <w:rPr>
           <w:rFonts w:hint="eastAsia"/>
         </w:rPr>
         <w:lastRenderedPageBreak/>
-        <w:t>（</w:t>
-      </w:r>
-      <w:r>
-        <w:rPr>
-          <w:rFonts w:hint="eastAsia"/>
-        </w:rPr>
-        <w:t>4</w:t>
-      </w:r>
-      <w:r>
-        <w:rPr>
-          <w:rFonts w:hint="eastAsia"/>
-        </w:rPr>
-        <w:t>）</w:t>
-      </w:r>
-      <w:r>
-        <w:rPr>
-          <w:rFonts w:hint="eastAsia"/>
-        </w:rPr>
-        <w:t>基于书名的索书号检索机制：对于部分索书号识别不完整或失败的书籍，系统设计了一种基于书名的检索机制。通过识别书籍的书名，系统自动到数据库中检索对应的索书号，从而补全或校正识别结果。这一方法有效提高了系统的整体识别准确性和可靠性，特别是在书脊上信息不完整或磨损严重的情况下，确保了错位检测的全面性和精度。</w:t>
-      </w:r>
-    </w:p>
-    <w:p>
-      <w:pPr>
-        <w:ind w:firstLineChars="200" w:firstLine="480"/>
-        <w:rPr>
-          <w:rFonts w:hint="eastAsia"/>
-        </w:rPr>
-      </w:pPr>
-      <w:r>
-        <w:rPr>
-          <w:rFonts w:hint="eastAsia"/>
-        </w:rPr>
-        <w:t>综上所述，本研究针对现有图书错位检测技术的不足，基于图像识别方法进行了多方面的创新尝试</w:t>
-      </w:r>
-      <w:r>
-        <w:rPr>
-          <w:rFonts w:hint="eastAsia"/>
-        </w:rPr>
-        <w:t>，</w:t>
-      </w:r>
-      <w:r>
-        <w:rPr>
-          <w:rFonts w:hint="eastAsia"/>
-        </w:rPr>
-        <w:t>为图书馆管理提供了一种更高效、可靠的错位检测方案。这些创新不仅解决了当前技术的主要瓶颈，也为未来智能图书管理系统的开发和应用提供了新的思路和方法。</w:t>
-      </w:r>
-    </w:p>
+        <w:t xml:space="preserve">5.2 </w:t>
+      </w:r>
+      <w:r>
+        <w:rPr>
+          <w:rFonts w:hint="eastAsia"/>
+        </w:rPr>
+        <w:t>系统原理及功能介绍</w:t>
+      </w:r>
+      <w:bookmarkEnd w:id="20"/>
+    </w:p>
+    <w:p/>
     <w:p>
       <w:pPr>
         <w:pStyle w:val="2"/>
@@ -5280,190 +7534,55 @@
           <w:rFonts w:hint="eastAsia"/>
         </w:rPr>
       </w:pPr>
-      <w:bookmarkStart w:id="4" w:name="_Toc175923661"/>
-      <w:r>
-        <w:rPr>
-          <w:rFonts w:hint="eastAsia"/>
-        </w:rPr>
-        <w:t xml:space="preserve">1.4 </w:t>
-      </w:r>
-      <w:r>
-        <w:rPr>
-          <w:rFonts w:hint="eastAsia"/>
-        </w:rPr>
-        <w:t>论文组织结构</w:t>
-      </w:r>
-      <w:bookmarkEnd w:id="4"/>
-    </w:p>
-    <w:p>
-      <w:pPr>
-        <w:ind w:firstLineChars="200" w:firstLine="480"/>
-      </w:pPr>
-      <w:r>
-        <w:rPr>
-          <w:rFonts w:hint="eastAsia"/>
-        </w:rPr>
-        <w:t>本文共有六章，具体的组织结构如下：</w:t>
-      </w:r>
-    </w:p>
-    <w:p>
-      <w:pPr>
-        <w:ind w:firstLineChars="200" w:firstLine="480"/>
-      </w:pPr>
-      <w:r>
-        <w:rPr>
-          <w:rFonts w:hint="eastAsia"/>
-        </w:rPr>
-        <w:t>第一章</w:t>
-      </w:r>
-      <w:r>
-        <w:rPr>
-          <w:rFonts w:hint="eastAsia"/>
-        </w:rPr>
-        <w:t>进行</w:t>
-      </w:r>
-      <w:r>
-        <w:rPr>
-          <w:rFonts w:hint="eastAsia"/>
-        </w:rPr>
-        <w:t>背景介绍、现状分析、研究内容。首先，阐述了图书错位现象的背景与影响；然后，根据当前主流的两类解决图书错位问题的方法，基于</w:t>
-      </w:r>
-      <w:r>
-        <w:rPr>
-          <w:rFonts w:hint="eastAsia"/>
-        </w:rPr>
-        <w:t>RFID</w:t>
-      </w:r>
-      <w:r>
-        <w:rPr>
-          <w:rFonts w:hint="eastAsia"/>
-        </w:rPr>
-        <w:t>射频识别技术的错位图书检测和基于图像识别技术的错位图书检测，分别说明了国内外对于解决该问题的贡献以及目前所存在的一些不足之处；最后，介绍说明了本文的研究内容以及创新点。</w:t>
-      </w:r>
-    </w:p>
-    <w:p>
-      <w:pPr>
-        <w:ind w:firstLineChars="200" w:firstLine="480"/>
-      </w:pPr>
-      <w:r>
-        <w:rPr>
-          <w:rFonts w:hint="eastAsia"/>
-        </w:rPr>
-        <w:t>第二章介绍理论基础。首先是图像分割任务的简介以及深度学习常用的一些数据集；其次介绍一些基于深度学习的图像分割算法；最后介绍</w:t>
-      </w:r>
-      <w:r>
-        <w:rPr>
-          <w:rFonts w:hint="eastAsia"/>
-        </w:rPr>
-        <w:t>YOLO</w:t>
-      </w:r>
-      <w:r>
-        <w:rPr>
-          <w:rFonts w:hint="eastAsia"/>
-        </w:rPr>
-        <w:t>算法和注意力机制。本章节介绍了实现错位图书检测功能的理论，尤其是结合</w:t>
-      </w:r>
-      <w:r>
-        <w:rPr>
-          <w:rFonts w:hint="eastAsia"/>
-        </w:rPr>
-        <w:t>YOLO</w:t>
-      </w:r>
-      <w:r>
-        <w:rPr>
-          <w:rFonts w:hint="eastAsia"/>
-        </w:rPr>
-        <w:t>和</w:t>
-      </w:r>
-      <w:r>
-        <w:rPr>
-          <w:rFonts w:hint="eastAsia"/>
-        </w:rPr>
-        <w:t>CBAM</w:t>
-      </w:r>
-      <w:r>
-        <w:rPr>
-          <w:rFonts w:hint="eastAsia"/>
-        </w:rPr>
-        <w:t>的书脊分割模型是该系统的核心之处。</w:t>
-      </w:r>
-    </w:p>
-    <w:p>
-      <w:pPr>
-        <w:ind w:firstLineChars="200" w:firstLine="480"/>
-      </w:pPr>
-      <w:r>
-        <w:rPr>
-          <w:rFonts w:hint="eastAsia"/>
-        </w:rPr>
-        <w:t>第三章</w:t>
-      </w:r>
-      <w:r>
-        <w:rPr>
-          <w:rFonts w:hint="eastAsia"/>
-        </w:rPr>
-        <w:t>是相关配置环境介绍。主要介绍了进行训练模型时所使用数据集的构建过程，开发该系统时所使用的软件以及硬件环境，最后是该系统运行所需的环境配置。</w:t>
-      </w:r>
-    </w:p>
-    <w:p>
-      <w:pPr>
-        <w:ind w:firstLineChars="200" w:firstLine="480"/>
-      </w:pPr>
-      <w:r>
-        <w:rPr>
-          <w:rFonts w:hint="eastAsia"/>
-        </w:rPr>
-        <w:t>第四章为图书错位检测系统的设计详情。首先对该系统进行需求分析</w:t>
-      </w:r>
-      <w:r>
-        <w:rPr>
-          <w:rFonts w:hint="eastAsia"/>
-        </w:rPr>
-        <w:t>，然后介绍其各项功能，最后说明功能模块的设计方法。</w:t>
-      </w:r>
-    </w:p>
-    <w:p>
-      <w:pPr>
-        <w:ind w:firstLineChars="200" w:firstLine="480"/>
-      </w:pPr>
-      <w:r>
-        <w:rPr>
-          <w:rFonts w:hint="eastAsia"/>
-        </w:rPr>
-        <w:t>第五章介绍了系统的实现过程。先是对系统的载体，微信小程序，进行介绍，之后说明了系统实现的各项原理，最后是解释了图书错位检测的核心代码以及实例演示了图书管理员如何通过本系统实现错位图书的检测。</w:t>
-      </w:r>
-    </w:p>
-    <w:p>
-      <w:pPr>
-        <w:ind w:firstLineChars="200" w:firstLine="480"/>
-        <w:rPr>
-          <w:rFonts w:hint="eastAsia"/>
-        </w:rPr>
-      </w:pPr>
-      <w:r>
-        <w:rPr>
-          <w:rFonts w:hint="eastAsia"/>
-        </w:rPr>
-        <w:t>第六章为总结与展望。</w:t>
-      </w:r>
-      <w:r>
-        <w:rPr>
-          <w:rFonts w:hint="eastAsia"/>
-        </w:rPr>
-        <w:t>对图书错位检测小程序之中的不足之处进行总结，指出目前存在的如页面不够美观、检测速度较慢、代码冗余以及图书馆编码较为理想化等问题进行总结。并在展望环节提出了较理想的系统发展方向，并对全文进行总结，对图书馆错位检测功能的发展具有借鉴意义。</w:t>
-      </w:r>
-    </w:p>
+      <w:bookmarkStart w:id="21" w:name="_Toc175927039"/>
+      <w:r>
+        <w:rPr>
+          <w:rFonts w:hint="eastAsia"/>
+        </w:rPr>
+        <w:t xml:space="preserve">5.3 </w:t>
+      </w:r>
+      <w:r>
+        <w:rPr>
+          <w:rFonts w:hint="eastAsia"/>
+        </w:rPr>
+        <w:t>核心代码及实例演示</w:t>
+      </w:r>
+      <w:bookmarkEnd w:id="21"/>
+    </w:p>
+    <w:p/>
+    <w:p>
+      <w:pPr>
+        <w:pStyle w:val="2"/>
+        <w:rPr>
+          <w:rFonts w:hint="eastAsia"/>
+        </w:rPr>
+      </w:pPr>
+      <w:bookmarkStart w:id="22" w:name="_Toc175927040"/>
+      <w:r>
+        <w:rPr>
+          <w:rFonts w:hint="eastAsia"/>
+        </w:rPr>
+        <w:t xml:space="preserve">5.4 </w:t>
+      </w:r>
+      <w:r>
+        <w:rPr>
+          <w:rFonts w:hint="eastAsia"/>
+        </w:rPr>
+        <w:t>本章小结</w:t>
+      </w:r>
+      <w:bookmarkEnd w:id="22"/>
+    </w:p>
+    <w:p/>
     <w:p>
       <w:pPr>
         <w:pStyle w:val="1"/>
       </w:pPr>
-      <w:bookmarkStart w:id="5" w:name="_Toc175923662"/>
-      <w:r>
-        <w:rPr>
-          <w:rFonts w:hint="eastAsia"/>
-        </w:rPr>
-        <w:lastRenderedPageBreak/>
-        <w:t>第二章</w:t>
+      <w:bookmarkStart w:id="23" w:name="_Toc175927041"/>
+      <w:r>
+        <w:rPr>
+          <w:rFonts w:hint="eastAsia"/>
+        </w:rPr>
+        <w:t>第六章</w:t>
       </w:r>
       <w:r>
         <w:rPr>
@@ -5475,9 +7594,9 @@
         <w:rPr>
           <w:rFonts w:hint="eastAsia"/>
         </w:rPr>
-        <w:t>深度学习理论基础</w:t>
-      </w:r>
-      <w:bookmarkEnd w:id="5"/>
+        <w:t>总结与展望</w:t>
+      </w:r>
+      <w:bookmarkEnd w:id="23"/>
     </w:p>
     <w:p>
       <w:pPr>
@@ -5486,786 +7605,68 @@
           <w:rFonts w:hint="eastAsia"/>
         </w:rPr>
       </w:pPr>
-      <w:bookmarkStart w:id="6" w:name="_Toc175923663"/>
-      <w:r>
-        <w:rPr>
-          <w:rFonts w:hint="eastAsia"/>
-        </w:rPr>
-        <w:t xml:space="preserve">2.1 </w:t>
-      </w:r>
-      <w:r>
-        <w:rPr>
-          <w:rFonts w:hint="eastAsia"/>
-        </w:rPr>
-        <w:t>图像分割任务与常用数据集</w:t>
-      </w:r>
-      <w:bookmarkEnd w:id="6"/>
+      <w:bookmarkStart w:id="24" w:name="_Toc175927042"/>
+      <w:r>
+        <w:rPr>
+          <w:rFonts w:hint="eastAsia"/>
+        </w:rPr>
+        <w:t xml:space="preserve">6.1 </w:t>
+      </w:r>
+      <w:r>
+        <w:rPr>
+          <w:rFonts w:hint="eastAsia"/>
+        </w:rPr>
+        <w:t>总结</w:t>
+      </w:r>
+      <w:bookmarkEnd w:id="24"/>
     </w:p>
     <w:p/>
     <w:p>
       <w:pPr>
-        <w:pStyle w:val="a5"/>
-      </w:pPr>
-      <w:r>
-        <w:rPr>
-          <w:rFonts w:hint="eastAsia"/>
-        </w:rPr>
-        <w:t xml:space="preserve">2.1.1 </w:t>
-      </w:r>
-      <w:r>
-        <w:rPr>
-          <w:rFonts w:hint="eastAsia"/>
-        </w:rPr>
-        <w:t>图像分割任务</w:t>
-      </w:r>
+        <w:pStyle w:val="2"/>
+        <w:rPr>
+          <w:rFonts w:hint="eastAsia"/>
+        </w:rPr>
+      </w:pPr>
+      <w:bookmarkStart w:id="25" w:name="_Toc175927043"/>
+      <w:r>
+        <w:rPr>
+          <w:rFonts w:hint="eastAsia"/>
+        </w:rPr>
+        <w:t xml:space="preserve">6.2 </w:t>
+      </w:r>
+      <w:r>
+        <w:rPr>
+          <w:rFonts w:hint="eastAsia"/>
+        </w:rPr>
+        <w:t>展望</w:t>
+      </w:r>
+      <w:bookmarkEnd w:id="25"/>
     </w:p>
     <w:p/>
     <w:p>
       <w:pPr>
-        <w:pStyle w:val="a5"/>
-      </w:pPr>
-      <w:r>
-        <w:rPr>
-          <w:rFonts w:hint="eastAsia"/>
-        </w:rPr>
-        <w:t xml:space="preserve">2.1.2 </w:t>
-      </w:r>
-      <w:r>
-        <w:rPr>
-          <w:rFonts w:hint="eastAsia"/>
-        </w:rPr>
-        <w:t>常用数据集</w:t>
-      </w:r>
+        <w:pStyle w:val="1"/>
+      </w:pPr>
+      <w:bookmarkStart w:id="26" w:name="_Toc175927044"/>
+      <w:r>
+        <w:rPr>
+          <w:rFonts w:hint="eastAsia"/>
+        </w:rPr>
+        <w:t>参考文献</w:t>
+      </w:r>
+      <w:bookmarkEnd w:id="26"/>
     </w:p>
     <w:p/>
     <w:p>
       <w:pPr>
-        <w:pStyle w:val="2"/>
-        <w:rPr>
-          <w:rFonts w:hint="eastAsia"/>
-        </w:rPr>
-      </w:pPr>
-      <w:bookmarkStart w:id="7" w:name="_Toc175923664"/>
-      <w:r>
-        <w:rPr>
-          <w:rFonts w:hint="eastAsia"/>
-        </w:rPr>
-        <w:t xml:space="preserve">2.2 </w:t>
-      </w:r>
-      <w:r>
-        <w:rPr>
-          <w:rFonts w:hint="eastAsia"/>
-        </w:rPr>
-        <w:t>基于深度学习的图像分割算法简介</w:t>
-      </w:r>
-      <w:bookmarkEnd w:id="7"/>
-    </w:p>
-    <w:p/>
-    <w:p>
-      <w:pPr>
-        <w:pStyle w:val="2"/>
-      </w:pPr>
-      <w:bookmarkStart w:id="8" w:name="_Toc175923665"/>
-      <w:r>
-        <w:rPr>
-          <w:rFonts w:hint="eastAsia"/>
-        </w:rPr>
-        <w:t xml:space="preserve">2.3 </w:t>
-      </w:r>
-      <w:r>
-        <w:rPr>
-          <w:rFonts w:ascii="黑体" w:hAnsi="黑体" w:hint="eastAsia"/>
-        </w:rPr>
-        <w:t>YOLO</w:t>
-      </w:r>
-      <w:r>
-        <w:rPr>
-          <w:rFonts w:hint="eastAsia"/>
-        </w:rPr>
-        <w:t>算法</w:t>
-      </w:r>
-      <w:r>
-        <w:rPr>
-          <w:rFonts w:hint="eastAsia"/>
-        </w:rPr>
-        <w:t>与注意力机制</w:t>
-      </w:r>
-      <w:bookmarkEnd w:id="8"/>
-    </w:p>
-    <w:p>
-      <w:pPr>
-        <w:rPr>
-          <w:rFonts w:hint="eastAsia"/>
-        </w:rPr>
-      </w:pPr>
-    </w:p>
-    <w:p>
-      <w:pPr>
-        <w:pStyle w:val="a5"/>
-      </w:pPr>
-      <w:r>
-        <w:rPr>
-          <w:rFonts w:hint="eastAsia"/>
-        </w:rPr>
-        <w:t>2.3.1 YOLO</w:t>
-      </w:r>
-      <w:r>
-        <w:rPr>
-          <w:rFonts w:hint="eastAsia"/>
-        </w:rPr>
-        <w:t>算法</w:t>
-      </w:r>
-    </w:p>
-    <w:p/>
-    <w:p>
-      <w:pPr>
-        <w:pStyle w:val="a5"/>
-        <w:rPr>
-          <w:rFonts w:hint="eastAsia"/>
-        </w:rPr>
-      </w:pPr>
-      <w:r>
-        <w:rPr>
-          <w:rFonts w:hint="eastAsia"/>
-        </w:rPr>
-        <w:t xml:space="preserve">2.3.2 </w:t>
-      </w:r>
-      <w:r>
-        <w:rPr>
-          <w:rFonts w:hint="eastAsia"/>
-        </w:rPr>
-        <w:t>注意力机制</w:t>
-      </w:r>
-    </w:p>
-    <w:p/>
-    <w:p>
-      <w:pPr>
-        <w:pStyle w:val="2"/>
-        <w:rPr>
-          <w:rFonts w:hint="eastAsia"/>
-        </w:rPr>
-      </w:pPr>
-      <w:bookmarkStart w:id="9" w:name="_Toc175923666"/>
-      <w:r>
-        <w:rPr>
-          <w:rFonts w:hint="eastAsia"/>
-        </w:rPr>
-        <w:t xml:space="preserve">2.4 </w:t>
-      </w:r>
-      <w:r>
-        <w:rPr>
-          <w:rFonts w:hint="eastAsia"/>
-        </w:rPr>
-        <w:t>本章小结</w:t>
-      </w:r>
-      <w:bookmarkEnd w:id="9"/>
-    </w:p>
-    <w:p/>
-    <w:p>
-      <w:pPr>
         <w:pStyle w:val="1"/>
       </w:pPr>
-      <w:bookmarkStart w:id="10" w:name="_Toc175923667"/>
-      <w:r>
-        <w:rPr>
-          <w:rFonts w:hint="eastAsia"/>
-        </w:rPr>
-        <w:t>第三章</w:t>
-      </w:r>
-      <w:r>
-        <w:rPr>
-          <w:rFonts w:hint="eastAsia"/>
-        </w:rPr>
-        <w:t xml:space="preserve"> </w:t>
-      </w:r>
-      <w:r>
-        <w:rPr>
-          <w:rFonts w:hint="eastAsia"/>
-        </w:rPr>
-        <w:t>数据与实验环境</w:t>
-      </w:r>
-      <w:bookmarkEnd w:id="10"/>
-    </w:p>
-    <w:p>
-      <w:pPr>
-        <w:pStyle w:val="2"/>
-        <w:rPr>
-          <w:rFonts w:hint="eastAsia"/>
-        </w:rPr>
-      </w:pPr>
-      <w:bookmarkStart w:id="11" w:name="_Toc175923668"/>
-      <w:r>
-        <w:rPr>
-          <w:rFonts w:hint="eastAsia"/>
-        </w:rPr>
-        <w:t xml:space="preserve">3.1 </w:t>
-      </w:r>
-      <w:r>
-        <w:rPr>
-          <w:rFonts w:hint="eastAsia"/>
-        </w:rPr>
-        <w:t>数据集的构建</w:t>
-      </w:r>
-      <w:bookmarkEnd w:id="11"/>
-    </w:p>
-    <w:p/>
-    <w:p>
-      <w:pPr>
-        <w:pStyle w:val="2"/>
-      </w:pPr>
-      <w:bookmarkStart w:id="12" w:name="_Toc175923669"/>
-      <w:r>
-        <w:rPr>
-          <w:rFonts w:hint="eastAsia"/>
-        </w:rPr>
-        <w:t xml:space="preserve">3.2 </w:t>
-      </w:r>
-      <w:r>
-        <w:rPr>
-          <w:rFonts w:hint="eastAsia"/>
-        </w:rPr>
-        <w:t>软硬件环境</w:t>
-      </w:r>
-      <w:bookmarkEnd w:id="12"/>
-    </w:p>
-    <w:p>
-      <w:pPr>
-        <w:pStyle w:val="a5"/>
-      </w:pPr>
-      <w:r>
-        <w:rPr>
-          <w:rFonts w:hint="eastAsia"/>
-        </w:rPr>
-        <w:t xml:space="preserve">3.2.1 </w:t>
-      </w:r>
-      <w:r>
-        <w:rPr>
-          <w:rFonts w:hint="eastAsia"/>
-        </w:rPr>
-        <w:t>软件介绍</w:t>
-      </w:r>
-    </w:p>
-    <w:p/>
-    <w:p>
-      <w:pPr>
-        <w:pStyle w:val="a5"/>
-        <w:rPr>
-          <w:rFonts w:hint="eastAsia"/>
-        </w:rPr>
-      </w:pPr>
-      <w:r>
-        <w:rPr>
-          <w:rFonts w:hint="eastAsia"/>
-        </w:rPr>
-        <w:t xml:space="preserve">3.2.2 </w:t>
-      </w:r>
-      <w:r>
-        <w:rPr>
-          <w:rFonts w:hint="eastAsia"/>
-        </w:rPr>
-        <w:t>硬件介绍</w:t>
-      </w:r>
-    </w:p>
-    <w:p>
-      <w:pPr>
-        <w:rPr>
-          <w:rFonts w:hint="eastAsia"/>
-        </w:rPr>
-      </w:pPr>
-    </w:p>
-    <w:p>
-      <w:pPr>
-        <w:pStyle w:val="2"/>
-        <w:rPr>
-          <w:rFonts w:hint="eastAsia"/>
-        </w:rPr>
-      </w:pPr>
-      <w:bookmarkStart w:id="13" w:name="_Toc175923670"/>
-      <w:r>
-        <w:rPr>
-          <w:rFonts w:hint="eastAsia"/>
-        </w:rPr>
-        <w:t>3.</w:t>
-      </w:r>
-      <w:r>
-        <w:rPr>
-          <w:rFonts w:hint="eastAsia"/>
-        </w:rPr>
-        <w:t>3</w:t>
-      </w:r>
-      <w:r>
-        <w:rPr>
-          <w:rFonts w:hint="eastAsia"/>
-        </w:rPr>
-        <w:t xml:space="preserve"> </w:t>
-      </w:r>
-      <w:r>
-        <w:rPr>
-          <w:rFonts w:hint="eastAsia"/>
-        </w:rPr>
-        <w:t>运行环境</w:t>
-      </w:r>
-      <w:bookmarkEnd w:id="13"/>
-    </w:p>
-    <w:p/>
-    <w:p>
-      <w:pPr>
-        <w:pStyle w:val="2"/>
-        <w:rPr>
-          <w:rFonts w:hint="eastAsia"/>
-        </w:rPr>
-      </w:pPr>
-      <w:bookmarkStart w:id="14" w:name="_Toc175923671"/>
-      <w:r>
-        <w:rPr>
-          <w:rFonts w:hint="eastAsia"/>
-        </w:rPr>
-        <w:t>3.</w:t>
-      </w:r>
-      <w:r>
-        <w:rPr>
-          <w:rFonts w:hint="eastAsia"/>
-        </w:rPr>
-        <w:t>4</w:t>
-      </w:r>
-      <w:r>
-        <w:rPr>
-          <w:rFonts w:hint="eastAsia"/>
-        </w:rPr>
-        <w:t xml:space="preserve"> </w:t>
-      </w:r>
-      <w:r>
-        <w:rPr>
-          <w:rFonts w:hint="eastAsia"/>
-        </w:rPr>
-        <w:t>本章小结</w:t>
-      </w:r>
-      <w:bookmarkEnd w:id="14"/>
-    </w:p>
-    <w:p/>
-    <w:p>
-      <w:pPr>
-        <w:pStyle w:val="1"/>
-      </w:pPr>
-      <w:bookmarkStart w:id="15" w:name="_Toc175923672"/>
-      <w:r>
-        <w:rPr>
-          <w:rFonts w:hint="eastAsia"/>
-        </w:rPr>
-        <w:t>第四章</w:t>
-      </w:r>
-      <w:r>
-        <w:rPr>
-          <w:rFonts w:hint="eastAsia"/>
-        </w:rPr>
-        <w:t xml:space="preserve"> </w:t>
-      </w:r>
-      <w:r>
-        <w:rPr>
-          <w:rFonts w:hint="eastAsia"/>
-        </w:rPr>
-        <w:t>系统设计</w:t>
-      </w:r>
-      <w:bookmarkEnd w:id="15"/>
-    </w:p>
-    <w:p>
-      <w:pPr>
-        <w:pStyle w:val="2"/>
-        <w:rPr>
-          <w:rFonts w:hint="eastAsia"/>
-        </w:rPr>
-      </w:pPr>
-      <w:bookmarkStart w:id="16" w:name="_Toc175923674"/>
-      <w:r>
-        <w:rPr>
-          <w:rFonts w:hint="eastAsia"/>
-        </w:rPr>
-        <w:t>4.</w:t>
-      </w:r>
-      <w:r>
-        <w:rPr>
-          <w:rFonts w:hint="eastAsia"/>
-        </w:rPr>
-        <w:t>1</w:t>
-      </w:r>
-      <w:r>
-        <w:rPr>
-          <w:rFonts w:hint="eastAsia"/>
-        </w:rPr>
-        <w:t xml:space="preserve"> </w:t>
-      </w:r>
-      <w:r>
-        <w:rPr>
-          <w:rFonts w:hint="eastAsia"/>
-        </w:rPr>
-        <w:t>系统功能设计与需求分析</w:t>
-      </w:r>
-      <w:bookmarkEnd w:id="16"/>
-    </w:p>
-    <w:p>
-      <w:pPr>
-        <w:pStyle w:val="a5"/>
-      </w:pPr>
-      <w:r>
-        <w:rPr>
-          <w:rFonts w:hint="eastAsia"/>
-        </w:rPr>
-        <w:t>4.</w:t>
-      </w:r>
-      <w:r>
-        <w:rPr>
-          <w:rFonts w:hint="eastAsia"/>
-        </w:rPr>
-        <w:t>1</w:t>
-      </w:r>
-      <w:r>
-        <w:rPr>
-          <w:rFonts w:hint="eastAsia"/>
-        </w:rPr>
-        <w:t xml:space="preserve">.1 </w:t>
-      </w:r>
-      <w:r>
-        <w:rPr>
-          <w:rFonts w:hint="eastAsia"/>
-        </w:rPr>
-        <w:t>系统需求分析</w:t>
-      </w:r>
-    </w:p>
-    <w:p/>
-    <w:p>
-      <w:pPr>
-        <w:pStyle w:val="a5"/>
-      </w:pPr>
-      <w:r>
-        <w:rPr>
-          <w:rFonts w:hint="eastAsia"/>
-        </w:rPr>
-        <w:t>4.</w:t>
-      </w:r>
-      <w:r>
-        <w:rPr>
-          <w:rFonts w:hint="eastAsia"/>
-        </w:rPr>
-        <w:t>1</w:t>
-      </w:r>
-      <w:r>
-        <w:rPr>
-          <w:rFonts w:hint="eastAsia"/>
-        </w:rPr>
-        <w:t xml:space="preserve">.2 </w:t>
-      </w:r>
-      <w:r>
-        <w:rPr>
-          <w:rFonts w:hint="eastAsia"/>
-        </w:rPr>
-        <w:t>非功能需求功能介绍</w:t>
-      </w:r>
-    </w:p>
-    <w:p/>
-    <w:p>
-      <w:pPr>
-        <w:pStyle w:val="a5"/>
-      </w:pPr>
-      <w:r>
-        <w:rPr>
-          <w:rFonts w:hint="eastAsia"/>
-        </w:rPr>
-        <w:t>4.</w:t>
-      </w:r>
-      <w:r>
-        <w:rPr>
-          <w:rFonts w:hint="eastAsia"/>
-        </w:rPr>
-        <w:t>1</w:t>
-      </w:r>
-      <w:r>
-        <w:rPr>
-          <w:rFonts w:hint="eastAsia"/>
-        </w:rPr>
-        <w:t xml:space="preserve">.3 </w:t>
-      </w:r>
-      <w:r>
-        <w:rPr>
-          <w:rFonts w:hint="eastAsia"/>
-        </w:rPr>
-        <w:t>系统功能介绍</w:t>
-      </w:r>
-    </w:p>
-    <w:p/>
-    <w:p>
-      <w:pPr>
-        <w:pStyle w:val="a5"/>
-      </w:pPr>
-      <w:r>
-        <w:rPr>
-          <w:rFonts w:hint="eastAsia"/>
-        </w:rPr>
-        <w:t>4.</w:t>
-      </w:r>
-      <w:r>
-        <w:rPr>
-          <w:rFonts w:hint="eastAsia"/>
-        </w:rPr>
-        <w:t>1</w:t>
-      </w:r>
-      <w:r>
-        <w:rPr>
-          <w:rFonts w:hint="eastAsia"/>
-        </w:rPr>
-        <w:t xml:space="preserve">.4 </w:t>
-      </w:r>
-      <w:r>
-        <w:rPr>
-          <w:rFonts w:hint="eastAsia"/>
-        </w:rPr>
-        <w:t>功能模块设计</w:t>
-      </w:r>
-    </w:p>
-    <w:p/>
-    <w:p>
-      <w:pPr>
-        <w:pStyle w:val="2"/>
-        <w:rPr>
-          <w:rFonts w:hint="eastAsia"/>
-        </w:rPr>
-      </w:pPr>
-      <w:bookmarkStart w:id="17" w:name="_Toc175923675"/>
-      <w:r>
-        <w:rPr>
-          <w:rFonts w:hint="eastAsia"/>
-        </w:rPr>
-        <w:t>4.</w:t>
-      </w:r>
-      <w:r>
-        <w:rPr>
-          <w:rFonts w:hint="eastAsia"/>
-        </w:rPr>
-        <w:t>2</w:t>
-      </w:r>
-      <w:r>
-        <w:rPr>
-          <w:rFonts w:hint="eastAsia"/>
-        </w:rPr>
-        <w:t xml:space="preserve"> </w:t>
-      </w:r>
-      <w:r>
-        <w:rPr>
-          <w:rFonts w:hint="eastAsia"/>
-        </w:rPr>
-        <w:t>本章小结</w:t>
-      </w:r>
-      <w:bookmarkEnd w:id="17"/>
-    </w:p>
-    <w:p/>
-    <w:p>
-      <w:pPr>
-        <w:pStyle w:val="1"/>
-      </w:pPr>
-      <w:bookmarkStart w:id="18" w:name="_Toc175923676"/>
-      <w:r>
-        <w:rPr>
-          <w:rFonts w:hint="eastAsia"/>
-        </w:rPr>
-        <w:t>第五章</w:t>
-      </w:r>
-      <w:r>
-        <w:rPr>
-          <w:rFonts w:hint="eastAsia"/>
-        </w:rPr>
-        <w:t xml:space="preserve"> </w:t>
-      </w:r>
-      <w:r>
-        <w:rPr>
-          <w:rFonts w:hint="eastAsia"/>
-        </w:rPr>
-        <w:t>系统实现</w:t>
-      </w:r>
-      <w:bookmarkEnd w:id="18"/>
-    </w:p>
-    <w:p>
-      <w:pPr>
-        <w:pStyle w:val="2"/>
-        <w:rPr>
-          <w:rFonts w:hint="eastAsia"/>
-        </w:rPr>
-      </w:pPr>
-      <w:bookmarkStart w:id="19" w:name="_Toc175923677"/>
-      <w:r>
-        <w:rPr>
-          <w:rFonts w:hint="eastAsia"/>
-        </w:rPr>
-        <w:t xml:space="preserve">5.1 </w:t>
-      </w:r>
-      <w:r>
-        <w:rPr>
-          <w:rFonts w:hint="eastAsia"/>
-        </w:rPr>
-        <w:t>微信小程序介绍</w:t>
-      </w:r>
-      <w:bookmarkEnd w:id="19"/>
-    </w:p>
-    <w:p/>
-    <w:p>
-      <w:pPr>
-        <w:pStyle w:val="2"/>
-        <w:rPr>
-          <w:rFonts w:hint="eastAsia"/>
-        </w:rPr>
-      </w:pPr>
-      <w:bookmarkStart w:id="20" w:name="_Toc175923678"/>
-      <w:r>
-        <w:rPr>
-          <w:rFonts w:hint="eastAsia"/>
-        </w:rPr>
-        <w:t xml:space="preserve">5.2 </w:t>
-      </w:r>
-      <w:r>
-        <w:rPr>
-          <w:rFonts w:hint="eastAsia"/>
-        </w:rPr>
-        <w:t>系统原理及功能介绍</w:t>
-      </w:r>
-      <w:bookmarkEnd w:id="20"/>
-    </w:p>
-    <w:p/>
-    <w:p>
-      <w:pPr>
-        <w:pStyle w:val="2"/>
-        <w:rPr>
-          <w:rFonts w:hint="eastAsia"/>
-        </w:rPr>
-      </w:pPr>
-      <w:bookmarkStart w:id="21" w:name="_Toc175923679"/>
-      <w:r>
-        <w:rPr>
-          <w:rFonts w:hint="eastAsia"/>
-        </w:rPr>
-        <w:t xml:space="preserve">5.3 </w:t>
-      </w:r>
-      <w:r>
-        <w:rPr>
-          <w:rFonts w:hint="eastAsia"/>
-        </w:rPr>
-        <w:t>核心代码及实例演示</w:t>
-      </w:r>
-      <w:bookmarkEnd w:id="21"/>
-    </w:p>
-    <w:p/>
-    <w:p>
-      <w:pPr>
-        <w:pStyle w:val="2"/>
-        <w:rPr>
-          <w:rFonts w:hint="eastAsia"/>
-        </w:rPr>
-      </w:pPr>
-      <w:bookmarkStart w:id="22" w:name="_Toc175923680"/>
-      <w:r>
-        <w:rPr>
-          <w:rFonts w:hint="eastAsia"/>
-        </w:rPr>
-        <w:t xml:space="preserve">5.4 </w:t>
-      </w:r>
-      <w:r>
-        <w:rPr>
-          <w:rFonts w:hint="eastAsia"/>
-        </w:rPr>
-        <w:t>本章小结</w:t>
-      </w:r>
-      <w:bookmarkEnd w:id="22"/>
-    </w:p>
-    <w:p/>
-    <w:p>
-      <w:pPr>
-        <w:pStyle w:val="1"/>
-      </w:pPr>
-      <w:bookmarkStart w:id="23" w:name="_Toc175923681"/>
-      <w:r>
-        <w:rPr>
-          <w:rFonts w:hint="eastAsia"/>
-        </w:rPr>
-        <w:t>第六章</w:t>
-      </w:r>
-      <w:r>
-        <w:rPr>
-          <w:rFonts w:hint="eastAsia"/>
-        </w:rPr>
-        <w:t xml:space="preserve"> </w:t>
-      </w:r>
-      <w:r>
-        <w:rPr>
-          <w:rFonts w:hint="eastAsia"/>
-        </w:rPr>
-        <w:t>总结与展望</w:t>
-      </w:r>
-      <w:bookmarkEnd w:id="23"/>
-    </w:p>
-    <w:p>
-      <w:pPr>
-        <w:pStyle w:val="2"/>
-      </w:pPr>
-      <w:bookmarkStart w:id="24" w:name="_Toc175923682"/>
-      <w:r>
-        <w:rPr>
-          <w:rFonts w:hint="eastAsia"/>
-        </w:rPr>
-        <w:t xml:space="preserve">6.1 </w:t>
-      </w:r>
-      <w:r>
-        <w:rPr>
-          <w:rFonts w:hint="eastAsia"/>
-        </w:rPr>
-        <w:t>总结</w:t>
-      </w:r>
-      <w:bookmarkEnd w:id="24"/>
-    </w:p>
-    <w:p/>
-    <w:p>
-      <w:pPr>
-        <w:pStyle w:val="2"/>
-        <w:rPr>
-          <w:rFonts w:hint="eastAsia"/>
-        </w:rPr>
-      </w:pPr>
-      <w:bookmarkStart w:id="25" w:name="_Toc175923683"/>
-      <w:r>
-        <w:rPr>
-          <w:rFonts w:hint="eastAsia"/>
-        </w:rPr>
-        <w:t xml:space="preserve">6.2 </w:t>
-      </w:r>
-      <w:r>
-        <w:rPr>
-          <w:rFonts w:hint="eastAsia"/>
-        </w:rPr>
-        <w:t>展望</w:t>
-      </w:r>
-      <w:bookmarkEnd w:id="25"/>
-    </w:p>
-    <w:p/>
-    <w:p>
-      <w:pPr>
-        <w:pStyle w:val="1"/>
-      </w:pPr>
-      <w:bookmarkStart w:id="26" w:name="_Toc175923684"/>
-      <w:r>
-        <w:rPr>
-          <w:rFonts w:hint="eastAsia"/>
-        </w:rPr>
-        <w:t>参考文献</w:t>
-      </w:r>
-      <w:bookmarkEnd w:id="26"/>
-    </w:p>
-    <w:p/>
-    <w:p>
-      <w:pPr>
-        <w:pStyle w:val="1"/>
-      </w:pPr>
-      <w:bookmarkStart w:id="27" w:name="_Toc175923685"/>
-      <w:r>
-        <w:rPr>
-          <w:rFonts w:hint="eastAsia"/>
-        </w:rPr>
-        <w:lastRenderedPageBreak/>
+      <w:bookmarkStart w:id="27" w:name="_Toc175927045"/>
+      <w:r>
+        <w:rPr>
+          <w:rFonts w:hint="eastAsia"/>
+        </w:rPr>
         <w:t>致谢</w:t>
       </w:r>
       <w:bookmarkEnd w:id="27"/>
@@ -6790,6 +8191,7 @@
   <w:style w:type="character" w:default="1" w:styleId="a0">
     <w:name w:val="Default Paragraph Font"/>
     <w:uiPriority w:val="1"/>
+    <w:semiHidden/>
     <w:unhideWhenUsed/>
   </w:style>
   <w:style w:type="table" w:default="1" w:styleId="a1">

--- a/初稿.docx
+++ b/初稿.docx
@@ -3836,14 +3836,7 @@
         <w:rPr>
           <w:rFonts w:hint="eastAsia"/>
         </w:rPr>
-        <w:t>内所有图书逐</w:t>
-      </w:r>
-      <w:r>
-        <w:rPr>
-          <w:rFonts w:hint="eastAsia"/>
-        </w:rPr>
-        <w:lastRenderedPageBreak/>
-        <w:t>一查看，耗费心神且耗时低效。</w:t>
+        <w:t>内所有图书逐一查看，耗费心神且耗时低效。</w:t>
       </w:r>
     </w:p>
     <w:p>
@@ -4248,14 +4241,7 @@
         <w:rPr>
           <w:rFonts w:hint="eastAsia"/>
         </w:rPr>
-        <w:t>定位</w:t>
-      </w:r>
-      <w:r>
-        <w:rPr>
-          <w:rFonts w:hint="eastAsia"/>
-        </w:rPr>
-        <w:lastRenderedPageBreak/>
-        <w:t>模式及其影响，详细阐述了这两种方式在图书管理中的优劣势。他们的研究为进一步优化</w:t>
+        <w:t>定位模式及其影响，详细阐述了这两种方式在图书管理中的优劣势。他们的研究为进一步优化</w:t>
       </w:r>
       <w:r>
         <w:rPr>
@@ -4562,7 +4548,6 @@
         <w:rPr>
           <w:rFonts w:hint="eastAsia"/>
         </w:rPr>
-        <w:lastRenderedPageBreak/>
         <w:t>在图像识别技术的错位检测中，国外的</w:t>
       </w:r>
       <w:r>
@@ -4804,7 +4789,6 @@
         <w:rPr>
           <w:rFonts w:hint="eastAsia"/>
         </w:rPr>
-        <w:lastRenderedPageBreak/>
         <w:t>本文提出了一种基于图像识别的错位图书检测系统的设计与实现方案，主要研究内容</w:t>
       </w:r>
       <w:r>
@@ -5110,14 +5094,7 @@
         <w:rPr>
           <w:rFonts w:hint="eastAsia"/>
         </w:rPr>
-        <w:t>为了解决这一问题，本文开发了一个智能化系统来辅助图书管理人员整理错</w:t>
-      </w:r>
-      <w:r>
-        <w:rPr>
-          <w:rFonts w:hint="eastAsia"/>
-        </w:rPr>
-        <w:lastRenderedPageBreak/>
-        <w:t>位的图书。该系统能显著减轻图书馆工作人员的工作负担，为读者提供更好的借阅体验。该系统可以高效地识别和纠正图书的错位情况，从而确保图书馆资源的有效利用，并且该系统加入了查找目标图书和信息管理功能，提升了借阅者的用户体验以及系统管理员的工作效率。</w:t>
+        <w:t>为了解决这一问题，本文开发了一个智能化系统来辅助图书管理人员整理错位的图书。该系统能显著减轻图书馆工作人员的工作负担，为读者提供更好的借阅体验。该系统可以高效地识别和纠正图书的错位情况，从而确保图书馆资源的有效利用，并且该系统加入了查找目标图书和信息管理功能，提升了借阅者的用户体验以及系统管理员的工作效率。</w:t>
       </w:r>
     </w:p>
     <w:p>
@@ -5381,7 +5358,6 @@
         <w:rPr>
           <w:rFonts w:hint="eastAsia"/>
         </w:rPr>
-        <w:lastRenderedPageBreak/>
         <w:t xml:space="preserve">1.4 </w:t>
       </w:r>
       <w:r>
@@ -5559,6 +5535,16 @@
           <w:rFonts w:hint="eastAsia"/>
         </w:rPr>
         <w:t>对图书错位检测小程序之中的不足之处进行总结，指出目前存在的如页面不够美观、检测速度较慢、代码冗余以及图书馆编码较为理想化等问题进行总结。并在展望环节提出了较理想的系统发展方向，并对全文进行总结，对图书馆错位检测功能的发展具有借鉴意义。</w:t>
+      </w:r>
+    </w:p>
+    <w:p>
+      <w:pPr>
+        <w:widowControl/>
+        <w:spacing w:line="240" w:lineRule="auto"/>
+        <w:jc w:val="left"/>
+      </w:pPr>
+      <w:r>
+        <w:br w:type="page"/>
       </w:r>
     </w:p>
     <w:p>
@@ -6010,9 +5996,6 @@
     <w:p>
       <w:pPr>
         <w:ind w:firstLineChars="200" w:firstLine="480"/>
-        <w:rPr>
-          <w:rFonts w:hint="eastAsia"/>
-        </w:rPr>
       </w:pPr>
       <w:r>
         <w:rPr>
@@ -6148,9 +6131,6 @@
     <w:p>
       <w:pPr>
         <w:ind w:firstLineChars="200" w:firstLine="480"/>
-        <w:rPr>
-          <w:rFonts w:hint="eastAsia"/>
-        </w:rPr>
       </w:pPr>
       <w:r>
         <w:rPr>
@@ -6270,9 +6250,6 @@
     <w:p>
       <w:pPr>
         <w:ind w:firstLineChars="200" w:firstLine="480"/>
-        <w:rPr>
-          <w:rFonts w:hint="eastAsia"/>
-        </w:rPr>
       </w:pPr>
       <w:r>
         <w:rPr>
@@ -6334,15 +6311,865 @@
     <w:p>
       <w:pPr>
         <w:ind w:firstLineChars="200" w:firstLine="480"/>
-        <w:rPr>
-          <w:rFonts w:hint="eastAsia"/>
-        </w:rPr>
-      </w:pPr>
-      <w:r>
-        <w:rPr>
-          <w:rFonts w:hint="eastAsia"/>
-        </w:rPr>
-        <w:t>然而，在图书书脊标注任务中，公开的数据集相对较少。为了解决这一问题，本文采用了</w:t>
+      </w:pPr>
+      <w:r>
+        <w:rPr>
+          <w:rFonts w:hint="eastAsia"/>
+        </w:rPr>
+        <w:t>然而，在图书书脊标注任务中，公开的数据集相对较少。为了解决这一问题，本文采用了“</w:t>
+      </w:r>
+      <w:r>
+        <w:rPr>
+          <w:rFonts w:hint="eastAsia"/>
+        </w:rPr>
+        <w:t>A Mountain-Shaped Network for Semantic Segmentation of Book Spines on-Shelves</w:t>
+      </w:r>
+      <w:r>
+        <w:rPr>
+          <w:rFonts w:hint="eastAsia"/>
+        </w:rPr>
+        <w:t>”</w:t>
+      </w:r>
+      <w:r>
+        <w:rPr>
+          <w:rFonts w:hint="eastAsia"/>
+        </w:rPr>
+        <w:t>一文中提出的训练数据集，该数据集专门针对书脊的语义分割任务，提供了大量高质量的标注图像。同时，本文还结合了在校内图书馆实地拍摄的书架照片，进一步扩展了数据集的多样性和规模。这种结合使用的策略不仅增强了数据集的代表性，也提高了模型在不同光照条件、书架结构和书籍摆放方式下的适应性和鲁棒性。</w:t>
+      </w:r>
+    </w:p>
+    <w:p>
+      <w:pPr>
+        <w:ind w:firstLineChars="200" w:firstLine="480"/>
+      </w:pPr>
+      <w:r>
+        <w:rPr>
+          <w:rFonts w:hint="eastAsia"/>
+        </w:rPr>
+        <w:t>通过这种方式，本研究充分利用现有的研究资源，并结合实地数据，构建了一个更为全面和有效的数据集，为深度学习模型在图书错位检测任务中的应用提供了坚实的数据基础。这种多样化的数据集策略确保了模型能够在实际应用场景中更好地进行推广和使用。</w:t>
+      </w:r>
+    </w:p>
+    <w:p>
+      <w:pPr>
+        <w:pStyle w:val="2"/>
+        <w:rPr>
+          <w:rFonts w:hint="eastAsia"/>
+        </w:rPr>
+      </w:pPr>
+      <w:bookmarkStart w:id="7" w:name="_Toc175927025"/>
+      <w:r>
+        <w:rPr>
+          <w:rFonts w:hint="eastAsia"/>
+        </w:rPr>
+        <w:t xml:space="preserve">2.2 </w:t>
+      </w:r>
+      <w:r>
+        <w:rPr>
+          <w:rFonts w:hint="eastAsia"/>
+        </w:rPr>
+        <w:t>基于深度学习的图像分割算法简介</w:t>
+      </w:r>
+      <w:bookmarkEnd w:id="7"/>
+    </w:p>
+    <w:p>
+      <w:pPr>
+        <w:ind w:firstLineChars="200" w:firstLine="480"/>
+      </w:pPr>
+      <w:r>
+        <w:rPr>
+          <w:rFonts w:hint="eastAsia"/>
+        </w:rPr>
+        <w:t>在书脊分割任务中，基于深度学习的图像分割算法发挥了重要作用。图像分割是将图像划分为多个区域或对象类别的任务，对于书脊分割来说，目标是准确识别和分割书架上每本书的书脊区域，这样可以进一步提取书籍信息，如书名和</w:t>
+      </w:r>
+      <w:proofErr w:type="gramStart"/>
+      <w:r>
+        <w:rPr>
+          <w:rFonts w:hint="eastAsia"/>
+        </w:rPr>
+        <w:t>索书号</w:t>
+      </w:r>
+      <w:proofErr w:type="gramEnd"/>
+      <w:r>
+        <w:rPr>
+          <w:rFonts w:hint="eastAsia"/>
+        </w:rPr>
+        <w:t>。常用的基于深度学习的图像分割算法主要有全卷积神经网络（</w:t>
+      </w:r>
+      <w:r>
+        <w:rPr>
+          <w:rFonts w:hint="eastAsia"/>
+        </w:rPr>
+        <w:t>FCN</w:t>
+      </w:r>
+      <w:r>
+        <w:rPr>
+          <w:rFonts w:hint="eastAsia"/>
+        </w:rPr>
+        <w:t>）、</w:t>
+      </w:r>
+      <w:r>
+        <w:rPr>
+          <w:rFonts w:hint="eastAsia"/>
+        </w:rPr>
+        <w:t>U-Net</w:t>
+      </w:r>
+      <w:r>
+        <w:rPr>
+          <w:rFonts w:hint="eastAsia"/>
+        </w:rPr>
+        <w:t>、</w:t>
+      </w:r>
+      <w:r>
+        <w:rPr>
+          <w:rFonts w:hint="eastAsia"/>
+        </w:rPr>
+        <w:t>Mask R-CNN</w:t>
+      </w:r>
+      <w:r>
+        <w:rPr>
+          <w:rFonts w:hint="eastAsia"/>
+        </w:rPr>
+        <w:t>以及最新的</w:t>
+      </w:r>
+      <w:r>
+        <w:rPr>
+          <w:rFonts w:hint="eastAsia"/>
+        </w:rPr>
+        <w:t>Transformer</w:t>
+      </w:r>
+      <w:r>
+        <w:rPr>
+          <w:rFonts w:hint="eastAsia"/>
+        </w:rPr>
+        <w:t>架构。</w:t>
+      </w:r>
+    </w:p>
+    <w:p>
+      <w:pPr>
+        <w:ind w:firstLineChars="200" w:firstLine="480"/>
+      </w:pPr>
+      <w:r>
+        <w:rPr>
+          <w:rFonts w:hint="eastAsia"/>
+        </w:rPr>
+        <w:t>首先，全卷积神经网络（</w:t>
+      </w:r>
+      <w:r>
+        <w:rPr>
+          <w:rFonts w:hint="eastAsia"/>
+        </w:rPr>
+        <w:t>FCN</w:t>
+      </w:r>
+      <w:r>
+        <w:rPr>
+          <w:rFonts w:hint="eastAsia"/>
+        </w:rPr>
+        <w:t>）是最早将卷积神经网络（</w:t>
+      </w:r>
+      <w:r>
+        <w:rPr>
+          <w:rFonts w:hint="eastAsia"/>
+        </w:rPr>
+        <w:t>CNN</w:t>
+      </w:r>
+      <w:r>
+        <w:rPr>
+          <w:rFonts w:hint="eastAsia"/>
+        </w:rPr>
+        <w:t>）成功应用于图像分割任务的算法之一。</w:t>
+      </w:r>
+      <w:r>
+        <w:rPr>
+          <w:rFonts w:hint="eastAsia"/>
+        </w:rPr>
+        <w:t>FCN</w:t>
+      </w:r>
+      <w:r>
+        <w:rPr>
+          <w:rFonts w:hint="eastAsia"/>
+        </w:rPr>
+        <w:t>将传统的全连接层替换为卷积层，使得网络能够接受任意大小的输入图像，并输出与输入图像尺寸相同的像素级别预测。对于书脊分割任务，</w:t>
+      </w:r>
+      <w:r>
+        <w:rPr>
+          <w:rFonts w:hint="eastAsia"/>
+        </w:rPr>
+        <w:t>FCN</w:t>
+      </w:r>
+      <w:r>
+        <w:rPr>
+          <w:rFonts w:hint="eastAsia"/>
+        </w:rPr>
+        <w:t>能够识别图像中每个像素是否属于书脊区域，并生成一个二进制的掩码，表示书脊的精确位置。然而，由于</w:t>
+      </w:r>
+      <w:r>
+        <w:rPr>
+          <w:rFonts w:hint="eastAsia"/>
+        </w:rPr>
+        <w:t>FCN</w:t>
+      </w:r>
+      <w:r>
+        <w:rPr>
+          <w:rFonts w:hint="eastAsia"/>
+        </w:rPr>
+        <w:t>在图像边界和细节处理上的能力有限，其分割结果有时会出现边缘模糊的问题。</w:t>
+      </w:r>
+    </w:p>
+    <w:p>
+      <w:pPr>
+        <w:ind w:firstLineChars="200" w:firstLine="480"/>
+      </w:pPr>
+      <w:r>
+        <w:rPr>
+          <w:rFonts w:hint="eastAsia"/>
+        </w:rPr>
+        <w:t>为了解决边界模糊的问题，</w:t>
+      </w:r>
+      <w:r>
+        <w:rPr>
+          <w:rFonts w:hint="eastAsia"/>
+        </w:rPr>
+        <w:t>U-Net</w:t>
+      </w:r>
+      <w:r>
+        <w:rPr>
+          <w:rFonts w:hint="eastAsia"/>
+        </w:rPr>
+        <w:t>算法被提出，最初是为医学图像分割设计的，但它的架构特别适合小样本训练和精细化的分割任务。</w:t>
+      </w:r>
+      <w:r>
+        <w:rPr>
+          <w:rFonts w:hint="eastAsia"/>
+        </w:rPr>
+        <w:t>U-Net</w:t>
+      </w:r>
+      <w:r>
+        <w:rPr>
+          <w:rFonts w:hint="eastAsia"/>
+        </w:rPr>
+        <w:t>采用了“编码器</w:t>
+      </w:r>
+      <w:r>
+        <w:rPr>
+          <w:rFonts w:hint="eastAsia"/>
+        </w:rPr>
+        <w:t>-</w:t>
+      </w:r>
+      <w:r>
+        <w:rPr>
+          <w:rFonts w:hint="eastAsia"/>
+        </w:rPr>
+        <w:t>解码器”结构，编码器部分</w:t>
+      </w:r>
+      <w:proofErr w:type="gramStart"/>
+      <w:r>
+        <w:rPr>
+          <w:rFonts w:hint="eastAsia"/>
+        </w:rPr>
+        <w:t>逐步下</w:t>
+      </w:r>
+      <w:proofErr w:type="gramEnd"/>
+      <w:r>
+        <w:rPr>
+          <w:rFonts w:hint="eastAsia"/>
+        </w:rPr>
+        <w:t>采样图像特征，而解码器部分通过逐步上采样恢复图像分辨率，并利用跳跃连接（</w:t>
+      </w:r>
+      <w:r>
+        <w:rPr>
+          <w:rFonts w:hint="eastAsia"/>
+        </w:rPr>
+        <w:t>skip connections</w:t>
+      </w:r>
+      <w:r>
+        <w:rPr>
+          <w:rFonts w:hint="eastAsia"/>
+        </w:rPr>
+        <w:t>）将编码器阶段的特征与解码器阶段的特征融合。这种结构不仅提高了模型对图像细节的捕捉能力，而且在书脊分割任务中能够更准确地分割出复杂的书脊边缘。</w:t>
+      </w:r>
+    </w:p>
+    <w:p>
+      <w:pPr>
+        <w:ind w:firstLineChars="200" w:firstLine="480"/>
+      </w:pPr>
+      <w:r>
+        <w:rPr>
+          <w:rFonts w:hint="eastAsia"/>
+        </w:rPr>
+        <w:t>Mask R-CNN</w:t>
+      </w:r>
+      <w:r>
+        <w:rPr>
+          <w:rFonts w:hint="eastAsia"/>
+        </w:rPr>
+        <w:t>是一种用于实例分割的算法，即在目标检测的基础上同时进行</w:t>
+      </w:r>
+      <w:proofErr w:type="gramStart"/>
+      <w:r>
+        <w:rPr>
+          <w:rFonts w:hint="eastAsia"/>
+        </w:rPr>
+        <w:t>像素级</w:t>
+      </w:r>
+      <w:proofErr w:type="gramEnd"/>
+      <w:r>
+        <w:rPr>
+          <w:rFonts w:hint="eastAsia"/>
+        </w:rPr>
+        <w:t>的分割。它通过将区域卷积神经网络（</w:t>
+      </w:r>
+      <w:r>
+        <w:rPr>
+          <w:rFonts w:hint="eastAsia"/>
+        </w:rPr>
+        <w:t>R-CNN</w:t>
+      </w:r>
+      <w:r>
+        <w:rPr>
+          <w:rFonts w:hint="eastAsia"/>
+        </w:rPr>
+        <w:t>）的框架扩展为</w:t>
+      </w:r>
+      <w:proofErr w:type="gramStart"/>
+      <w:r>
+        <w:rPr>
+          <w:rFonts w:hint="eastAsia"/>
+        </w:rPr>
+        <w:t>多任务损失函数</w:t>
+      </w:r>
+      <w:proofErr w:type="gramEnd"/>
+      <w:r>
+        <w:rPr>
+          <w:rFonts w:hint="eastAsia"/>
+        </w:rPr>
+        <w:t>，结合边界框回归、类别分类和</w:t>
+      </w:r>
+      <w:proofErr w:type="gramStart"/>
+      <w:r>
+        <w:rPr>
+          <w:rFonts w:hint="eastAsia"/>
+        </w:rPr>
+        <w:t>像素级掩码</w:t>
+      </w:r>
+      <w:proofErr w:type="gramEnd"/>
+      <w:r>
+        <w:rPr>
+          <w:rFonts w:hint="eastAsia"/>
+        </w:rPr>
+        <w:t>预测。对于书脊分割任务，</w:t>
+      </w:r>
+      <w:r>
+        <w:rPr>
+          <w:rFonts w:hint="eastAsia"/>
+        </w:rPr>
+        <w:t>Mask R-CNN</w:t>
+      </w:r>
+      <w:r>
+        <w:rPr>
+          <w:rFonts w:hint="eastAsia"/>
+        </w:rPr>
+        <w:t>能够在检测书脊的同时生成每个书脊区域的掩码，因此它非常适合分割复杂场景中多个重叠的书脊。然而，</w:t>
+      </w:r>
+      <w:r>
+        <w:rPr>
+          <w:rFonts w:hint="eastAsia"/>
+        </w:rPr>
+        <w:t>Mask R-CNN</w:t>
+      </w:r>
+      <w:r>
+        <w:rPr>
+          <w:rFonts w:hint="eastAsia"/>
+        </w:rPr>
+        <w:t>的计算开销较大，需要较高的硬件支持。</w:t>
+      </w:r>
+    </w:p>
+    <w:p>
+      <w:pPr>
+        <w:ind w:firstLineChars="200" w:firstLine="480"/>
+      </w:pPr>
+      <w:r>
+        <w:rPr>
+          <w:rFonts w:hint="eastAsia"/>
+        </w:rPr>
+        <w:t>近年来，基于</w:t>
+      </w:r>
+      <w:r>
+        <w:rPr>
+          <w:rFonts w:hint="eastAsia"/>
+        </w:rPr>
+        <w:t>Transformer</w:t>
+      </w:r>
+      <w:r>
+        <w:rPr>
+          <w:rFonts w:hint="eastAsia"/>
+        </w:rPr>
+        <w:t>架构的图像分割方法也逐渐被应用到书脊分割任务中。像</w:t>
+      </w:r>
+      <w:proofErr w:type="spellStart"/>
+      <w:r>
+        <w:rPr>
+          <w:rFonts w:hint="eastAsia"/>
+        </w:rPr>
+        <w:t>Segmenter</w:t>
+      </w:r>
+      <w:proofErr w:type="spellEnd"/>
+      <w:r>
+        <w:rPr>
+          <w:rFonts w:hint="eastAsia"/>
+        </w:rPr>
+        <w:t>、</w:t>
+      </w:r>
+      <w:r>
+        <w:rPr>
+          <w:rFonts w:hint="eastAsia"/>
+        </w:rPr>
+        <w:t>Swin Transformer</w:t>
+      </w:r>
+      <w:r>
+        <w:rPr>
+          <w:rFonts w:hint="eastAsia"/>
+        </w:rPr>
+        <w:t>等方法利用自注意力机制捕捉图像中远距离依赖关系，能够更好地处理复杂背景下的书脊分割问题。这些方法具有较强的全局信息捕捉能力，尤其在处理大型图书馆书架上排列不规则、光照不均匀的书脊时表现出色。</w:t>
+      </w:r>
+    </w:p>
+    <w:p>
+      <w:pPr>
+        <w:ind w:firstLineChars="200" w:firstLine="480"/>
+      </w:pPr>
+      <w:r>
+        <w:rPr>
+          <w:rFonts w:hint="eastAsia"/>
+        </w:rPr>
+        <w:t>在本研究中，采用了</w:t>
+      </w:r>
+      <w:r>
+        <w:rPr>
+          <w:rFonts w:hint="eastAsia"/>
+        </w:rPr>
+        <w:t>YOLOv8</w:t>
+      </w:r>
+      <w:r>
+        <w:rPr>
+          <w:rFonts w:hint="eastAsia"/>
+        </w:rPr>
+        <w:t>结合</w:t>
+      </w:r>
+      <w:r>
+        <w:rPr>
+          <w:rFonts w:hint="eastAsia"/>
+        </w:rPr>
+        <w:t>CBAM</w:t>
+      </w:r>
+      <w:r>
+        <w:rPr>
+          <w:rFonts w:hint="eastAsia"/>
+        </w:rPr>
+        <w:t>注意力机制来进行书脊分割。</w:t>
+      </w:r>
+      <w:r>
+        <w:rPr>
+          <w:rFonts w:hint="eastAsia"/>
+        </w:rPr>
+        <w:t>YOLOv8</w:t>
+      </w:r>
+      <w:r>
+        <w:rPr>
+          <w:rFonts w:hint="eastAsia"/>
+        </w:rPr>
+        <w:t>是一种基于深度学习的实时目标检测算法，其结合了目标检测和分割能力，能够在单次推理中同时检测书脊区域并生成对应的分割掩码。通过引入</w:t>
+      </w:r>
+      <w:r>
+        <w:rPr>
+          <w:rFonts w:hint="eastAsia"/>
+        </w:rPr>
+        <w:t>CBAM</w:t>
+      </w:r>
+      <w:r>
+        <w:rPr>
+          <w:rFonts w:hint="eastAsia"/>
+        </w:rPr>
+        <w:t>（</w:t>
+      </w:r>
+      <w:r>
+        <w:rPr>
+          <w:rFonts w:hint="eastAsia"/>
+        </w:rPr>
+        <w:t>Convolutional Block Attention Module</w:t>
+      </w:r>
+      <w:r>
+        <w:rPr>
+          <w:rFonts w:hint="eastAsia"/>
+        </w:rPr>
+        <w:t>）注意力机制，增强了模型</w:t>
+      </w:r>
+      <w:proofErr w:type="gramStart"/>
+      <w:r>
+        <w:rPr>
+          <w:rFonts w:hint="eastAsia"/>
+        </w:rPr>
+        <w:t>对重要</w:t>
+      </w:r>
+      <w:proofErr w:type="gramEnd"/>
+      <w:r>
+        <w:rPr>
+          <w:rFonts w:hint="eastAsia"/>
+        </w:rPr>
+        <w:t>特征的关注能力，特别是在背景复杂和光照条件变化较大的场景中提高了分割的准确性和鲁棒性。</w:t>
+      </w:r>
+      <w:r>
+        <w:rPr>
+          <w:rFonts w:hint="eastAsia"/>
+        </w:rPr>
+        <w:t>YOLOv8</w:t>
+      </w:r>
+      <w:r>
+        <w:rPr>
+          <w:rFonts w:hint="eastAsia"/>
+        </w:rPr>
+        <w:t>的高效性和</w:t>
+      </w:r>
+      <w:r>
+        <w:rPr>
+          <w:rFonts w:hint="eastAsia"/>
+        </w:rPr>
+        <w:t>CBAM</w:t>
+      </w:r>
+      <w:r>
+        <w:rPr>
+          <w:rFonts w:hint="eastAsia"/>
+        </w:rPr>
+        <w:t>的注意力机制相结合，使得书脊分割的过程既快又精确，适合在实际场景中应用。</w:t>
+      </w:r>
+    </w:p>
+    <w:p>
+      <w:pPr>
+        <w:ind w:firstLineChars="200" w:firstLine="480"/>
+      </w:pPr>
+      <w:r>
+        <w:rPr>
+          <w:rFonts w:hint="eastAsia"/>
+        </w:rPr>
+        <w:t>综上所述，基于深度学习的图像分割算法在书脊分割任务中各有优势。</w:t>
+      </w:r>
+      <w:r>
+        <w:rPr>
+          <w:rFonts w:hint="eastAsia"/>
+        </w:rPr>
+        <w:t>FCN</w:t>
+      </w:r>
+      <w:r>
+        <w:rPr>
+          <w:rFonts w:hint="eastAsia"/>
+        </w:rPr>
+        <w:t>和</w:t>
+      </w:r>
+      <w:r>
+        <w:rPr>
+          <w:rFonts w:hint="eastAsia"/>
+        </w:rPr>
+        <w:t>U-Net</w:t>
+      </w:r>
+      <w:r>
+        <w:rPr>
+          <w:rFonts w:hint="eastAsia"/>
+        </w:rPr>
+        <w:t>适合初步的</w:t>
+      </w:r>
+      <w:proofErr w:type="gramStart"/>
+      <w:r>
+        <w:rPr>
+          <w:rFonts w:hint="eastAsia"/>
+        </w:rPr>
+        <w:t>像素级分割</w:t>
+      </w:r>
+      <w:proofErr w:type="gramEnd"/>
+      <w:r>
+        <w:rPr>
+          <w:rFonts w:hint="eastAsia"/>
+        </w:rPr>
+        <w:t>，</w:t>
+      </w:r>
+      <w:r>
+        <w:rPr>
+          <w:rFonts w:hint="eastAsia"/>
+        </w:rPr>
+        <w:t>Mask R-CNN</w:t>
+      </w:r>
+      <w:r>
+        <w:rPr>
+          <w:rFonts w:hint="eastAsia"/>
+        </w:rPr>
+        <w:t>提供了更精确的实例分割，而新兴的</w:t>
+      </w:r>
+      <w:r>
+        <w:rPr>
+          <w:rFonts w:hint="eastAsia"/>
+        </w:rPr>
+        <w:t>Transformer</w:t>
+      </w:r>
+      <w:r>
+        <w:rPr>
+          <w:rFonts w:hint="eastAsia"/>
+        </w:rPr>
+        <w:t>方法则展示了更强的全局特征捕捉能力。在本研究中，结合了</w:t>
+      </w:r>
+      <w:r>
+        <w:rPr>
+          <w:rFonts w:hint="eastAsia"/>
+        </w:rPr>
+        <w:t>YOLOv8</w:t>
+      </w:r>
+      <w:r>
+        <w:rPr>
+          <w:rFonts w:hint="eastAsia"/>
+        </w:rPr>
+        <w:t>的实时性和</w:t>
+      </w:r>
+      <w:r>
+        <w:rPr>
+          <w:rFonts w:hint="eastAsia"/>
+        </w:rPr>
+        <w:t>CBAM</w:t>
+      </w:r>
+      <w:r>
+        <w:rPr>
+          <w:rFonts w:hint="eastAsia"/>
+        </w:rPr>
+        <w:t>注意力机制，进一步提升了书脊分割在复杂场景中的性能。</w:t>
+      </w:r>
+    </w:p>
+    <w:p>
+      <w:pPr>
+        <w:pStyle w:val="2"/>
+        <w:rPr>
+          <w:rFonts w:hint="eastAsia"/>
+        </w:rPr>
+      </w:pPr>
+      <w:bookmarkStart w:id="8" w:name="_Toc175927026"/>
+      <w:r>
+        <w:rPr>
+          <w:rFonts w:hint="eastAsia"/>
+        </w:rPr>
+        <w:t xml:space="preserve">2.3 </w:t>
+      </w:r>
+      <w:r>
+        <w:rPr>
+          <w:rFonts w:ascii="黑体" w:hAnsi="黑体" w:hint="eastAsia"/>
+        </w:rPr>
+        <w:t>YOLO</w:t>
+      </w:r>
+      <w:r>
+        <w:rPr>
+          <w:rFonts w:hint="eastAsia"/>
+        </w:rPr>
+        <w:t>算法</w:t>
+      </w:r>
+      <w:r>
+        <w:rPr>
+          <w:rFonts w:hint="eastAsia"/>
+        </w:rPr>
+        <w:t>与注意力机制</w:t>
+      </w:r>
+      <w:bookmarkEnd w:id="8"/>
+    </w:p>
+    <w:p>
+      <w:pPr>
+        <w:pStyle w:val="a5"/>
+      </w:pPr>
+      <w:r>
+        <w:rPr>
+          <w:rFonts w:hint="eastAsia"/>
+        </w:rPr>
+        <w:t>2.3.1 YOLO</w:t>
+      </w:r>
+      <w:r>
+        <w:rPr>
+          <w:rFonts w:hint="eastAsia"/>
+        </w:rPr>
+        <w:t>算法</w:t>
+      </w:r>
+    </w:p>
+    <w:p/>
+    <w:p>
+      <w:pPr>
+        <w:pStyle w:val="a5"/>
+      </w:pPr>
+      <w:r>
+        <w:rPr>
+          <w:rFonts w:hint="eastAsia"/>
+        </w:rPr>
+        <w:t xml:space="preserve">2.3.2 </w:t>
+      </w:r>
+      <w:r>
+        <w:rPr>
+          <w:rFonts w:hint="eastAsia"/>
+        </w:rPr>
+        <w:t>注意力机制</w:t>
+      </w:r>
+    </w:p>
+    <w:p/>
+    <w:p>
+      <w:pPr>
+        <w:pStyle w:val="2"/>
+      </w:pPr>
+      <w:bookmarkStart w:id="9" w:name="_Toc175927027"/>
+      <w:r>
+        <w:rPr>
+          <w:rFonts w:hint="eastAsia"/>
+        </w:rPr>
+        <w:t xml:space="preserve">2.4 </w:t>
+      </w:r>
+      <w:r>
+        <w:rPr>
+          <w:rFonts w:hint="eastAsia"/>
+        </w:rPr>
+        <w:t>本章小结</w:t>
+      </w:r>
+      <w:bookmarkEnd w:id="9"/>
+    </w:p>
+    <w:p>
+      <w:pPr>
+        <w:rPr>
+          <w:rFonts w:hint="eastAsia"/>
+        </w:rPr>
+      </w:pPr>
+    </w:p>
+    <w:p>
+      <w:pPr>
+        <w:widowControl/>
+        <w:spacing w:line="240" w:lineRule="auto"/>
+        <w:jc w:val="left"/>
+      </w:pPr>
+      <w:r>
+        <w:br w:type="page"/>
+      </w:r>
+    </w:p>
+    <w:p>
+      <w:pPr>
+        <w:pStyle w:val="1"/>
+      </w:pPr>
+      <w:bookmarkStart w:id="10" w:name="_Toc175927028"/>
+      <w:r>
+        <w:rPr>
+          <w:rFonts w:hint="eastAsia"/>
+        </w:rPr>
+        <w:t>第三章</w:t>
+      </w:r>
+      <w:r>
+        <w:rPr>
+          <w:rFonts w:hint="eastAsia"/>
+        </w:rPr>
+        <w:t xml:space="preserve"> </w:t>
+      </w:r>
+      <w:r>
+        <w:rPr>
+          <w:rFonts w:hint="eastAsia"/>
+        </w:rPr>
+        <w:t>数据与实验环境</w:t>
+      </w:r>
+      <w:bookmarkEnd w:id="10"/>
+    </w:p>
+    <w:p>
+      <w:pPr>
+        <w:pStyle w:val="2"/>
+        <w:rPr>
+          <w:rFonts w:hint="eastAsia"/>
+        </w:rPr>
+      </w:pPr>
+      <w:bookmarkStart w:id="11" w:name="_Toc175927029"/>
+      <w:r>
+        <w:rPr>
+          <w:rFonts w:hint="eastAsia"/>
+        </w:rPr>
+        <w:t xml:space="preserve">3.1 </w:t>
+      </w:r>
+      <w:r>
+        <w:rPr>
+          <w:rFonts w:hint="eastAsia"/>
+        </w:rPr>
+        <w:t>数据集的构建</w:t>
+      </w:r>
+      <w:bookmarkEnd w:id="11"/>
+    </w:p>
+    <w:p>
+      <w:pPr>
+        <w:ind w:firstLineChars="200" w:firstLine="480"/>
+      </w:pPr>
+      <w:r>
+        <w:drawing>
+          <wp:anchor distT="0" distB="0" distL="114300" distR="114300" simplePos="0" relativeHeight="251659264" behindDoc="0" locked="0" layoutInCell="1" allowOverlap="1" wp14:anchorId="2AEC637C" wp14:editId="53A120FD">
+            <wp:simplePos x="0" y="0"/>
+            <wp:positionH relativeFrom="margin">
+              <wp:align>center</wp:align>
+            </wp:positionH>
+            <wp:positionV relativeFrom="paragraph">
+              <wp:posOffset>842645</wp:posOffset>
+            </wp:positionV>
+            <wp:extent cx="4525200" cy="2570400"/>
+            <wp:effectExtent l="0" t="0" r="0" b="1905"/>
+            <wp:wrapTopAndBottom/>
+            <wp:docPr id="12" name="图片 11">
+              <a:extLst xmlns:a="http://schemas.openxmlformats.org/drawingml/2006/main">
+                <a:ext uri="{FF2B5EF4-FFF2-40B4-BE49-F238E27FC236}">
+                  <a16:creationId xmlns:a16="http://schemas.microsoft.com/office/drawing/2014/main" id="{66BD4EEA-47AF-8897-CBC6-61A588E4F52B}"/>
+                </a:ext>
+              </a:extLst>
+            </wp:docPr>
+            <wp:cNvGraphicFramePr>
+              <a:graphicFrameLocks xmlns:a="http://schemas.openxmlformats.org/drawingml/2006/main" noChangeAspect="1"/>
+            </wp:cNvGraphicFramePr>
+            <a:graphic xmlns:a="http://schemas.openxmlformats.org/drawingml/2006/main">
+              <a:graphicData uri="http://schemas.openxmlformats.org/drawingml/2006/picture">
+                <pic:pic xmlns:pic="http://schemas.openxmlformats.org/drawingml/2006/picture">
+                  <pic:nvPicPr>
+                    <pic:cNvPr id="12" name="图片 11">
+                      <a:extLst>
+                        <a:ext uri="{FF2B5EF4-FFF2-40B4-BE49-F238E27FC236}">
+                          <a16:creationId xmlns:a16="http://schemas.microsoft.com/office/drawing/2014/main" id="{66BD4EEA-47AF-8897-CBC6-61A588E4F52B}"/>
+                        </a:ext>
+                      </a:extLst>
+                    </pic:cNvPr>
+                    <pic:cNvPicPr>
+                      <a:picLocks noChangeAspect="1"/>
+                    </pic:cNvPicPr>
+                  </pic:nvPicPr>
+                  <pic:blipFill>
+                    <a:blip r:embed="rId8" cstate="print">
+                      <a:extLst>
+                        <a:ext uri="{28A0092B-C50C-407E-A947-70E740481C1C}">
+                          <a14:useLocalDpi xmlns:a14="http://schemas.microsoft.com/office/drawing/2010/main" val="0"/>
+                        </a:ext>
+                      </a:extLst>
+                    </a:blip>
+                    <a:stretch>
+                      <a:fillRect/>
+                    </a:stretch>
+                  </pic:blipFill>
+                  <pic:spPr>
+                    <a:xfrm>
+                      <a:off x="0" y="0"/>
+                      <a:ext cx="4525200" cy="2570400"/>
+                    </a:xfrm>
+                    <a:prstGeom prst="rect">
+                      <a:avLst/>
+                    </a:prstGeom>
+                  </pic:spPr>
+                </pic:pic>
+              </a:graphicData>
+            </a:graphic>
+            <wp14:sizeRelH relativeFrom="margin">
+              <wp14:pctWidth>0</wp14:pctWidth>
+            </wp14:sizeRelH>
+            <wp14:sizeRelV relativeFrom="margin">
+              <wp14:pctHeight>0</wp14:pctHeight>
+            </wp14:sizeRelV>
+          </wp:anchor>
+        </w:drawing>
+      </w:r>
+      <w:r>
+        <w:rPr>
+          <w:rFonts w:hint="eastAsia"/>
+        </w:rPr>
+        <w:t>数据集使用</w:t>
       </w:r>
       <w:r>
         <w:rPr>
@@ -6366,7 +7193,51 @@
         <w:rPr>
           <w:rFonts w:hint="eastAsia"/>
         </w:rPr>
-        <w:t>一文中提出的训练数据集，该数据集专门针对书脊的语义分割任务，提供了大量高质量的标注图像。同时，本文还结合了在校内图书馆实地拍摄的书架照片，进一步扩展了数据集的多样性和规模。这种结合使用的策略不仅增强了数据集的代表性，也提高了模型在不同光照条件、书架结构和书籍摆放方式下的适应性和鲁棒性。</w:t>
+        <w:t>一文的开源数据集，并结合实地拍摄的图书馆照片</w:t>
+      </w:r>
+      <w:r>
+        <w:rPr>
+          <w:rFonts w:hint="eastAsia"/>
+        </w:rPr>
+        <w:t>，使用可视化的图像标定工具</w:t>
+      </w:r>
+      <w:proofErr w:type="spellStart"/>
+      <w:r>
+        <w:rPr>
+          <w:rFonts w:hint="eastAsia"/>
+        </w:rPr>
+        <w:t>labelimg</w:t>
+      </w:r>
+      <w:proofErr w:type="spellEnd"/>
+      <w:r>
+        <w:rPr>
+          <w:rFonts w:hint="eastAsia"/>
+        </w:rPr>
+        <w:t>以</w:t>
+      </w:r>
+      <w:r>
+        <w:rPr>
+          <w:rFonts w:hint="eastAsia"/>
+        </w:rPr>
+        <w:t>YOLO</w:t>
+      </w:r>
+      <w:r>
+        <w:rPr>
+          <w:rFonts w:hint="eastAsia"/>
+        </w:rPr>
+        <w:t>格式标注并另存为</w:t>
+      </w:r>
+      <w:r>
+        <w:rPr>
+          <w:rFonts w:hint="eastAsia"/>
+        </w:rPr>
+        <w:t>TXT</w:t>
+      </w:r>
+      <w:r>
+        <w:rPr>
+          <w:rFonts w:hint="eastAsia"/>
+        </w:rPr>
+        <w:t>文件。如下图。</w:t>
       </w:r>
     </w:p>
     <w:p>
@@ -6380,7 +7251,125 @@
         <w:rPr>
           <w:rFonts w:hint="eastAsia"/>
         </w:rPr>
-        <w:t>通过这种方式，本研究充分利用现有的研究资源，并结合实地数据，构建了一个更为全面和有效的数据集，为深度学习模型在图书错位检测任务中的应用提供了坚实的数据基础。这种多样化的数据集策略确保了模型能够在实际应用场景中更好地进行推广和使用。</w:t>
+        <w:t>数据集总共</w:t>
+      </w:r>
+      <w:r>
+        <w:rPr>
+          <w:rFonts w:hint="eastAsia"/>
+        </w:rPr>
+        <w:t>659</w:t>
+      </w:r>
+      <w:r>
+        <w:rPr>
+          <w:rFonts w:hint="eastAsia"/>
+        </w:rPr>
+        <w:t>张图片，每张图像包含</w:t>
+      </w:r>
+      <w:r>
+        <w:rPr>
+          <w:rFonts w:hint="eastAsia"/>
+        </w:rPr>
+        <w:t>20-30</w:t>
+      </w:r>
+      <w:r>
+        <w:rPr>
+          <w:rFonts w:hint="eastAsia"/>
+        </w:rPr>
+        <w:t>个书籍，以</w:t>
+      </w:r>
+      <w:r>
+        <w:rPr>
+          <w:rFonts w:hint="eastAsia"/>
+        </w:rPr>
+        <w:t>8:2</w:t>
+      </w:r>
+      <w:r>
+        <w:rPr>
+          <w:rFonts w:hint="eastAsia"/>
+        </w:rPr>
+        <w:t>比例将数据集划分为</w:t>
+      </w:r>
+      <w:proofErr w:type="gramStart"/>
+      <w:r>
+        <w:rPr>
+          <w:rFonts w:hint="eastAsia"/>
+        </w:rPr>
+        <w:t>训练集</w:t>
+      </w:r>
+      <w:proofErr w:type="gramEnd"/>
+      <w:r>
+        <w:rPr>
+          <w:rFonts w:hint="eastAsia"/>
+        </w:rPr>
+        <w:t>和测试集，其中</w:t>
+      </w:r>
+      <w:proofErr w:type="gramStart"/>
+      <w:r>
+        <w:rPr>
+          <w:rFonts w:hint="eastAsia"/>
+        </w:rPr>
+        <w:t>训练集</w:t>
+      </w:r>
+      <w:proofErr w:type="gramEnd"/>
+      <w:r>
+        <w:rPr>
+          <w:rFonts w:hint="eastAsia"/>
+        </w:rPr>
+        <w:t>527</w:t>
+      </w:r>
+      <w:r>
+        <w:rPr>
+          <w:rFonts w:hint="eastAsia"/>
+        </w:rPr>
+        <w:t>张，测试集</w:t>
+      </w:r>
+      <w:r>
+        <w:rPr>
+          <w:rFonts w:hint="eastAsia"/>
+        </w:rPr>
+        <w:t>132</w:t>
+      </w:r>
+      <w:r>
+        <w:rPr>
+          <w:rFonts w:hint="eastAsia"/>
+        </w:rPr>
+        <w:t>张。采集图像存储格式为</w:t>
+      </w:r>
+      <w:r>
+        <w:rPr>
+          <w:rFonts w:hint="eastAsia"/>
+        </w:rPr>
+        <w:t>JPG</w:t>
+      </w:r>
+      <w:r>
+        <w:rPr>
+          <w:rFonts w:hint="eastAsia"/>
+        </w:rPr>
+        <w:t>，分辨率为</w:t>
+      </w:r>
+      <w:r>
+        <w:rPr>
+          <w:rFonts w:hint="eastAsia"/>
+        </w:rPr>
+        <w:t>4032</w:t>
+      </w:r>
+      <w:r>
+        <w:rPr>
+          <w:rFonts w:hint="eastAsia"/>
+        </w:rPr>
+        <w:t>×</w:t>
+      </w:r>
+      <w:r>
+        <w:rPr>
+          <w:rFonts w:hint="eastAsia"/>
+        </w:rPr>
+        <w:t>3024</w:t>
+      </w:r>
+      <w:r>
+        <w:rPr>
+          <w:rFonts w:hint="eastAsia"/>
+        </w:rPr>
+        <w:t>。</w:t>
       </w:r>
     </w:p>
     <w:p>
@@ -6390,66 +7379,837 @@
           <w:rFonts w:hint="eastAsia"/>
         </w:rPr>
       </w:pPr>
-      <w:bookmarkStart w:id="7" w:name="_Toc175927025"/>
+      <w:bookmarkStart w:id="12" w:name="_Toc175927030"/>
+      <w:r>
+        <w:rPr>
+          <w:rFonts w:hint="eastAsia"/>
+        </w:rPr>
+        <w:t xml:space="preserve">3.2. </w:t>
+      </w:r>
+      <w:r>
+        <w:rPr>
+          <w:rFonts w:hint="eastAsia"/>
+        </w:rPr>
+        <w:t>软件介绍</w:t>
+      </w:r>
+      <w:bookmarkEnd w:id="12"/>
+    </w:p>
+    <w:p>
+      <w:r>
+        <w:rPr>
+          <w:rFonts w:hint="eastAsia"/>
+        </w:rPr>
+        <w:t>（</w:t>
+      </w:r>
+      <w:r>
+        <w:rPr>
+          <w:rFonts w:hint="eastAsia"/>
+        </w:rPr>
+        <w:t>1</w:t>
+      </w:r>
+      <w:r>
+        <w:rPr>
+          <w:rFonts w:hint="eastAsia"/>
+        </w:rPr>
+        <w:t>）</w:t>
+      </w:r>
+      <w:r>
+        <w:rPr>
+          <w:rFonts w:hint="eastAsia"/>
+        </w:rPr>
+        <w:t>PyCharm</w:t>
+      </w:r>
+    </w:p>
+    <w:p>
+      <w:pPr>
+        <w:ind w:firstLineChars="200" w:firstLine="480"/>
+      </w:pPr>
+      <w:r>
+        <w:rPr>
+          <w:rFonts w:hint="eastAsia"/>
+        </w:rPr>
+        <w:t>PyCharm</w:t>
+      </w:r>
+      <w:r>
+        <w:rPr>
+          <w:rFonts w:hint="eastAsia"/>
+        </w:rPr>
+        <w:t>是由</w:t>
+      </w:r>
+      <w:r>
+        <w:rPr>
+          <w:rFonts w:hint="eastAsia"/>
+        </w:rPr>
+        <w:t>JetBrains</w:t>
+      </w:r>
+      <w:r>
+        <w:rPr>
+          <w:rFonts w:hint="eastAsia"/>
+        </w:rPr>
+        <w:t>公司开发的一款专业的</w:t>
+      </w:r>
+      <w:r>
+        <w:rPr>
+          <w:rFonts w:hint="eastAsia"/>
+        </w:rPr>
+        <w:t>Python</w:t>
+      </w:r>
+      <w:r>
+        <w:rPr>
+          <w:rFonts w:hint="eastAsia"/>
+        </w:rPr>
+        <w:t>集成开发环境（</w:t>
+      </w:r>
+      <w:r>
+        <w:rPr>
+          <w:rFonts w:hint="eastAsia"/>
+        </w:rPr>
+        <w:t>IDE</w:t>
+      </w:r>
+      <w:r>
+        <w:rPr>
+          <w:rFonts w:hint="eastAsia"/>
+        </w:rPr>
+        <w:t>），</w:t>
+      </w:r>
       <w:r>
         <w:rPr>
           <w:rFonts w:hint="eastAsia"/>
         </w:rPr>
         <w:lastRenderedPageBreak/>
-        <w:t xml:space="preserve">2.2 </w:t>
-      </w:r>
-      <w:r>
-        <w:rPr>
-          <w:rFonts w:hint="eastAsia"/>
-        </w:rPr>
-        <w:t>基于深度学习的图像分割算法简介</w:t>
-      </w:r>
-      <w:bookmarkEnd w:id="7"/>
+        <w:t>被广泛应用于</w:t>
+      </w:r>
+      <w:r>
+        <w:rPr>
+          <w:rFonts w:hint="eastAsia"/>
+        </w:rPr>
+        <w:t xml:space="preserve"> Python </w:t>
+      </w:r>
+      <w:r>
+        <w:rPr>
+          <w:rFonts w:hint="eastAsia"/>
+        </w:rPr>
+        <w:t>项目的开发。该软件具有代码自动补全、智能错误提示、代码重构、调试和测试等多种功能，提升了开发者的工作效率。</w:t>
+      </w:r>
+      <w:r>
+        <w:rPr>
+          <w:rFonts w:hint="eastAsia"/>
+        </w:rPr>
+        <w:t xml:space="preserve">PyCharm </w:t>
+      </w:r>
+      <w:r>
+        <w:rPr>
+          <w:rFonts w:hint="eastAsia"/>
+        </w:rPr>
+        <w:t>支持多种版本控制系统（如</w:t>
+      </w:r>
+      <w:r>
+        <w:rPr>
+          <w:rFonts w:hint="eastAsia"/>
+        </w:rPr>
+        <w:t>Git</w:t>
+      </w:r>
+      <w:r>
+        <w:rPr>
+          <w:rFonts w:hint="eastAsia"/>
+        </w:rPr>
+        <w:t>、</w:t>
+      </w:r>
+      <w:r>
+        <w:rPr>
+          <w:rFonts w:hint="eastAsia"/>
+        </w:rPr>
+        <w:t>SVN</w:t>
+      </w:r>
+      <w:r>
+        <w:rPr>
+          <w:rFonts w:hint="eastAsia"/>
+        </w:rPr>
+        <w:t>等），并且与</w:t>
+      </w:r>
+      <w:r>
+        <w:rPr>
+          <w:rFonts w:hint="eastAsia"/>
+        </w:rPr>
+        <w:t>Docker</w:t>
+      </w:r>
+      <w:r>
+        <w:rPr>
+          <w:rFonts w:hint="eastAsia"/>
+        </w:rPr>
+        <w:t>、</w:t>
+      </w:r>
+      <w:r>
+        <w:rPr>
+          <w:rFonts w:hint="eastAsia"/>
+        </w:rPr>
+        <w:t>Kubernetes</w:t>
+      </w:r>
+      <w:r>
+        <w:rPr>
+          <w:rFonts w:hint="eastAsia"/>
+        </w:rPr>
+        <w:t>等容器</w:t>
+      </w:r>
+      <w:proofErr w:type="gramStart"/>
+      <w:r>
+        <w:rPr>
+          <w:rFonts w:hint="eastAsia"/>
+        </w:rPr>
+        <w:t>化工具</w:t>
+      </w:r>
+      <w:proofErr w:type="gramEnd"/>
+      <w:r>
+        <w:rPr>
+          <w:rFonts w:hint="eastAsia"/>
+        </w:rPr>
+        <w:t>深度集成，方便用户进行跨平台的开发和部署。此外，</w:t>
+      </w:r>
+      <w:r>
+        <w:rPr>
+          <w:rFonts w:hint="eastAsia"/>
+        </w:rPr>
+        <w:t>PyCharm</w:t>
+      </w:r>
+      <w:r>
+        <w:rPr>
+          <w:rFonts w:hint="eastAsia"/>
+        </w:rPr>
+        <w:t>提供了丰富的插件库，用户可以根据需要扩展其功能。在本系统开发中，</w:t>
+      </w:r>
+      <w:r>
+        <w:rPr>
+          <w:rFonts w:hint="eastAsia"/>
+        </w:rPr>
+        <w:t>PyCharm</w:t>
+      </w:r>
+      <w:r>
+        <w:rPr>
+          <w:rFonts w:hint="eastAsia"/>
+        </w:rPr>
+        <w:t>被用于</w:t>
+      </w:r>
+      <w:r>
+        <w:rPr>
+          <w:rFonts w:hint="eastAsia"/>
+        </w:rPr>
+        <w:t>Python</w:t>
+      </w:r>
+      <w:r>
+        <w:rPr>
+          <w:rFonts w:hint="eastAsia"/>
+        </w:rPr>
+        <w:t>代码的编写、调试及测试，以实现对图书管理相关数据的处理和分析功能。</w:t>
+      </w:r>
+    </w:p>
+    <w:p>
+      <w:r>
+        <w:rPr>
+          <w:rFonts w:hint="eastAsia"/>
+        </w:rPr>
+        <w:t>（</w:t>
+      </w:r>
+      <w:r>
+        <w:rPr>
+          <w:rFonts w:hint="eastAsia"/>
+        </w:rPr>
+        <w:t>2</w:t>
+      </w:r>
+      <w:r>
+        <w:rPr>
+          <w:rFonts w:hint="eastAsia"/>
+        </w:rPr>
+        <w:t>）</w:t>
+      </w:r>
+      <w:r>
+        <w:rPr>
+          <w:rFonts w:hint="eastAsia"/>
+        </w:rPr>
+        <w:t>MySQL</w:t>
+      </w:r>
     </w:p>
     <w:p>
       <w:pPr>
         <w:ind w:firstLineChars="200" w:firstLine="480"/>
-        <w:rPr>
-          <w:rFonts w:hint="eastAsia"/>
-        </w:rPr>
-      </w:pPr>
-      <w:r>
-        <w:rPr>
-          <w:rFonts w:hint="eastAsia"/>
-        </w:rPr>
-        <w:t>在书脊分割任务中，基于深度学习的图像分割算法发挥了重要作用。图像分割是将图像划分为多个区域或对象类别的任务，对于书脊分割来说，目标是准确识别和分割书架上每本书的书脊区域，这样可以进一步提取书籍信息，如书名和</w:t>
+      </w:pPr>
+      <w:r>
+        <w:rPr>
+          <w:rFonts w:hint="eastAsia"/>
+        </w:rPr>
+        <w:t>MySQL</w:t>
+      </w:r>
+      <w:r>
+        <w:rPr>
+          <w:rFonts w:hint="eastAsia"/>
+        </w:rPr>
+        <w:t>是由</w:t>
+      </w:r>
+      <w:r>
+        <w:rPr>
+          <w:rFonts w:hint="eastAsia"/>
+        </w:rPr>
+        <w:t>Oracle</w:t>
+      </w:r>
+      <w:r>
+        <w:rPr>
+          <w:rFonts w:hint="eastAsia"/>
+        </w:rPr>
+        <w:t>公司维护和发展的开源关系型数据库管理系统，以其高性能、稳定性和易用性被广泛应用于各类</w:t>
+      </w:r>
+      <w:r>
+        <w:rPr>
+          <w:rFonts w:hint="eastAsia"/>
+        </w:rPr>
+        <w:t>Web</w:t>
+      </w:r>
+      <w:r>
+        <w:rPr>
+          <w:rFonts w:hint="eastAsia"/>
+        </w:rPr>
+        <w:t>应用和数据存储场景。</w:t>
+      </w:r>
+      <w:r>
+        <w:rPr>
+          <w:rFonts w:hint="eastAsia"/>
+        </w:rPr>
+        <w:t>MySQL</w:t>
+      </w:r>
+      <w:r>
+        <w:rPr>
+          <w:rFonts w:hint="eastAsia"/>
+        </w:rPr>
+        <w:t>支持多用户操作和多线程技术，能够处理海量数据，适合于高并发环境下的数据管理。它还提供多种存储引擎，支持事务处理</w:t>
       </w:r>
       <w:proofErr w:type="gramStart"/>
       <w:r>
         <w:rPr>
           <w:rFonts w:hint="eastAsia"/>
         </w:rPr>
-        <w:t>索书号</w:t>
+        <w:t>和外键约束</w:t>
       </w:r>
       <w:proofErr w:type="gramEnd"/>
       <w:r>
         <w:rPr>
           <w:rFonts w:hint="eastAsia"/>
         </w:rPr>
-        <w:t>。常用的基于深度学习的图像分割算法主要有全卷积神经网络（</w:t>
-      </w:r>
-      <w:r>
-        <w:rPr>
-          <w:rFonts w:hint="eastAsia"/>
-        </w:rPr>
-        <w:t>FCN</w:t>
-      </w:r>
-      <w:r>
-        <w:rPr>
-          <w:rFonts w:hint="eastAsia"/>
-        </w:rPr>
-        <w:t>）、</w:t>
-      </w:r>
-      <w:r>
-        <w:rPr>
-          <w:rFonts w:hint="eastAsia"/>
-        </w:rPr>
-        <w:t>U-Net</w:t>
+        <w:t>，保证数据的完整性和一致性。在本研究中，</w:t>
+      </w:r>
+      <w:r>
+        <w:rPr>
+          <w:rFonts w:hint="eastAsia"/>
+        </w:rPr>
+        <w:t>MySQL</w:t>
+      </w:r>
+      <w:r>
+        <w:rPr>
+          <w:rFonts w:hint="eastAsia"/>
+        </w:rPr>
+        <w:t>被用作后台数据库，用于存储和管理图书信息数据，包括书籍的元数据、索书号以及图书的错位记录，提供高效的数据查询和分析支持。</w:t>
+      </w:r>
+    </w:p>
+    <w:p>
+      <w:r>
+        <w:rPr>
+          <w:rFonts w:hint="eastAsia"/>
+        </w:rPr>
+        <w:t>（</w:t>
+      </w:r>
+      <w:r>
+        <w:rPr>
+          <w:rFonts w:hint="eastAsia"/>
+        </w:rPr>
+        <w:t>3</w:t>
+      </w:r>
+      <w:r>
+        <w:rPr>
+          <w:rFonts w:hint="eastAsia"/>
+        </w:rPr>
+        <w:t>）</w:t>
+      </w:r>
+      <w:proofErr w:type="gramStart"/>
+      <w:r>
+        <w:rPr>
+          <w:rFonts w:hint="eastAsia"/>
+        </w:rPr>
+        <w:t>微信开发</w:t>
+      </w:r>
+      <w:proofErr w:type="gramEnd"/>
+      <w:r>
+        <w:rPr>
+          <w:rFonts w:hint="eastAsia"/>
+        </w:rPr>
+        <w:t>者工具</w:t>
+      </w:r>
+    </w:p>
+    <w:p>
+      <w:pPr>
+        <w:ind w:firstLineChars="200" w:firstLine="480"/>
+        <w:rPr>
+          <w:rFonts w:hint="eastAsia"/>
+        </w:rPr>
+      </w:pPr>
+      <w:proofErr w:type="gramStart"/>
+      <w:r>
+        <w:rPr>
+          <w:rFonts w:hint="eastAsia"/>
+        </w:rPr>
+        <w:t>微信开发者工具是腾讯</w:t>
+      </w:r>
+      <w:proofErr w:type="gramEnd"/>
+      <w:r>
+        <w:rPr>
+          <w:rFonts w:hint="eastAsia"/>
+        </w:rPr>
+        <w:t>公司推出的一款专门</w:t>
+      </w:r>
+      <w:proofErr w:type="gramStart"/>
+      <w:r>
+        <w:rPr>
+          <w:rFonts w:hint="eastAsia"/>
+        </w:rPr>
+        <w:t>用于微信小</w:t>
+      </w:r>
+      <w:proofErr w:type="gramEnd"/>
+      <w:r>
+        <w:rPr>
+          <w:rFonts w:hint="eastAsia"/>
+        </w:rPr>
+        <w:t>程序和公众</w:t>
+      </w:r>
+      <w:proofErr w:type="gramStart"/>
+      <w:r>
+        <w:rPr>
+          <w:rFonts w:hint="eastAsia"/>
+        </w:rPr>
+        <w:t>号开发</w:t>
+      </w:r>
+      <w:proofErr w:type="gramEnd"/>
+      <w:r>
+        <w:rPr>
+          <w:rFonts w:hint="eastAsia"/>
+        </w:rPr>
+        <w:t>的集成环境工具。该工具集成了代码编辑、调试、预览、测试等多项功能，可以模拟真实的</w:t>
+      </w:r>
+      <w:proofErr w:type="gramStart"/>
+      <w:r>
+        <w:rPr>
+          <w:rFonts w:hint="eastAsia"/>
+        </w:rPr>
+        <w:t>微信环境</w:t>
+      </w:r>
+      <w:proofErr w:type="gramEnd"/>
+      <w:r>
+        <w:rPr>
+          <w:rFonts w:hint="eastAsia"/>
+        </w:rPr>
+        <w:t>，为开发者提供了便利。</w:t>
+      </w:r>
+      <w:proofErr w:type="gramStart"/>
+      <w:r>
+        <w:rPr>
+          <w:rFonts w:hint="eastAsia"/>
+        </w:rPr>
+        <w:t>微信开发者工具</w:t>
+      </w:r>
+      <w:proofErr w:type="gramEnd"/>
+      <w:r>
+        <w:rPr>
+          <w:rFonts w:hint="eastAsia"/>
+        </w:rPr>
+        <w:t>支持一键上传代码至</w:t>
+      </w:r>
+      <w:proofErr w:type="gramStart"/>
+      <w:r>
+        <w:rPr>
+          <w:rFonts w:hint="eastAsia"/>
+        </w:rPr>
+        <w:t>微信公众</w:t>
+      </w:r>
+      <w:proofErr w:type="gramEnd"/>
+      <w:r>
+        <w:rPr>
+          <w:rFonts w:hint="eastAsia"/>
+        </w:rPr>
+        <w:t>平台，并能够进行实时的代码更新和调试操作。此外，工具内置了多种</w:t>
+      </w:r>
+      <w:r>
+        <w:rPr>
+          <w:rFonts w:hint="eastAsia"/>
+        </w:rPr>
+        <w:t xml:space="preserve"> API </w:t>
+      </w:r>
+      <w:r>
+        <w:rPr>
+          <w:rFonts w:hint="eastAsia"/>
+        </w:rPr>
+        <w:t>和组件，方便开发</w:t>
+      </w:r>
+      <w:proofErr w:type="gramStart"/>
+      <w:r>
+        <w:rPr>
+          <w:rFonts w:hint="eastAsia"/>
+        </w:rPr>
+        <w:t>者快速</w:t>
+      </w:r>
+      <w:proofErr w:type="gramEnd"/>
+      <w:r>
+        <w:rPr>
+          <w:rFonts w:hint="eastAsia"/>
+        </w:rPr>
+        <w:t>构建小程序页面和功能模块。在本系统中，</w:t>
+      </w:r>
+      <w:proofErr w:type="gramStart"/>
+      <w:r>
+        <w:rPr>
+          <w:rFonts w:hint="eastAsia"/>
+        </w:rPr>
+        <w:t>微信开发者工具</w:t>
+      </w:r>
+      <w:proofErr w:type="gramEnd"/>
+      <w:r>
+        <w:rPr>
+          <w:rFonts w:hint="eastAsia"/>
+        </w:rPr>
+        <w:t>被用于开发图书错位检测系统的小程序前端，通过调用后端接口实现用户在移动端对图书信息的查询和管理。</w:t>
+      </w:r>
+    </w:p>
+    <w:p>
+      <w:pPr>
+        <w:pStyle w:val="2"/>
+        <w:rPr>
+          <w:rFonts w:hint="eastAsia"/>
+        </w:rPr>
+      </w:pPr>
+      <w:bookmarkStart w:id="13" w:name="_Toc175927031"/>
+      <w:r>
+        <w:rPr>
+          <w:rFonts w:hint="eastAsia"/>
+        </w:rPr>
+        <w:t>3.</w:t>
+      </w:r>
+      <w:r>
+        <w:rPr>
+          <w:rFonts w:hint="eastAsia"/>
+        </w:rPr>
+        <w:t>3</w:t>
+      </w:r>
+      <w:r>
+        <w:rPr>
+          <w:rFonts w:hint="eastAsia"/>
+        </w:rPr>
+        <w:t xml:space="preserve"> </w:t>
+      </w:r>
+      <w:r>
+        <w:rPr>
+          <w:rFonts w:hint="eastAsia"/>
+        </w:rPr>
+        <w:t>运行环境</w:t>
+      </w:r>
+      <w:bookmarkEnd w:id="13"/>
+    </w:p>
+    <w:p>
+      <w:pPr>
+        <w:ind w:firstLineChars="200" w:firstLine="480"/>
+      </w:pPr>
+      <w:r>
+        <w:rPr>
+          <w:rFonts w:hint="eastAsia"/>
+        </w:rPr>
+        <w:t>在通过深度学习神经网络实现书脊目标</w:t>
+      </w:r>
+      <w:r>
+        <w:rPr>
+          <w:rFonts w:hint="eastAsia"/>
+        </w:rPr>
+        <w:t>检测</w:t>
+      </w:r>
+      <w:r>
+        <w:rPr>
+          <w:rFonts w:hint="eastAsia"/>
+        </w:rPr>
+        <w:t>任务时，选择合适的网络框架和匹配的硬件设备至关重要。在阅读和研究相关文献资料，对各种网络框架和模型有了充分了解后，便可着手开展实验。</w:t>
+      </w:r>
+      <w:r>
+        <w:rPr>
+          <w:rFonts w:hint="eastAsia"/>
+        </w:rPr>
+        <w:t>本文使用的系统是基于</w:t>
+      </w:r>
+      <w:r>
+        <w:rPr>
+          <w:rFonts w:hint="eastAsia"/>
+        </w:rPr>
+        <w:t>Linux</w:t>
+      </w:r>
+      <w:r>
+        <w:rPr>
+          <w:rFonts w:hint="eastAsia"/>
+        </w:rPr>
+        <w:t>内核的</w:t>
+      </w:r>
+      <w:r>
+        <w:rPr>
+          <w:rFonts w:hint="eastAsia"/>
+        </w:rPr>
+        <w:t>Ubuntu18.04</w:t>
+      </w:r>
+      <w:r>
+        <w:rPr>
+          <w:rFonts w:hint="eastAsia"/>
+        </w:rPr>
+        <w:t>，使用</w:t>
+      </w:r>
+      <w:r>
+        <w:rPr>
+          <w:rFonts w:hint="eastAsia"/>
+        </w:rPr>
+        <w:t>GPU</w:t>
+      </w:r>
+      <w:r>
+        <w:rPr>
+          <w:rFonts w:hint="eastAsia"/>
+        </w:rPr>
+        <w:t>进行运算，实验所用的网络框架为</w:t>
+      </w:r>
+      <w:proofErr w:type="spellStart"/>
+      <w:r>
+        <w:t>Ultralytics</w:t>
+      </w:r>
+      <w:proofErr w:type="spellEnd"/>
+      <w:r>
+        <w:rPr>
+          <w:rFonts w:hint="eastAsia"/>
+        </w:rPr>
+        <w:t>，使用的编程语言是</w:t>
+      </w:r>
+      <w:r>
+        <w:rPr>
+          <w:rFonts w:hint="eastAsia"/>
+        </w:rPr>
+        <w:t>Python</w:t>
+      </w:r>
+      <w:r>
+        <w:rPr>
+          <w:rFonts w:hint="eastAsia"/>
+        </w:rPr>
+        <w:t>。</w:t>
+      </w:r>
+    </w:p>
+    <w:p>
+      <w:pPr>
+        <w:ind w:firstLineChars="200" w:firstLine="480"/>
+        <w:rPr>
+          <w:rFonts w:hint="eastAsia"/>
+        </w:rPr>
+      </w:pPr>
+      <w:proofErr w:type="spellStart"/>
+      <w:r>
+        <w:rPr>
+          <w:rFonts w:hint="eastAsia"/>
+        </w:rPr>
+        <w:t>Ultralytics</w:t>
+      </w:r>
+      <w:proofErr w:type="spellEnd"/>
+      <w:r>
+        <w:rPr>
+          <w:rFonts w:hint="eastAsia"/>
+        </w:rPr>
+        <w:t>是一个基于</w:t>
+      </w:r>
+      <w:r>
+        <w:rPr>
+          <w:rFonts w:hint="eastAsia"/>
+        </w:rPr>
+        <w:t>Python</w:t>
+      </w:r>
+      <w:r>
+        <w:rPr>
+          <w:rFonts w:hint="eastAsia"/>
+        </w:rPr>
+        <w:t>的开源深度学习框架，专注于目标检测任务，由</w:t>
+      </w:r>
+      <w:proofErr w:type="spellStart"/>
+      <w:r>
+        <w:rPr>
+          <w:rFonts w:hint="eastAsia"/>
+        </w:rPr>
+        <w:t>Ultralytics</w:t>
+      </w:r>
+      <w:proofErr w:type="spellEnd"/>
+      <w:r>
+        <w:rPr>
+          <w:rFonts w:hint="eastAsia"/>
+        </w:rPr>
+        <w:t>团队开发和维护。与传统框架相比，</w:t>
+      </w:r>
+      <w:proofErr w:type="spellStart"/>
+      <w:r>
+        <w:rPr>
+          <w:rFonts w:hint="eastAsia"/>
+        </w:rPr>
+        <w:t>Ultralytics</w:t>
+      </w:r>
+      <w:proofErr w:type="spellEnd"/>
+      <w:r>
+        <w:rPr>
+          <w:rFonts w:hint="eastAsia"/>
+        </w:rPr>
+        <w:t>具有以下几个主要优势：</w:t>
+      </w:r>
+    </w:p>
+    <w:p>
+      <w:pPr>
+        <w:ind w:firstLineChars="200" w:firstLine="480"/>
+        <w:rPr>
+          <w:rFonts w:hint="eastAsia"/>
+        </w:rPr>
+      </w:pPr>
+      <w:r>
+        <w:rPr>
+          <w:rFonts w:hint="eastAsia"/>
+        </w:rPr>
+        <w:t>首先，</w:t>
+      </w:r>
+      <w:proofErr w:type="spellStart"/>
+      <w:r>
+        <w:rPr>
+          <w:rFonts w:hint="eastAsia"/>
+        </w:rPr>
+        <w:t>Ultralytics</w:t>
+      </w:r>
+      <w:proofErr w:type="spellEnd"/>
+      <w:r>
+        <w:rPr>
+          <w:rFonts w:hint="eastAsia"/>
+        </w:rPr>
+        <w:t>提供了丰富而易用的</w:t>
+      </w:r>
+      <w:r>
+        <w:rPr>
+          <w:rFonts w:hint="eastAsia"/>
+        </w:rPr>
+        <w:t>API</w:t>
+      </w:r>
+      <w:r>
+        <w:rPr>
+          <w:rFonts w:hint="eastAsia"/>
+        </w:rPr>
+        <w:t>接口，用户可以快速构建、训练、</w:t>
+      </w:r>
+      <w:r>
+        <w:rPr>
+          <w:rFonts w:hint="eastAsia"/>
+        </w:rPr>
+        <w:lastRenderedPageBreak/>
+        <w:t>验证和部署深度学习模型，极大地简化了目标检测的流程。其次，该框架与</w:t>
+      </w:r>
+      <w:proofErr w:type="spellStart"/>
+      <w:r>
+        <w:rPr>
+          <w:rFonts w:hint="eastAsia"/>
+        </w:rPr>
+        <w:t>PyTorch</w:t>
+      </w:r>
+      <w:proofErr w:type="spellEnd"/>
+      <w:r>
+        <w:rPr>
+          <w:rFonts w:hint="eastAsia"/>
+        </w:rPr>
+        <w:t>深度集成，利用</w:t>
+      </w:r>
+      <w:proofErr w:type="spellStart"/>
+      <w:r>
+        <w:rPr>
+          <w:rFonts w:hint="eastAsia"/>
+        </w:rPr>
+        <w:t>PyTorch</w:t>
+      </w:r>
+      <w:proofErr w:type="spellEnd"/>
+      <w:r>
+        <w:rPr>
+          <w:rFonts w:hint="eastAsia"/>
+        </w:rPr>
+        <w:t>的灵活性和强大的张量计算能力，用户可以轻松实现自定义层、</w:t>
+      </w:r>
+      <w:proofErr w:type="gramStart"/>
+      <w:r>
+        <w:rPr>
+          <w:rFonts w:hint="eastAsia"/>
+        </w:rPr>
+        <w:t>损失函数</w:t>
+      </w:r>
+      <w:proofErr w:type="gramEnd"/>
+      <w:r>
+        <w:rPr>
+          <w:rFonts w:hint="eastAsia"/>
+        </w:rPr>
+        <w:t>和优化器的开发。此外，</w:t>
+      </w:r>
+      <w:proofErr w:type="spellStart"/>
+      <w:r>
+        <w:rPr>
+          <w:rFonts w:hint="eastAsia"/>
+        </w:rPr>
+        <w:t>Ultralytics</w:t>
+      </w:r>
+      <w:proofErr w:type="spellEnd"/>
+      <w:r>
+        <w:rPr>
+          <w:rFonts w:hint="eastAsia"/>
+        </w:rPr>
+        <w:t>具备出色的跨平台兼容性，支持在</w:t>
+      </w:r>
+      <w:r>
+        <w:rPr>
+          <w:rFonts w:hint="eastAsia"/>
+        </w:rPr>
+        <w:t>CPU</w:t>
+      </w:r>
+      <w:r>
+        <w:rPr>
+          <w:rFonts w:hint="eastAsia"/>
+        </w:rPr>
+        <w:t>和</w:t>
+      </w:r>
+      <w:r>
+        <w:rPr>
+          <w:rFonts w:hint="eastAsia"/>
+        </w:rPr>
+        <w:t>GPU</w:t>
+      </w:r>
+      <w:r>
+        <w:rPr>
+          <w:rFonts w:hint="eastAsia"/>
+        </w:rPr>
+        <w:t>环境中运行，并提供了方便的多种设备部署选项。</w:t>
+      </w:r>
+    </w:p>
+    <w:p>
+      <w:pPr>
+        <w:ind w:firstLineChars="200" w:firstLine="480"/>
+        <w:rPr>
+          <w:rFonts w:hint="eastAsia"/>
+        </w:rPr>
+      </w:pPr>
+      <w:proofErr w:type="spellStart"/>
+      <w:r>
+        <w:rPr>
+          <w:rFonts w:hint="eastAsia"/>
+        </w:rPr>
+        <w:t>Ultralytics</w:t>
+      </w:r>
+      <w:proofErr w:type="spellEnd"/>
+      <w:r>
+        <w:rPr>
+          <w:rFonts w:hint="eastAsia"/>
+        </w:rPr>
+        <w:t>框架的另一个显著特点是其优秀的模型导出和转换功能。用户可以将训练好的模型导出为</w:t>
+      </w:r>
+      <w:r>
+        <w:rPr>
+          <w:rFonts w:hint="eastAsia"/>
+        </w:rPr>
+        <w:t>ONNX</w:t>
       </w:r>
       <w:r>
         <w:rPr>
@@ -6457,29 +8217,63 @@
         </w:rPr>
         <w:t>、</w:t>
       </w:r>
-      <w:r>
-        <w:rPr>
-          <w:rFonts w:hint="eastAsia"/>
-        </w:rPr>
-        <w:t>Mask R-CNN</w:t>
-      </w:r>
-      <w:r>
-        <w:rPr>
-          <w:rFonts w:hint="eastAsia"/>
-        </w:rPr>
-        <w:t>以及最新的</w:t>
-      </w:r>
-      <w:r>
-        <w:rPr>
-          <w:rFonts w:hint="eastAsia"/>
-        </w:rPr>
-        <w:t>Transformer</w:t>
-      </w:r>
-      <w:r>
-        <w:rPr>
-          <w:rFonts w:hint="eastAsia"/>
-        </w:rPr>
-        <w:t>架构。</w:t>
+      <w:proofErr w:type="spellStart"/>
+      <w:r>
+        <w:rPr>
+          <w:rFonts w:hint="eastAsia"/>
+        </w:rPr>
+        <w:t>TensorRT</w:t>
+      </w:r>
+      <w:proofErr w:type="spellEnd"/>
+      <w:r>
+        <w:rPr>
+          <w:rFonts w:hint="eastAsia"/>
+        </w:rPr>
+        <w:t>、</w:t>
+      </w:r>
+      <w:r>
+        <w:rPr>
+          <w:rFonts w:hint="eastAsia"/>
+        </w:rPr>
+        <w:t>CoreML</w:t>
+      </w:r>
+      <w:r>
+        <w:rPr>
+          <w:rFonts w:hint="eastAsia"/>
+        </w:rPr>
+        <w:t>等多种格式，方便在不同硬件和系统上进行高效推理。与</w:t>
+      </w:r>
+      <w:r>
+        <w:rPr>
+          <w:rFonts w:hint="eastAsia"/>
+        </w:rPr>
+        <w:t>其他</w:t>
+      </w:r>
+      <w:r>
+        <w:rPr>
+          <w:rFonts w:hint="eastAsia"/>
+        </w:rPr>
+        <w:t>框架相比，</w:t>
+      </w:r>
+      <w:proofErr w:type="spellStart"/>
+      <w:r>
+        <w:rPr>
+          <w:rFonts w:hint="eastAsia"/>
+        </w:rPr>
+        <w:t>Ultralytics</w:t>
+      </w:r>
+      <w:proofErr w:type="spellEnd"/>
+      <w:r>
+        <w:rPr>
+          <w:rFonts w:hint="eastAsia"/>
+        </w:rPr>
+        <w:t xml:space="preserve"> </w:t>
+      </w:r>
+      <w:r>
+        <w:rPr>
+          <w:rFonts w:hint="eastAsia"/>
+        </w:rPr>
+        <w:t>提供了更高层次的封装和更友好的使用体验，尤其适合快速实验、迭代和部署的场景。</w:t>
       </w:r>
     </w:p>
     <w:p>
@@ -6493,1052 +8287,1278 @@
         <w:rPr>
           <w:rFonts w:hint="eastAsia"/>
         </w:rPr>
-        <w:t>首先，全卷积神经网络（</w:t>
-      </w:r>
-      <w:r>
-        <w:rPr>
-          <w:rFonts w:hint="eastAsia"/>
-        </w:rPr>
-        <w:t>FCN</w:t>
-      </w:r>
-      <w:r>
-        <w:rPr>
-          <w:rFonts w:hint="eastAsia"/>
-        </w:rPr>
-        <w:t>）是最早将卷积神经网络（</w:t>
-      </w:r>
-      <w:r>
-        <w:rPr>
-          <w:rFonts w:hint="eastAsia"/>
-        </w:rPr>
-        <w:t>CNN</w:t>
-      </w:r>
-      <w:r>
-        <w:rPr>
-          <w:rFonts w:hint="eastAsia"/>
-        </w:rPr>
-        <w:t>）成功应用于图像分割任务的算法之一。</w:t>
-      </w:r>
-      <w:r>
-        <w:rPr>
-          <w:rFonts w:hint="eastAsia"/>
-        </w:rPr>
-        <w:t>FCN</w:t>
-      </w:r>
-      <w:r>
-        <w:rPr>
-          <w:rFonts w:hint="eastAsia"/>
-        </w:rPr>
-        <w:t>将传统的全连接层替换为卷积层，使得网络能够接受任意大小的输入图像，并输出与输入图像尺寸相同的像素级别预测。对于书脊分割任务，</w:t>
-      </w:r>
-      <w:r>
-        <w:rPr>
-          <w:rFonts w:hint="eastAsia"/>
-        </w:rPr>
-        <w:t>FCN</w:t>
-      </w:r>
-      <w:r>
-        <w:rPr>
-          <w:rFonts w:hint="eastAsia"/>
-        </w:rPr>
-        <w:t>能够识别图像中每个像素是否属于书脊区域，并生成一个二进制的掩码，表示书脊的精确位置。然而，由于</w:t>
-      </w:r>
-      <w:r>
-        <w:rPr>
-          <w:rFonts w:hint="eastAsia"/>
-        </w:rPr>
-        <w:t>FCN</w:t>
-      </w:r>
-      <w:r>
-        <w:rPr>
-          <w:rFonts w:hint="eastAsia"/>
-        </w:rPr>
-        <w:t>在图像边界和细节处理上的能力有限，其分割结果有时会出现边缘模糊的问题。</w:t>
-      </w:r>
-    </w:p>
+        <w:t>在本文的实验中，</w:t>
+      </w:r>
+      <w:r>
+        <w:rPr>
+          <w:rFonts w:hint="eastAsia"/>
+        </w:rPr>
+        <w:t>YOLOv8</w:t>
+      </w:r>
+      <w:r>
+        <w:rPr>
+          <w:rFonts w:hint="eastAsia"/>
+        </w:rPr>
+        <w:t>模型基于</w:t>
+      </w:r>
+      <w:proofErr w:type="spellStart"/>
+      <w:r>
+        <w:rPr>
+          <w:rFonts w:hint="eastAsia"/>
+        </w:rPr>
+        <w:t>Ultralytics</w:t>
+      </w:r>
+      <w:proofErr w:type="spellEnd"/>
+      <w:r>
+        <w:rPr>
+          <w:rFonts w:hint="eastAsia"/>
+        </w:rPr>
+        <w:t>框架进行开发和训练，从而充分利用其高效性和易用性特点，完成书脊目标的检测任务。</w:t>
+      </w:r>
+    </w:p>
+    <w:p>
+      <w:pPr>
+        <w:ind w:firstLineChars="200" w:firstLine="422"/>
+        <w:jc w:val="center"/>
+        <w:rPr>
+          <w:b/>
+          <w:bCs/>
+          <w:sz w:val="21"/>
+          <w:szCs w:val="21"/>
+        </w:rPr>
+      </w:pPr>
+      <w:r>
+        <w:rPr>
+          <w:rFonts w:hint="eastAsia"/>
+          <w:b/>
+          <w:bCs/>
+          <w:sz w:val="21"/>
+          <w:szCs w:val="21"/>
+        </w:rPr>
+        <w:t>表</w:t>
+      </w:r>
+      <w:r>
+        <w:rPr>
+          <w:rFonts w:hint="eastAsia"/>
+          <w:b/>
+          <w:bCs/>
+          <w:sz w:val="21"/>
+          <w:szCs w:val="21"/>
+        </w:rPr>
+        <w:t xml:space="preserve"> </w:t>
+      </w:r>
+      <w:r>
+        <w:rPr>
+          <w:rFonts w:hint="eastAsia"/>
+          <w:b/>
+          <w:bCs/>
+          <w:sz w:val="21"/>
+          <w:szCs w:val="21"/>
+        </w:rPr>
+        <w:t>实验软件环境</w:t>
+      </w:r>
+    </w:p>
+    <w:tbl>
+      <w:tblPr>
+        <w:tblStyle w:val="ad"/>
+        <w:tblW w:w="0" w:type="auto"/>
+        <w:tblBorders>
+          <w:left w:val="none" w:sz="0" w:space="0" w:color="auto"/>
+          <w:right w:val="none" w:sz="0" w:space="0" w:color="auto"/>
+          <w:insideH w:val="none" w:sz="0" w:space="0" w:color="auto"/>
+          <w:insideV w:val="none" w:sz="0" w:space="0" w:color="auto"/>
+        </w:tblBorders>
+        <w:tblLook w:val="04A0" w:firstRow="1" w:lastRow="0" w:firstColumn="1" w:lastColumn="0" w:noHBand="0" w:noVBand="1"/>
+      </w:tblPr>
+      <w:tblGrid>
+        <w:gridCol w:w="2972"/>
+        <w:gridCol w:w="5324"/>
+      </w:tblGrid>
+      <w:tr>
+        <w:tc>
+          <w:tcPr>
+            <w:tcW w:w="2972" w:type="dxa"/>
+            <w:tcBorders>
+              <w:top w:val="single" w:sz="12" w:space="0" w:color="auto"/>
+              <w:bottom w:val="single" w:sz="6" w:space="0" w:color="auto"/>
+            </w:tcBorders>
+          </w:tcPr>
+          <w:p>
+            <w:pPr>
+              <w:jc w:val="center"/>
+              <w:rPr>
+                <w:rFonts w:hint="eastAsia"/>
+                <w:sz w:val="21"/>
+                <w:szCs w:val="21"/>
+              </w:rPr>
+            </w:pPr>
+            <w:r>
+              <w:rPr>
+                <w:rFonts w:hint="eastAsia"/>
+                <w:sz w:val="21"/>
+                <w:szCs w:val="21"/>
+              </w:rPr>
+              <w:t>软件</w:t>
+            </w:r>
+          </w:p>
+        </w:tc>
+        <w:tc>
+          <w:tcPr>
+            <w:tcW w:w="5324" w:type="dxa"/>
+            <w:tcBorders>
+              <w:top w:val="single" w:sz="12" w:space="0" w:color="auto"/>
+              <w:bottom w:val="single" w:sz="6" w:space="0" w:color="auto"/>
+            </w:tcBorders>
+          </w:tcPr>
+          <w:p>
+            <w:pPr>
+              <w:jc w:val="center"/>
+              <w:rPr>
+                <w:rFonts w:hint="eastAsia"/>
+                <w:sz w:val="21"/>
+                <w:szCs w:val="21"/>
+              </w:rPr>
+            </w:pPr>
+            <w:r>
+              <w:rPr>
+                <w:rFonts w:hint="eastAsia"/>
+                <w:sz w:val="21"/>
+                <w:szCs w:val="21"/>
+              </w:rPr>
+              <w:t>环境</w:t>
+            </w:r>
+          </w:p>
+        </w:tc>
+      </w:tr>
+      <w:tr>
+        <w:tc>
+          <w:tcPr>
+            <w:tcW w:w="2972" w:type="dxa"/>
+            <w:tcBorders>
+              <w:top w:val="single" w:sz="6" w:space="0" w:color="auto"/>
+            </w:tcBorders>
+          </w:tcPr>
+          <w:p>
+            <w:pPr>
+              <w:jc w:val="center"/>
+              <w:rPr>
+                <w:rFonts w:hint="eastAsia"/>
+                <w:sz w:val="21"/>
+                <w:szCs w:val="21"/>
+              </w:rPr>
+            </w:pPr>
+            <w:r>
+              <w:rPr>
+                <w:rFonts w:hint="eastAsia"/>
+                <w:sz w:val="21"/>
+                <w:szCs w:val="21"/>
+              </w:rPr>
+              <w:t>操作系统</w:t>
+            </w:r>
+          </w:p>
+        </w:tc>
+        <w:tc>
+          <w:tcPr>
+            <w:tcW w:w="5324" w:type="dxa"/>
+            <w:tcBorders>
+              <w:top w:val="single" w:sz="6" w:space="0" w:color="auto"/>
+            </w:tcBorders>
+          </w:tcPr>
+          <w:p>
+            <w:pPr>
+              <w:jc w:val="center"/>
+              <w:rPr>
+                <w:rFonts w:hint="eastAsia"/>
+                <w:sz w:val="21"/>
+                <w:szCs w:val="21"/>
+              </w:rPr>
+            </w:pPr>
+            <w:r>
+              <w:rPr>
+                <w:rFonts w:hint="eastAsia"/>
+                <w:sz w:val="21"/>
+                <w:szCs w:val="21"/>
+              </w:rPr>
+              <w:t>Ubuntu18.04</w:t>
+            </w:r>
+          </w:p>
+        </w:tc>
+      </w:tr>
+      <w:tr>
+        <w:tc>
+          <w:tcPr>
+            <w:tcW w:w="2972" w:type="dxa"/>
+          </w:tcPr>
+          <w:p>
+            <w:pPr>
+              <w:jc w:val="center"/>
+              <w:rPr>
+                <w:rFonts w:hint="eastAsia"/>
+                <w:sz w:val="21"/>
+                <w:szCs w:val="21"/>
+              </w:rPr>
+            </w:pPr>
+            <w:r>
+              <w:rPr>
+                <w:rFonts w:hint="eastAsia"/>
+                <w:sz w:val="21"/>
+                <w:szCs w:val="21"/>
+              </w:rPr>
+              <w:t>依赖环境</w:t>
+            </w:r>
+          </w:p>
+        </w:tc>
+        <w:tc>
+          <w:tcPr>
+            <w:tcW w:w="5324" w:type="dxa"/>
+          </w:tcPr>
+          <w:p>
+            <w:pPr>
+              <w:jc w:val="center"/>
+              <w:rPr>
+                <w:rFonts w:hint="eastAsia"/>
+                <w:sz w:val="21"/>
+                <w:szCs w:val="21"/>
+              </w:rPr>
+            </w:pPr>
+            <w:r>
+              <w:rPr>
+                <w:rFonts w:hint="eastAsia"/>
+                <w:sz w:val="21"/>
+                <w:szCs w:val="21"/>
+              </w:rPr>
+              <w:t>CUDA10.1</w:t>
+            </w:r>
+            <w:r>
+              <w:rPr>
+                <w:rFonts w:hint="eastAsia"/>
+                <w:sz w:val="21"/>
+                <w:szCs w:val="21"/>
+              </w:rPr>
+              <w:t>，</w:t>
+            </w:r>
+            <w:r>
+              <w:rPr>
+                <w:rFonts w:hint="eastAsia"/>
+                <w:sz w:val="21"/>
+                <w:szCs w:val="21"/>
+              </w:rPr>
+              <w:t>CUDNN7.6.4</w:t>
+            </w:r>
+            <w:r>
+              <w:rPr>
+                <w:rFonts w:hint="eastAsia"/>
+                <w:sz w:val="21"/>
+                <w:szCs w:val="21"/>
+              </w:rPr>
+              <w:t>，</w:t>
+            </w:r>
+            <w:r>
+              <w:rPr>
+                <w:rFonts w:hint="eastAsia"/>
+                <w:sz w:val="21"/>
+                <w:szCs w:val="21"/>
+              </w:rPr>
+              <w:t>OpenCV</w:t>
+            </w:r>
+          </w:p>
+        </w:tc>
+      </w:tr>
+      <w:tr>
+        <w:tc>
+          <w:tcPr>
+            <w:tcW w:w="2972" w:type="dxa"/>
+          </w:tcPr>
+          <w:p>
+            <w:pPr>
+              <w:jc w:val="center"/>
+              <w:rPr>
+                <w:rFonts w:hint="eastAsia"/>
+                <w:sz w:val="21"/>
+                <w:szCs w:val="21"/>
+              </w:rPr>
+            </w:pPr>
+            <w:r>
+              <w:rPr>
+                <w:rFonts w:hint="eastAsia"/>
+                <w:sz w:val="21"/>
+                <w:szCs w:val="21"/>
+              </w:rPr>
+              <w:t>编程语言</w:t>
+            </w:r>
+          </w:p>
+        </w:tc>
+        <w:tc>
+          <w:tcPr>
+            <w:tcW w:w="5324" w:type="dxa"/>
+          </w:tcPr>
+          <w:p>
+            <w:pPr>
+              <w:jc w:val="center"/>
+              <w:rPr>
+                <w:rFonts w:hint="eastAsia"/>
+                <w:sz w:val="21"/>
+                <w:szCs w:val="21"/>
+              </w:rPr>
+            </w:pPr>
+            <w:r>
+              <w:rPr>
+                <w:rFonts w:hint="eastAsia"/>
+                <w:sz w:val="21"/>
+                <w:szCs w:val="21"/>
+              </w:rPr>
+              <w:t>Python3</w:t>
+            </w:r>
+          </w:p>
+        </w:tc>
+      </w:tr>
+      <w:tr>
+        <w:tc>
+          <w:tcPr>
+            <w:tcW w:w="2972" w:type="dxa"/>
+            <w:tcBorders>
+              <w:bottom w:val="single" w:sz="12" w:space="0" w:color="auto"/>
+            </w:tcBorders>
+          </w:tcPr>
+          <w:p>
+            <w:pPr>
+              <w:jc w:val="center"/>
+              <w:rPr>
+                <w:rFonts w:hint="eastAsia"/>
+                <w:sz w:val="21"/>
+                <w:szCs w:val="21"/>
+              </w:rPr>
+            </w:pPr>
+            <w:r>
+              <w:rPr>
+                <w:rFonts w:hint="eastAsia"/>
+                <w:sz w:val="21"/>
+                <w:szCs w:val="21"/>
+              </w:rPr>
+              <w:t>深度学习框架</w:t>
+            </w:r>
+          </w:p>
+        </w:tc>
+        <w:tc>
+          <w:tcPr>
+            <w:tcW w:w="5324" w:type="dxa"/>
+            <w:tcBorders>
+              <w:bottom w:val="single" w:sz="12" w:space="0" w:color="auto"/>
+            </w:tcBorders>
+          </w:tcPr>
+          <w:p>
+            <w:pPr>
+              <w:jc w:val="center"/>
+              <w:rPr>
+                <w:rFonts w:hint="eastAsia"/>
+                <w:sz w:val="21"/>
+                <w:szCs w:val="21"/>
+              </w:rPr>
+            </w:pPr>
+            <w:proofErr w:type="spellStart"/>
+            <w:r>
+              <w:rPr>
+                <w:rFonts w:hint="eastAsia"/>
+              </w:rPr>
+              <w:t>Ultralytics</w:t>
+            </w:r>
+            <w:proofErr w:type="spellEnd"/>
+          </w:p>
+        </w:tc>
+      </w:tr>
+    </w:tbl>
+    <w:p>
+      <w:pPr>
+        <w:ind w:firstLineChars="200" w:firstLine="422"/>
+        <w:jc w:val="center"/>
+        <w:rPr>
+          <w:b/>
+          <w:bCs/>
+          <w:sz w:val="21"/>
+          <w:szCs w:val="21"/>
+        </w:rPr>
+      </w:pPr>
+    </w:p>
+    <w:p>
+      <w:pPr>
+        <w:ind w:firstLineChars="200" w:firstLine="422"/>
+        <w:jc w:val="center"/>
+        <w:rPr>
+          <w:b/>
+          <w:bCs/>
+          <w:sz w:val="21"/>
+          <w:szCs w:val="21"/>
+        </w:rPr>
+      </w:pPr>
+      <w:r>
+        <w:rPr>
+          <w:rFonts w:hint="eastAsia"/>
+          <w:b/>
+          <w:bCs/>
+          <w:sz w:val="21"/>
+          <w:szCs w:val="21"/>
+        </w:rPr>
+        <w:t>表</w:t>
+      </w:r>
+      <w:r>
+        <w:rPr>
+          <w:rFonts w:hint="eastAsia"/>
+          <w:b/>
+          <w:bCs/>
+          <w:sz w:val="21"/>
+          <w:szCs w:val="21"/>
+        </w:rPr>
+        <w:t xml:space="preserve"> </w:t>
+      </w:r>
+      <w:r>
+        <w:rPr>
+          <w:rFonts w:hint="eastAsia"/>
+          <w:b/>
+          <w:bCs/>
+          <w:sz w:val="21"/>
+          <w:szCs w:val="21"/>
+        </w:rPr>
+        <w:t>实验硬件配置</w:t>
+      </w:r>
+    </w:p>
+    <w:tbl>
+      <w:tblPr>
+        <w:tblStyle w:val="ad"/>
+        <w:tblW w:w="0" w:type="auto"/>
+        <w:tblBorders>
+          <w:left w:val="none" w:sz="0" w:space="0" w:color="auto"/>
+          <w:right w:val="none" w:sz="0" w:space="0" w:color="auto"/>
+          <w:insideH w:val="none" w:sz="0" w:space="0" w:color="auto"/>
+          <w:insideV w:val="none" w:sz="0" w:space="0" w:color="auto"/>
+        </w:tblBorders>
+        <w:tblLook w:val="04A0" w:firstRow="1" w:lastRow="0" w:firstColumn="1" w:lastColumn="0" w:noHBand="0" w:noVBand="1"/>
+      </w:tblPr>
+      <w:tblGrid>
+        <w:gridCol w:w="2972"/>
+        <w:gridCol w:w="5324"/>
+      </w:tblGrid>
+      <w:tr>
+        <w:tc>
+          <w:tcPr>
+            <w:tcW w:w="2972" w:type="dxa"/>
+            <w:tcBorders>
+              <w:top w:val="single" w:sz="12" w:space="0" w:color="auto"/>
+              <w:bottom w:val="single" w:sz="6" w:space="0" w:color="auto"/>
+            </w:tcBorders>
+          </w:tcPr>
+          <w:p>
+            <w:pPr>
+              <w:jc w:val="center"/>
+              <w:rPr>
+                <w:rFonts w:hint="eastAsia"/>
+                <w:sz w:val="21"/>
+                <w:szCs w:val="21"/>
+              </w:rPr>
+            </w:pPr>
+            <w:r>
+              <w:rPr>
+                <w:rFonts w:hint="eastAsia"/>
+                <w:sz w:val="21"/>
+                <w:szCs w:val="21"/>
+              </w:rPr>
+              <w:t>硬</w:t>
+            </w:r>
+            <w:r>
+              <w:rPr>
+                <w:rFonts w:hint="eastAsia"/>
+                <w:sz w:val="21"/>
+                <w:szCs w:val="21"/>
+              </w:rPr>
+              <w:t>件</w:t>
+            </w:r>
+          </w:p>
+        </w:tc>
+        <w:tc>
+          <w:tcPr>
+            <w:tcW w:w="5324" w:type="dxa"/>
+            <w:tcBorders>
+              <w:top w:val="single" w:sz="12" w:space="0" w:color="auto"/>
+              <w:bottom w:val="single" w:sz="6" w:space="0" w:color="auto"/>
+            </w:tcBorders>
+          </w:tcPr>
+          <w:p>
+            <w:pPr>
+              <w:jc w:val="center"/>
+              <w:rPr>
+                <w:rFonts w:hint="eastAsia"/>
+                <w:sz w:val="21"/>
+                <w:szCs w:val="21"/>
+              </w:rPr>
+            </w:pPr>
+            <w:r>
+              <w:rPr>
+                <w:rFonts w:hint="eastAsia"/>
+                <w:sz w:val="21"/>
+                <w:szCs w:val="21"/>
+              </w:rPr>
+              <w:t>信息</w:t>
+            </w:r>
+          </w:p>
+        </w:tc>
+      </w:tr>
+      <w:tr>
+        <w:tc>
+          <w:tcPr>
+            <w:tcW w:w="2972" w:type="dxa"/>
+            <w:tcBorders>
+              <w:top w:val="single" w:sz="6" w:space="0" w:color="auto"/>
+            </w:tcBorders>
+          </w:tcPr>
+          <w:p>
+            <w:pPr>
+              <w:jc w:val="center"/>
+              <w:rPr>
+                <w:rFonts w:hint="eastAsia"/>
+                <w:sz w:val="21"/>
+                <w:szCs w:val="21"/>
+              </w:rPr>
+            </w:pPr>
+            <w:r>
+              <w:rPr>
+                <w:rFonts w:hint="eastAsia"/>
+                <w:sz w:val="21"/>
+                <w:szCs w:val="21"/>
+              </w:rPr>
+              <w:t>处理器</w:t>
+            </w:r>
+          </w:p>
+        </w:tc>
+        <w:tc>
+          <w:tcPr>
+            <w:tcW w:w="5324" w:type="dxa"/>
+            <w:tcBorders>
+              <w:top w:val="single" w:sz="6" w:space="0" w:color="auto"/>
+            </w:tcBorders>
+          </w:tcPr>
+          <w:p>
+            <w:pPr>
+              <w:jc w:val="center"/>
+              <w:rPr>
+                <w:rFonts w:hint="eastAsia"/>
+                <w:sz w:val="21"/>
+                <w:szCs w:val="21"/>
+              </w:rPr>
+            </w:pPr>
+            <w:r>
+              <w:rPr>
+                <w:rFonts w:hint="eastAsia"/>
+                <w:sz w:val="21"/>
+                <w:szCs w:val="21"/>
+              </w:rPr>
+              <w:t>I7 12700H</w:t>
+            </w:r>
+          </w:p>
+        </w:tc>
+      </w:tr>
+      <w:tr>
+        <w:tc>
+          <w:tcPr>
+            <w:tcW w:w="2972" w:type="dxa"/>
+          </w:tcPr>
+          <w:p>
+            <w:pPr>
+              <w:jc w:val="center"/>
+              <w:rPr>
+                <w:rFonts w:hint="eastAsia"/>
+                <w:sz w:val="21"/>
+                <w:szCs w:val="21"/>
+              </w:rPr>
+            </w:pPr>
+            <w:r>
+              <w:rPr>
+                <w:rFonts w:hint="eastAsia"/>
+                <w:sz w:val="21"/>
+                <w:szCs w:val="21"/>
+              </w:rPr>
+              <w:t>内存</w:t>
+            </w:r>
+          </w:p>
+        </w:tc>
+        <w:tc>
+          <w:tcPr>
+            <w:tcW w:w="5324" w:type="dxa"/>
+          </w:tcPr>
+          <w:p>
+            <w:pPr>
+              <w:jc w:val="center"/>
+              <w:rPr>
+                <w:rFonts w:hint="eastAsia"/>
+                <w:sz w:val="21"/>
+                <w:szCs w:val="21"/>
+              </w:rPr>
+            </w:pPr>
+            <w:r>
+              <w:rPr>
+                <w:rFonts w:hint="eastAsia"/>
+                <w:sz w:val="21"/>
+                <w:szCs w:val="21"/>
+              </w:rPr>
+              <w:t>16G</w:t>
+            </w:r>
+          </w:p>
+        </w:tc>
+      </w:tr>
+      <w:tr>
+        <w:tc>
+          <w:tcPr>
+            <w:tcW w:w="2972" w:type="dxa"/>
+          </w:tcPr>
+          <w:p>
+            <w:pPr>
+              <w:jc w:val="center"/>
+              <w:rPr>
+                <w:rFonts w:hint="eastAsia"/>
+                <w:sz w:val="21"/>
+                <w:szCs w:val="21"/>
+              </w:rPr>
+            </w:pPr>
+            <w:r>
+              <w:rPr>
+                <w:rFonts w:hint="eastAsia"/>
+                <w:sz w:val="21"/>
+                <w:szCs w:val="21"/>
+              </w:rPr>
+              <w:t>GPU</w:t>
+            </w:r>
+          </w:p>
+        </w:tc>
+        <w:tc>
+          <w:tcPr>
+            <w:tcW w:w="5324" w:type="dxa"/>
+          </w:tcPr>
+          <w:p>
+            <w:pPr>
+              <w:jc w:val="center"/>
+              <w:rPr>
+                <w:rFonts w:hint="eastAsia"/>
+                <w:sz w:val="21"/>
+                <w:szCs w:val="21"/>
+              </w:rPr>
+            </w:pPr>
+            <w:r>
+              <w:rPr>
+                <w:sz w:val="21"/>
+                <w:szCs w:val="21"/>
+              </w:rPr>
+              <w:t>RTX 2080 Ti</w:t>
+            </w:r>
+          </w:p>
+        </w:tc>
+      </w:tr>
+    </w:tbl>
     <w:p>
       <w:pPr>
         <w:ind w:firstLineChars="200" w:firstLine="480"/>
         <w:rPr>
           <w:rFonts w:hint="eastAsia"/>
-        </w:rPr>
-      </w:pPr>
-      <w:r>
-        <w:rPr>
-          <w:rFonts w:hint="eastAsia"/>
-        </w:rPr>
-        <w:t>为了解决边界模糊的问题，</w:t>
-      </w:r>
-      <w:r>
-        <w:rPr>
-          <w:rFonts w:hint="eastAsia"/>
-        </w:rPr>
-        <w:t>U-Net</w:t>
-      </w:r>
-      <w:r>
-        <w:rPr>
-          <w:rFonts w:hint="eastAsia"/>
-        </w:rPr>
-        <w:t>算法被提出，最初是为医学图像分割设计的，但它的架构特别适合小样本训练和精细化的分割任务。</w:t>
-      </w:r>
-      <w:r>
-        <w:rPr>
-          <w:rFonts w:hint="eastAsia"/>
-        </w:rPr>
-        <w:t>U-Net</w:t>
-      </w:r>
-      <w:r>
-        <w:rPr>
-          <w:rFonts w:hint="eastAsia"/>
-        </w:rPr>
-        <w:t>采用了“编码器</w:t>
-      </w:r>
-      <w:r>
-        <w:rPr>
-          <w:rFonts w:hint="eastAsia"/>
-        </w:rPr>
-        <w:t>-</w:t>
-      </w:r>
-      <w:r>
-        <w:rPr>
-          <w:rFonts w:hint="eastAsia"/>
-        </w:rPr>
-        <w:t>解码器”结构，编码器部分</w:t>
+          <w:szCs w:val="24"/>
+        </w:rPr>
+      </w:pPr>
+      <w:r>
+        <w:rPr>
+          <w:rFonts w:hint="eastAsia"/>
+          <w:szCs w:val="24"/>
+        </w:rPr>
+        <w:t>如表所示为软件环境，表所示为本文的硬件</w:t>
+      </w:r>
+      <w:r>
+        <w:rPr>
+          <w:rFonts w:hint="eastAsia"/>
+          <w:szCs w:val="24"/>
+        </w:rPr>
+        <w:t>配置，</w:t>
+      </w:r>
+      <w:r>
+        <w:rPr>
+          <w:rFonts w:hint="eastAsia"/>
+          <w:szCs w:val="24"/>
+        </w:rPr>
+        <w:t>RTX 2080 Ti</w:t>
+      </w:r>
+      <w:r>
+        <w:rPr>
+          <w:rFonts w:hint="eastAsia"/>
+          <w:szCs w:val="24"/>
+        </w:rPr>
+        <w:t>图形处理器（</w:t>
+      </w:r>
+      <w:r>
+        <w:rPr>
+          <w:rFonts w:hint="eastAsia"/>
+          <w:szCs w:val="24"/>
+        </w:rPr>
+        <w:t>GPU</w:t>
+      </w:r>
+      <w:r>
+        <w:rPr>
+          <w:rFonts w:hint="eastAsia"/>
+          <w:szCs w:val="24"/>
+        </w:rPr>
+        <w:t>）具有</w:t>
+      </w:r>
+      <w:r>
+        <w:rPr>
+          <w:rFonts w:hint="eastAsia"/>
+          <w:szCs w:val="24"/>
+        </w:rPr>
+        <w:t>11GB</w:t>
+      </w:r>
+      <w:r>
+        <w:rPr>
+          <w:rFonts w:hint="eastAsia"/>
+          <w:szCs w:val="24"/>
+        </w:rPr>
+        <w:t>内存，可满足本实验的环境要求。根据硬件配置来选择实验软件版本，本实验的软件环境为</w:t>
+      </w:r>
+      <w:r>
+        <w:rPr>
+          <w:rFonts w:hint="eastAsia"/>
+          <w:szCs w:val="24"/>
+        </w:rPr>
+        <w:t>CUDA10.1</w:t>
+      </w:r>
+      <w:r>
+        <w:rPr>
+          <w:rFonts w:hint="eastAsia"/>
+          <w:szCs w:val="24"/>
+        </w:rPr>
+        <w:t>，</w:t>
+      </w:r>
+      <w:r>
+        <w:rPr>
+          <w:rFonts w:hint="eastAsia"/>
+          <w:szCs w:val="24"/>
+        </w:rPr>
+        <w:t>CUDNN7.6.4</w:t>
+      </w:r>
+      <w:r>
+        <w:rPr>
+          <w:rFonts w:hint="eastAsia"/>
+          <w:szCs w:val="24"/>
+        </w:rPr>
+        <w:t>和</w:t>
+      </w:r>
+      <w:r>
+        <w:rPr>
+          <w:rFonts w:hint="eastAsia"/>
+          <w:szCs w:val="24"/>
+        </w:rPr>
+        <w:t>Python3.6.9</w:t>
+      </w:r>
+      <w:r>
+        <w:rPr>
+          <w:rFonts w:hint="eastAsia"/>
+          <w:szCs w:val="24"/>
+        </w:rPr>
+        <w:t>。</w:t>
+      </w:r>
+    </w:p>
+    <w:p>
+      <w:pPr>
+        <w:pStyle w:val="2"/>
+      </w:pPr>
+      <w:bookmarkStart w:id="14" w:name="_Toc175927032"/>
+      <w:r>
+        <w:rPr>
+          <w:rFonts w:hint="eastAsia"/>
+        </w:rPr>
+        <w:t>3.</w:t>
+      </w:r>
+      <w:r>
+        <w:rPr>
+          <w:rFonts w:hint="eastAsia"/>
+        </w:rPr>
+        <w:t>4</w:t>
+      </w:r>
+      <w:r>
+        <w:rPr>
+          <w:rFonts w:hint="eastAsia"/>
+        </w:rPr>
+        <w:t xml:space="preserve"> </w:t>
+      </w:r>
+      <w:r>
+        <w:rPr>
+          <w:rFonts w:hint="eastAsia"/>
+        </w:rPr>
+        <w:t>本章小结</w:t>
+      </w:r>
+      <w:bookmarkEnd w:id="14"/>
+    </w:p>
+    <w:p>
+      <w:pPr>
+        <w:rPr>
+          <w:rFonts w:hint="eastAsia"/>
+        </w:rPr>
+      </w:pPr>
+      <w:r>
+        <w:rPr>
+          <w:rFonts w:hint="eastAsia"/>
+        </w:rPr>
+        <w:t>本章介绍了实验数据集的构建方法、所使用的软件工具及实验环境。首先，通过结合开源数据集和实地拍摄图像，使用</w:t>
+      </w:r>
+      <w:proofErr w:type="spellStart"/>
+      <w:r>
+        <w:rPr>
+          <w:rFonts w:hint="eastAsia"/>
+        </w:rPr>
+        <w:t>LabelImg</w:t>
+      </w:r>
+      <w:proofErr w:type="spellEnd"/>
+      <w:r>
+        <w:rPr>
+          <w:rFonts w:hint="eastAsia"/>
+        </w:rPr>
+        <w:t>工具以</w:t>
+      </w:r>
+      <w:r>
+        <w:rPr>
+          <w:rFonts w:hint="eastAsia"/>
+        </w:rPr>
+        <w:t>YOLO</w:t>
+      </w:r>
+      <w:r>
+        <w:rPr>
+          <w:rFonts w:hint="eastAsia"/>
+        </w:rPr>
+        <w:t>格式标注了</w:t>
+      </w:r>
+      <w:r>
+        <w:rPr>
+          <w:rFonts w:hint="eastAsia"/>
+        </w:rPr>
+        <w:t>659</w:t>
+      </w:r>
+      <w:r>
+        <w:rPr>
+          <w:rFonts w:hint="eastAsia"/>
+        </w:rPr>
+        <w:t>张图像，确保了数据的多样性和准确性。随后，介绍了实验使用的主要软件工具</w:t>
+      </w:r>
+      <w:r>
+        <w:rPr>
+          <w:rFonts w:hint="eastAsia"/>
+        </w:rPr>
+        <w:t>。</w:t>
+      </w:r>
+      <w:r>
+        <w:rPr>
+          <w:rFonts w:hint="eastAsia"/>
+        </w:rPr>
+        <w:t xml:space="preserve">PyCharm </w:t>
+      </w:r>
+      <w:r>
+        <w:rPr>
+          <w:rFonts w:hint="eastAsia"/>
+        </w:rPr>
+        <w:t>用于代码编写和调试，</w:t>
+      </w:r>
+      <w:r>
+        <w:rPr>
+          <w:rFonts w:hint="eastAsia"/>
+        </w:rPr>
+        <w:t xml:space="preserve">MySQL </w:t>
+      </w:r>
+      <w:r>
+        <w:rPr>
+          <w:rFonts w:hint="eastAsia"/>
+        </w:rPr>
+        <w:t>用于图书信息的数据存储与管理，</w:t>
       </w:r>
       <w:proofErr w:type="gramStart"/>
       <w:r>
         <w:rPr>
           <w:rFonts w:hint="eastAsia"/>
         </w:rPr>
-        <w:t>逐步下</w:t>
+        <w:t>微信开发者工具</w:t>
       </w:r>
       <w:proofErr w:type="gramEnd"/>
       <w:r>
         <w:rPr>
           <w:rFonts w:hint="eastAsia"/>
         </w:rPr>
-        <w:t>采样图像特征，而解码器部分通过逐步上采样恢复图像分辨率，并利用跳跃连接（</w:t>
-      </w:r>
-      <w:r>
-        <w:rPr>
-          <w:rFonts w:hint="eastAsia"/>
-        </w:rPr>
-        <w:t>skip connections</w:t>
-      </w:r>
-      <w:r>
-        <w:rPr>
-          <w:rFonts w:hint="eastAsia"/>
-        </w:rPr>
-        <w:t>）将编码器阶段的特征与解码器阶段的特征融合。这种结构不仅提高了模型对图像细节的捕捉能力，而且在书脊分割任务中能够更准确地分割出复杂的书脊边缘。</w:t>
-      </w:r>
-    </w:p>
-    <w:p>
-      <w:pPr>
-        <w:ind w:firstLineChars="200" w:firstLine="480"/>
-        <w:rPr>
-          <w:rFonts w:hint="eastAsia"/>
-        </w:rPr>
-      </w:pPr>
-      <w:r>
-        <w:rPr>
-          <w:rFonts w:hint="eastAsia"/>
-        </w:rPr>
-        <w:t>Mask R-CNN</w:t>
-      </w:r>
-      <w:r>
-        <w:rPr>
-          <w:rFonts w:hint="eastAsia"/>
-        </w:rPr>
-        <w:t>是一种用于实例分割的算法，即在目标检测的基础上同时进行</w:t>
+        <w:t>用于小程序前端开发，实现图书错位检测的功能。最后，描述了实验</w:t>
+      </w:r>
+      <w:r>
+        <w:rPr>
+          <w:rFonts w:hint="eastAsia"/>
+        </w:rPr>
+        <w:lastRenderedPageBreak/>
+        <w:t>的运行环境和硬件配置。本实验基于</w:t>
+      </w:r>
+      <w:r>
+        <w:rPr>
+          <w:rFonts w:hint="eastAsia"/>
+        </w:rPr>
+        <w:t>Ubuntu 18.04</w:t>
+      </w:r>
+      <w:r>
+        <w:rPr>
+          <w:rFonts w:hint="eastAsia"/>
+        </w:rPr>
+        <w:t>操作系统，采用</w:t>
+      </w:r>
+      <w:proofErr w:type="spellStart"/>
+      <w:r>
+        <w:rPr>
+          <w:rFonts w:hint="eastAsia"/>
+        </w:rPr>
+        <w:t>Ultralytics</w:t>
+      </w:r>
+      <w:proofErr w:type="spellEnd"/>
+      <w:r>
+        <w:rPr>
+          <w:rFonts w:hint="eastAsia"/>
+        </w:rPr>
+        <w:t>深度学习框架进行书脊检测，使用</w:t>
+      </w:r>
+      <w:r>
+        <w:rPr>
+          <w:rFonts w:hint="eastAsia"/>
+        </w:rPr>
+        <w:t>I7 12700H</w:t>
+      </w:r>
+      <w:r>
+        <w:rPr>
+          <w:rFonts w:hint="eastAsia"/>
+        </w:rPr>
+        <w:t>处理器、</w:t>
+      </w:r>
+      <w:r>
+        <w:rPr>
+          <w:rFonts w:hint="eastAsia"/>
+        </w:rPr>
+        <w:t>16GB</w:t>
+      </w:r>
+      <w:r>
+        <w:rPr>
+          <w:rFonts w:hint="eastAsia"/>
+        </w:rPr>
+        <w:t>内存和</w:t>
+      </w:r>
+      <w:r>
+        <w:rPr>
+          <w:rFonts w:hint="eastAsia"/>
+        </w:rPr>
+        <w:t>RTX 2080 Ti</w:t>
+      </w:r>
+      <w:r>
+        <w:rPr>
+          <w:rFonts w:hint="eastAsia"/>
+        </w:rPr>
+        <w:t>显卡，确保了实验的高效性和稳定性。</w:t>
+      </w:r>
+    </w:p>
+    <w:p>
+      <w:pPr>
+        <w:pStyle w:val="1"/>
+      </w:pPr>
+      <w:bookmarkStart w:id="15" w:name="_Toc175927033"/>
+      <w:r>
+        <w:rPr>
+          <w:rFonts w:hint="eastAsia"/>
+        </w:rPr>
+        <w:t>第四章</w:t>
+      </w:r>
+      <w:r>
+        <w:rPr>
+          <w:rFonts w:hint="eastAsia"/>
+        </w:rPr>
+        <w:t xml:space="preserve"> </w:t>
+      </w:r>
+      <w:r>
+        <w:rPr>
+          <w:rFonts w:hint="eastAsia"/>
+        </w:rPr>
+        <w:t>系统设计</w:t>
+      </w:r>
+      <w:bookmarkEnd w:id="15"/>
+    </w:p>
+    <w:p>
+      <w:pPr>
+        <w:pStyle w:val="2"/>
+        <w:rPr>
+          <w:rFonts w:hint="eastAsia"/>
+        </w:rPr>
+      </w:pPr>
+      <w:bookmarkStart w:id="16" w:name="_Toc175927034"/>
+      <w:r>
+        <w:rPr>
+          <w:rFonts w:hint="eastAsia"/>
+        </w:rPr>
+        <w:t>4.</w:t>
+      </w:r>
+      <w:r>
+        <w:rPr>
+          <w:rFonts w:hint="eastAsia"/>
+        </w:rPr>
+        <w:t>1</w:t>
+      </w:r>
+      <w:r>
+        <w:rPr>
+          <w:rFonts w:hint="eastAsia"/>
+        </w:rPr>
+        <w:t xml:space="preserve"> </w:t>
+      </w:r>
+      <w:r>
+        <w:rPr>
+          <w:rFonts w:hint="eastAsia"/>
+        </w:rPr>
+        <w:t>系统功能设计与需求分析</w:t>
+      </w:r>
+      <w:bookmarkEnd w:id="16"/>
+    </w:p>
+    <w:p>
+      <w:pPr>
+        <w:pStyle w:val="a5"/>
+      </w:pPr>
+      <w:r>
+        <w:rPr>
+          <w:rFonts w:hint="eastAsia"/>
+        </w:rPr>
+        <w:t>4.</w:t>
+      </w:r>
+      <w:r>
+        <w:rPr>
+          <w:rFonts w:hint="eastAsia"/>
+        </w:rPr>
+        <w:t>1</w:t>
+      </w:r>
+      <w:r>
+        <w:rPr>
+          <w:rFonts w:hint="eastAsia"/>
+        </w:rPr>
+        <w:t xml:space="preserve">.1 </w:t>
+      </w:r>
+      <w:r>
+        <w:rPr>
+          <w:rFonts w:hint="eastAsia"/>
+        </w:rPr>
+        <w:t>系统需求分析</w:t>
+      </w:r>
+    </w:p>
+    <w:p/>
+    <w:p>
+      <w:pPr>
+        <w:pStyle w:val="a5"/>
+      </w:pPr>
+      <w:r>
+        <w:rPr>
+          <w:rFonts w:hint="eastAsia"/>
+        </w:rPr>
+        <w:t>4.</w:t>
+      </w:r>
+      <w:r>
+        <w:rPr>
+          <w:rFonts w:hint="eastAsia"/>
+        </w:rPr>
+        <w:t>1</w:t>
+      </w:r>
+      <w:r>
+        <w:rPr>
+          <w:rFonts w:hint="eastAsia"/>
+        </w:rPr>
+        <w:t xml:space="preserve">.2 </w:t>
+      </w:r>
+      <w:r>
+        <w:rPr>
+          <w:rFonts w:hint="eastAsia"/>
+        </w:rPr>
+        <w:t>非功能需求功能介绍</w:t>
+      </w:r>
+    </w:p>
+    <w:p/>
+    <w:p>
+      <w:pPr>
+        <w:pStyle w:val="a5"/>
+      </w:pPr>
+      <w:r>
+        <w:rPr>
+          <w:rFonts w:hint="eastAsia"/>
+        </w:rPr>
+        <w:t>4.</w:t>
+      </w:r>
+      <w:r>
+        <w:rPr>
+          <w:rFonts w:hint="eastAsia"/>
+        </w:rPr>
+        <w:t>1</w:t>
+      </w:r>
+      <w:r>
+        <w:rPr>
+          <w:rFonts w:hint="eastAsia"/>
+        </w:rPr>
+        <w:t xml:space="preserve">.3 </w:t>
+      </w:r>
+      <w:r>
+        <w:rPr>
+          <w:rFonts w:hint="eastAsia"/>
+        </w:rPr>
+        <w:t>系统功能介绍</w:t>
+      </w:r>
+    </w:p>
+    <w:p/>
+    <w:p>
+      <w:pPr>
+        <w:pStyle w:val="a5"/>
+      </w:pPr>
+      <w:r>
+        <w:rPr>
+          <w:rFonts w:hint="eastAsia"/>
+        </w:rPr>
+        <w:t>4.</w:t>
+      </w:r>
+      <w:r>
+        <w:rPr>
+          <w:rFonts w:hint="eastAsia"/>
+        </w:rPr>
+        <w:t>1</w:t>
+      </w:r>
+      <w:r>
+        <w:rPr>
+          <w:rFonts w:hint="eastAsia"/>
+        </w:rPr>
+        <w:t xml:space="preserve">.4 </w:t>
+      </w:r>
+      <w:r>
+        <w:rPr>
+          <w:rFonts w:hint="eastAsia"/>
+        </w:rPr>
+        <w:t>功能模块设计</w:t>
+      </w:r>
+    </w:p>
+    <w:p/>
+    <w:p>
+      <w:pPr>
+        <w:pStyle w:val="2"/>
+        <w:rPr>
+          <w:rFonts w:hint="eastAsia"/>
+        </w:rPr>
+      </w:pPr>
+      <w:bookmarkStart w:id="17" w:name="_Toc175927035"/>
+      <w:r>
+        <w:rPr>
+          <w:rFonts w:hint="eastAsia"/>
+        </w:rPr>
+        <w:t>4.</w:t>
+      </w:r>
+      <w:r>
+        <w:rPr>
+          <w:rFonts w:hint="eastAsia"/>
+        </w:rPr>
+        <w:t>2</w:t>
+      </w:r>
+      <w:r>
+        <w:rPr>
+          <w:rFonts w:hint="eastAsia"/>
+        </w:rPr>
+        <w:t xml:space="preserve"> </w:t>
+      </w:r>
+      <w:r>
+        <w:rPr>
+          <w:rFonts w:hint="eastAsia"/>
+        </w:rPr>
+        <w:t>本章小结</w:t>
+      </w:r>
+      <w:bookmarkEnd w:id="17"/>
+    </w:p>
+    <w:p/>
+    <w:p>
+      <w:pPr>
+        <w:pStyle w:val="1"/>
+      </w:pPr>
+      <w:bookmarkStart w:id="18" w:name="_Toc175927036"/>
+      <w:r>
+        <w:rPr>
+          <w:rFonts w:hint="eastAsia"/>
+        </w:rPr>
+        <w:t>第五章</w:t>
+      </w:r>
+      <w:r>
+        <w:rPr>
+          <w:rFonts w:hint="eastAsia"/>
+        </w:rPr>
+        <w:t xml:space="preserve"> </w:t>
+      </w:r>
+      <w:r>
+        <w:rPr>
+          <w:rFonts w:hint="eastAsia"/>
+        </w:rPr>
+        <w:t>系统实现</w:t>
+      </w:r>
+      <w:bookmarkEnd w:id="18"/>
+    </w:p>
+    <w:p>
+      <w:pPr>
+        <w:pStyle w:val="2"/>
+        <w:rPr>
+          <w:rFonts w:hint="eastAsia"/>
+        </w:rPr>
+      </w:pPr>
+      <w:bookmarkStart w:id="19" w:name="_Toc175927037"/>
+      <w:r>
+        <w:rPr>
+          <w:rFonts w:hint="eastAsia"/>
+        </w:rPr>
+        <w:t xml:space="preserve">5.1 </w:t>
       </w:r>
       <w:proofErr w:type="gramStart"/>
       <w:r>
         <w:rPr>
           <w:rFonts w:hint="eastAsia"/>
         </w:rPr>
-        <w:t>像素级</w:t>
+        <w:t>微信小</w:t>
       </w:r>
       <w:proofErr w:type="gramEnd"/>
       <w:r>
         <w:rPr>
           <w:rFonts w:hint="eastAsia"/>
         </w:rPr>
-        <w:t>的分割。它通过将区域卷积神经网络（</w:t>
-      </w:r>
-      <w:r>
-        <w:rPr>
-          <w:rFonts w:hint="eastAsia"/>
-        </w:rPr>
-        <w:t>R-CNN</w:t>
-      </w:r>
-      <w:r>
-        <w:rPr>
-          <w:rFonts w:hint="eastAsia"/>
-        </w:rPr>
-        <w:t>）的框架扩展为</w:t>
-      </w:r>
-      <w:proofErr w:type="gramStart"/>
-      <w:r>
-        <w:rPr>
-          <w:rFonts w:hint="eastAsia"/>
-        </w:rPr>
-        <w:t>多任务损失函数</w:t>
-      </w:r>
-      <w:proofErr w:type="gramEnd"/>
-      <w:r>
-        <w:rPr>
-          <w:rFonts w:hint="eastAsia"/>
-        </w:rPr>
-        <w:t>，结合边界框回归、类别分类和</w:t>
-      </w:r>
-      <w:proofErr w:type="gramStart"/>
-      <w:r>
-        <w:rPr>
-          <w:rFonts w:hint="eastAsia"/>
-        </w:rPr>
-        <w:t>像素级掩码</w:t>
-      </w:r>
-      <w:proofErr w:type="gramEnd"/>
-      <w:r>
-        <w:rPr>
-          <w:rFonts w:hint="eastAsia"/>
-        </w:rPr>
-        <w:t>预测。对于书脊分割任务，</w:t>
-      </w:r>
-      <w:r>
-        <w:rPr>
-          <w:rFonts w:hint="eastAsia"/>
-        </w:rPr>
-        <w:t>Mask R-CNN</w:t>
-      </w:r>
-      <w:r>
-        <w:rPr>
-          <w:rFonts w:hint="eastAsia"/>
-        </w:rPr>
-        <w:t>能够在检测书脊的同时生成每个书脊区域的掩码，因此它非常适合分割复杂场景中多个重叠的书脊。然而，</w:t>
-      </w:r>
-      <w:r>
-        <w:rPr>
-          <w:rFonts w:hint="eastAsia"/>
-        </w:rPr>
-        <w:t>Mask R-CNN</w:t>
-      </w:r>
-      <w:r>
-        <w:rPr>
-          <w:rFonts w:hint="eastAsia"/>
-        </w:rPr>
-        <w:t>的计算开销较大，需要较高的硬件支持。</w:t>
-      </w:r>
-    </w:p>
-    <w:p>
-      <w:pPr>
-        <w:ind w:firstLineChars="200" w:firstLine="480"/>
-        <w:rPr>
-          <w:rFonts w:hint="eastAsia"/>
-        </w:rPr>
-      </w:pPr>
-      <w:r>
-        <w:rPr>
-          <w:rFonts w:hint="eastAsia"/>
-        </w:rPr>
-        <w:t>近年来，基于</w:t>
-      </w:r>
-      <w:r>
-        <w:rPr>
-          <w:rFonts w:hint="eastAsia"/>
-        </w:rPr>
-        <w:t>Transformer</w:t>
-      </w:r>
-      <w:r>
-        <w:rPr>
-          <w:rFonts w:hint="eastAsia"/>
-        </w:rPr>
-        <w:t>架构的图像分割方法也逐渐被应用到书脊分割任务中。像</w:t>
-      </w:r>
-      <w:proofErr w:type="spellStart"/>
-      <w:r>
-        <w:rPr>
-          <w:rFonts w:hint="eastAsia"/>
-        </w:rPr>
-        <w:t>Segmenter</w:t>
-      </w:r>
-      <w:proofErr w:type="spellEnd"/>
-      <w:r>
-        <w:rPr>
-          <w:rFonts w:hint="eastAsia"/>
-        </w:rPr>
-        <w:t>、</w:t>
-      </w:r>
-      <w:r>
-        <w:rPr>
-          <w:rFonts w:hint="eastAsia"/>
-        </w:rPr>
-        <w:t>Swin Transformer</w:t>
-      </w:r>
-      <w:r>
-        <w:rPr>
-          <w:rFonts w:hint="eastAsia"/>
-        </w:rPr>
-        <w:t>等方法利用自注意力机制捕捉图像中远距离依赖关系，能够更好地处理复杂背景下的书脊分割问题。这些方法具有较强的全局信息捕捉能力，尤其在处理大型图书馆书架上排列不规则、光照不均匀的书脊时表现出色。</w:t>
-      </w:r>
-    </w:p>
-    <w:p>
-      <w:pPr>
-        <w:ind w:firstLineChars="200" w:firstLine="480"/>
-        <w:rPr>
-          <w:rFonts w:hint="eastAsia"/>
-        </w:rPr>
-      </w:pPr>
-      <w:r>
-        <w:rPr>
-          <w:rFonts w:hint="eastAsia"/>
-        </w:rPr>
-        <w:t>在本研究中，采用了</w:t>
-      </w:r>
-      <w:r>
-        <w:rPr>
-          <w:rFonts w:hint="eastAsia"/>
-        </w:rPr>
-        <w:t>YOLOv8</w:t>
-      </w:r>
-      <w:r>
-        <w:rPr>
-          <w:rFonts w:hint="eastAsia"/>
-        </w:rPr>
-        <w:t>结合</w:t>
-      </w:r>
-      <w:r>
-        <w:rPr>
-          <w:rFonts w:hint="eastAsia"/>
-        </w:rPr>
-        <w:t>CBAM</w:t>
-      </w:r>
-      <w:r>
-        <w:rPr>
-          <w:rFonts w:hint="eastAsia"/>
-        </w:rPr>
-        <w:t>注意力机制来进行书脊分割。</w:t>
-      </w:r>
-      <w:r>
-        <w:rPr>
-          <w:rFonts w:hint="eastAsia"/>
-        </w:rPr>
-        <w:t>YOLOv8</w:t>
-      </w:r>
-      <w:r>
-        <w:rPr>
-          <w:rFonts w:hint="eastAsia"/>
-        </w:rPr>
-        <w:t>是一种基于深度学习的实时目标检测算法，其结合了目标检测和分割能力，能够在单次推理中同时检测书脊区域并生成对应的分割掩码。通过引入</w:t>
-      </w:r>
-      <w:r>
-        <w:rPr>
-          <w:rFonts w:hint="eastAsia"/>
-        </w:rPr>
-        <w:t>CBAM</w:t>
-      </w:r>
-      <w:r>
-        <w:rPr>
-          <w:rFonts w:hint="eastAsia"/>
-        </w:rPr>
-        <w:t>（</w:t>
-      </w:r>
-      <w:r>
-        <w:rPr>
-          <w:rFonts w:hint="eastAsia"/>
-        </w:rPr>
-        <w:t>Convolutional Block Attention Module</w:t>
-      </w:r>
-      <w:r>
-        <w:rPr>
-          <w:rFonts w:hint="eastAsia"/>
-        </w:rPr>
-        <w:t>）注意力机制，增强了模型</w:t>
-      </w:r>
-      <w:proofErr w:type="gramStart"/>
-      <w:r>
-        <w:rPr>
-          <w:rFonts w:hint="eastAsia"/>
-        </w:rPr>
-        <w:t>对重要</w:t>
-      </w:r>
-      <w:proofErr w:type="gramEnd"/>
+        <w:t>程序介绍</w:t>
+      </w:r>
+      <w:bookmarkEnd w:id="19"/>
+    </w:p>
+    <w:p/>
+    <w:p>
+      <w:pPr>
+        <w:pStyle w:val="2"/>
+        <w:rPr>
+          <w:rFonts w:hint="eastAsia"/>
+        </w:rPr>
+      </w:pPr>
+      <w:bookmarkStart w:id="20" w:name="_Toc175927038"/>
+      <w:r>
+        <w:rPr>
+          <w:rFonts w:hint="eastAsia"/>
+        </w:rPr>
+        <w:t xml:space="preserve">5.2 </w:t>
+      </w:r>
+      <w:r>
+        <w:rPr>
+          <w:rFonts w:hint="eastAsia"/>
+        </w:rPr>
+        <w:t>系统原理及功能介绍</w:t>
+      </w:r>
+      <w:bookmarkEnd w:id="20"/>
+    </w:p>
+    <w:p/>
+    <w:p>
+      <w:pPr>
+        <w:pStyle w:val="2"/>
+        <w:rPr>
+          <w:rFonts w:hint="eastAsia"/>
+        </w:rPr>
+      </w:pPr>
+      <w:bookmarkStart w:id="21" w:name="_Toc175927039"/>
       <w:r>
         <w:rPr>
           <w:rFonts w:hint="eastAsia"/>
         </w:rPr>
         <w:lastRenderedPageBreak/>
-        <w:t>特征的关注能力，特别是在背景复杂和光照条件变化较大的场景中提高了分割的准确性和鲁棒性。</w:t>
-      </w:r>
-      <w:r>
-        <w:rPr>
-          <w:rFonts w:hint="eastAsia"/>
-        </w:rPr>
-        <w:t>YOLOv8</w:t>
-      </w:r>
-      <w:r>
-        <w:rPr>
-          <w:rFonts w:hint="eastAsia"/>
-        </w:rPr>
-        <w:t>的高效性和</w:t>
-      </w:r>
-      <w:r>
-        <w:rPr>
-          <w:rFonts w:hint="eastAsia"/>
-        </w:rPr>
-        <w:t>CBAM</w:t>
-      </w:r>
-      <w:r>
-        <w:rPr>
-          <w:rFonts w:hint="eastAsia"/>
-        </w:rPr>
-        <w:t>的注意力机制相结合，使得书脊分割的过程既快又精确，适合在实际场景中应用。</w:t>
-      </w:r>
-    </w:p>
-    <w:p>
-      <w:pPr>
-        <w:ind w:firstLineChars="200" w:firstLine="480"/>
-      </w:pPr>
-      <w:r>
-        <w:rPr>
-          <w:rFonts w:hint="eastAsia"/>
-        </w:rPr>
-        <w:t>综上所述，基于深度学习的图像分割算法在书脊分割任务中各有优势。</w:t>
-      </w:r>
-      <w:r>
-        <w:rPr>
-          <w:rFonts w:hint="eastAsia"/>
-        </w:rPr>
-        <w:t>FCN</w:t>
-      </w:r>
-      <w:r>
-        <w:rPr>
-          <w:rFonts w:hint="eastAsia"/>
-        </w:rPr>
-        <w:t>和</w:t>
-      </w:r>
-      <w:r>
-        <w:rPr>
-          <w:rFonts w:hint="eastAsia"/>
-        </w:rPr>
-        <w:t>U-Net</w:t>
-      </w:r>
-      <w:r>
-        <w:rPr>
-          <w:rFonts w:hint="eastAsia"/>
-        </w:rPr>
-        <w:t>适合初步的</w:t>
-      </w:r>
-      <w:proofErr w:type="gramStart"/>
-      <w:r>
-        <w:rPr>
-          <w:rFonts w:hint="eastAsia"/>
-        </w:rPr>
-        <w:t>像素级分割</w:t>
-      </w:r>
-      <w:proofErr w:type="gramEnd"/>
-      <w:r>
-        <w:rPr>
-          <w:rFonts w:hint="eastAsia"/>
-        </w:rPr>
-        <w:t>，</w:t>
-      </w:r>
-      <w:r>
-        <w:rPr>
-          <w:rFonts w:hint="eastAsia"/>
-        </w:rPr>
-        <w:t>Mask R-CNN</w:t>
-      </w:r>
-      <w:r>
-        <w:rPr>
-          <w:rFonts w:hint="eastAsia"/>
-        </w:rPr>
-        <w:t>提供了更精确的实例分割，而新兴的</w:t>
-      </w:r>
-      <w:r>
-        <w:rPr>
-          <w:rFonts w:hint="eastAsia"/>
-        </w:rPr>
-        <w:t>Transformer</w:t>
-      </w:r>
-      <w:r>
-        <w:rPr>
-          <w:rFonts w:hint="eastAsia"/>
-        </w:rPr>
-        <w:t>方法则展示了更强的全局特征捕捉能力。在本研究中，结合了</w:t>
-      </w:r>
-      <w:r>
-        <w:rPr>
-          <w:rFonts w:hint="eastAsia"/>
-        </w:rPr>
-        <w:t>YOLOv8</w:t>
-      </w:r>
-      <w:r>
-        <w:rPr>
-          <w:rFonts w:hint="eastAsia"/>
-        </w:rPr>
-        <w:t>的实时性和</w:t>
-      </w:r>
-      <w:r>
-        <w:rPr>
-          <w:rFonts w:hint="eastAsia"/>
-        </w:rPr>
-        <w:t>CBAM</w:t>
-      </w:r>
-      <w:r>
-        <w:rPr>
-          <w:rFonts w:hint="eastAsia"/>
-        </w:rPr>
-        <w:t>注意力机制，进一步提升了书脊分割在复杂场景中的性能。</w:t>
-      </w:r>
-    </w:p>
-    <w:p>
-      <w:pPr>
-        <w:pStyle w:val="2"/>
-        <w:rPr>
-          <w:rFonts w:hint="eastAsia"/>
-        </w:rPr>
-      </w:pPr>
-      <w:bookmarkStart w:id="8" w:name="_Toc175927026"/>
-      <w:r>
-        <w:rPr>
-          <w:rFonts w:hint="eastAsia"/>
-        </w:rPr>
-        <w:t xml:space="preserve">2.3 </w:t>
-      </w:r>
-      <w:r>
-        <w:rPr>
-          <w:rFonts w:ascii="黑体" w:hAnsi="黑体" w:hint="eastAsia"/>
-        </w:rPr>
-        <w:t>YOLO</w:t>
-      </w:r>
-      <w:r>
-        <w:rPr>
-          <w:rFonts w:hint="eastAsia"/>
-        </w:rPr>
-        <w:t>算法</w:t>
-      </w:r>
-      <w:r>
-        <w:rPr>
-          <w:rFonts w:hint="eastAsia"/>
-        </w:rPr>
-        <w:t>与注意力机制</w:t>
-      </w:r>
-      <w:bookmarkEnd w:id="8"/>
-    </w:p>
-    <w:p>
-      <w:pPr>
-        <w:pStyle w:val="a5"/>
-      </w:pPr>
-      <w:r>
-        <w:rPr>
-          <w:rFonts w:hint="eastAsia"/>
-        </w:rPr>
-        <w:t>2.3.1 YOLO</w:t>
-      </w:r>
-      <w:r>
-        <w:rPr>
-          <w:rFonts w:hint="eastAsia"/>
-        </w:rPr>
-        <w:t>算法</w:t>
-      </w:r>
-    </w:p>
-    <w:p>
-      <w:pPr>
-        <w:rPr>
-          <w:rFonts w:hint="eastAsia"/>
-        </w:rPr>
-      </w:pPr>
-    </w:p>
-    <w:p>
-      <w:pPr>
-        <w:pStyle w:val="a5"/>
-      </w:pPr>
-      <w:r>
-        <w:rPr>
-          <w:rFonts w:hint="eastAsia"/>
-        </w:rPr>
-        <w:t xml:space="preserve">2.3.2 </w:t>
-      </w:r>
-      <w:r>
-        <w:rPr>
-          <w:rFonts w:hint="eastAsia"/>
-        </w:rPr>
-        <w:t>注意力机制</w:t>
-      </w:r>
-    </w:p>
-    <w:p/>
-    <w:p>
-      <w:pPr>
-        <w:pStyle w:val="2"/>
-        <w:rPr>
-          <w:rFonts w:hint="eastAsia"/>
-        </w:rPr>
-      </w:pPr>
-      <w:bookmarkStart w:id="9" w:name="_Toc175927027"/>
-      <w:r>
-        <w:rPr>
-          <w:rFonts w:hint="eastAsia"/>
-        </w:rPr>
-        <w:t xml:space="preserve">2.4 </w:t>
-      </w:r>
-      <w:r>
-        <w:rPr>
-          <w:rFonts w:hint="eastAsia"/>
-        </w:rPr>
-        <w:t>本章小结</w:t>
-      </w:r>
-      <w:bookmarkEnd w:id="9"/>
-    </w:p>
-    <w:p/>
-    <w:p>
-      <w:pPr>
-        <w:pStyle w:val="1"/>
-      </w:pPr>
-      <w:bookmarkStart w:id="10" w:name="_Toc175927028"/>
-      <w:r>
-        <w:rPr>
-          <w:rFonts w:hint="eastAsia"/>
-        </w:rPr>
-        <w:t>第三章</w:t>
-      </w:r>
-      <w:r>
-        <w:rPr>
-          <w:rFonts w:hint="eastAsia"/>
-        </w:rPr>
-        <w:t xml:space="preserve"> </w:t>
-      </w:r>
-      <w:r>
-        <w:rPr>
-          <w:rFonts w:hint="eastAsia"/>
-        </w:rPr>
-        <w:t>数据与实验环境</w:t>
-      </w:r>
-      <w:bookmarkEnd w:id="10"/>
-    </w:p>
-    <w:p>
-      <w:pPr>
-        <w:pStyle w:val="2"/>
-        <w:rPr>
-          <w:rFonts w:hint="eastAsia"/>
-        </w:rPr>
-      </w:pPr>
-      <w:bookmarkStart w:id="11" w:name="_Toc175927029"/>
-      <w:r>
-        <w:rPr>
-          <w:rFonts w:hint="eastAsia"/>
-        </w:rPr>
-        <w:t xml:space="preserve">3.1 </w:t>
-      </w:r>
-      <w:r>
-        <w:rPr>
-          <w:rFonts w:hint="eastAsia"/>
-        </w:rPr>
-        <w:t>数据集的构建</w:t>
-      </w:r>
-      <w:bookmarkEnd w:id="11"/>
-    </w:p>
-    <w:p/>
-    <w:p>
-      <w:pPr>
-        <w:pStyle w:val="2"/>
-        <w:rPr>
-          <w:rFonts w:hint="eastAsia"/>
-        </w:rPr>
-      </w:pPr>
-      <w:bookmarkStart w:id="12" w:name="_Toc175927030"/>
-      <w:r>
-        <w:rPr>
-          <w:rFonts w:hint="eastAsia"/>
-        </w:rPr>
-        <w:t xml:space="preserve">3.2. </w:t>
-      </w:r>
-      <w:r>
-        <w:rPr>
-          <w:rFonts w:hint="eastAsia"/>
-        </w:rPr>
-        <w:t>软件介绍</w:t>
-      </w:r>
-      <w:bookmarkEnd w:id="12"/>
-    </w:p>
-    <w:p/>
-    <w:p>
-      <w:pPr>
-        <w:pStyle w:val="2"/>
-        <w:rPr>
-          <w:rFonts w:hint="eastAsia"/>
-        </w:rPr>
-      </w:pPr>
-      <w:bookmarkStart w:id="13" w:name="_Toc175927031"/>
-      <w:r>
-        <w:rPr>
-          <w:rFonts w:hint="eastAsia"/>
-        </w:rPr>
-        <w:lastRenderedPageBreak/>
-        <w:t>3.</w:t>
-      </w:r>
-      <w:r>
-        <w:rPr>
-          <w:rFonts w:hint="eastAsia"/>
-        </w:rPr>
-        <w:t>3</w:t>
-      </w:r>
-      <w:r>
-        <w:rPr>
-          <w:rFonts w:hint="eastAsia"/>
-        </w:rPr>
-        <w:t xml:space="preserve"> </w:t>
-      </w:r>
-      <w:r>
-        <w:rPr>
-          <w:rFonts w:hint="eastAsia"/>
-        </w:rPr>
-        <w:t>运行环境</w:t>
-      </w:r>
-      <w:bookmarkEnd w:id="13"/>
-    </w:p>
-    <w:p/>
-    <w:p>
-      <w:pPr>
-        <w:pStyle w:val="2"/>
-        <w:rPr>
-          <w:rFonts w:hint="eastAsia"/>
-        </w:rPr>
-      </w:pPr>
-      <w:bookmarkStart w:id="14" w:name="_Toc175927032"/>
-      <w:r>
-        <w:rPr>
-          <w:rFonts w:hint="eastAsia"/>
-        </w:rPr>
-        <w:t>3.</w:t>
-      </w:r>
-      <w:r>
-        <w:rPr>
-          <w:rFonts w:hint="eastAsia"/>
-        </w:rPr>
-        <w:t>4</w:t>
-      </w:r>
-      <w:r>
-        <w:rPr>
-          <w:rFonts w:hint="eastAsia"/>
-        </w:rPr>
-        <w:t xml:space="preserve"> </w:t>
-      </w:r>
-      <w:r>
-        <w:rPr>
-          <w:rFonts w:hint="eastAsia"/>
-        </w:rPr>
-        <w:t>本章小结</w:t>
-      </w:r>
-      <w:bookmarkEnd w:id="14"/>
-    </w:p>
-    <w:p/>
-    <w:p>
-      <w:pPr>
-        <w:pStyle w:val="1"/>
-      </w:pPr>
-      <w:bookmarkStart w:id="15" w:name="_Toc175927033"/>
-      <w:r>
-        <w:rPr>
-          <w:rFonts w:hint="eastAsia"/>
-        </w:rPr>
-        <w:t>第四章</w:t>
-      </w:r>
-      <w:r>
-        <w:rPr>
-          <w:rFonts w:hint="eastAsia"/>
-        </w:rPr>
-        <w:t xml:space="preserve"> </w:t>
-      </w:r>
-      <w:r>
-        <w:rPr>
-          <w:rFonts w:hint="eastAsia"/>
-        </w:rPr>
-        <w:t>系统设计</w:t>
-      </w:r>
-      <w:bookmarkEnd w:id="15"/>
-    </w:p>
-    <w:p>
-      <w:pPr>
-        <w:pStyle w:val="2"/>
-        <w:rPr>
-          <w:rFonts w:hint="eastAsia"/>
-        </w:rPr>
-      </w:pPr>
-      <w:bookmarkStart w:id="16" w:name="_Toc175927034"/>
-      <w:r>
-        <w:rPr>
-          <w:rFonts w:hint="eastAsia"/>
-        </w:rPr>
-        <w:t>4.</w:t>
-      </w:r>
-      <w:r>
-        <w:rPr>
-          <w:rFonts w:hint="eastAsia"/>
-        </w:rPr>
-        <w:t>1</w:t>
-      </w:r>
-      <w:r>
-        <w:rPr>
-          <w:rFonts w:hint="eastAsia"/>
-        </w:rPr>
-        <w:t xml:space="preserve"> </w:t>
-      </w:r>
-      <w:r>
-        <w:rPr>
-          <w:rFonts w:hint="eastAsia"/>
-        </w:rPr>
-        <w:t>系统功能设计与需求分析</w:t>
-      </w:r>
-      <w:bookmarkEnd w:id="16"/>
-    </w:p>
-    <w:p>
-      <w:pPr>
-        <w:pStyle w:val="a5"/>
-      </w:pPr>
-      <w:r>
-        <w:rPr>
-          <w:rFonts w:hint="eastAsia"/>
-        </w:rPr>
-        <w:t>4.</w:t>
-      </w:r>
-      <w:r>
-        <w:rPr>
-          <w:rFonts w:hint="eastAsia"/>
-        </w:rPr>
-        <w:t>1</w:t>
-      </w:r>
-      <w:r>
-        <w:rPr>
-          <w:rFonts w:hint="eastAsia"/>
-        </w:rPr>
-        <w:t xml:space="preserve">.1 </w:t>
-      </w:r>
-      <w:r>
-        <w:rPr>
-          <w:rFonts w:hint="eastAsia"/>
-        </w:rPr>
-        <w:t>系统需求分析</w:t>
-      </w:r>
-    </w:p>
-    <w:p/>
-    <w:p>
-      <w:pPr>
-        <w:pStyle w:val="a5"/>
-      </w:pPr>
-      <w:r>
-        <w:rPr>
-          <w:rFonts w:hint="eastAsia"/>
-        </w:rPr>
-        <w:t>4.</w:t>
-      </w:r>
-      <w:r>
-        <w:rPr>
-          <w:rFonts w:hint="eastAsia"/>
-        </w:rPr>
-        <w:t>1</w:t>
-      </w:r>
-      <w:r>
-        <w:rPr>
-          <w:rFonts w:hint="eastAsia"/>
-        </w:rPr>
-        <w:t xml:space="preserve">.2 </w:t>
-      </w:r>
-      <w:r>
-        <w:rPr>
-          <w:rFonts w:hint="eastAsia"/>
-        </w:rPr>
-        <w:t>非功能需求功能介绍</w:t>
-      </w:r>
-    </w:p>
-    <w:p/>
-    <w:p>
-      <w:pPr>
-        <w:pStyle w:val="a5"/>
-      </w:pPr>
-      <w:r>
-        <w:rPr>
-          <w:rFonts w:hint="eastAsia"/>
-        </w:rPr>
-        <w:t>4.</w:t>
-      </w:r>
-      <w:r>
-        <w:rPr>
-          <w:rFonts w:hint="eastAsia"/>
-        </w:rPr>
-        <w:t>1</w:t>
-      </w:r>
-      <w:r>
-        <w:rPr>
-          <w:rFonts w:hint="eastAsia"/>
-        </w:rPr>
-        <w:t xml:space="preserve">.3 </w:t>
-      </w:r>
-      <w:r>
-        <w:rPr>
-          <w:rFonts w:hint="eastAsia"/>
-        </w:rPr>
-        <w:t>系统功能介绍</w:t>
-      </w:r>
-    </w:p>
-    <w:p/>
-    <w:p>
-      <w:pPr>
-        <w:pStyle w:val="a5"/>
-      </w:pPr>
-      <w:r>
-        <w:rPr>
-          <w:rFonts w:hint="eastAsia"/>
-        </w:rPr>
-        <w:t>4.</w:t>
-      </w:r>
-      <w:r>
-        <w:rPr>
-          <w:rFonts w:hint="eastAsia"/>
-        </w:rPr>
-        <w:t>1</w:t>
-      </w:r>
-      <w:r>
-        <w:rPr>
-          <w:rFonts w:hint="eastAsia"/>
-        </w:rPr>
-        <w:t xml:space="preserve">.4 </w:t>
-      </w:r>
-      <w:r>
-        <w:rPr>
-          <w:rFonts w:hint="eastAsia"/>
-        </w:rPr>
-        <w:t>功能模块设计</w:t>
-      </w:r>
-    </w:p>
-    <w:p/>
-    <w:p>
-      <w:pPr>
-        <w:pStyle w:val="2"/>
-        <w:rPr>
-          <w:rFonts w:hint="eastAsia"/>
-        </w:rPr>
-      </w:pPr>
-      <w:bookmarkStart w:id="17" w:name="_Toc175927035"/>
-      <w:r>
-        <w:rPr>
-          <w:rFonts w:hint="eastAsia"/>
-        </w:rPr>
-        <w:t>4.</w:t>
-      </w:r>
-      <w:r>
-        <w:rPr>
-          <w:rFonts w:hint="eastAsia"/>
-        </w:rPr>
-        <w:t>2</w:t>
-      </w:r>
-      <w:r>
-        <w:rPr>
-          <w:rFonts w:hint="eastAsia"/>
-        </w:rPr>
-        <w:t xml:space="preserve"> </w:t>
-      </w:r>
-      <w:r>
-        <w:rPr>
-          <w:rFonts w:hint="eastAsia"/>
-        </w:rPr>
-        <w:t>本章小结</w:t>
-      </w:r>
-      <w:bookmarkEnd w:id="17"/>
-    </w:p>
-    <w:p/>
-    <w:p>
-      <w:pPr>
-        <w:pStyle w:val="1"/>
-      </w:pPr>
-      <w:bookmarkStart w:id="18" w:name="_Toc175927036"/>
-      <w:r>
-        <w:rPr>
-          <w:rFonts w:hint="eastAsia"/>
-        </w:rPr>
-        <w:t>第五章</w:t>
-      </w:r>
-      <w:r>
-        <w:rPr>
-          <w:rFonts w:hint="eastAsia"/>
-        </w:rPr>
-        <w:t xml:space="preserve"> </w:t>
-      </w:r>
-      <w:r>
-        <w:rPr>
-          <w:rFonts w:hint="eastAsia"/>
-        </w:rPr>
-        <w:t>系统实现</w:t>
-      </w:r>
-      <w:bookmarkEnd w:id="18"/>
-    </w:p>
-    <w:p>
-      <w:pPr>
-        <w:pStyle w:val="2"/>
-        <w:rPr>
-          <w:rFonts w:hint="eastAsia"/>
-        </w:rPr>
-      </w:pPr>
-      <w:bookmarkStart w:id="19" w:name="_Toc175927037"/>
-      <w:r>
-        <w:rPr>
-          <w:rFonts w:hint="eastAsia"/>
-        </w:rPr>
-        <w:t xml:space="preserve">5.1 </w:t>
-      </w:r>
-      <w:proofErr w:type="gramStart"/>
-      <w:r>
-        <w:rPr>
-          <w:rFonts w:hint="eastAsia"/>
-        </w:rPr>
-        <w:t>微信小</w:t>
-      </w:r>
-      <w:proofErr w:type="gramEnd"/>
-      <w:r>
-        <w:rPr>
-          <w:rFonts w:hint="eastAsia"/>
-        </w:rPr>
-        <w:t>程序介绍</w:t>
-      </w:r>
-      <w:bookmarkEnd w:id="19"/>
-    </w:p>
-    <w:p/>
-    <w:p>
-      <w:pPr>
-        <w:pStyle w:val="2"/>
-        <w:rPr>
-          <w:rFonts w:hint="eastAsia"/>
-        </w:rPr>
-      </w:pPr>
-      <w:bookmarkStart w:id="20" w:name="_Toc175927038"/>
-      <w:r>
-        <w:rPr>
-          <w:rFonts w:hint="eastAsia"/>
-        </w:rPr>
-        <w:lastRenderedPageBreak/>
-        <w:t xml:space="preserve">5.2 </w:t>
-      </w:r>
-      <w:r>
-        <w:rPr>
-          <w:rFonts w:hint="eastAsia"/>
-        </w:rPr>
-        <w:t>系统原理及功能介绍</w:t>
-      </w:r>
-      <w:bookmarkEnd w:id="20"/>
-    </w:p>
-    <w:p/>
-    <w:p>
-      <w:pPr>
-        <w:pStyle w:val="2"/>
-        <w:rPr>
-          <w:rFonts w:hint="eastAsia"/>
-        </w:rPr>
-      </w:pPr>
-      <w:bookmarkStart w:id="21" w:name="_Toc175927039"/>
-      <w:r>
-        <w:rPr>
-          <w:rFonts w:hint="eastAsia"/>
-        </w:rPr>
         <w:t xml:space="preserve">5.3 </w:t>
       </w:r>
       <w:r>
@@ -8128,7 +10148,7 @@
   <w:style w:type="paragraph" w:default="1" w:styleId="a">
     <w:name w:val="Normal"/>
     <w:qFormat/>
-    <w:rsid w:val="006F49AA"/>
+    <w:rsid w:val="00380A52"/>
     <w:pPr>
       <w:widowControl w:val="0"/>
       <w:spacing w:line="400" w:lineRule="exact"/>
@@ -8191,7 +10211,6 @@
   <w:style w:type="character" w:default="1" w:styleId="a0">
     <w:name w:val="Default Paragraph Font"/>
     <w:uiPriority w:val="1"/>
-    <w:semiHidden/>
     <w:unhideWhenUsed/>
   </w:style>
   <w:style w:type="table" w:default="1" w:styleId="a1">
@@ -8430,6 +10449,22 @@
       <w:color w:val="605E5C"/>
       <w:shd w:val="clear" w:color="auto" w:fill="E1DFDD"/>
     </w:rPr>
+  </w:style>
+  <w:style w:type="table" w:styleId="ad">
+    <w:name w:val="Table Grid"/>
+    <w:basedOn w:val="a1"/>
+    <w:uiPriority w:val="39"/>
+    <w:rsid w:val="00D72506"/>
+    <w:tblPr>
+      <w:tblBorders>
+        <w:top w:val="single" w:sz="4" w:space="0" w:color="auto"/>
+        <w:left w:val="single" w:sz="4" w:space="0" w:color="auto"/>
+        <w:bottom w:val="single" w:sz="4" w:space="0" w:color="auto"/>
+        <w:right w:val="single" w:sz="4" w:space="0" w:color="auto"/>
+        <w:insideH w:val="single" w:sz="4" w:space="0" w:color="auto"/>
+        <w:insideV w:val="single" w:sz="4" w:space="0" w:color="auto"/>
+      </w:tblBorders>
+    </w:tblPr>
   </w:style>
 </w:styles>
 </file>
